--- a/GraduationGuidance/논문 파일_20204077_유동균.docx
+++ b/GraduationGuidance/논문 파일_20204077_유동균.docx
@@ -1463,15 +1463,15 @@
     <w:p>
       <w:pPr>
         <w:rPr>
-          <w:rFonts w:ascii="신명조" w:eastAsia="신명조" w:hint="eastAsia"/>
-          <w:szCs w:val="20"/>
-        </w:rPr>
-      </w:pPr>
-    </w:p>
-    <w:p>
-      <w:pPr>
-        <w:rPr>
-          <w:rFonts w:ascii="신명조" w:eastAsia="신명조" w:hint="eastAsia"/>
+          <w:rFonts w:ascii="신명조" w:eastAsia="신명조"/>
+          <w:szCs w:val="20"/>
+        </w:rPr>
+      </w:pPr>
+    </w:p>
+    <w:p>
+      <w:pPr>
+        <w:rPr>
+          <w:rFonts w:ascii="신명조" w:eastAsia="신명조"/>
           <w:szCs w:val="20"/>
         </w:rPr>
       </w:pPr>
@@ -1553,6 +1553,2833 @@
         </w:rPr>
         <w:t>, 클라우드 네이티브</w:t>
       </w:r>
+    </w:p>
+    <w:p>
+      <w:pPr>
+        <w:jc w:val="center"/>
+        <w:rPr>
+          <w:rFonts w:ascii="신명조" w:eastAsia="신명조"/>
+          <w:b/>
+          <w:sz w:val="26"/>
+          <w:szCs w:val="26"/>
+        </w:rPr>
+      </w:pPr>
+      <w:r>
+        <w:rPr>
+          <w:rFonts w:ascii="신명조" w:eastAsia="신명조" w:hint="eastAsia"/>
+          <w:b/>
+          <w:sz w:val="26"/>
+          <w:szCs w:val="26"/>
+        </w:rPr>
+        <w:lastRenderedPageBreak/>
+        <w:t xml:space="preserve">차 </w:t>
+      </w:r>
+      <w:r>
+        <w:rPr>
+          <w:rFonts w:ascii="신명조" w:eastAsia="신명조"/>
+          <w:b/>
+          <w:sz w:val="26"/>
+          <w:szCs w:val="26"/>
+        </w:rPr>
+        <w:t xml:space="preserve">      </w:t>
+      </w:r>
+      <w:proofErr w:type="spellStart"/>
+      <w:r>
+        <w:rPr>
+          <w:rFonts w:ascii="신명조" w:eastAsia="신명조" w:hint="eastAsia"/>
+          <w:b/>
+          <w:sz w:val="26"/>
+          <w:szCs w:val="26"/>
+        </w:rPr>
+        <w:t>례</w:t>
+      </w:r>
+      <w:proofErr w:type="spellEnd"/>
+    </w:p>
+    <w:p>
+      <w:pPr>
+        <w:jc w:val="center"/>
+        <w:rPr>
+          <w:rFonts w:ascii="신명조" w:eastAsia="신명조"/>
+          <w:sz w:val="26"/>
+          <w:szCs w:val="26"/>
+        </w:rPr>
+      </w:pPr>
+    </w:p>
+    <w:p>
+      <w:pPr>
+        <w:rPr>
+          <w:rFonts w:ascii="신명조" w:eastAsia="신명조"/>
+          <w:bCs/>
+          <w:szCs w:val="20"/>
+          <w:lang w:val="ko-KR"/>
+        </w:rPr>
+      </w:pPr>
+      <w:proofErr w:type="gramStart"/>
+      <w:r>
+        <w:rPr>
+          <w:rFonts w:ascii="신명조" w:eastAsia="신명조" w:hint="eastAsia"/>
+          <w:b/>
+          <w:bCs/>
+          <w:szCs w:val="20"/>
+        </w:rPr>
+        <w:t>제 1</w:t>
+      </w:r>
+      <w:proofErr w:type="gramEnd"/>
+      <w:r>
+        <w:rPr>
+          <w:rFonts w:ascii="신명조" w:eastAsia="신명조" w:hint="eastAsia"/>
+          <w:b/>
+          <w:bCs/>
+          <w:szCs w:val="20"/>
+        </w:rPr>
+        <w:t xml:space="preserve"> 장 서   론 </w:t>
+      </w:r>
+      <w:r>
+        <w:rPr>
+          <w:rFonts w:ascii="신명조" w:eastAsia="신명조" w:hint="eastAsia"/>
+          <w:szCs w:val="20"/>
+        </w:rPr>
+        <w:ptab w:relativeTo="margin" w:alignment="right" w:leader="dot"/>
+      </w:r>
+      <w:r>
+        <w:rPr>
+          <w:rFonts w:ascii="신명조" w:eastAsia="신명조" w:hint="eastAsia"/>
+          <w:bCs/>
+          <w:szCs w:val="20"/>
+          <w:lang w:val="ko-KR"/>
+        </w:rPr>
+        <w:t>1</w:t>
+      </w:r>
+    </w:p>
+    <w:p>
+      <w:pPr>
+        <w:pStyle w:val="3"/>
+        <w:outlineLvl w:val="1"/>
+        <w:rPr>
+          <w:rFonts w:ascii="신명조" w:eastAsia="신명조" w:hint="eastAsia"/>
+          <w:sz w:val="20"/>
+          <w:szCs w:val="20"/>
+          <w:lang w:val="ko-KR"/>
+        </w:rPr>
+      </w:pPr>
+      <w:r>
+        <w:rPr>
+          <w:rFonts w:ascii="신명조" w:eastAsia="신명조" w:hint="eastAsia"/>
+          <w:sz w:val="20"/>
+          <w:szCs w:val="20"/>
+        </w:rPr>
+        <w:t>1</w:t>
+      </w:r>
+      <w:r>
+        <w:rPr>
+          <w:rFonts w:ascii="신명조" w:eastAsia="신명조" w:hint="eastAsia"/>
+          <w:sz w:val="20"/>
+          <w:szCs w:val="20"/>
+        </w:rPr>
+        <w:t>.1 연구</w:t>
+      </w:r>
+      <w:r>
+        <w:rPr>
+          <w:rFonts w:ascii="신명조" w:eastAsia="신명조" w:hint="eastAsia"/>
+          <w:sz w:val="20"/>
+          <w:szCs w:val="20"/>
+        </w:rPr>
+        <w:t xml:space="preserve"> 배경 및 목적</w:t>
+      </w:r>
+      <w:r>
+        <w:rPr>
+          <w:rFonts w:ascii="신명조" w:eastAsia="신명조" w:hint="eastAsia"/>
+          <w:sz w:val="20"/>
+          <w:szCs w:val="20"/>
+        </w:rPr>
+        <w:t xml:space="preserve"> </w:t>
+      </w:r>
+      <w:r>
+        <w:rPr>
+          <w:rFonts w:ascii="신명조" w:eastAsia="신명조" w:hint="eastAsia"/>
+          <w:sz w:val="20"/>
+          <w:szCs w:val="20"/>
+        </w:rPr>
+        <w:ptab w:relativeTo="margin" w:alignment="right" w:leader="dot"/>
+      </w:r>
+      <w:r>
+        <w:rPr>
+          <w:rFonts w:ascii="신명조" w:eastAsia="신명조" w:hint="eastAsia"/>
+          <w:sz w:val="20"/>
+          <w:szCs w:val="20"/>
+        </w:rPr>
+        <w:t>1</w:t>
+      </w:r>
+    </w:p>
+    <w:p>
+      <w:pPr>
+        <w:pStyle w:val="20"/>
+        <w:ind w:left="0"/>
+        <w:rPr>
+          <w:rFonts w:ascii="신명조" w:eastAsia="신명조"/>
+          <w:sz w:val="20"/>
+          <w:szCs w:val="20"/>
+        </w:rPr>
+      </w:pPr>
+      <w:proofErr w:type="gramStart"/>
+      <w:r>
+        <w:rPr>
+          <w:rFonts w:ascii="신명조" w:eastAsia="신명조" w:hint="eastAsia"/>
+          <w:b/>
+          <w:sz w:val="20"/>
+          <w:szCs w:val="20"/>
+        </w:rPr>
+        <w:t>제 2</w:t>
+      </w:r>
+      <w:proofErr w:type="gramEnd"/>
+      <w:r>
+        <w:rPr>
+          <w:rFonts w:ascii="신명조" w:eastAsia="신명조" w:hint="eastAsia"/>
+          <w:b/>
+          <w:sz w:val="20"/>
+          <w:szCs w:val="20"/>
+        </w:rPr>
+        <w:t xml:space="preserve"> 장 관련 기술 분석 </w:t>
+      </w:r>
+      <w:r>
+        <w:rPr>
+          <w:rFonts w:ascii="신명조" w:eastAsia="신명조" w:hint="eastAsia"/>
+          <w:sz w:val="20"/>
+          <w:szCs w:val="20"/>
+        </w:rPr>
+        <w:ptab w:relativeTo="margin" w:alignment="right" w:leader="dot"/>
+      </w:r>
+      <w:r>
+        <w:rPr>
+          <w:rFonts w:ascii="신명조" w:eastAsia="신명조" w:hint="eastAsia"/>
+          <w:sz w:val="20"/>
+          <w:szCs w:val="20"/>
+          <w:lang w:val="ko-KR"/>
+        </w:rPr>
+        <w:t>2</w:t>
+      </w:r>
+    </w:p>
+    <w:p>
+      <w:pPr>
+        <w:pStyle w:val="3"/>
+        <w:outlineLvl w:val="1"/>
+        <w:rPr>
+          <w:rFonts w:ascii="신명조" w:eastAsia="신명조"/>
+          <w:sz w:val="20"/>
+          <w:szCs w:val="20"/>
+          <w:lang w:val="ko-KR"/>
+        </w:rPr>
+      </w:pPr>
+      <w:r>
+        <w:rPr>
+          <w:rFonts w:ascii="신명조" w:eastAsia="신명조" w:hint="eastAsia"/>
+          <w:sz w:val="20"/>
+          <w:szCs w:val="20"/>
+        </w:rPr>
+        <w:t>2.1</w:t>
+      </w:r>
+      <w:r>
+        <w:rPr>
+          <w:rFonts w:ascii="신명조" w:eastAsia="신명조" w:hint="eastAsia"/>
+          <w:sz w:val="20"/>
+          <w:szCs w:val="20"/>
+        </w:rPr>
+        <w:t xml:space="preserve"> 클라우드 컴퓨팅</w:t>
+      </w:r>
+      <w:r>
+        <w:rPr>
+          <w:rFonts w:ascii="신명조" w:eastAsia="신명조" w:hint="eastAsia"/>
+          <w:sz w:val="20"/>
+          <w:szCs w:val="20"/>
+        </w:rPr>
+        <w:t xml:space="preserve"> </w:t>
+      </w:r>
+      <w:r>
+        <w:rPr>
+          <w:rFonts w:ascii="신명조" w:eastAsia="신명조" w:hint="eastAsia"/>
+          <w:sz w:val="20"/>
+          <w:szCs w:val="20"/>
+        </w:rPr>
+        <w:ptab w:relativeTo="margin" w:alignment="right" w:leader="dot"/>
+      </w:r>
+      <w:r>
+        <w:rPr>
+          <w:rFonts w:ascii="신명조" w:eastAsia="신명조" w:hint="eastAsia"/>
+          <w:sz w:val="20"/>
+          <w:szCs w:val="20"/>
+        </w:rPr>
+        <w:t>2</w:t>
+      </w:r>
+    </w:p>
+    <w:p>
+      <w:pPr>
+        <w:pStyle w:val="11"/>
+        <w:ind w:firstLine="800"/>
+        <w:rPr>
+          <w:rFonts w:ascii="신명조" w:eastAsia="신명조"/>
+          <w:sz w:val="20"/>
+          <w:szCs w:val="20"/>
+        </w:rPr>
+      </w:pPr>
+      <w:proofErr w:type="gramStart"/>
+      <w:r>
+        <w:rPr>
+          <w:rFonts w:ascii="신명조" w:eastAsia="신명조" w:hint="eastAsia"/>
+          <w:bCs/>
+          <w:sz w:val="20"/>
+          <w:szCs w:val="20"/>
+        </w:rPr>
+        <w:t xml:space="preserve">2.1.1 </w:t>
+      </w:r>
+      <w:bookmarkStart w:id="1" w:name="_Hlk195781003"/>
+      <w:r>
+        <w:rPr>
+          <w:rFonts w:ascii="신명조" w:eastAsia="신명조" w:hint="eastAsia"/>
+          <w:bCs/>
+          <w:sz w:val="20"/>
+          <w:szCs w:val="20"/>
+        </w:rPr>
+        <w:t>/</w:t>
+      </w:r>
+      <w:proofErr w:type="gramEnd"/>
+      <w:r>
+        <w:rPr>
+          <w:rFonts w:ascii="신명조" w:eastAsia="신명조" w:hint="eastAsia"/>
+          <w:bCs/>
+          <w:sz w:val="20"/>
+          <w:szCs w:val="20"/>
+        </w:rPr>
+        <w:t>/////</w:t>
+      </w:r>
+      <w:bookmarkEnd w:id="1"/>
+      <w:r>
+        <w:rPr>
+          <w:rFonts w:ascii="신명조" w:eastAsia="신명조" w:hint="eastAsia"/>
+          <w:sz w:val="20"/>
+          <w:szCs w:val="20"/>
+        </w:rPr>
+        <w:t xml:space="preserve"> </w:t>
+      </w:r>
+      <w:r>
+        <w:rPr>
+          <w:rFonts w:ascii="신명조" w:eastAsia="신명조" w:hint="eastAsia"/>
+          <w:sz w:val="20"/>
+          <w:szCs w:val="20"/>
+        </w:rPr>
+        <w:ptab w:relativeTo="margin" w:alignment="right" w:leader="dot"/>
+      </w:r>
+      <w:r>
+        <w:rPr>
+          <w:rFonts w:ascii="신명조" w:eastAsia="신명조" w:hint="eastAsia"/>
+          <w:b/>
+          <w:bCs/>
+          <w:sz w:val="20"/>
+          <w:szCs w:val="20"/>
+          <w:lang w:val="ko-KR"/>
+        </w:rPr>
+        <w:t>2</w:t>
+      </w:r>
+    </w:p>
+    <w:p>
+      <w:pPr>
+        <w:pStyle w:val="20"/>
+        <w:ind w:left="216" w:firstLineChars="100" w:firstLine="200"/>
+        <w:rPr>
+          <w:rFonts w:ascii="신명조" w:eastAsia="신명조"/>
+          <w:sz w:val="20"/>
+          <w:szCs w:val="20"/>
+        </w:rPr>
+      </w:pPr>
+      <w:r>
+        <w:rPr>
+          <w:rFonts w:ascii="신명조" w:eastAsia="신명조" w:hint="eastAsia"/>
+          <w:sz w:val="20"/>
+          <w:szCs w:val="20"/>
+        </w:rPr>
+        <w:t xml:space="preserve">2.2 </w:t>
+      </w:r>
+      <w:proofErr w:type="spellStart"/>
+      <w:r>
+        <w:rPr>
+          <w:rFonts w:ascii="신명조" w:eastAsia="신명조" w:hint="eastAsia"/>
+          <w:sz w:val="20"/>
+          <w:szCs w:val="20"/>
+        </w:rPr>
+        <w:t>마이크로서비스</w:t>
+      </w:r>
+      <w:proofErr w:type="spellEnd"/>
+      <w:r>
+        <w:rPr>
+          <w:rFonts w:ascii="신명조" w:eastAsia="신명조" w:hint="eastAsia"/>
+          <w:sz w:val="20"/>
+          <w:szCs w:val="20"/>
+        </w:rPr>
+        <w:t xml:space="preserve"> 아키텍처</w:t>
+      </w:r>
+      <w:r>
+        <w:rPr>
+          <w:rFonts w:ascii="신명조" w:eastAsia="신명조" w:hint="eastAsia"/>
+          <w:sz w:val="20"/>
+          <w:szCs w:val="20"/>
+        </w:rPr>
+        <w:t xml:space="preserve"> </w:t>
+      </w:r>
+      <w:r>
+        <w:rPr>
+          <w:rFonts w:ascii="신명조" w:eastAsia="신명조" w:hint="eastAsia"/>
+          <w:sz w:val="20"/>
+          <w:szCs w:val="20"/>
+        </w:rPr>
+        <w:ptab w:relativeTo="margin" w:alignment="right" w:leader="dot"/>
+      </w:r>
+      <w:r>
+        <w:rPr>
+          <w:rFonts w:ascii="신명조" w:eastAsia="신명조" w:hint="eastAsia"/>
+          <w:sz w:val="20"/>
+          <w:szCs w:val="20"/>
+          <w:lang w:val="ko-KR"/>
+        </w:rPr>
+        <w:t>2</w:t>
+      </w:r>
+    </w:p>
+    <w:p>
+      <w:pPr>
+        <w:pStyle w:val="3"/>
+        <w:ind w:left="446" w:firstLine="354"/>
+        <w:rPr>
+          <w:rFonts w:ascii="신명조" w:eastAsia="신명조"/>
+          <w:sz w:val="20"/>
+          <w:szCs w:val="20"/>
+        </w:rPr>
+      </w:pPr>
+      <w:r>
+        <w:rPr>
+          <w:rFonts w:ascii="신명조" w:eastAsia="신명조" w:hint="eastAsia"/>
+          <w:sz w:val="20"/>
+          <w:szCs w:val="20"/>
+        </w:rPr>
+        <w:t xml:space="preserve">2.2.1 </w:t>
+      </w:r>
+      <w:r>
+        <w:rPr>
+          <w:rFonts w:ascii="신명조" w:eastAsia="신명조" w:hint="eastAsia"/>
+          <w:bCs/>
+          <w:sz w:val="20"/>
+          <w:szCs w:val="20"/>
+        </w:rPr>
+        <w:t>//////</w:t>
+      </w:r>
+      <w:r>
+        <w:rPr>
+          <w:rFonts w:ascii="신명조" w:eastAsia="신명조" w:hint="eastAsia"/>
+          <w:sz w:val="20"/>
+          <w:szCs w:val="20"/>
+        </w:rPr>
+        <w:ptab w:relativeTo="margin" w:alignment="right" w:leader="dot"/>
+      </w:r>
+      <w:r>
+        <w:rPr>
+          <w:rFonts w:ascii="신명조" w:eastAsia="신명조" w:hint="eastAsia"/>
+          <w:sz w:val="20"/>
+          <w:szCs w:val="20"/>
+        </w:rPr>
+        <w:t>3</w:t>
+      </w:r>
+    </w:p>
+    <w:p>
+      <w:pPr>
+        <w:pStyle w:val="3"/>
+        <w:ind w:firstLine="360"/>
+        <w:rPr>
+          <w:rFonts w:ascii="신명조" w:eastAsia="신명조"/>
+          <w:sz w:val="20"/>
+          <w:szCs w:val="20"/>
+        </w:rPr>
+      </w:pPr>
+      <w:r>
+        <w:rPr>
+          <w:rFonts w:ascii="신명조" w:eastAsia="신명조" w:hint="eastAsia"/>
+          <w:sz w:val="20"/>
+          <w:szCs w:val="20"/>
+        </w:rPr>
+        <w:t>2.2.2</w:t>
+      </w:r>
+      <w:r>
+        <w:rPr>
+          <w:rFonts w:ascii="신명조" w:eastAsia="신명조" w:hint="eastAsia"/>
+          <w:sz w:val="20"/>
+          <w:szCs w:val="20"/>
+        </w:rPr>
+        <w:t xml:space="preserve"> </w:t>
+      </w:r>
+      <w:r>
+        <w:rPr>
+          <w:rFonts w:ascii="신명조" w:eastAsia="신명조" w:hint="eastAsia"/>
+          <w:bCs/>
+          <w:sz w:val="20"/>
+          <w:szCs w:val="20"/>
+        </w:rPr>
+        <w:t>//////</w:t>
+      </w:r>
+      <w:r>
+        <w:rPr>
+          <w:rFonts w:ascii="신명조" w:eastAsia="신명조" w:hint="eastAsia"/>
+          <w:sz w:val="20"/>
+          <w:szCs w:val="20"/>
+        </w:rPr>
+        <w:ptab w:relativeTo="margin" w:alignment="right" w:leader="dot"/>
+      </w:r>
+      <w:r>
+        <w:rPr>
+          <w:rFonts w:ascii="신명조" w:eastAsia="신명조" w:hint="eastAsia"/>
+          <w:sz w:val="20"/>
+          <w:szCs w:val="20"/>
+        </w:rPr>
+        <w:t>3</w:t>
+      </w:r>
+    </w:p>
+    <w:p>
+      <w:pPr>
+        <w:pStyle w:val="3"/>
+        <w:ind w:firstLine="360"/>
+        <w:rPr>
+          <w:rFonts w:ascii="신명조" w:eastAsia="신명조"/>
+          <w:sz w:val="20"/>
+          <w:szCs w:val="20"/>
+        </w:rPr>
+      </w:pPr>
+      <w:r>
+        <w:rPr>
+          <w:rFonts w:ascii="신명조" w:eastAsia="신명조" w:hint="eastAsia"/>
+          <w:sz w:val="20"/>
+          <w:szCs w:val="20"/>
+        </w:rPr>
+        <w:t>2.2.</w:t>
+      </w:r>
+      <w:proofErr w:type="gramStart"/>
+      <w:r>
+        <w:rPr>
+          <w:rFonts w:ascii="신명조" w:eastAsia="신명조" w:hint="eastAsia"/>
+          <w:sz w:val="20"/>
+          <w:szCs w:val="20"/>
+        </w:rPr>
+        <w:t>3</w:t>
+      </w:r>
+      <w:r>
+        <w:rPr>
+          <w:rFonts w:ascii="신명조" w:eastAsia="신명조" w:hint="eastAsia"/>
+          <w:sz w:val="20"/>
+          <w:szCs w:val="20"/>
+        </w:rPr>
+        <w:t xml:space="preserve"> </w:t>
+      </w:r>
+      <w:r>
+        <w:rPr>
+          <w:rFonts w:ascii="신명조" w:eastAsia="신명조" w:hint="eastAsia"/>
+          <w:bCs/>
+          <w:sz w:val="20"/>
+          <w:szCs w:val="20"/>
+        </w:rPr>
+        <w:t>//</w:t>
+      </w:r>
+      <w:proofErr w:type="gramEnd"/>
+      <w:r>
+        <w:rPr>
+          <w:rFonts w:ascii="신명조" w:eastAsia="신명조" w:hint="eastAsia"/>
+          <w:bCs/>
+          <w:sz w:val="20"/>
+          <w:szCs w:val="20"/>
+        </w:rPr>
+        <w:t>////</w:t>
+      </w:r>
+      <w:r>
+        <w:rPr>
+          <w:rFonts w:ascii="신명조" w:eastAsia="신명조"/>
+          <w:sz w:val="20"/>
+          <w:szCs w:val="20"/>
+        </w:rPr>
+        <w:t xml:space="preserve"> </w:t>
+      </w:r>
+      <w:r>
+        <w:rPr>
+          <w:rFonts w:ascii="신명조" w:eastAsia="신명조" w:hint="eastAsia"/>
+          <w:sz w:val="20"/>
+          <w:szCs w:val="20"/>
+        </w:rPr>
+        <w:ptab w:relativeTo="margin" w:alignment="right" w:leader="dot"/>
+      </w:r>
+      <w:r>
+        <w:rPr>
+          <w:rFonts w:ascii="신명조" w:eastAsia="신명조" w:hint="eastAsia"/>
+          <w:sz w:val="20"/>
+          <w:szCs w:val="20"/>
+        </w:rPr>
+        <w:t>3</w:t>
+      </w:r>
+    </w:p>
+    <w:p>
+      <w:pPr>
+        <w:pStyle w:val="3"/>
+        <w:rPr>
+          <w:rFonts w:ascii="신명조" w:eastAsia="신명조"/>
+          <w:sz w:val="20"/>
+          <w:szCs w:val="20"/>
+          <w:lang w:val="ko-KR"/>
+        </w:rPr>
+      </w:pPr>
+      <w:r>
+        <w:rPr>
+          <w:rFonts w:ascii="신명조" w:eastAsia="신명조" w:hint="eastAsia"/>
+          <w:sz w:val="20"/>
+          <w:szCs w:val="20"/>
+        </w:rPr>
+        <w:t>2.</w:t>
+      </w:r>
+      <w:r>
+        <w:rPr>
+          <w:rFonts w:ascii="신명조" w:eastAsia="신명조" w:hint="eastAsia"/>
+          <w:sz w:val="20"/>
+          <w:szCs w:val="20"/>
+        </w:rPr>
+        <w:t>3 관련 기술</w:t>
+      </w:r>
+      <w:r>
+        <w:rPr>
+          <w:rFonts w:ascii="신명조" w:eastAsia="신명조" w:hint="eastAsia"/>
+          <w:sz w:val="20"/>
+          <w:szCs w:val="20"/>
+        </w:rPr>
+        <w:t xml:space="preserve"> </w:t>
+      </w:r>
+      <w:r>
+        <w:rPr>
+          <w:rFonts w:ascii="신명조" w:eastAsia="신명조" w:hint="eastAsia"/>
+          <w:sz w:val="20"/>
+          <w:szCs w:val="20"/>
+        </w:rPr>
+        <w:ptab w:relativeTo="margin" w:alignment="right" w:leader="dot"/>
+      </w:r>
+      <w:r>
+        <w:rPr>
+          <w:rFonts w:ascii="신명조" w:eastAsia="신명조" w:hint="eastAsia"/>
+          <w:sz w:val="20"/>
+          <w:szCs w:val="20"/>
+          <w:lang w:val="ko-KR"/>
+        </w:rPr>
+        <w:t>2</w:t>
+      </w:r>
+    </w:p>
+    <w:p>
+      <w:pPr>
+        <w:rPr>
+          <w:rFonts w:hint="eastAsia"/>
+          <w:lang w:val="ko-KR"/>
+        </w:rPr>
+      </w:pPr>
+    </w:p>
+    <w:p>
+      <w:pPr>
+        <w:pStyle w:val="20"/>
+        <w:rPr>
+          <w:rFonts w:ascii="신명조" w:eastAsia="신명조"/>
+          <w:sz w:val="20"/>
+          <w:szCs w:val="20"/>
+          <w:lang w:val="ko-KR"/>
+        </w:rPr>
+      </w:pPr>
+      <w:proofErr w:type="gramStart"/>
+      <w:r>
+        <w:rPr>
+          <w:rFonts w:ascii="신명조" w:eastAsia="신명조" w:hint="eastAsia"/>
+          <w:b/>
+          <w:sz w:val="20"/>
+          <w:szCs w:val="20"/>
+        </w:rPr>
+        <w:t>제</w:t>
+      </w:r>
+      <w:r>
+        <w:rPr>
+          <w:rFonts w:ascii="신명조" w:eastAsia="신명조" w:hint="eastAsia"/>
+          <w:b/>
+          <w:sz w:val="20"/>
+          <w:szCs w:val="20"/>
+        </w:rPr>
+        <w:t xml:space="preserve"> 3</w:t>
+      </w:r>
+      <w:proofErr w:type="gramEnd"/>
+      <w:r>
+        <w:rPr>
+          <w:rFonts w:ascii="신명조" w:eastAsia="신명조" w:hint="eastAsia"/>
+          <w:b/>
+          <w:sz w:val="20"/>
+          <w:szCs w:val="20"/>
+        </w:rPr>
+        <w:t xml:space="preserve"> 장 </w:t>
+      </w:r>
+      <w:r>
+        <w:rPr>
+          <w:rFonts w:ascii="신명조" w:eastAsia="신명조" w:hint="eastAsia"/>
+          <w:b/>
+          <w:sz w:val="20"/>
+          <w:szCs w:val="20"/>
+        </w:rPr>
+        <w:t>아키텍처의 설계 및 구현</w:t>
+      </w:r>
+      <w:r>
+        <w:rPr>
+          <w:rFonts w:ascii="신명조" w:eastAsia="신명조" w:hint="eastAsia"/>
+          <w:b/>
+          <w:sz w:val="20"/>
+          <w:szCs w:val="20"/>
+        </w:rPr>
+        <w:t xml:space="preserve"> </w:t>
+      </w:r>
+      <w:r>
+        <w:rPr>
+          <w:rFonts w:ascii="신명조" w:eastAsia="신명조" w:hint="eastAsia"/>
+          <w:sz w:val="20"/>
+          <w:szCs w:val="20"/>
+        </w:rPr>
+        <w:ptab w:relativeTo="margin" w:alignment="right" w:leader="dot"/>
+      </w:r>
+      <w:r>
+        <w:rPr>
+          <w:rFonts w:ascii="신명조" w:eastAsia="신명조" w:hint="eastAsia"/>
+          <w:sz w:val="20"/>
+          <w:szCs w:val="20"/>
+          <w:lang w:val="ko-KR"/>
+        </w:rPr>
+        <w:t>4</w:t>
+      </w:r>
+    </w:p>
+    <w:p>
+      <w:pPr>
+        <w:pStyle w:val="3"/>
+        <w:outlineLvl w:val="1"/>
+        <w:rPr>
+          <w:rFonts w:ascii="신명조" w:eastAsia="신명조"/>
+          <w:sz w:val="20"/>
+          <w:szCs w:val="20"/>
+        </w:rPr>
+      </w:pPr>
+      <w:proofErr w:type="gramStart"/>
+      <w:r>
+        <w:rPr>
+          <w:rFonts w:ascii="신명조" w:eastAsia="신명조" w:hint="eastAsia"/>
+          <w:sz w:val="20"/>
+          <w:szCs w:val="20"/>
+        </w:rPr>
+        <w:t>3</w:t>
+      </w:r>
+      <w:r>
+        <w:rPr>
+          <w:rFonts w:ascii="신명조" w:eastAsia="신명조" w:hint="eastAsia"/>
+          <w:sz w:val="20"/>
+          <w:szCs w:val="20"/>
+        </w:rPr>
+        <w:t>.1</w:t>
+      </w:r>
+      <w:r>
+        <w:rPr>
+          <w:rFonts w:ascii="신명조" w:eastAsia="신명조" w:hint="eastAsia"/>
+          <w:sz w:val="20"/>
+          <w:szCs w:val="20"/>
+        </w:rPr>
+        <w:t xml:space="preserve"> </w:t>
+      </w:r>
+      <w:r>
+        <w:rPr>
+          <w:rFonts w:ascii="신명조" w:eastAsia="신명조" w:hint="eastAsia"/>
+          <w:bCs/>
+          <w:sz w:val="20"/>
+          <w:szCs w:val="20"/>
+        </w:rPr>
+        <w:t>//</w:t>
+      </w:r>
+      <w:proofErr w:type="gramEnd"/>
+      <w:r>
+        <w:rPr>
+          <w:rFonts w:ascii="신명조" w:eastAsia="신명조" w:hint="eastAsia"/>
+          <w:bCs/>
+          <w:sz w:val="20"/>
+          <w:szCs w:val="20"/>
+        </w:rPr>
+        <w:t>////</w:t>
+      </w:r>
+      <w:r>
+        <w:rPr>
+          <w:rFonts w:ascii="신명조" w:eastAsia="신명조" w:hint="eastAsia"/>
+          <w:sz w:val="20"/>
+          <w:szCs w:val="20"/>
+        </w:rPr>
+        <w:t xml:space="preserve"> </w:t>
+      </w:r>
+      <w:r>
+        <w:rPr>
+          <w:rFonts w:ascii="신명조" w:eastAsia="신명조" w:hint="eastAsia"/>
+          <w:sz w:val="20"/>
+          <w:szCs w:val="20"/>
+        </w:rPr>
+        <w:ptab w:relativeTo="margin" w:alignment="right" w:leader="dot"/>
+      </w:r>
+      <w:r>
+        <w:rPr>
+          <w:rFonts w:ascii="신명조" w:eastAsia="신명조"/>
+          <w:sz w:val="20"/>
+          <w:szCs w:val="20"/>
+        </w:rPr>
+        <w:t>4</w:t>
+      </w:r>
+    </w:p>
+    <w:p>
+      <w:pPr>
+        <w:pStyle w:val="3"/>
+        <w:outlineLvl w:val="1"/>
+        <w:rPr>
+          <w:rFonts w:ascii="신명조" w:eastAsia="신명조"/>
+          <w:sz w:val="20"/>
+          <w:szCs w:val="20"/>
+        </w:rPr>
+      </w:pPr>
+      <w:proofErr w:type="gramStart"/>
+      <w:r>
+        <w:rPr>
+          <w:rFonts w:ascii="신명조" w:eastAsia="신명조" w:hint="eastAsia"/>
+          <w:sz w:val="20"/>
+          <w:szCs w:val="20"/>
+        </w:rPr>
+        <w:t>3.2</w:t>
+      </w:r>
+      <w:r>
+        <w:rPr>
+          <w:rFonts w:ascii="신명조" w:eastAsia="신명조" w:hint="eastAsia"/>
+          <w:sz w:val="20"/>
+          <w:szCs w:val="20"/>
+        </w:rPr>
+        <w:t xml:space="preserve"> </w:t>
+      </w:r>
+      <w:r>
+        <w:rPr>
+          <w:rFonts w:ascii="신명조" w:eastAsia="신명조" w:hint="eastAsia"/>
+          <w:bCs/>
+          <w:sz w:val="20"/>
+          <w:szCs w:val="20"/>
+        </w:rPr>
+        <w:t>//</w:t>
+      </w:r>
+      <w:proofErr w:type="gramEnd"/>
+      <w:r>
+        <w:rPr>
+          <w:rFonts w:ascii="신명조" w:eastAsia="신명조" w:hint="eastAsia"/>
+          <w:bCs/>
+          <w:sz w:val="20"/>
+          <w:szCs w:val="20"/>
+        </w:rPr>
+        <w:t>////</w:t>
+      </w:r>
+      <w:r>
+        <w:rPr>
+          <w:rFonts w:ascii="신명조" w:eastAsia="신명조" w:hint="eastAsia"/>
+          <w:sz w:val="20"/>
+          <w:szCs w:val="20"/>
+        </w:rPr>
+        <w:t xml:space="preserve"> </w:t>
+      </w:r>
+      <w:r>
+        <w:rPr>
+          <w:rFonts w:ascii="신명조" w:eastAsia="신명조" w:hint="eastAsia"/>
+          <w:sz w:val="20"/>
+          <w:szCs w:val="20"/>
+        </w:rPr>
+        <w:ptab w:relativeTo="margin" w:alignment="right" w:leader="dot"/>
+      </w:r>
+      <w:r>
+        <w:rPr>
+          <w:rFonts w:ascii="신명조" w:eastAsia="신명조"/>
+          <w:sz w:val="20"/>
+          <w:szCs w:val="20"/>
+        </w:rPr>
+        <w:t>4</w:t>
+      </w:r>
+    </w:p>
+    <w:p>
+      <w:pPr>
+        <w:pStyle w:val="3"/>
+        <w:ind w:firstLine="360"/>
+        <w:outlineLvl w:val="1"/>
+        <w:rPr>
+          <w:rFonts w:ascii="신명조" w:eastAsia="신명조"/>
+          <w:sz w:val="20"/>
+          <w:szCs w:val="20"/>
+          <w:lang w:val="ko-KR"/>
+        </w:rPr>
+      </w:pPr>
+      <w:r>
+        <w:rPr>
+          <w:rFonts w:ascii="신명조" w:eastAsia="신명조" w:hint="eastAsia"/>
+          <w:sz w:val="20"/>
+          <w:szCs w:val="20"/>
+        </w:rPr>
+        <w:t>3.2.1</w:t>
+      </w:r>
+      <w:r>
+        <w:rPr>
+          <w:rFonts w:ascii="신명조" w:eastAsia="신명조" w:hint="eastAsia"/>
+          <w:sz w:val="20"/>
+          <w:szCs w:val="20"/>
+        </w:rPr>
+        <w:t xml:space="preserve"> </w:t>
+      </w:r>
+      <w:r>
+        <w:rPr>
+          <w:rFonts w:ascii="신명조" w:eastAsia="신명조" w:hint="eastAsia"/>
+          <w:bCs/>
+          <w:sz w:val="20"/>
+          <w:szCs w:val="20"/>
+        </w:rPr>
+        <w:t>//////</w:t>
+      </w:r>
+      <w:r>
+        <w:rPr>
+          <w:rFonts w:ascii="신명조" w:eastAsia="신명조" w:hint="eastAsia"/>
+          <w:sz w:val="20"/>
+          <w:szCs w:val="20"/>
+        </w:rPr>
+        <w:ptab w:relativeTo="margin" w:alignment="right" w:leader="dot"/>
+      </w:r>
+      <w:r>
+        <w:rPr>
+          <w:rFonts w:ascii="신명조" w:eastAsia="신명조"/>
+          <w:sz w:val="20"/>
+          <w:szCs w:val="20"/>
+        </w:rPr>
+        <w:t>4</w:t>
+      </w:r>
+    </w:p>
+    <w:p>
+      <w:pPr>
+        <w:pStyle w:val="3"/>
+        <w:ind w:left="800"/>
+        <w:outlineLvl w:val="1"/>
+        <w:rPr>
+          <w:rFonts w:ascii="신명조" w:eastAsia="신명조"/>
+          <w:sz w:val="20"/>
+          <w:szCs w:val="20"/>
+          <w:lang w:val="ko-KR"/>
+        </w:rPr>
+      </w:pPr>
+      <w:r>
+        <w:rPr>
+          <w:rFonts w:ascii="신명조" w:eastAsia="신명조" w:hint="eastAsia"/>
+          <w:sz w:val="20"/>
+          <w:szCs w:val="20"/>
+        </w:rPr>
+        <w:t>3.2.2</w:t>
+      </w:r>
+      <w:r>
+        <w:rPr>
+          <w:rFonts w:ascii="신명조" w:eastAsia="신명조" w:hint="eastAsia"/>
+          <w:sz w:val="20"/>
+          <w:szCs w:val="20"/>
+        </w:rPr>
+        <w:t xml:space="preserve"> </w:t>
+      </w:r>
+      <w:r>
+        <w:rPr>
+          <w:rFonts w:ascii="신명조" w:eastAsia="신명조" w:hint="eastAsia"/>
+          <w:bCs/>
+          <w:sz w:val="20"/>
+          <w:szCs w:val="20"/>
+        </w:rPr>
+        <w:t>//////</w:t>
+      </w:r>
+      <w:r>
+        <w:rPr>
+          <w:rFonts w:ascii="신명조" w:eastAsia="신명조" w:hint="eastAsia"/>
+          <w:sz w:val="20"/>
+          <w:szCs w:val="20"/>
+        </w:rPr>
+        <w:ptab w:relativeTo="margin" w:alignment="right" w:leader="dot"/>
+      </w:r>
+      <w:r>
+        <w:rPr>
+          <w:rFonts w:ascii="신명조" w:eastAsia="신명조"/>
+          <w:sz w:val="20"/>
+          <w:szCs w:val="20"/>
+        </w:rPr>
+        <w:t>4</w:t>
+      </w:r>
+    </w:p>
+    <w:p>
+      <w:pPr>
+        <w:pStyle w:val="3"/>
+        <w:outlineLvl w:val="1"/>
+        <w:rPr>
+          <w:rFonts w:ascii="신명조" w:eastAsia="신명조"/>
+          <w:sz w:val="20"/>
+          <w:szCs w:val="20"/>
+        </w:rPr>
+      </w:pPr>
+      <w:r>
+        <w:rPr>
+          <w:rFonts w:ascii="신명조" w:eastAsia="신명조" w:hint="eastAsia"/>
+          <w:sz w:val="20"/>
+          <w:szCs w:val="20"/>
+        </w:rPr>
+        <w:t>3.3</w:t>
+      </w:r>
+      <w:r>
+        <w:rPr>
+          <w:rFonts w:ascii="신명조" w:eastAsia="신명조" w:hint="eastAsia"/>
+          <w:sz w:val="20"/>
+          <w:szCs w:val="20"/>
+        </w:rPr>
+        <w:t xml:space="preserve"> </w:t>
+      </w:r>
+      <w:r>
+        <w:rPr>
+          <w:rFonts w:ascii="신명조" w:eastAsia="신명조" w:hint="eastAsia"/>
+          <w:bCs/>
+          <w:sz w:val="20"/>
+          <w:szCs w:val="20"/>
+        </w:rPr>
+        <w:t>//////</w:t>
+      </w:r>
+      <w:r>
+        <w:rPr>
+          <w:rFonts w:ascii="신명조" w:eastAsia="신명조" w:hint="eastAsia"/>
+          <w:sz w:val="20"/>
+          <w:szCs w:val="20"/>
+        </w:rPr>
+        <w:t xml:space="preserve"> </w:t>
+      </w:r>
+      <w:r>
+        <w:rPr>
+          <w:rFonts w:ascii="신명조" w:eastAsia="신명조" w:hint="eastAsia"/>
+          <w:sz w:val="20"/>
+          <w:szCs w:val="20"/>
+        </w:rPr>
+        <w:ptab w:relativeTo="margin" w:alignment="right" w:leader="dot"/>
+      </w:r>
+      <w:r>
+        <w:rPr>
+          <w:rFonts w:ascii="신명조" w:eastAsia="신명조"/>
+          <w:sz w:val="20"/>
+          <w:szCs w:val="20"/>
+        </w:rPr>
+        <w:t>5</w:t>
+      </w:r>
+    </w:p>
+    <w:p>
+      <w:pPr>
+        <w:pStyle w:val="3"/>
+        <w:ind w:left="800"/>
+        <w:outlineLvl w:val="1"/>
+        <w:rPr>
+          <w:rFonts w:ascii="신명조" w:eastAsia="신명조"/>
+          <w:sz w:val="20"/>
+          <w:szCs w:val="20"/>
+          <w:lang w:val="ko-KR"/>
+        </w:rPr>
+      </w:pPr>
+      <w:r>
+        <w:rPr>
+          <w:rFonts w:ascii="신명조" w:eastAsia="신명조" w:hint="eastAsia"/>
+          <w:sz w:val="20"/>
+          <w:szCs w:val="20"/>
+        </w:rPr>
+        <w:t>3.3.1</w:t>
+      </w:r>
+      <w:r>
+        <w:rPr>
+          <w:rFonts w:ascii="신명조" w:eastAsia="신명조" w:hint="eastAsia"/>
+          <w:sz w:val="20"/>
+          <w:szCs w:val="20"/>
+        </w:rPr>
+        <w:t xml:space="preserve"> </w:t>
+      </w:r>
+      <w:r>
+        <w:rPr>
+          <w:rFonts w:ascii="신명조" w:eastAsia="신명조" w:hint="eastAsia"/>
+          <w:bCs/>
+          <w:sz w:val="20"/>
+          <w:szCs w:val="20"/>
+        </w:rPr>
+        <w:t>//////</w:t>
+      </w:r>
+      <w:r>
+        <w:rPr>
+          <w:rFonts w:ascii="신명조" w:eastAsia="신명조" w:hint="eastAsia"/>
+          <w:sz w:val="20"/>
+          <w:szCs w:val="20"/>
+        </w:rPr>
+        <w:ptab w:relativeTo="margin" w:alignment="right" w:leader="dot"/>
+      </w:r>
+      <w:r>
+        <w:rPr>
+          <w:rFonts w:ascii="신명조" w:eastAsia="신명조"/>
+          <w:sz w:val="20"/>
+          <w:szCs w:val="20"/>
+        </w:rPr>
+        <w:t>5</w:t>
+      </w:r>
+    </w:p>
+    <w:p>
+      <w:pPr>
+        <w:pStyle w:val="3"/>
+        <w:ind w:left="800"/>
+        <w:outlineLvl w:val="1"/>
+        <w:rPr>
+          <w:rFonts w:ascii="신명조" w:eastAsia="신명조"/>
+          <w:sz w:val="20"/>
+          <w:szCs w:val="20"/>
+          <w:lang w:val="ko-KR"/>
+        </w:rPr>
+      </w:pPr>
+      <w:r>
+        <w:rPr>
+          <w:rFonts w:ascii="신명조" w:eastAsia="신명조" w:hint="eastAsia"/>
+          <w:sz w:val="20"/>
+          <w:szCs w:val="20"/>
+        </w:rPr>
+        <w:t xml:space="preserve">3.3.2 </w:t>
+      </w:r>
+      <w:r>
+        <w:rPr>
+          <w:rFonts w:ascii="신명조" w:eastAsia="신명조" w:hint="eastAsia"/>
+          <w:bCs/>
+          <w:sz w:val="20"/>
+          <w:szCs w:val="20"/>
+        </w:rPr>
+        <w:t>//////</w:t>
+      </w:r>
+      <w:r>
+        <w:rPr>
+          <w:rFonts w:ascii="신명조" w:eastAsia="신명조" w:hint="eastAsia"/>
+          <w:sz w:val="20"/>
+          <w:szCs w:val="20"/>
+        </w:rPr>
+        <w:ptab w:relativeTo="margin" w:alignment="right" w:leader="dot"/>
+      </w:r>
+      <w:r>
+        <w:rPr>
+          <w:rFonts w:ascii="신명조" w:eastAsia="신명조"/>
+          <w:sz w:val="20"/>
+          <w:szCs w:val="20"/>
+        </w:rPr>
+        <w:t>5</w:t>
+      </w:r>
+    </w:p>
+    <w:p>
+      <w:pPr>
+        <w:pStyle w:val="3"/>
+        <w:ind w:left="800"/>
+        <w:outlineLvl w:val="1"/>
+        <w:rPr>
+          <w:rFonts w:ascii="신명조" w:eastAsia="신명조"/>
+          <w:sz w:val="20"/>
+          <w:szCs w:val="20"/>
+        </w:rPr>
+      </w:pPr>
+      <w:r>
+        <w:rPr>
+          <w:rFonts w:ascii="신명조" w:eastAsia="신명조" w:hint="eastAsia"/>
+          <w:sz w:val="20"/>
+          <w:szCs w:val="20"/>
+        </w:rPr>
+        <w:t xml:space="preserve">3.3.3 </w:t>
+      </w:r>
+      <w:r>
+        <w:rPr>
+          <w:rFonts w:ascii="신명조" w:eastAsia="신명조" w:hint="eastAsia"/>
+          <w:bCs/>
+          <w:sz w:val="20"/>
+          <w:szCs w:val="20"/>
+        </w:rPr>
+        <w:t>//////</w:t>
+      </w:r>
+      <w:r>
+        <w:rPr>
+          <w:rFonts w:ascii="신명조" w:eastAsia="신명조" w:hint="eastAsia"/>
+          <w:sz w:val="20"/>
+          <w:szCs w:val="20"/>
+        </w:rPr>
+        <w:ptab w:relativeTo="margin" w:alignment="right" w:leader="dot"/>
+      </w:r>
+      <w:r>
+        <w:rPr>
+          <w:rFonts w:ascii="신명조" w:eastAsia="신명조"/>
+          <w:sz w:val="20"/>
+          <w:szCs w:val="20"/>
+        </w:rPr>
+        <w:t>6</w:t>
+      </w:r>
+    </w:p>
+    <w:p>
+      <w:pPr>
+        <w:pStyle w:val="3"/>
+        <w:ind w:left="800"/>
+        <w:outlineLvl w:val="1"/>
+        <w:rPr>
+          <w:rFonts w:ascii="신명조" w:eastAsia="신명조"/>
+          <w:sz w:val="20"/>
+          <w:szCs w:val="20"/>
+        </w:rPr>
+      </w:pPr>
+      <w:r>
+        <w:rPr>
+          <w:rFonts w:ascii="신명조" w:eastAsia="신명조" w:hint="eastAsia"/>
+          <w:sz w:val="20"/>
+          <w:szCs w:val="20"/>
+        </w:rPr>
+        <w:t>3.3.4</w:t>
+      </w:r>
+      <w:r>
+        <w:rPr>
+          <w:rFonts w:ascii="신명조" w:eastAsia="신명조" w:hint="eastAsia"/>
+          <w:sz w:val="20"/>
+          <w:szCs w:val="20"/>
+        </w:rPr>
+        <w:t xml:space="preserve"> </w:t>
+      </w:r>
+      <w:r>
+        <w:rPr>
+          <w:rFonts w:ascii="신명조" w:eastAsia="신명조" w:hint="eastAsia"/>
+          <w:bCs/>
+          <w:sz w:val="20"/>
+          <w:szCs w:val="20"/>
+        </w:rPr>
+        <w:t>//////</w:t>
+      </w:r>
+      <w:r>
+        <w:rPr>
+          <w:rFonts w:ascii="신명조" w:eastAsia="신명조" w:hint="eastAsia"/>
+          <w:sz w:val="20"/>
+          <w:szCs w:val="20"/>
+        </w:rPr>
+        <w:ptab w:relativeTo="margin" w:alignment="right" w:leader="dot"/>
+      </w:r>
+      <w:r>
+        <w:rPr>
+          <w:rFonts w:ascii="신명조" w:eastAsia="신명조"/>
+          <w:sz w:val="20"/>
+          <w:szCs w:val="20"/>
+        </w:rPr>
+        <w:t>6</w:t>
+      </w:r>
+    </w:p>
+    <w:p>
+      <w:pPr>
+        <w:pStyle w:val="3"/>
+        <w:ind w:left="800"/>
+        <w:outlineLvl w:val="1"/>
+        <w:rPr>
+          <w:rFonts w:ascii="신명조" w:eastAsia="신명조"/>
+          <w:sz w:val="20"/>
+          <w:szCs w:val="20"/>
+          <w:lang w:val="ko-KR"/>
+        </w:rPr>
+      </w:pPr>
+      <w:r>
+        <w:rPr>
+          <w:rFonts w:ascii="신명조" w:eastAsia="신명조" w:hint="eastAsia"/>
+          <w:sz w:val="20"/>
+          <w:szCs w:val="20"/>
+        </w:rPr>
+        <w:t>3.3.5</w:t>
+      </w:r>
+      <w:r>
+        <w:rPr>
+          <w:rFonts w:ascii="신명조" w:eastAsia="신명조" w:hint="eastAsia"/>
+          <w:sz w:val="20"/>
+          <w:szCs w:val="20"/>
+        </w:rPr>
+        <w:t xml:space="preserve"> </w:t>
+      </w:r>
+      <w:r>
+        <w:rPr>
+          <w:rFonts w:ascii="신명조" w:eastAsia="신명조" w:hint="eastAsia"/>
+          <w:bCs/>
+          <w:sz w:val="20"/>
+          <w:szCs w:val="20"/>
+        </w:rPr>
+        <w:t>//////</w:t>
+      </w:r>
+      <w:r>
+        <w:rPr>
+          <w:rFonts w:ascii="신명조" w:eastAsia="신명조" w:hint="eastAsia"/>
+          <w:sz w:val="20"/>
+          <w:szCs w:val="20"/>
+        </w:rPr>
+        <w:ptab w:relativeTo="margin" w:alignment="right" w:leader="dot"/>
+      </w:r>
+      <w:r>
+        <w:rPr>
+          <w:rFonts w:ascii="신명조" w:eastAsia="신명조"/>
+          <w:sz w:val="20"/>
+          <w:szCs w:val="20"/>
+        </w:rPr>
+        <w:t>7</w:t>
+      </w:r>
+    </w:p>
+    <w:p>
+      <w:pPr>
+        <w:pStyle w:val="3"/>
+        <w:ind w:left="800"/>
+        <w:outlineLvl w:val="1"/>
+        <w:rPr>
+          <w:rFonts w:ascii="신명조" w:eastAsia="신명조"/>
+          <w:sz w:val="20"/>
+          <w:szCs w:val="20"/>
+        </w:rPr>
+      </w:pPr>
+      <w:r>
+        <w:rPr>
+          <w:rFonts w:ascii="신명조" w:eastAsia="신명조" w:hint="eastAsia"/>
+          <w:sz w:val="20"/>
+          <w:szCs w:val="20"/>
+        </w:rPr>
+        <w:t>3.3.6</w:t>
+      </w:r>
+      <w:r>
+        <w:rPr>
+          <w:rFonts w:ascii="신명조" w:eastAsia="신명조" w:hint="eastAsia"/>
+          <w:sz w:val="20"/>
+          <w:szCs w:val="20"/>
+        </w:rPr>
+        <w:t xml:space="preserve"> </w:t>
+      </w:r>
+      <w:r>
+        <w:rPr>
+          <w:rFonts w:ascii="신명조" w:eastAsia="신명조" w:hint="eastAsia"/>
+          <w:bCs/>
+          <w:sz w:val="20"/>
+          <w:szCs w:val="20"/>
+        </w:rPr>
+        <w:t>//////</w:t>
+      </w:r>
+      <w:r>
+        <w:rPr>
+          <w:rFonts w:ascii="신명조" w:eastAsia="신명조" w:hint="eastAsia"/>
+          <w:sz w:val="20"/>
+          <w:szCs w:val="20"/>
+        </w:rPr>
+        <w:ptab w:relativeTo="margin" w:alignment="right" w:leader="dot"/>
+      </w:r>
+      <w:r>
+        <w:rPr>
+          <w:rFonts w:ascii="신명조" w:eastAsia="신명조"/>
+          <w:sz w:val="20"/>
+          <w:szCs w:val="20"/>
+        </w:rPr>
+        <w:t>7</w:t>
+      </w:r>
+    </w:p>
+    <w:p>
+      <w:pPr>
+        <w:pStyle w:val="3"/>
+        <w:outlineLvl w:val="1"/>
+        <w:rPr>
+          <w:rFonts w:ascii="신명조" w:eastAsia="신명조"/>
+          <w:sz w:val="20"/>
+          <w:szCs w:val="20"/>
+        </w:rPr>
+      </w:pPr>
+      <w:r>
+        <w:rPr>
+          <w:rFonts w:ascii="신명조" w:eastAsia="신명조" w:hint="eastAsia"/>
+          <w:sz w:val="20"/>
+          <w:szCs w:val="20"/>
+        </w:rPr>
+        <w:t>3.4</w:t>
+      </w:r>
+      <w:r>
+        <w:rPr>
+          <w:rFonts w:ascii="신명조" w:eastAsia="신명조" w:hint="eastAsia"/>
+          <w:sz w:val="20"/>
+          <w:szCs w:val="20"/>
+        </w:rPr>
+        <w:t xml:space="preserve"> </w:t>
+      </w:r>
+      <w:r>
+        <w:rPr>
+          <w:rFonts w:ascii="신명조" w:eastAsia="신명조" w:hint="eastAsia"/>
+          <w:bCs/>
+          <w:sz w:val="20"/>
+          <w:szCs w:val="20"/>
+        </w:rPr>
+        <w:t>//////</w:t>
+      </w:r>
+      <w:r>
+        <w:rPr>
+          <w:rFonts w:ascii="신명조" w:eastAsia="신명조" w:hint="eastAsia"/>
+          <w:sz w:val="20"/>
+          <w:szCs w:val="20"/>
+        </w:rPr>
+        <w:t xml:space="preserve"> </w:t>
+      </w:r>
+      <w:r>
+        <w:rPr>
+          <w:rFonts w:ascii="신명조" w:eastAsia="신명조" w:hint="eastAsia"/>
+          <w:sz w:val="20"/>
+          <w:szCs w:val="20"/>
+        </w:rPr>
+        <w:ptab w:relativeTo="margin" w:alignment="right" w:leader="dot"/>
+      </w:r>
+      <w:r>
+        <w:rPr>
+          <w:rFonts w:ascii="신명조" w:eastAsia="신명조"/>
+          <w:sz w:val="20"/>
+          <w:szCs w:val="20"/>
+        </w:rPr>
+        <w:t>8</w:t>
+      </w:r>
+    </w:p>
+    <w:p>
+      <w:pPr>
+        <w:pStyle w:val="3"/>
+        <w:ind w:left="800"/>
+        <w:outlineLvl w:val="1"/>
+        <w:rPr>
+          <w:rFonts w:ascii="신명조" w:eastAsia="신명조"/>
+          <w:sz w:val="20"/>
+          <w:szCs w:val="20"/>
+        </w:rPr>
+      </w:pPr>
+      <w:r>
+        <w:rPr>
+          <w:rFonts w:ascii="신명조" w:eastAsia="신명조" w:hint="eastAsia"/>
+          <w:sz w:val="20"/>
+          <w:szCs w:val="20"/>
+        </w:rPr>
+        <w:t>3.4.1</w:t>
+      </w:r>
+      <w:r>
+        <w:rPr>
+          <w:rFonts w:ascii="신명조" w:eastAsia="신명조" w:hint="eastAsia"/>
+          <w:sz w:val="20"/>
+          <w:szCs w:val="20"/>
+        </w:rPr>
+        <w:t xml:space="preserve"> </w:t>
+      </w:r>
+      <w:r>
+        <w:rPr>
+          <w:rFonts w:ascii="신명조" w:eastAsia="신명조" w:hint="eastAsia"/>
+          <w:bCs/>
+          <w:sz w:val="20"/>
+          <w:szCs w:val="20"/>
+        </w:rPr>
+        <w:t>//////</w:t>
+      </w:r>
+      <w:r>
+        <w:rPr>
+          <w:rFonts w:ascii="신명조" w:eastAsia="신명조" w:hint="eastAsia"/>
+          <w:sz w:val="20"/>
+          <w:szCs w:val="20"/>
+        </w:rPr>
+        <w:ptab w:relativeTo="margin" w:alignment="right" w:leader="dot"/>
+      </w:r>
+      <w:r>
+        <w:rPr>
+          <w:rFonts w:ascii="신명조" w:eastAsia="신명조"/>
+          <w:sz w:val="20"/>
+          <w:szCs w:val="20"/>
+        </w:rPr>
+        <w:t>8</w:t>
+      </w:r>
+    </w:p>
+    <w:p>
+      <w:pPr>
+        <w:pStyle w:val="3"/>
+        <w:ind w:left="800"/>
+        <w:outlineLvl w:val="1"/>
+        <w:rPr>
+          <w:rFonts w:ascii="신명조" w:eastAsia="신명조"/>
+          <w:sz w:val="20"/>
+          <w:szCs w:val="20"/>
+          <w:lang w:val="ko-KR"/>
+        </w:rPr>
+      </w:pPr>
+      <w:r>
+        <w:rPr>
+          <w:rFonts w:ascii="신명조" w:eastAsia="신명조" w:hint="eastAsia"/>
+          <w:sz w:val="20"/>
+          <w:szCs w:val="20"/>
+        </w:rPr>
+        <w:t>3.4.2</w:t>
+      </w:r>
+      <w:r>
+        <w:rPr>
+          <w:rFonts w:ascii="신명조" w:eastAsia="신명조" w:hint="eastAsia"/>
+          <w:sz w:val="20"/>
+          <w:szCs w:val="20"/>
+        </w:rPr>
+        <w:t xml:space="preserve"> </w:t>
+      </w:r>
+      <w:r>
+        <w:rPr>
+          <w:rFonts w:ascii="신명조" w:eastAsia="신명조" w:hint="eastAsia"/>
+          <w:bCs/>
+          <w:sz w:val="20"/>
+          <w:szCs w:val="20"/>
+        </w:rPr>
+        <w:t>//////</w:t>
+      </w:r>
+      <w:r>
+        <w:rPr>
+          <w:rFonts w:ascii="신명조" w:eastAsia="신명조" w:hint="eastAsia"/>
+          <w:sz w:val="20"/>
+          <w:szCs w:val="20"/>
+        </w:rPr>
+        <w:ptab w:relativeTo="margin" w:alignment="right" w:leader="dot"/>
+      </w:r>
+      <w:r>
+        <w:rPr>
+          <w:rFonts w:ascii="신명조" w:eastAsia="신명조"/>
+          <w:sz w:val="20"/>
+          <w:szCs w:val="20"/>
+        </w:rPr>
+        <w:t>9</w:t>
+      </w:r>
+    </w:p>
+    <w:p>
+      <w:pPr>
+        <w:pStyle w:val="3"/>
+        <w:ind w:left="800" w:firstLineChars="100" w:firstLine="200"/>
+        <w:outlineLvl w:val="1"/>
+        <w:rPr>
+          <w:rFonts w:ascii="신명조" w:eastAsia="신명조"/>
+          <w:sz w:val="20"/>
+          <w:szCs w:val="20"/>
+        </w:rPr>
+      </w:pPr>
+      <w:r>
+        <w:rPr>
+          <w:rFonts w:ascii="신명조" w:eastAsia="신명조" w:hint="eastAsia"/>
+          <w:sz w:val="20"/>
+          <w:szCs w:val="20"/>
+        </w:rPr>
+        <w:t>3.4.2.1</w:t>
+      </w:r>
+      <w:r>
+        <w:rPr>
+          <w:rFonts w:ascii="신명조" w:eastAsia="신명조" w:hint="eastAsia"/>
+          <w:sz w:val="20"/>
+          <w:szCs w:val="20"/>
+        </w:rPr>
+        <w:t xml:space="preserve"> </w:t>
+      </w:r>
+      <w:r>
+        <w:rPr>
+          <w:rFonts w:ascii="신명조" w:eastAsia="신명조" w:hint="eastAsia"/>
+          <w:bCs/>
+          <w:sz w:val="20"/>
+          <w:szCs w:val="20"/>
+        </w:rPr>
+        <w:t>//////</w:t>
+      </w:r>
+      <w:r>
+        <w:rPr>
+          <w:rFonts w:ascii="신명조" w:eastAsia="신명조" w:hint="eastAsia"/>
+          <w:sz w:val="20"/>
+          <w:szCs w:val="20"/>
+        </w:rPr>
+        <w:ptab w:relativeTo="margin" w:alignment="right" w:leader="dot"/>
+      </w:r>
+      <w:r>
+        <w:rPr>
+          <w:rFonts w:ascii="신명조" w:eastAsia="신명조"/>
+          <w:sz w:val="20"/>
+          <w:szCs w:val="20"/>
+        </w:rPr>
+        <w:t>9</w:t>
+      </w:r>
+    </w:p>
+    <w:p>
+      <w:pPr>
+        <w:pStyle w:val="3"/>
+        <w:ind w:left="800" w:firstLineChars="100" w:firstLine="200"/>
+        <w:outlineLvl w:val="1"/>
+        <w:rPr>
+          <w:rFonts w:ascii="신명조" w:eastAsia="신명조"/>
+          <w:sz w:val="20"/>
+          <w:szCs w:val="20"/>
+        </w:rPr>
+      </w:pPr>
+      <w:r>
+        <w:rPr>
+          <w:rFonts w:ascii="신명조" w:eastAsia="신명조" w:hint="eastAsia"/>
+          <w:sz w:val="20"/>
+          <w:szCs w:val="20"/>
+        </w:rPr>
+        <w:lastRenderedPageBreak/>
+        <w:t>3.</w:t>
+      </w:r>
+      <w:r>
+        <w:rPr>
+          <w:rFonts w:ascii="신명조" w:eastAsia="신명조"/>
+          <w:sz w:val="20"/>
+          <w:szCs w:val="20"/>
+        </w:rPr>
+        <w:t>4.2.2</w:t>
+      </w:r>
+      <w:r>
+        <w:rPr>
+          <w:rFonts w:ascii="신명조" w:eastAsia="신명조" w:hint="eastAsia"/>
+          <w:sz w:val="20"/>
+          <w:szCs w:val="20"/>
+        </w:rPr>
+        <w:t xml:space="preserve"> </w:t>
+      </w:r>
+      <w:r>
+        <w:rPr>
+          <w:rFonts w:ascii="신명조" w:eastAsia="신명조" w:hint="eastAsia"/>
+          <w:bCs/>
+          <w:sz w:val="20"/>
+          <w:szCs w:val="20"/>
+        </w:rPr>
+        <w:t>//////</w:t>
+      </w:r>
+      <w:r>
+        <w:rPr>
+          <w:rFonts w:ascii="신명조" w:eastAsia="신명조" w:hint="eastAsia"/>
+          <w:sz w:val="20"/>
+          <w:szCs w:val="20"/>
+        </w:rPr>
+        <w:t xml:space="preserve"> </w:t>
+      </w:r>
+      <w:r>
+        <w:rPr>
+          <w:rFonts w:ascii="신명조" w:eastAsia="신명조" w:hint="eastAsia"/>
+          <w:sz w:val="20"/>
+          <w:szCs w:val="20"/>
+        </w:rPr>
+        <w:ptab w:relativeTo="margin" w:alignment="right" w:leader="dot"/>
+      </w:r>
+      <w:r>
+        <w:rPr>
+          <w:rFonts w:ascii="신명조" w:eastAsia="신명조"/>
+          <w:sz w:val="20"/>
+          <w:szCs w:val="20"/>
+        </w:rPr>
+        <w:t>11</w:t>
+      </w:r>
+    </w:p>
+    <w:p>
+      <w:pPr>
+        <w:pStyle w:val="3"/>
+        <w:ind w:left="800" w:firstLineChars="100" w:firstLine="200"/>
+        <w:outlineLvl w:val="1"/>
+        <w:rPr>
+          <w:rFonts w:ascii="신명조" w:eastAsia="신명조"/>
+          <w:sz w:val="20"/>
+          <w:szCs w:val="20"/>
+        </w:rPr>
+      </w:pPr>
+      <w:r>
+        <w:rPr>
+          <w:rFonts w:ascii="신명조" w:eastAsia="신명조" w:hint="eastAsia"/>
+          <w:sz w:val="20"/>
+          <w:szCs w:val="20"/>
+        </w:rPr>
+        <w:t>3.</w:t>
+      </w:r>
+      <w:r>
+        <w:rPr>
+          <w:rFonts w:ascii="신명조" w:eastAsia="신명조"/>
+          <w:sz w:val="20"/>
+          <w:szCs w:val="20"/>
+        </w:rPr>
+        <w:t>4.2.3</w:t>
+      </w:r>
+      <w:r>
+        <w:rPr>
+          <w:rFonts w:ascii="신명조" w:eastAsia="신명조" w:hint="eastAsia"/>
+          <w:sz w:val="20"/>
+          <w:szCs w:val="20"/>
+        </w:rPr>
+        <w:t xml:space="preserve"> </w:t>
+      </w:r>
+      <w:r>
+        <w:rPr>
+          <w:rFonts w:ascii="신명조" w:eastAsia="신명조" w:hint="eastAsia"/>
+          <w:bCs/>
+          <w:sz w:val="20"/>
+          <w:szCs w:val="20"/>
+        </w:rPr>
+        <w:t>//////</w:t>
+      </w:r>
+      <w:r>
+        <w:rPr>
+          <w:rFonts w:ascii="신명조" w:eastAsia="신명조" w:hint="eastAsia"/>
+          <w:bCs/>
+          <w:sz w:val="20"/>
+          <w:szCs w:val="20"/>
+        </w:rPr>
+        <w:t xml:space="preserve"> </w:t>
+      </w:r>
+      <w:r>
+        <w:rPr>
+          <w:rFonts w:ascii="신명조" w:eastAsia="신명조" w:hint="eastAsia"/>
+          <w:sz w:val="20"/>
+          <w:szCs w:val="20"/>
+        </w:rPr>
+        <w:ptab w:relativeTo="margin" w:alignment="right" w:leader="dot"/>
+      </w:r>
+      <w:r>
+        <w:rPr>
+          <w:rFonts w:ascii="신명조" w:eastAsia="신명조"/>
+          <w:sz w:val="20"/>
+          <w:szCs w:val="20"/>
+        </w:rPr>
+        <w:t>13</w:t>
+      </w:r>
+    </w:p>
+    <w:p>
+      <w:pPr>
+        <w:pStyle w:val="3"/>
+        <w:ind w:firstLineChars="100" w:firstLine="200"/>
+        <w:outlineLvl w:val="1"/>
+        <w:rPr>
+          <w:rFonts w:ascii="신명조" w:eastAsia="신명조"/>
+          <w:sz w:val="20"/>
+          <w:szCs w:val="20"/>
+        </w:rPr>
+      </w:pPr>
+      <w:r>
+        <w:rPr>
+          <w:rFonts w:ascii="신명조" w:eastAsia="신명조" w:hint="eastAsia"/>
+          <w:sz w:val="20"/>
+          <w:szCs w:val="20"/>
+        </w:rPr>
+        <w:t>3.</w:t>
+      </w:r>
+      <w:r>
+        <w:rPr>
+          <w:rFonts w:ascii="신명조" w:eastAsia="신명조"/>
+          <w:sz w:val="20"/>
+          <w:szCs w:val="20"/>
+        </w:rPr>
+        <w:t>4.3</w:t>
+      </w:r>
+      <w:r>
+        <w:rPr>
+          <w:rFonts w:ascii="신명조" w:eastAsia="신명조" w:hint="eastAsia"/>
+          <w:sz w:val="20"/>
+          <w:szCs w:val="20"/>
+        </w:rPr>
+        <w:t xml:space="preserve"> </w:t>
+      </w:r>
+      <w:r>
+        <w:rPr>
+          <w:rFonts w:ascii="신명조" w:eastAsia="신명조" w:hint="eastAsia"/>
+          <w:bCs/>
+          <w:sz w:val="20"/>
+          <w:szCs w:val="20"/>
+        </w:rPr>
+        <w:t>//////</w:t>
+      </w:r>
+      <w:r>
+        <w:rPr>
+          <w:rFonts w:ascii="신명조" w:eastAsia="신명조" w:hint="eastAsia"/>
+          <w:sz w:val="20"/>
+          <w:szCs w:val="20"/>
+        </w:rPr>
+        <w:t xml:space="preserve"> </w:t>
+      </w:r>
+      <w:r>
+        <w:rPr>
+          <w:rFonts w:ascii="신명조" w:eastAsia="신명조" w:hint="eastAsia"/>
+          <w:sz w:val="20"/>
+          <w:szCs w:val="20"/>
+        </w:rPr>
+        <w:ptab w:relativeTo="margin" w:alignment="right" w:leader="dot"/>
+      </w:r>
+      <w:r>
+        <w:rPr>
+          <w:rFonts w:ascii="신명조" w:eastAsia="신명조"/>
+          <w:sz w:val="20"/>
+          <w:szCs w:val="20"/>
+        </w:rPr>
+        <w:t>23</w:t>
+      </w:r>
+    </w:p>
+    <w:p>
+      <w:pPr>
+        <w:pStyle w:val="3"/>
+        <w:ind w:left="800" w:firstLineChars="100" w:firstLine="200"/>
+        <w:outlineLvl w:val="1"/>
+        <w:rPr>
+          <w:rFonts w:ascii="신명조" w:eastAsia="신명조"/>
+          <w:sz w:val="20"/>
+          <w:szCs w:val="20"/>
+        </w:rPr>
+      </w:pPr>
+      <w:r>
+        <w:rPr>
+          <w:rFonts w:ascii="신명조" w:eastAsia="신명조" w:hint="eastAsia"/>
+          <w:sz w:val="20"/>
+          <w:szCs w:val="20"/>
+        </w:rPr>
+        <w:t>3.</w:t>
+      </w:r>
+      <w:r>
+        <w:rPr>
+          <w:rFonts w:ascii="신명조" w:eastAsia="신명조"/>
+          <w:sz w:val="20"/>
+          <w:szCs w:val="20"/>
+        </w:rPr>
+        <w:t>4.3.1</w:t>
+      </w:r>
+      <w:r>
+        <w:rPr>
+          <w:rFonts w:ascii="신명조" w:eastAsia="신명조" w:hint="eastAsia"/>
+          <w:sz w:val="20"/>
+          <w:szCs w:val="20"/>
+        </w:rPr>
+        <w:t xml:space="preserve"> </w:t>
+      </w:r>
+      <w:r>
+        <w:rPr>
+          <w:rFonts w:ascii="신명조" w:eastAsia="신명조" w:hint="eastAsia"/>
+          <w:bCs/>
+          <w:sz w:val="20"/>
+          <w:szCs w:val="20"/>
+        </w:rPr>
+        <w:t>//////</w:t>
+      </w:r>
+      <w:r>
+        <w:rPr>
+          <w:rFonts w:ascii="신명조" w:eastAsia="신명조" w:hint="eastAsia"/>
+          <w:sz w:val="20"/>
+          <w:szCs w:val="20"/>
+        </w:rPr>
+        <w:ptab w:relativeTo="margin" w:alignment="right" w:leader="dot"/>
+      </w:r>
+      <w:r>
+        <w:rPr>
+          <w:rFonts w:ascii="신명조" w:eastAsia="신명조"/>
+          <w:sz w:val="20"/>
+          <w:szCs w:val="20"/>
+        </w:rPr>
+        <w:t>23</w:t>
+      </w:r>
+    </w:p>
+    <w:p>
+      <w:pPr>
+        <w:pStyle w:val="3"/>
+        <w:ind w:left="800" w:firstLineChars="100" w:firstLine="200"/>
+        <w:outlineLvl w:val="1"/>
+        <w:rPr>
+          <w:rFonts w:ascii="신명조" w:eastAsia="신명조"/>
+          <w:sz w:val="20"/>
+          <w:szCs w:val="20"/>
+        </w:rPr>
+      </w:pPr>
+      <w:r>
+        <w:rPr>
+          <w:rFonts w:ascii="신명조" w:eastAsia="신명조" w:hint="eastAsia"/>
+          <w:sz w:val="20"/>
+          <w:szCs w:val="20"/>
+        </w:rPr>
+        <w:t>3.</w:t>
+      </w:r>
+      <w:r>
+        <w:rPr>
+          <w:rFonts w:ascii="신명조" w:eastAsia="신명조"/>
+          <w:sz w:val="20"/>
+          <w:szCs w:val="20"/>
+        </w:rPr>
+        <w:t>4.3.2</w:t>
+      </w:r>
+      <w:r>
+        <w:rPr>
+          <w:rFonts w:ascii="신명조" w:eastAsia="신명조" w:hint="eastAsia"/>
+          <w:sz w:val="20"/>
+          <w:szCs w:val="20"/>
+        </w:rPr>
+        <w:t xml:space="preserve"> </w:t>
+      </w:r>
+      <w:r>
+        <w:rPr>
+          <w:rFonts w:ascii="신명조" w:eastAsia="신명조" w:hint="eastAsia"/>
+          <w:bCs/>
+          <w:sz w:val="20"/>
+          <w:szCs w:val="20"/>
+        </w:rPr>
+        <w:t>//////</w:t>
+      </w:r>
+      <w:r>
+        <w:rPr>
+          <w:rFonts w:ascii="신명조" w:eastAsia="신명조" w:hint="eastAsia"/>
+          <w:sz w:val="20"/>
+          <w:szCs w:val="20"/>
+        </w:rPr>
+        <w:t xml:space="preserve"> </w:t>
+      </w:r>
+      <w:r>
+        <w:rPr>
+          <w:rFonts w:ascii="신명조" w:eastAsia="신명조" w:hint="eastAsia"/>
+          <w:sz w:val="20"/>
+          <w:szCs w:val="20"/>
+        </w:rPr>
+        <w:ptab w:relativeTo="margin" w:alignment="right" w:leader="dot"/>
+      </w:r>
+      <w:r>
+        <w:rPr>
+          <w:rFonts w:ascii="신명조" w:eastAsia="신명조"/>
+          <w:sz w:val="20"/>
+          <w:szCs w:val="20"/>
+        </w:rPr>
+        <w:t>27</w:t>
+      </w:r>
+    </w:p>
+    <w:p>
+      <w:pPr>
+        <w:pStyle w:val="3"/>
+        <w:ind w:firstLineChars="100" w:firstLine="200"/>
+        <w:outlineLvl w:val="1"/>
+        <w:rPr>
+          <w:rFonts w:ascii="신명조" w:eastAsia="신명조"/>
+          <w:sz w:val="20"/>
+          <w:szCs w:val="20"/>
+        </w:rPr>
+      </w:pPr>
+      <w:r>
+        <w:rPr>
+          <w:rFonts w:ascii="신명조" w:eastAsia="신명조" w:hint="eastAsia"/>
+          <w:sz w:val="20"/>
+          <w:szCs w:val="20"/>
+        </w:rPr>
+        <w:t>3.</w:t>
+      </w:r>
+      <w:r>
+        <w:rPr>
+          <w:rFonts w:ascii="신명조" w:eastAsia="신명조"/>
+          <w:sz w:val="20"/>
+          <w:szCs w:val="20"/>
+        </w:rPr>
+        <w:t>4.4</w:t>
+      </w:r>
+      <w:r>
+        <w:rPr>
+          <w:rFonts w:ascii="신명조" w:eastAsia="신명조" w:hint="eastAsia"/>
+          <w:sz w:val="20"/>
+          <w:szCs w:val="20"/>
+        </w:rPr>
+        <w:t xml:space="preserve"> </w:t>
+      </w:r>
+      <w:r>
+        <w:rPr>
+          <w:rFonts w:ascii="신명조" w:eastAsia="신명조" w:hint="eastAsia"/>
+          <w:bCs/>
+          <w:sz w:val="20"/>
+          <w:szCs w:val="20"/>
+        </w:rPr>
+        <w:t>//////</w:t>
+      </w:r>
+      <w:r>
+        <w:rPr>
+          <w:rFonts w:ascii="신명조" w:eastAsia="신명조" w:hint="eastAsia"/>
+          <w:sz w:val="20"/>
+          <w:szCs w:val="20"/>
+        </w:rPr>
+        <w:t xml:space="preserve"> </w:t>
+      </w:r>
+      <w:r>
+        <w:rPr>
+          <w:rFonts w:ascii="신명조" w:eastAsia="신명조" w:hint="eastAsia"/>
+          <w:sz w:val="20"/>
+          <w:szCs w:val="20"/>
+        </w:rPr>
+        <w:ptab w:relativeTo="margin" w:alignment="right" w:leader="dot"/>
+      </w:r>
+      <w:r>
+        <w:rPr>
+          <w:rFonts w:ascii="신명조" w:eastAsia="신명조"/>
+          <w:sz w:val="20"/>
+          <w:szCs w:val="20"/>
+        </w:rPr>
+        <w:t>30</w:t>
+      </w:r>
+    </w:p>
+    <w:p>
+      <w:pPr>
+        <w:pStyle w:val="3"/>
+        <w:ind w:left="800" w:firstLineChars="100" w:firstLine="200"/>
+        <w:outlineLvl w:val="1"/>
+        <w:rPr>
+          <w:rFonts w:ascii="신명조" w:eastAsia="신명조"/>
+          <w:sz w:val="20"/>
+          <w:szCs w:val="20"/>
+          <w:lang w:val="ko-KR"/>
+        </w:rPr>
+      </w:pPr>
+      <w:proofErr w:type="gramStart"/>
+      <w:r>
+        <w:rPr>
+          <w:rFonts w:ascii="신명조" w:eastAsia="신명조" w:hint="eastAsia"/>
+          <w:sz w:val="20"/>
+          <w:szCs w:val="20"/>
+        </w:rPr>
+        <w:t>3.</w:t>
+      </w:r>
+      <w:r>
+        <w:rPr>
+          <w:rFonts w:ascii="신명조" w:eastAsia="신명조"/>
+          <w:sz w:val="20"/>
+          <w:szCs w:val="20"/>
+        </w:rPr>
+        <w:t>4.4.1</w:t>
+      </w:r>
+      <w:r>
+        <w:rPr>
+          <w:rFonts w:ascii="신명조" w:eastAsia="신명조" w:hint="eastAsia"/>
+          <w:sz w:val="20"/>
+          <w:szCs w:val="20"/>
+        </w:rPr>
+        <w:t xml:space="preserve"> </w:t>
+      </w:r>
+      <w:r>
+        <w:rPr>
+          <w:rFonts w:ascii="신명조" w:eastAsia="신명조" w:hint="eastAsia"/>
+          <w:sz w:val="20"/>
+          <w:szCs w:val="20"/>
+        </w:rPr>
+        <w:t xml:space="preserve"> </w:t>
+      </w:r>
+      <w:r>
+        <w:rPr>
+          <w:rFonts w:ascii="신명조" w:eastAsia="신명조" w:hint="eastAsia"/>
+          <w:bCs/>
+          <w:sz w:val="20"/>
+          <w:szCs w:val="20"/>
+        </w:rPr>
+        <w:t>/</w:t>
+      </w:r>
+      <w:proofErr w:type="gramEnd"/>
+      <w:r>
+        <w:rPr>
+          <w:rFonts w:ascii="신명조" w:eastAsia="신명조" w:hint="eastAsia"/>
+          <w:bCs/>
+          <w:sz w:val="20"/>
+          <w:szCs w:val="20"/>
+        </w:rPr>
+        <w:t>/////</w:t>
+      </w:r>
+      <w:r>
+        <w:rPr>
+          <w:rFonts w:ascii="신명조" w:eastAsia="신명조" w:hint="eastAsia"/>
+          <w:sz w:val="20"/>
+          <w:szCs w:val="20"/>
+        </w:rPr>
+        <w:ptab w:relativeTo="margin" w:alignment="right" w:leader="dot"/>
+      </w:r>
+      <w:r>
+        <w:rPr>
+          <w:rFonts w:ascii="신명조" w:eastAsia="신명조"/>
+          <w:sz w:val="20"/>
+          <w:szCs w:val="20"/>
+        </w:rPr>
+        <w:t>30</w:t>
+      </w:r>
+    </w:p>
+    <w:p>
+      <w:pPr>
+        <w:pStyle w:val="3"/>
+        <w:ind w:left="800" w:firstLineChars="100" w:firstLine="200"/>
+        <w:outlineLvl w:val="1"/>
+        <w:rPr>
+          <w:rFonts w:ascii="신명조" w:eastAsia="신명조"/>
+          <w:sz w:val="20"/>
+          <w:szCs w:val="20"/>
+          <w:lang w:val="ko-KR"/>
+        </w:rPr>
+      </w:pPr>
+      <w:proofErr w:type="gramStart"/>
+      <w:r>
+        <w:rPr>
+          <w:rFonts w:ascii="신명조" w:eastAsia="신명조" w:hint="eastAsia"/>
+          <w:sz w:val="20"/>
+          <w:szCs w:val="20"/>
+        </w:rPr>
+        <w:t>3.</w:t>
+      </w:r>
+      <w:r>
+        <w:rPr>
+          <w:rFonts w:ascii="신명조" w:eastAsia="신명조"/>
+          <w:sz w:val="20"/>
+          <w:szCs w:val="20"/>
+        </w:rPr>
+        <w:t>4.4.2</w:t>
+      </w:r>
+      <w:r>
+        <w:rPr>
+          <w:rFonts w:ascii="신명조" w:eastAsia="신명조" w:hint="eastAsia"/>
+          <w:sz w:val="20"/>
+          <w:szCs w:val="20"/>
+        </w:rPr>
+        <w:t xml:space="preserve"> </w:t>
+      </w:r>
+      <w:r>
+        <w:rPr>
+          <w:rFonts w:ascii="신명조" w:eastAsia="신명조" w:hint="eastAsia"/>
+          <w:sz w:val="20"/>
+          <w:szCs w:val="20"/>
+        </w:rPr>
+        <w:t xml:space="preserve"> </w:t>
+      </w:r>
+      <w:r>
+        <w:rPr>
+          <w:rFonts w:ascii="신명조" w:eastAsia="신명조" w:hint="eastAsia"/>
+          <w:bCs/>
+          <w:sz w:val="20"/>
+          <w:szCs w:val="20"/>
+        </w:rPr>
+        <w:t>/</w:t>
+      </w:r>
+      <w:proofErr w:type="gramEnd"/>
+      <w:r>
+        <w:rPr>
+          <w:rFonts w:ascii="신명조" w:eastAsia="신명조" w:hint="eastAsia"/>
+          <w:bCs/>
+          <w:sz w:val="20"/>
+          <w:szCs w:val="20"/>
+        </w:rPr>
+        <w:t>/////</w:t>
+      </w:r>
+      <w:r>
+        <w:rPr>
+          <w:rFonts w:ascii="신명조" w:eastAsia="신명조" w:hint="eastAsia"/>
+          <w:sz w:val="20"/>
+          <w:szCs w:val="20"/>
+        </w:rPr>
+        <w:t xml:space="preserve"> </w:t>
+      </w:r>
+      <w:r>
+        <w:rPr>
+          <w:rFonts w:ascii="신명조" w:eastAsia="신명조" w:hint="eastAsia"/>
+          <w:sz w:val="20"/>
+          <w:szCs w:val="20"/>
+        </w:rPr>
+        <w:ptab w:relativeTo="margin" w:alignment="right" w:leader="dot"/>
+      </w:r>
+      <w:r>
+        <w:rPr>
+          <w:rFonts w:ascii="신명조" w:eastAsia="신명조"/>
+          <w:sz w:val="20"/>
+          <w:szCs w:val="20"/>
+        </w:rPr>
+        <w:t>36</w:t>
+      </w:r>
+    </w:p>
+    <w:p>
+      <w:pPr>
+        <w:pStyle w:val="3"/>
+        <w:ind w:left="800" w:firstLineChars="100" w:firstLine="200"/>
+        <w:outlineLvl w:val="1"/>
+        <w:rPr>
+          <w:rFonts w:ascii="신명조" w:eastAsia="신명조"/>
+          <w:sz w:val="20"/>
+          <w:szCs w:val="20"/>
+        </w:rPr>
+      </w:pPr>
+      <w:r>
+        <w:rPr>
+          <w:rFonts w:ascii="신명조" w:eastAsia="신명조" w:hint="eastAsia"/>
+          <w:sz w:val="20"/>
+          <w:szCs w:val="20"/>
+        </w:rPr>
+        <w:t>3.</w:t>
+      </w:r>
+      <w:r>
+        <w:rPr>
+          <w:rFonts w:ascii="신명조" w:eastAsia="신명조"/>
+          <w:sz w:val="20"/>
+          <w:szCs w:val="20"/>
+        </w:rPr>
+        <w:t>4.</w:t>
+      </w:r>
+      <w:proofErr w:type="gramStart"/>
+      <w:r>
+        <w:rPr>
+          <w:rFonts w:ascii="신명조" w:eastAsia="신명조"/>
+          <w:sz w:val="20"/>
+          <w:szCs w:val="20"/>
+        </w:rPr>
+        <w:t>4.3</w:t>
+      </w:r>
+      <w:r>
+        <w:rPr>
+          <w:rFonts w:ascii="신명조" w:eastAsia="신명조" w:hint="eastAsia"/>
+          <w:sz w:val="20"/>
+          <w:szCs w:val="20"/>
+        </w:rPr>
+        <w:t xml:space="preserve"> </w:t>
+      </w:r>
+      <w:r>
+        <w:rPr>
+          <w:rFonts w:ascii="신명조" w:eastAsia="신명조" w:hint="eastAsia"/>
+          <w:bCs/>
+          <w:sz w:val="20"/>
+          <w:szCs w:val="20"/>
+        </w:rPr>
+        <w:t>//</w:t>
+      </w:r>
+      <w:proofErr w:type="gramEnd"/>
+      <w:r>
+        <w:rPr>
+          <w:rFonts w:ascii="신명조" w:eastAsia="신명조" w:hint="eastAsia"/>
+          <w:bCs/>
+          <w:sz w:val="20"/>
+          <w:szCs w:val="20"/>
+        </w:rPr>
+        <w:t>////</w:t>
+      </w:r>
+      <w:r>
+        <w:rPr>
+          <w:rFonts w:ascii="신명조" w:eastAsia="신명조" w:hint="eastAsia"/>
+          <w:sz w:val="20"/>
+          <w:szCs w:val="20"/>
+        </w:rPr>
+        <w:t xml:space="preserve"> </w:t>
+      </w:r>
+      <w:r>
+        <w:rPr>
+          <w:rFonts w:ascii="신명조" w:eastAsia="신명조" w:hint="eastAsia"/>
+          <w:sz w:val="20"/>
+          <w:szCs w:val="20"/>
+        </w:rPr>
+        <w:ptab w:relativeTo="margin" w:alignment="right" w:leader="dot"/>
+      </w:r>
+      <w:r>
+        <w:rPr>
+          <w:rFonts w:ascii="신명조" w:eastAsia="신명조"/>
+          <w:sz w:val="20"/>
+          <w:szCs w:val="20"/>
+        </w:rPr>
+        <w:t>39</w:t>
+      </w:r>
+    </w:p>
+    <w:p>
+      <w:pPr>
+        <w:pStyle w:val="3"/>
+        <w:ind w:firstLineChars="100" w:firstLine="200"/>
+        <w:outlineLvl w:val="1"/>
+        <w:rPr>
+          <w:rFonts w:ascii="신명조" w:eastAsia="신명조"/>
+          <w:sz w:val="20"/>
+          <w:szCs w:val="20"/>
+        </w:rPr>
+      </w:pPr>
+      <w:r>
+        <w:rPr>
+          <w:rFonts w:ascii="신명조" w:eastAsia="신명조" w:hint="eastAsia"/>
+          <w:sz w:val="20"/>
+          <w:szCs w:val="20"/>
+        </w:rPr>
+        <w:t>3.</w:t>
+      </w:r>
+      <w:r>
+        <w:rPr>
+          <w:rFonts w:ascii="신명조" w:eastAsia="신명조"/>
+          <w:sz w:val="20"/>
+          <w:szCs w:val="20"/>
+        </w:rPr>
+        <w:t xml:space="preserve">4.5 </w:t>
+      </w:r>
+      <w:r>
+        <w:rPr>
+          <w:rFonts w:ascii="신명조" w:eastAsia="신명조" w:hint="eastAsia"/>
+          <w:sz w:val="20"/>
+          <w:szCs w:val="20"/>
+        </w:rPr>
+        <w:t>사운드 효과</w:t>
+      </w:r>
+      <w:r>
+        <w:rPr>
+          <w:rFonts w:ascii="신명조" w:eastAsia="신명조" w:hint="eastAsia"/>
+          <w:sz w:val="20"/>
+          <w:szCs w:val="20"/>
+        </w:rPr>
+        <w:t xml:space="preserve"> </w:t>
+      </w:r>
+      <w:r>
+        <w:rPr>
+          <w:rFonts w:ascii="신명조" w:eastAsia="신명조" w:hint="eastAsia"/>
+          <w:sz w:val="20"/>
+          <w:szCs w:val="20"/>
+        </w:rPr>
+        <w:ptab w:relativeTo="margin" w:alignment="right" w:leader="dot"/>
+      </w:r>
+      <w:r>
+        <w:rPr>
+          <w:rFonts w:ascii="신명조" w:eastAsia="신명조"/>
+          <w:sz w:val="20"/>
+          <w:szCs w:val="20"/>
+        </w:rPr>
+        <w:t>40</w:t>
+      </w:r>
+    </w:p>
+    <w:p>
+      <w:pPr>
+        <w:pStyle w:val="20"/>
+        <w:rPr>
+          <w:rFonts w:ascii="신명조" w:eastAsia="신명조"/>
+          <w:sz w:val="20"/>
+          <w:szCs w:val="20"/>
+        </w:rPr>
+      </w:pPr>
+      <w:proofErr w:type="gramStart"/>
+      <w:r>
+        <w:rPr>
+          <w:rFonts w:ascii="신명조" w:eastAsia="신명조" w:hint="eastAsia"/>
+          <w:b/>
+          <w:sz w:val="20"/>
+          <w:szCs w:val="20"/>
+        </w:rPr>
+        <w:t>제</w:t>
+      </w:r>
+      <w:r>
+        <w:rPr>
+          <w:rFonts w:ascii="신명조" w:eastAsia="신명조" w:hint="eastAsia"/>
+          <w:b/>
+          <w:sz w:val="20"/>
+          <w:szCs w:val="20"/>
+        </w:rPr>
+        <w:t xml:space="preserve"> </w:t>
+      </w:r>
+      <w:r>
+        <w:rPr>
+          <w:rFonts w:ascii="신명조" w:eastAsia="신명조"/>
+          <w:b/>
+          <w:sz w:val="20"/>
+          <w:szCs w:val="20"/>
+        </w:rPr>
+        <w:t>4</w:t>
+      </w:r>
+      <w:proofErr w:type="gramEnd"/>
+      <w:r>
+        <w:rPr>
+          <w:rFonts w:ascii="신명조" w:eastAsia="신명조" w:hint="eastAsia"/>
+          <w:b/>
+          <w:sz w:val="20"/>
+          <w:szCs w:val="20"/>
+        </w:rPr>
+        <w:t xml:space="preserve"> 장 </w:t>
+      </w:r>
+      <w:r>
+        <w:rPr>
+          <w:rFonts w:ascii="신명조" w:eastAsia="신명조" w:hint="eastAsia"/>
+          <w:b/>
+          <w:sz w:val="20"/>
+          <w:szCs w:val="20"/>
+        </w:rPr>
+        <w:t>개발 결과</w:t>
+      </w:r>
+      <w:r>
+        <w:rPr>
+          <w:rFonts w:ascii="신명조" w:eastAsia="신명조" w:hint="eastAsia"/>
+          <w:b/>
+          <w:sz w:val="20"/>
+          <w:szCs w:val="20"/>
+        </w:rPr>
+        <w:t xml:space="preserve"> </w:t>
+      </w:r>
+      <w:r>
+        <w:rPr>
+          <w:rFonts w:ascii="신명조" w:eastAsia="신명조" w:hint="eastAsia"/>
+          <w:b/>
+          <w:sz w:val="20"/>
+          <w:szCs w:val="20"/>
+        </w:rPr>
+        <w:t>및 성능 평가</w:t>
+      </w:r>
+      <w:r>
+        <w:rPr>
+          <w:rFonts w:ascii="신명조" w:eastAsia="신명조" w:hint="eastAsia"/>
+          <w:sz w:val="20"/>
+          <w:szCs w:val="20"/>
+        </w:rPr>
+        <w:ptab w:relativeTo="margin" w:alignment="right" w:leader="dot"/>
+      </w:r>
+      <w:r>
+        <w:rPr>
+          <w:rFonts w:ascii="신명조" w:eastAsia="신명조" w:hint="eastAsia"/>
+          <w:sz w:val="20"/>
+          <w:szCs w:val="20"/>
+        </w:rPr>
+        <w:t>42</w:t>
+      </w:r>
+    </w:p>
+    <w:p>
+      <w:pPr>
+        <w:pStyle w:val="3"/>
+        <w:outlineLvl w:val="1"/>
+        <w:rPr>
+          <w:rFonts w:ascii="신명조" w:eastAsia="신명조"/>
+          <w:sz w:val="20"/>
+          <w:szCs w:val="20"/>
+        </w:rPr>
+      </w:pPr>
+      <w:r>
+        <w:rPr>
+          <w:rFonts w:ascii="신명조" w:eastAsia="신명조"/>
+          <w:sz w:val="20"/>
+          <w:szCs w:val="20"/>
+        </w:rPr>
+        <w:t>4.1</w:t>
+      </w:r>
+      <w:r>
+        <w:rPr>
+          <w:rFonts w:ascii="신명조" w:eastAsia="신명조" w:hint="eastAsia"/>
+          <w:sz w:val="20"/>
+          <w:szCs w:val="20"/>
+        </w:rPr>
+        <w:t xml:space="preserve"> </w:t>
+      </w:r>
+      <w:r>
+        <w:rPr>
+          <w:rFonts w:ascii="신명조" w:eastAsia="신명조" w:hint="eastAsia"/>
+          <w:bCs/>
+          <w:sz w:val="20"/>
+          <w:szCs w:val="20"/>
+        </w:rPr>
+        <w:t>//////</w:t>
+      </w:r>
+      <w:r>
+        <w:rPr>
+          <w:rFonts w:ascii="신명조" w:eastAsia="신명조" w:hint="eastAsia"/>
+          <w:sz w:val="20"/>
+          <w:szCs w:val="20"/>
+        </w:rPr>
+        <w:ptab w:relativeTo="margin" w:alignment="right" w:leader="dot"/>
+      </w:r>
+      <w:r>
+        <w:rPr>
+          <w:rFonts w:ascii="신명조" w:eastAsia="신명조"/>
+          <w:sz w:val="20"/>
+          <w:szCs w:val="20"/>
+        </w:rPr>
+        <w:t>42</w:t>
+      </w:r>
+    </w:p>
+    <w:p>
+      <w:pPr>
+        <w:pStyle w:val="3"/>
+        <w:outlineLvl w:val="1"/>
+        <w:rPr>
+          <w:rFonts w:ascii="신명조" w:eastAsia="신명조"/>
+          <w:sz w:val="20"/>
+          <w:szCs w:val="20"/>
+        </w:rPr>
+      </w:pPr>
+      <w:r>
+        <w:rPr>
+          <w:rFonts w:ascii="신명조" w:eastAsia="신명조" w:hint="eastAsia"/>
+          <w:sz w:val="20"/>
+          <w:szCs w:val="20"/>
+        </w:rPr>
+        <w:t>4.</w:t>
+      </w:r>
+      <w:r>
+        <w:rPr>
+          <w:rFonts w:ascii="신명조" w:eastAsia="신명조" w:hint="eastAsia"/>
+          <w:sz w:val="20"/>
+          <w:szCs w:val="20"/>
+        </w:rPr>
+        <w:t>2</w:t>
+      </w:r>
+      <w:r>
+        <w:rPr>
+          <w:rFonts w:ascii="신명조" w:eastAsia="신명조" w:hint="eastAsia"/>
+          <w:sz w:val="20"/>
+          <w:szCs w:val="20"/>
+        </w:rPr>
+        <w:t xml:space="preserve"> </w:t>
+      </w:r>
+      <w:r>
+        <w:rPr>
+          <w:rFonts w:ascii="신명조" w:eastAsia="신명조" w:hint="eastAsia"/>
+          <w:bCs/>
+          <w:sz w:val="20"/>
+          <w:szCs w:val="20"/>
+        </w:rPr>
+        <w:t>//////</w:t>
+      </w:r>
+      <w:r>
+        <w:rPr>
+          <w:rFonts w:ascii="신명조" w:eastAsia="신명조" w:hint="eastAsia"/>
+          <w:sz w:val="20"/>
+          <w:szCs w:val="20"/>
+        </w:rPr>
+        <w:t xml:space="preserve"> </w:t>
+      </w:r>
+      <w:r>
+        <w:rPr>
+          <w:rFonts w:ascii="신명조" w:eastAsia="신명조" w:hint="eastAsia"/>
+          <w:sz w:val="20"/>
+          <w:szCs w:val="20"/>
+        </w:rPr>
+        <w:ptab w:relativeTo="margin" w:alignment="right" w:leader="dot"/>
+      </w:r>
+      <w:r>
+        <w:rPr>
+          <w:rFonts w:ascii="신명조" w:eastAsia="신명조"/>
+          <w:sz w:val="20"/>
+          <w:szCs w:val="20"/>
+        </w:rPr>
+        <w:t>49</w:t>
+      </w:r>
+    </w:p>
+    <w:p>
+      <w:pPr>
+        <w:pStyle w:val="20"/>
+        <w:rPr>
+          <w:rFonts w:ascii="신명조" w:eastAsia="신명조"/>
+          <w:sz w:val="20"/>
+          <w:szCs w:val="20"/>
+          <w:lang w:val="ko-KR"/>
+        </w:rPr>
+      </w:pPr>
+      <w:proofErr w:type="gramStart"/>
+      <w:r>
+        <w:rPr>
+          <w:rFonts w:ascii="신명조" w:eastAsia="신명조" w:hint="eastAsia"/>
+          <w:b/>
+          <w:sz w:val="20"/>
+          <w:szCs w:val="20"/>
+        </w:rPr>
+        <w:t>제</w:t>
+      </w:r>
+      <w:r>
+        <w:rPr>
+          <w:rFonts w:ascii="신명조" w:eastAsia="신명조" w:hint="eastAsia"/>
+          <w:b/>
+          <w:sz w:val="20"/>
+          <w:szCs w:val="20"/>
+        </w:rPr>
+        <w:t xml:space="preserve"> </w:t>
+      </w:r>
+      <w:r>
+        <w:rPr>
+          <w:rFonts w:ascii="신명조" w:eastAsia="신명조"/>
+          <w:b/>
+          <w:sz w:val="20"/>
+          <w:szCs w:val="20"/>
+        </w:rPr>
+        <w:t>5</w:t>
+      </w:r>
+      <w:proofErr w:type="gramEnd"/>
+      <w:r>
+        <w:rPr>
+          <w:rFonts w:ascii="신명조" w:eastAsia="신명조" w:hint="eastAsia"/>
+          <w:b/>
+          <w:sz w:val="20"/>
+          <w:szCs w:val="20"/>
+        </w:rPr>
+        <w:t xml:space="preserve"> 장 </w:t>
+      </w:r>
+      <w:r>
+        <w:rPr>
+          <w:rFonts w:ascii="신명조" w:eastAsia="신명조" w:hint="eastAsia"/>
+          <w:b/>
+          <w:sz w:val="20"/>
+          <w:szCs w:val="20"/>
+        </w:rPr>
+        <w:t>결론 및 향후 연구</w:t>
+      </w:r>
+      <w:r>
+        <w:rPr>
+          <w:rFonts w:ascii="신명조" w:eastAsia="신명조" w:hint="eastAsia"/>
+          <w:b/>
+          <w:sz w:val="20"/>
+          <w:szCs w:val="20"/>
+        </w:rPr>
+        <w:t xml:space="preserve"> </w:t>
+      </w:r>
+      <w:r>
+        <w:rPr>
+          <w:rFonts w:ascii="신명조" w:eastAsia="신명조" w:hint="eastAsia"/>
+          <w:sz w:val="20"/>
+          <w:szCs w:val="20"/>
+        </w:rPr>
+        <w:ptab w:relativeTo="margin" w:alignment="right" w:leader="dot"/>
+      </w:r>
+      <w:r>
+        <w:rPr>
+          <w:rFonts w:ascii="신명조" w:eastAsia="신명조" w:hint="eastAsia"/>
+          <w:sz w:val="20"/>
+          <w:szCs w:val="20"/>
+        </w:rPr>
+        <w:t>50</w:t>
+      </w:r>
+    </w:p>
+    <w:p>
+      <w:pPr>
+        <w:pStyle w:val="20"/>
+        <w:ind w:left="800"/>
+        <w:rPr>
+          <w:rFonts w:ascii="신명조" w:eastAsia="신명조"/>
+          <w:sz w:val="20"/>
+          <w:szCs w:val="20"/>
+          <w:lang w:val="ko-KR"/>
+        </w:rPr>
+      </w:pPr>
+      <w:r>
+        <w:rPr>
+          <w:rFonts w:ascii="신명조" w:eastAsia="신명조" w:hint="eastAsia"/>
+          <w:b/>
+          <w:sz w:val="20"/>
+          <w:szCs w:val="20"/>
+        </w:rPr>
+        <w:t>참고 문헌</w:t>
+      </w:r>
+      <w:r>
+        <w:rPr>
+          <w:rFonts w:ascii="신명조" w:eastAsia="신명조" w:hint="eastAsia"/>
+          <w:sz w:val="20"/>
+          <w:szCs w:val="20"/>
+        </w:rPr>
+        <w:ptab w:relativeTo="margin" w:alignment="right" w:leader="dot"/>
+      </w:r>
+      <w:r>
+        <w:rPr>
+          <w:rFonts w:ascii="신명조" w:eastAsia="신명조"/>
+          <w:sz w:val="20"/>
+          <w:szCs w:val="20"/>
+        </w:rPr>
+        <w:t>51</w:t>
+      </w:r>
+    </w:p>
+    <w:p>
+      <w:pPr>
+        <w:pStyle w:val="20"/>
+        <w:ind w:left="800"/>
+        <w:rPr>
+          <w:rFonts w:ascii="신명조" w:eastAsia="신명조"/>
+          <w:sz w:val="20"/>
+          <w:szCs w:val="20"/>
+          <w:lang w:val="ko-KR"/>
+        </w:rPr>
+      </w:pPr>
+      <w:proofErr w:type="spellStart"/>
+      <w:r>
+        <w:rPr>
+          <w:rFonts w:ascii="신명조" w:eastAsia="신명조" w:hint="eastAsia"/>
+          <w:b/>
+          <w:sz w:val="20"/>
+          <w:szCs w:val="20"/>
+        </w:rPr>
+        <w:t>영문초록</w:t>
+      </w:r>
+      <w:proofErr w:type="spellEnd"/>
+      <w:r>
+        <w:rPr>
+          <w:rFonts w:ascii="신명조" w:eastAsia="신명조" w:hint="eastAsia"/>
+          <w:sz w:val="20"/>
+          <w:szCs w:val="20"/>
+        </w:rPr>
+        <w:ptab w:relativeTo="margin" w:alignment="right" w:leader="dot"/>
+      </w:r>
+      <w:r>
+        <w:rPr>
+          <w:rFonts w:ascii="신명조" w:eastAsia="신명조"/>
+          <w:sz w:val="20"/>
+          <w:szCs w:val="20"/>
+          <w:lang w:val="ko-KR"/>
+        </w:rPr>
+        <w:t>52</w:t>
+      </w:r>
+    </w:p>
+    <w:p>
+      <w:pPr>
+        <w:pStyle w:val="20"/>
+        <w:ind w:left="800"/>
+        <w:rPr>
+          <w:rFonts w:ascii="신명조" w:eastAsia="신명조"/>
+          <w:sz w:val="20"/>
+          <w:szCs w:val="20"/>
+          <w:lang w:val="ko-KR"/>
+        </w:rPr>
+      </w:pPr>
+      <w:r>
+        <w:rPr>
+          <w:rFonts w:ascii="신명조" w:eastAsia="신명조" w:hint="eastAsia"/>
+          <w:b/>
+          <w:sz w:val="20"/>
+          <w:szCs w:val="20"/>
+        </w:rPr>
+        <w:t>감사의 글</w:t>
+      </w:r>
+      <w:r>
+        <w:rPr>
+          <w:rFonts w:ascii="신명조" w:eastAsia="신명조" w:hint="eastAsia"/>
+          <w:sz w:val="20"/>
+          <w:szCs w:val="20"/>
+        </w:rPr>
+        <w:ptab w:relativeTo="margin" w:alignment="right" w:leader="dot"/>
+      </w:r>
+      <w:r>
+        <w:rPr>
+          <w:rFonts w:ascii="신명조" w:eastAsia="신명조" w:hint="eastAsia"/>
+          <w:sz w:val="20"/>
+          <w:szCs w:val="20"/>
+          <w:lang w:val="ko-KR"/>
+        </w:rPr>
+        <w:t>54</w:t>
+      </w:r>
+    </w:p>
+    <w:p>
+      <w:pPr>
+        <w:rPr>
+          <w:lang w:val="ko-KR"/>
+        </w:rPr>
+      </w:pPr>
+    </w:p>
+    <w:p>
+      <w:pPr>
+        <w:rPr>
+          <w:lang w:val="ko-KR"/>
+        </w:rPr>
+      </w:pPr>
+    </w:p>
+    <w:p>
+      <w:pPr>
+        <w:rPr>
+          <w:lang w:val="ko-KR"/>
+        </w:rPr>
+      </w:pPr>
+    </w:p>
+    <w:p>
+      <w:pPr>
+        <w:rPr>
+          <w:lang w:val="ko-KR"/>
+        </w:rPr>
+      </w:pPr>
+    </w:p>
+    <w:p>
+      <w:pPr>
+        <w:rPr>
+          <w:lang w:val="ko-KR"/>
+        </w:rPr>
+      </w:pPr>
+    </w:p>
+    <w:p>
+      <w:pPr>
+        <w:rPr>
+          <w:lang w:val="ko-KR"/>
+        </w:rPr>
+      </w:pPr>
+    </w:p>
+    <w:p>
+      <w:pPr>
+        <w:rPr>
+          <w:lang w:val="ko-KR"/>
+        </w:rPr>
+      </w:pPr>
+    </w:p>
+    <w:p>
+      <w:pPr>
+        <w:rPr>
+          <w:rFonts w:ascii="신명조" w:eastAsia="신명조"/>
+          <w:szCs w:val="20"/>
+        </w:rPr>
+      </w:pPr>
+    </w:p>
+    <w:p>
+      <w:pPr>
+        <w:widowControl/>
+        <w:wordWrap/>
+        <w:autoSpaceDE/>
+        <w:autoSpaceDN/>
+        <w:rPr>
+          <w:rFonts w:ascii="신명조" w:eastAsia="신명조"/>
+          <w:szCs w:val="20"/>
+        </w:rPr>
+      </w:pPr>
+      <w:r>
+        <w:rPr>
+          <w:rFonts w:ascii="신명조" w:eastAsia="신명조"/>
+          <w:szCs w:val="20"/>
+        </w:rPr>
+        <w:br w:type="page"/>
+      </w:r>
+    </w:p>
+    <w:p>
+      <w:pPr>
+        <w:jc w:val="center"/>
+        <w:rPr>
+          <w:rFonts w:ascii="신명조" w:eastAsia="신명조"/>
+          <w:b/>
+          <w:sz w:val="26"/>
+          <w:szCs w:val="26"/>
+        </w:rPr>
+      </w:pPr>
+      <w:proofErr w:type="gramStart"/>
+      <w:r>
+        <w:rPr>
+          <w:rFonts w:ascii="신명조" w:eastAsia="신명조" w:hint="eastAsia"/>
+          <w:b/>
+          <w:sz w:val="26"/>
+          <w:szCs w:val="26"/>
+        </w:rPr>
+        <w:lastRenderedPageBreak/>
+        <w:t>제</w:t>
+      </w:r>
+      <w:r>
+        <w:rPr>
+          <w:rFonts w:ascii="신명조" w:eastAsia="신명조" w:hint="eastAsia"/>
+          <w:b/>
+          <w:sz w:val="26"/>
+          <w:szCs w:val="26"/>
+        </w:rPr>
+        <w:t xml:space="preserve"> </w:t>
+      </w:r>
+      <w:r>
+        <w:rPr>
+          <w:rFonts w:ascii="신명조" w:eastAsia="신명조" w:hint="eastAsia"/>
+          <w:b/>
+          <w:sz w:val="26"/>
+          <w:szCs w:val="26"/>
+        </w:rPr>
+        <w:t>1</w:t>
+      </w:r>
+      <w:proofErr w:type="gramEnd"/>
+      <w:r>
+        <w:rPr>
+          <w:rFonts w:ascii="신명조" w:eastAsia="신명조"/>
+          <w:b/>
+          <w:sz w:val="26"/>
+          <w:szCs w:val="26"/>
+        </w:rPr>
+        <w:t xml:space="preserve"> </w:t>
+      </w:r>
+      <w:r>
+        <w:rPr>
+          <w:rFonts w:ascii="신명조" w:eastAsia="신명조" w:hint="eastAsia"/>
+          <w:b/>
+          <w:sz w:val="26"/>
+          <w:szCs w:val="26"/>
+        </w:rPr>
+        <w:t>장 서 론</w:t>
+      </w:r>
+    </w:p>
+    <w:p>
+      <w:pPr>
+        <w:rPr>
+          <w:rFonts w:ascii="신명조" w:eastAsia="신명조"/>
+          <w:szCs w:val="20"/>
+        </w:rPr>
+      </w:pPr>
+    </w:p>
+    <w:p>
+      <w:pPr>
+        <w:rPr>
+          <w:rFonts w:ascii="신명조" w:eastAsia="신명조" w:hint="eastAsia"/>
+          <w:szCs w:val="20"/>
+        </w:rPr>
+      </w:pPr>
     </w:p>
     <w:sectPr>
       <w:footerReference w:type="default" r:id="rId9"/>
@@ -3569,7 +6396,6 @@
   <w:style w:type="character" w:default="1" w:styleId="a0">
     <w:name w:val="Default Paragraph Font"/>
     <w:uiPriority w:val="1"/>
-    <w:semiHidden/>
     <w:unhideWhenUsed/>
   </w:style>
   <w:style w:type="table" w:default="1" w:styleId="a1">

--- a/GraduationGuidance/논문 파일_20204077_유동균.docx
+++ b/GraduationGuidance/논문 파일_20204077_유동균.docx
@@ -1656,7 +1656,7 @@
         <w:pStyle w:val="3"/>
         <w:outlineLvl w:val="1"/>
         <w:rPr>
-          <w:rFonts w:ascii="신명조" w:eastAsia="신명조" w:hint="eastAsia"/>
+          <w:rFonts w:ascii="신명조" w:eastAsia="신명조"/>
           <w:sz w:val="20"/>
           <w:szCs w:val="20"/>
           <w:lang w:val="ko-KR"/>
@@ -2172,7 +2172,6 @@
     <w:p>
       <w:pPr>
         <w:rPr>
-          <w:rFonts w:hint="eastAsia"/>
           <w:lang w:val="ko-KR"/>
         </w:rPr>
       </w:pPr>
@@ -3207,16 +3206,7 @@
           <w:sz w:val="20"/>
           <w:szCs w:val="20"/>
         </w:rPr>
-        <w:t>//////</w:t>
-      </w:r>
-      <w:r>
-        <w:rPr>
-          <w:rFonts w:ascii="신명조" w:eastAsia="신명조" w:hint="eastAsia"/>
-          <w:bCs/>
-          <w:sz w:val="20"/>
-          <w:szCs w:val="20"/>
-        </w:rPr>
-        <w:t xml:space="preserve"> </w:t>
+        <w:t xml:space="preserve">////// </w:t>
       </w:r>
       <w:r>
         <w:rPr>
@@ -4380,6 +4370,29 @@
           <w:szCs w:val="20"/>
         </w:rPr>
       </w:pPr>
+      <w:r>
+        <w:rPr>
+          <w:rFonts w:ascii="신명조" w:eastAsia="신명조" w:hint="eastAsia"/>
+          <w:szCs w:val="20"/>
+        </w:rPr>
+        <w:t xml:space="preserve">시나리오 통신사 회사 소비자의 등록이 갑자기 급등한 거에서 늘어나고 트래픽이 불어난 소비자의 등록을 위해 </w:t>
+      </w:r>
+      <w:proofErr w:type="spellStart"/>
+      <w:r>
+        <w:rPr>
+          <w:rFonts w:ascii="신명조" w:eastAsia="신명조" w:hint="eastAsia"/>
+          <w:szCs w:val="20"/>
+        </w:rPr>
+        <w:t>Mircroservice</w:t>
+      </w:r>
+      <w:proofErr w:type="spellEnd"/>
+      <w:r>
+        <w:rPr>
+          <w:rFonts w:ascii="신명조" w:eastAsia="신명조" w:hint="eastAsia"/>
+          <w:szCs w:val="20"/>
+        </w:rPr>
+        <w:t>로 바꾸며 늘어난 소비자의 관리를 위해 CRM 프로그램을 구축하라 라는 요구사항</w:t>
+      </w:r>
     </w:p>
     <w:sectPr>
       <w:footerReference w:type="default" r:id="rId9"/>
@@ -6396,6 +6409,7 @@
   <w:style w:type="character" w:default="1" w:styleId="a0">
     <w:name w:val="Default Paragraph Font"/>
     <w:uiPriority w:val="1"/>
+    <w:semiHidden/>
     <w:unhideWhenUsed/>
   </w:style>
   <w:style w:type="table" w:default="1" w:styleId="a1">

--- a/GraduationGuidance/논문 파일_20204077_유동균.docx
+++ b/GraduationGuidance/논문 파일_20204077_유동균.docx
@@ -871,37 +871,38 @@
           <w:szCs w:val="32"/>
           <w:u w:val="single"/>
         </w:rPr>
-        <w:t xml:space="preserve">     </w:t>
-      </w:r>
-      <w:r>
-        <w:rPr>
-          <w:rFonts w:ascii="신명조" w:eastAsia="신명조"/>
+        <w:t xml:space="preserve"> </w:t>
+      </w:r>
+      <w:r>
+        <w:rPr>
+          <w:rFonts w:ascii="신명조" w:eastAsia="신명조" w:hint="eastAsia"/>
           <w:sz w:val="32"/>
           <w:szCs w:val="32"/>
           <w:u w:val="single"/>
         </w:rPr>
-        <w:t xml:space="preserve">  </w:t>
-      </w:r>
-      <w:r>
-        <w:rPr>
-          <w:rFonts w:ascii="신명조" w:eastAsia="신명조" w:hint="eastAsia"/>
+        <w:t>인</w:t>
+      </w:r>
+    </w:p>
+    <w:p>
+      <w:pPr>
+        <w:jc w:val="center"/>
+        <w:rPr>
+          <w:rFonts w:ascii="신명조" w:eastAsia="신명조"/>
           <w:sz w:val="32"/>
           <w:szCs w:val="32"/>
           <w:u w:val="single"/>
         </w:rPr>
-        <w:t>인</w:t>
-      </w:r>
-    </w:p>
-    <w:p>
-      <w:pPr>
-        <w:jc w:val="center"/>
-        <w:rPr>
-          <w:rFonts w:ascii="신명조" w:eastAsia="신명조"/>
+      </w:pPr>
+      <w:r>
+        <w:rPr>
+          <w:rFonts w:ascii="신명조" w:eastAsia="신명조" w:hint="eastAsia"/>
           <w:sz w:val="32"/>
           <w:szCs w:val="32"/>
           <w:u w:val="single"/>
         </w:rPr>
-      </w:pPr>
+        <w:t xml:space="preserve">지 도 교 </w:t>
+      </w:r>
+      <w:proofErr w:type="gramStart"/>
       <w:r>
         <w:rPr>
           <w:rFonts w:ascii="신명조" w:eastAsia="신명조" w:hint="eastAsia"/>
@@ -909,9 +910,8 @@
           <w:szCs w:val="32"/>
           <w:u w:val="single"/>
         </w:rPr>
-        <w:t xml:space="preserve">지 도 교 </w:t>
-      </w:r>
-      <w:proofErr w:type="gramStart"/>
+        <w:t xml:space="preserve">수   </w:t>
+      </w:r>
       <w:r>
         <w:rPr>
           <w:rFonts w:ascii="신명조" w:eastAsia="신명조" w:hint="eastAsia"/>
@@ -919,8 +919,9 @@
           <w:szCs w:val="32"/>
           <w:u w:val="single"/>
         </w:rPr>
-        <w:t xml:space="preserve">수   </w:t>
-      </w:r>
+        <w:t>이</w:t>
+      </w:r>
+      <w:proofErr w:type="gramEnd"/>
       <w:r>
         <w:rPr>
           <w:rFonts w:ascii="신명조" w:eastAsia="신명조" w:hint="eastAsia"/>
@@ -928,9 +929,9 @@
           <w:szCs w:val="32"/>
           <w:u w:val="single"/>
         </w:rPr>
-        <w:t>이</w:t>
-      </w:r>
-      <w:proofErr w:type="gramEnd"/>
+        <w:t xml:space="preserve"> 상 </w:t>
+      </w:r>
+      <w:proofErr w:type="gramStart"/>
       <w:r>
         <w:rPr>
           <w:rFonts w:ascii="신명조" w:eastAsia="신명조" w:hint="eastAsia"/>
@@ -938,37 +939,38 @@
           <w:szCs w:val="32"/>
           <w:u w:val="single"/>
         </w:rPr>
-        <w:t xml:space="preserve"> 상 </w:t>
-      </w:r>
-      <w:proofErr w:type="gramStart"/>
-      <w:r>
-        <w:rPr>
-          <w:rFonts w:ascii="신명조" w:eastAsia="신명조" w:hint="eastAsia"/>
+        <w:t>정</w:t>
+      </w:r>
+      <w:r>
+        <w:rPr>
+          <w:rFonts w:ascii="신명조" w:eastAsia="신명조"/>
           <w:sz w:val="32"/>
           <w:szCs w:val="32"/>
           <w:u w:val="single"/>
         </w:rPr>
-        <w:t>정</w:t>
-      </w:r>
-      <w:r>
-        <w:rPr>
-          <w:rFonts w:ascii="신명조" w:eastAsia="신명조"/>
+        <w:t xml:space="preserve">  </w:t>
+      </w:r>
+      <w:r>
+        <w:rPr>
+          <w:rFonts w:ascii="신명조" w:eastAsia="신명조" w:hint="eastAsia"/>
           <w:sz w:val="32"/>
           <w:szCs w:val="32"/>
           <w:u w:val="single"/>
         </w:rPr>
-        <w:t xml:space="preserve">  </w:t>
-      </w:r>
-      <w:r>
-        <w:rPr>
-          <w:rFonts w:ascii="신명조" w:eastAsia="신명조" w:hint="eastAsia"/>
+        <w:t>인</w:t>
+      </w:r>
+      <w:proofErr w:type="gramEnd"/>
+    </w:p>
+    <w:p>
+      <w:pPr>
+        <w:jc w:val="center"/>
+        <w:rPr>
+          <w:rFonts w:ascii="신명조" w:eastAsia="신명조"/>
           <w:sz w:val="32"/>
           <w:szCs w:val="32"/>
           <w:u w:val="single"/>
         </w:rPr>
-        <w:t>인</w:t>
-      </w:r>
-      <w:proofErr w:type="gramEnd"/>
+      </w:pPr>
     </w:p>
     <w:p>
       <w:pPr>
@@ -1010,17 +1012,6 @@
           <w:rFonts w:ascii="신명조" w:eastAsia="신명조"/>
           <w:sz w:val="32"/>
           <w:szCs w:val="32"/>
-          <w:u w:val="single"/>
-        </w:rPr>
-      </w:pPr>
-    </w:p>
-    <w:p>
-      <w:pPr>
-        <w:jc w:val="center"/>
-        <w:rPr>
-          <w:rFonts w:ascii="신명조" w:eastAsia="신명조"/>
-          <w:sz w:val="32"/>
-          <w:szCs w:val="32"/>
         </w:rPr>
       </w:pPr>
       <w:r>
@@ -1070,7 +1061,6 @@
     </w:p>
     <w:p>
       <w:pPr>
-        <w:jc w:val="center"/>
         <w:rPr>
           <w:rFonts w:ascii="신명조" w:eastAsia="신명조"/>
           <w:sz w:val="32"/>
@@ -1088,19 +1078,6 @@
     </w:p>
     <w:p>
       <w:pPr>
-        <w:tabs>
-          <w:tab w:val="center" w:pos="3741"/>
-        </w:tabs>
-        <w:rPr>
-          <w:rFonts w:ascii="신명조" w:eastAsia="신명조"/>
-          <w:sz w:val="32"/>
-          <w:szCs w:val="32"/>
-        </w:rPr>
-      </w:pPr>
-    </w:p>
-    <w:p>
-      <w:pPr>
-        <w:jc w:val="center"/>
         <w:rPr>
           <w:rFonts w:ascii="신명조" w:eastAsia="신명조"/>
           <w:b/>
@@ -1225,7 +1202,43 @@
         <w:rPr>
           <w:rFonts w:hint="eastAsia"/>
         </w:rPr>
-        <w:t xml:space="preserve">, 가용성이나 탄력성과 같은 핵심 요소에 부정적인 영향을 줄 수 있다. 특히 단일 배포 단위로 구성된 </w:t>
+        <w:t xml:space="preserve"> 그로 인해</w:t>
+      </w:r>
+      <w:r>
+        <w:rPr>
+          <w:rFonts w:hint="eastAsia"/>
+        </w:rPr>
+        <w:t xml:space="preserve"> 가용성</w:t>
+      </w:r>
+      <w:r>
+        <w:rPr>
+          <w:rFonts w:hint="eastAsia"/>
+        </w:rPr>
+        <w:t>,</w:t>
+      </w:r>
+      <w:r>
+        <w:rPr>
+          <w:rFonts w:hint="eastAsia"/>
+        </w:rPr>
+        <w:t xml:space="preserve"> 탄력성과 같은 핵심 </w:t>
+      </w:r>
+      <w:r>
+        <w:rPr>
+          <w:rFonts w:hint="eastAsia"/>
+        </w:rPr>
+        <w:t xml:space="preserve">기능을 저해할 </w:t>
+      </w:r>
+      <w:r>
+        <w:rPr>
+          <w:rFonts w:hint="eastAsia"/>
+        </w:rPr>
+        <w:t>수</w:t>
+      </w:r>
+      <w:r>
+        <w:rPr>
+          <w:rFonts w:hint="eastAsia"/>
+        </w:rPr>
+        <w:t xml:space="preserve"> 있다. 특히 단일 배포 단위로 구성된 </w:t>
       </w:r>
       <w:proofErr w:type="spellStart"/>
       <w:r>
@@ -1250,13 +1263,33 @@
         <w:rPr>
           <w:rFonts w:hint="eastAsia"/>
         </w:rPr>
-        <w:t xml:space="preserve">이에 본 논문에서는 </w:t>
+        <w:t xml:space="preserve">위 문제점의 대안으로 클라우드 네이티브 개념을 주목하고 있다. 이는 </w:t>
       </w:r>
       <w:proofErr w:type="spellStart"/>
       <w:r>
         <w:rPr>
           <w:rFonts w:hint="eastAsia"/>
         </w:rPr>
+        <w:t>마이크로서비스</w:t>
+      </w:r>
+      <w:proofErr w:type="spellEnd"/>
+      <w:r>
+        <w:rPr>
+          <w:rFonts w:hint="eastAsia"/>
+        </w:rPr>
+        <w:t>, 컨테이너, 자동화된 오케스트레이션 등의 개념을 통해 유연성과 민첩성을 극대화할 수 있도록 설계된 방식이다. 본 논문은</w:t>
+      </w:r>
+      <w:r>
+        <w:rPr>
+          <w:rFonts w:hint="eastAsia"/>
+        </w:rPr>
+        <w:t xml:space="preserve"> </w:t>
+      </w:r>
+      <w:proofErr w:type="spellStart"/>
+      <w:r>
+        <w:rPr>
+          <w:rFonts w:hint="eastAsia"/>
+        </w:rPr>
         <w:t>쿠버네티스</w:t>
       </w:r>
       <w:proofErr w:type="spellEnd"/>
@@ -1462,10 +1495,7 @@
     </w:p>
     <w:p>
       <w:pPr>
-        <w:rPr>
-          <w:rFonts w:ascii="신명조" w:eastAsia="신명조"/>
-          <w:szCs w:val="20"/>
-        </w:rPr>
+        <w:ind w:left="400" w:hangingChars="200" w:hanging="400"/>
       </w:pPr>
     </w:p>
     <w:p>
@@ -1653,6 +1683,72 @@
     </w:p>
     <w:p>
       <w:pPr>
+        <w:pStyle w:val="20"/>
+        <w:ind w:left="0"/>
+        <w:rPr>
+          <w:rFonts w:ascii="신명조" w:eastAsia="신명조"/>
+          <w:sz w:val="20"/>
+          <w:szCs w:val="20"/>
+        </w:rPr>
+      </w:pPr>
+      <w:proofErr w:type="gramStart"/>
+      <w:r>
+        <w:rPr>
+          <w:rFonts w:ascii="신명조" w:eastAsia="신명조" w:hint="eastAsia"/>
+          <w:b/>
+          <w:sz w:val="20"/>
+          <w:szCs w:val="20"/>
+        </w:rPr>
+        <w:t>제 2</w:t>
+      </w:r>
+      <w:proofErr w:type="gramEnd"/>
+      <w:r>
+        <w:rPr>
+          <w:rFonts w:ascii="신명조" w:eastAsia="신명조" w:hint="eastAsia"/>
+          <w:b/>
+          <w:sz w:val="20"/>
+          <w:szCs w:val="20"/>
+        </w:rPr>
+        <w:t xml:space="preserve"> 장 관련</w:t>
+      </w:r>
+      <w:r>
+        <w:rPr>
+          <w:rFonts w:ascii="신명조" w:eastAsia="신명조" w:hint="eastAsia"/>
+          <w:b/>
+          <w:sz w:val="20"/>
+          <w:szCs w:val="20"/>
+        </w:rPr>
+        <w:t xml:space="preserve"> 기술</w:t>
+      </w:r>
+      <w:r>
+        <w:rPr>
+          <w:rFonts w:ascii="신명조" w:eastAsia="신명조" w:hint="eastAsia"/>
+          <w:b/>
+          <w:sz w:val="20"/>
+          <w:szCs w:val="20"/>
+        </w:rPr>
+        <w:t xml:space="preserve"> 분석 </w:t>
+      </w:r>
+      <w:r>
+        <w:rPr>
+          <w:rFonts w:ascii="신명조" w:eastAsia="신명조" w:hint="eastAsia"/>
+          <w:sz w:val="20"/>
+          <w:szCs w:val="20"/>
+        </w:rPr>
+        <w:ptab w:relativeTo="margin" w:alignment="right" w:leader="dot"/>
+      </w:r>
+      <w:r>
+        <w:rPr>
+          <w:rFonts w:ascii="신명조" w:eastAsia="신명조" w:hint="eastAsia"/>
+          <w:sz w:val="20"/>
+          <w:szCs w:val="20"/>
+          <w:lang w:val="ko-KR"/>
+        </w:rPr>
+        <w:t>3</w:t>
+      </w:r>
+    </w:p>
+    <w:p>
+      <w:pPr>
         <w:pStyle w:val="3"/>
         <w:outlineLvl w:val="1"/>
         <w:rPr>
@@ -1668,23 +1764,23 @@
           <w:sz w:val="20"/>
           <w:szCs w:val="20"/>
         </w:rPr>
-        <w:t>1</w:t>
-      </w:r>
-      <w:r>
-        <w:rPr>
-          <w:rFonts w:ascii="신명조" w:eastAsia="신명조" w:hint="eastAsia"/>
-          <w:sz w:val="20"/>
-          <w:szCs w:val="20"/>
-        </w:rPr>
-        <w:t>.1 연구</w:t>
-      </w:r>
-      <w:r>
-        <w:rPr>
-          <w:rFonts w:ascii="신명조" w:eastAsia="신명조" w:hint="eastAsia"/>
-          <w:sz w:val="20"/>
-          <w:szCs w:val="20"/>
-        </w:rPr>
-        <w:t xml:space="preserve"> 배경 및 목적</w:t>
+        <w:t>2.1</w:t>
+      </w:r>
+      <w:r>
+        <w:rPr>
+          <w:rFonts w:ascii="신명조" w:eastAsia="신명조" w:hint="eastAsia"/>
+          <w:sz w:val="20"/>
+          <w:szCs w:val="20"/>
+        </w:rPr>
+        <w:t xml:space="preserve"> 클라우드 </w:t>
+      </w:r>
+      <w:r>
+        <w:rPr>
+          <w:rFonts w:ascii="신명조" w:eastAsia="신명조" w:hint="eastAsia"/>
+          <w:sz w:val="20"/>
+          <w:szCs w:val="20"/>
+        </w:rPr>
+        <w:t>네이티브</w:t>
       </w:r>
       <w:r>
         <w:rPr>
@@ -1708,107 +1804,7 @@
           <w:sz w:val="20"/>
           <w:szCs w:val="20"/>
         </w:rPr>
-        <w:t>1</w:t>
-      </w:r>
-    </w:p>
-    <w:p>
-      <w:pPr>
-        <w:pStyle w:val="20"/>
-        <w:ind w:left="0"/>
-        <w:rPr>
-          <w:rFonts w:ascii="신명조" w:eastAsia="신명조"/>
-          <w:sz w:val="20"/>
-          <w:szCs w:val="20"/>
-        </w:rPr>
-      </w:pPr>
-      <w:proofErr w:type="gramStart"/>
-      <w:r>
-        <w:rPr>
-          <w:rFonts w:ascii="신명조" w:eastAsia="신명조" w:hint="eastAsia"/>
-          <w:b/>
-          <w:sz w:val="20"/>
-          <w:szCs w:val="20"/>
-        </w:rPr>
-        <w:t>제 2</w:t>
-      </w:r>
-      <w:proofErr w:type="gramEnd"/>
-      <w:r>
-        <w:rPr>
-          <w:rFonts w:ascii="신명조" w:eastAsia="신명조" w:hint="eastAsia"/>
-          <w:b/>
-          <w:sz w:val="20"/>
-          <w:szCs w:val="20"/>
-        </w:rPr>
-        <w:t xml:space="preserve"> 장 관련 기술 분석 </w:t>
-      </w:r>
-      <w:r>
-        <w:rPr>
-          <w:rFonts w:ascii="신명조" w:eastAsia="신명조" w:hint="eastAsia"/>
-          <w:sz w:val="20"/>
-          <w:szCs w:val="20"/>
-        </w:rPr>
-        <w:ptab w:relativeTo="margin" w:alignment="right" w:leader="dot"/>
-      </w:r>
-      <w:r>
-        <w:rPr>
-          <w:rFonts w:ascii="신명조" w:eastAsia="신명조" w:hint="eastAsia"/>
-          <w:sz w:val="20"/>
-          <w:szCs w:val="20"/>
-          <w:lang w:val="ko-KR"/>
-        </w:rPr>
-        <w:t>2</w:t>
-      </w:r>
-    </w:p>
-    <w:p>
-      <w:pPr>
-        <w:pStyle w:val="3"/>
-        <w:outlineLvl w:val="1"/>
-        <w:rPr>
-          <w:rFonts w:ascii="신명조" w:eastAsia="신명조"/>
-          <w:sz w:val="20"/>
-          <w:szCs w:val="20"/>
-          <w:lang w:val="ko-KR"/>
-        </w:rPr>
-      </w:pPr>
-      <w:r>
-        <w:rPr>
-          <w:rFonts w:ascii="신명조" w:eastAsia="신명조" w:hint="eastAsia"/>
-          <w:sz w:val="20"/>
-          <w:szCs w:val="20"/>
-        </w:rPr>
-        <w:t>2.1</w:t>
-      </w:r>
-      <w:r>
-        <w:rPr>
-          <w:rFonts w:ascii="신명조" w:eastAsia="신명조" w:hint="eastAsia"/>
-          <w:sz w:val="20"/>
-          <w:szCs w:val="20"/>
-        </w:rPr>
-        <w:t xml:space="preserve"> 클라우드 컴퓨팅</w:t>
-      </w:r>
-      <w:r>
-        <w:rPr>
-          <w:rFonts w:ascii="신명조" w:eastAsia="신명조" w:hint="eastAsia"/>
-          <w:sz w:val="20"/>
-          <w:szCs w:val="20"/>
-        </w:rPr>
-        <w:t xml:space="preserve"> </w:t>
-      </w:r>
-      <w:r>
-        <w:rPr>
-          <w:rFonts w:ascii="신명조" w:eastAsia="신명조" w:hint="eastAsia"/>
-          <w:sz w:val="20"/>
-          <w:szCs w:val="20"/>
-        </w:rPr>
-        <w:ptab w:relativeTo="margin" w:alignment="right" w:leader="dot"/>
-      </w:r>
-      <w:r>
-        <w:rPr>
-          <w:rFonts w:ascii="신명조" w:eastAsia="신명조" w:hint="eastAsia"/>
-          <w:sz w:val="20"/>
-          <w:szCs w:val="20"/>
-        </w:rPr>
-        <w:t>2</w:t>
+        <w:t>3</w:t>
       </w:r>
     </w:p>
     <w:p>
@@ -3111,7 +3107,6 @@
           <w:sz w:val="20"/>
           <w:szCs w:val="20"/>
         </w:rPr>
-        <w:lastRenderedPageBreak/>
         <w:t>3.</w:t>
       </w:r>
       <w:r>
@@ -3181,6 +3176,7 @@
           <w:sz w:val="20"/>
           <w:szCs w:val="20"/>
         </w:rPr>
+        <w:lastRenderedPageBreak/>
         <w:t>3.</w:t>
       </w:r>
       <w:r>
@@ -4238,42 +4234,6 @@
       <w:pPr>
         <w:rPr>
           <w:lang w:val="ko-KR"/>
-        </w:rPr>
-      </w:pPr>
-    </w:p>
-    <w:p>
-      <w:pPr>
-        <w:rPr>
-          <w:lang w:val="ko-KR"/>
-        </w:rPr>
-      </w:pPr>
-    </w:p>
-    <w:p>
-      <w:pPr>
-        <w:rPr>
-          <w:lang w:val="ko-KR"/>
-        </w:rPr>
-      </w:pPr>
-    </w:p>
-    <w:p>
-      <w:pPr>
-        <w:rPr>
-          <w:lang w:val="ko-KR"/>
-        </w:rPr>
-      </w:pPr>
-    </w:p>
-    <w:p>
-      <w:pPr>
-        <w:rPr>
-          <w:lang w:val="ko-KR"/>
-        </w:rPr>
-      </w:pPr>
-    </w:p>
-    <w:p>
-      <w:pPr>
-        <w:rPr>
-          <w:rFonts w:ascii="신명조" w:eastAsia="신명조"/>
-          <w:szCs w:val="20"/>
         </w:rPr>
       </w:pPr>
     </w:p>
@@ -4284,14 +4244,12 @@
         <w:autoSpaceDE/>
         <w:autoSpaceDN/>
         <w:rPr>
-          <w:rFonts w:ascii="신명조" w:eastAsia="신명조"/>
-          <w:szCs w:val="20"/>
-        </w:rPr>
-      </w:pPr>
-      <w:r>
-        <w:rPr>
-          <w:rFonts w:ascii="신명조" w:eastAsia="신명조"/>
-          <w:szCs w:val="20"/>
+          <w:lang w:val="ko-KR"/>
+        </w:rPr>
+      </w:pPr>
+      <w:r>
+        <w:rPr>
+          <w:lang w:val="ko-KR"/>
         </w:rPr>
         <w:br w:type="page"/>
       </w:r>
@@ -4306,7 +4264,6 @@
           <w:szCs w:val="26"/>
         </w:rPr>
       </w:pPr>
-      <w:proofErr w:type="gramStart"/>
       <w:r>
         <w:rPr>
           <w:rFonts w:ascii="신명조" w:eastAsia="신명조" w:hint="eastAsia"/>
@@ -4315,35 +4272,2793 @@
           <w:szCs w:val="26"/>
         </w:rPr>
         <w:lastRenderedPageBreak/>
-        <w:t>제</w:t>
-      </w:r>
-      <w:r>
-        <w:rPr>
-          <w:rFonts w:ascii="신명조" w:eastAsia="신명조" w:hint="eastAsia"/>
+        <w:t>그림 차례</w:t>
+      </w:r>
+    </w:p>
+    <w:p>
+      <w:pPr>
+        <w:widowControl/>
+        <w:wordWrap/>
+        <w:autoSpaceDE/>
+        <w:autoSpaceDN/>
+        <w:rPr>
+          <w:rFonts w:hint="eastAsia"/>
+          <w:lang w:val="ko-KR"/>
+        </w:rPr>
+      </w:pPr>
+    </w:p>
+    <w:sdt>
+      <w:sdtPr>
+        <w:rPr>
+          <w:rFonts w:ascii="신명조" w:eastAsia="신명조" w:hint="eastAsia"/>
+          <w:szCs w:val="20"/>
+          <w:lang w:val="ko-KR"/>
+        </w:rPr>
+        <w:id w:val="-639421531"/>
+        <w:docPartObj>
+          <w:docPartGallery w:val="Table of Contents"/>
+          <w:docPartUnique/>
+        </w:docPartObj>
+      </w:sdtPr>
+      <w:sdtEndPr>
+        <w:rPr>
+          <w:rFonts w:hint="default"/>
           <w:b/>
           <w:sz w:val="26"/>
           <w:szCs w:val="26"/>
-        </w:rPr>
-        <w:t xml:space="preserve"> </w:t>
-      </w:r>
-      <w:r>
-        <w:rPr>
-          <w:rFonts w:ascii="신명조" w:eastAsia="신명조" w:hint="eastAsia"/>
+          <w:lang w:val="en-US"/>
+        </w:rPr>
+      </w:sdtEndPr>
+      <w:sdtContent>
+        <w:p>
+          <w:pPr>
+            <w:rPr>
+              <w:rFonts w:ascii="신명조" w:eastAsia="신명조"/>
+              <w:szCs w:val="20"/>
+            </w:rPr>
+          </w:pPr>
+          <w:proofErr w:type="gramStart"/>
+          <w:r>
+            <w:rPr>
+              <w:rFonts w:ascii="신명조" w:eastAsia="신명조" w:hint="eastAsia"/>
+              <w:b/>
+              <w:bCs/>
+              <w:szCs w:val="20"/>
+            </w:rPr>
+            <w:t>제 1</w:t>
+          </w:r>
+          <w:proofErr w:type="gramEnd"/>
+          <w:r>
+            <w:rPr>
+              <w:rFonts w:ascii="신명조" w:eastAsia="신명조" w:hint="eastAsia"/>
+              <w:b/>
+              <w:bCs/>
+              <w:szCs w:val="20"/>
+            </w:rPr>
+            <w:t xml:space="preserve"> 장 서   론 </w:t>
+          </w:r>
+          <w:r>
+            <w:rPr>
+              <w:rFonts w:ascii="신명조" w:eastAsia="신명조" w:hint="eastAsia"/>
+              <w:szCs w:val="20"/>
+            </w:rPr>
+            <w:ptab w:relativeTo="margin" w:alignment="right" w:leader="dot"/>
+          </w:r>
+          <w:r>
+            <w:rPr>
+              <w:rFonts w:ascii="신명조" w:eastAsia="신명조" w:hint="eastAsia"/>
+              <w:bCs/>
+              <w:szCs w:val="20"/>
+              <w:lang w:val="ko-KR"/>
+            </w:rPr>
+            <w:t>1</w:t>
+          </w:r>
+        </w:p>
+        <w:p>
+          <w:pPr>
+            <w:pStyle w:val="20"/>
+            <w:ind w:left="800"/>
+            <w:rPr>
+              <w:rFonts w:ascii="신명조" w:eastAsia="신명조"/>
+              <w:sz w:val="20"/>
+              <w:szCs w:val="20"/>
+            </w:rPr>
+          </w:pPr>
+          <w:proofErr w:type="gramStart"/>
+          <w:r>
+            <w:rPr>
+              <w:rFonts w:ascii="신명조" w:eastAsia="신명조" w:hint="eastAsia"/>
+              <w:b/>
+              <w:sz w:val="20"/>
+              <w:szCs w:val="20"/>
+            </w:rPr>
+            <w:t>제 2</w:t>
+          </w:r>
+          <w:proofErr w:type="gramEnd"/>
+          <w:r>
+            <w:rPr>
+              <w:rFonts w:ascii="신명조" w:eastAsia="신명조" w:hint="eastAsia"/>
+              <w:b/>
+              <w:sz w:val="20"/>
+              <w:szCs w:val="20"/>
+            </w:rPr>
+            <w:t xml:space="preserve"> 장 관련 기술 분석 </w:t>
+          </w:r>
+          <w:r>
+            <w:rPr>
+              <w:rFonts w:ascii="신명조" w:eastAsia="신명조" w:hint="eastAsia"/>
+              <w:sz w:val="20"/>
+              <w:szCs w:val="20"/>
+            </w:rPr>
+            <w:ptab w:relativeTo="margin" w:alignment="right" w:leader="dot"/>
+          </w:r>
+          <w:r>
+            <w:rPr>
+              <w:rFonts w:ascii="신명조" w:eastAsia="신명조" w:hint="eastAsia"/>
+              <w:sz w:val="20"/>
+              <w:szCs w:val="20"/>
+              <w:lang w:val="ko-KR"/>
+            </w:rPr>
+            <w:t>2</w:t>
+          </w:r>
+        </w:p>
+        <w:p>
+          <w:pPr>
+            <w:pStyle w:val="3"/>
+            <w:ind w:left="446"/>
+            <w:outlineLvl w:val="1"/>
+            <w:rPr>
+              <w:rFonts w:ascii="신명조" w:eastAsia="신명조"/>
+              <w:sz w:val="20"/>
+              <w:szCs w:val="20"/>
+              <w:lang w:val="ko-KR"/>
+            </w:rPr>
+          </w:pPr>
+          <w:r>
+            <w:rPr>
+              <w:rFonts w:ascii="신명조" w:eastAsia="신명조" w:hint="eastAsia"/>
+              <w:sz w:val="20"/>
+              <w:szCs w:val="20"/>
+            </w:rPr>
+            <w:t xml:space="preserve">2.1 선행 연구 </w:t>
+          </w:r>
+          <w:r>
+            <w:rPr>
+              <w:rFonts w:ascii="신명조" w:eastAsia="신명조" w:hint="eastAsia"/>
+              <w:sz w:val="20"/>
+              <w:szCs w:val="20"/>
+            </w:rPr>
+            <w:ptab w:relativeTo="margin" w:alignment="right" w:leader="dot"/>
+          </w:r>
+          <w:r>
+            <w:rPr>
+              <w:rFonts w:ascii="신명조" w:eastAsia="신명조" w:hint="eastAsia"/>
+              <w:sz w:val="20"/>
+              <w:szCs w:val="20"/>
+            </w:rPr>
+            <w:t>2</w:t>
+          </w:r>
+        </w:p>
+        <w:p>
+          <w:pPr>
+            <w:pStyle w:val="11"/>
+            <w:ind w:firstLine="800"/>
+            <w:rPr>
+              <w:rFonts w:ascii="신명조" w:eastAsia="신명조"/>
+              <w:sz w:val="20"/>
+              <w:szCs w:val="20"/>
+            </w:rPr>
+          </w:pPr>
+          <w:r>
+            <w:rPr>
+              <w:rFonts w:ascii="신명조" w:eastAsia="신명조" w:hint="eastAsia"/>
+              <w:bCs/>
+              <w:sz w:val="20"/>
+              <w:szCs w:val="20"/>
+            </w:rPr>
+            <w:t>2.1.1 게임 엔진</w:t>
+          </w:r>
+          <w:r>
+            <w:rPr>
+              <w:rFonts w:ascii="신명조" w:eastAsia="신명조" w:hint="eastAsia"/>
+              <w:sz w:val="20"/>
+              <w:szCs w:val="20"/>
+            </w:rPr>
+            <w:ptab w:relativeTo="margin" w:alignment="right" w:leader="dot"/>
+          </w:r>
+          <w:r>
+            <w:rPr>
+              <w:rFonts w:ascii="신명조" w:eastAsia="신명조" w:hint="eastAsia"/>
+              <w:b/>
+              <w:bCs/>
+              <w:sz w:val="20"/>
+              <w:szCs w:val="20"/>
+              <w:lang w:val="ko-KR"/>
+            </w:rPr>
+            <w:t>2</w:t>
+          </w:r>
+        </w:p>
+        <w:p>
+          <w:pPr>
+            <w:pStyle w:val="20"/>
+            <w:ind w:left="800" w:firstLineChars="100" w:firstLine="200"/>
+            <w:rPr>
+              <w:rFonts w:ascii="신명조" w:eastAsia="신명조"/>
+              <w:sz w:val="20"/>
+              <w:szCs w:val="20"/>
+            </w:rPr>
+          </w:pPr>
+          <w:r>
+            <w:rPr>
+              <w:rFonts w:ascii="신명조" w:eastAsia="신명조" w:hint="eastAsia"/>
+              <w:sz w:val="20"/>
+              <w:szCs w:val="20"/>
+            </w:rPr>
+            <w:t xml:space="preserve">2.2 필요 프로그램 </w:t>
+          </w:r>
+          <w:r>
+            <w:rPr>
+              <w:rFonts w:ascii="신명조" w:eastAsia="신명조" w:hint="eastAsia"/>
+              <w:sz w:val="20"/>
+              <w:szCs w:val="20"/>
+            </w:rPr>
+            <w:ptab w:relativeTo="margin" w:alignment="right" w:leader="dot"/>
+          </w:r>
+          <w:r>
+            <w:rPr>
+              <w:rFonts w:ascii="신명조" w:eastAsia="신명조" w:hint="eastAsia"/>
+              <w:sz w:val="20"/>
+              <w:szCs w:val="20"/>
+              <w:lang w:val="ko-KR"/>
+            </w:rPr>
+            <w:t>2</w:t>
+          </w:r>
+        </w:p>
+        <w:p>
+          <w:pPr>
+            <w:pStyle w:val="3"/>
+            <w:ind w:left="446" w:firstLine="354"/>
+            <w:rPr>
+              <w:rFonts w:ascii="신명조" w:eastAsia="신명조"/>
+              <w:sz w:val="20"/>
+              <w:szCs w:val="20"/>
+            </w:rPr>
+          </w:pPr>
+          <w:r>
+            <w:rPr>
+              <w:rFonts w:ascii="신명조" w:eastAsia="신명조" w:hint="eastAsia"/>
+              <w:sz w:val="20"/>
+              <w:szCs w:val="20"/>
+            </w:rPr>
+            <w:t xml:space="preserve">2.2.1 Unity 프로그램 </w:t>
+          </w:r>
+          <w:r>
+            <w:rPr>
+              <w:rFonts w:ascii="신명조" w:eastAsia="신명조" w:hint="eastAsia"/>
+              <w:sz w:val="20"/>
+              <w:szCs w:val="20"/>
+            </w:rPr>
+            <w:ptab w:relativeTo="margin" w:alignment="right" w:leader="dot"/>
+          </w:r>
+          <w:r>
+            <w:rPr>
+              <w:rFonts w:ascii="신명조" w:eastAsia="신명조" w:hint="eastAsia"/>
+              <w:sz w:val="20"/>
+              <w:szCs w:val="20"/>
+            </w:rPr>
+            <w:t>3</w:t>
+          </w:r>
+        </w:p>
+        <w:p>
+          <w:pPr>
+            <w:pStyle w:val="3"/>
+            <w:ind w:firstLine="360"/>
+            <w:rPr>
+              <w:rFonts w:ascii="신명조" w:eastAsia="신명조"/>
+              <w:sz w:val="20"/>
+              <w:szCs w:val="20"/>
+            </w:rPr>
+          </w:pPr>
+          <w:r>
+            <w:rPr>
+              <w:rFonts w:ascii="신명조" w:eastAsia="신명조" w:hint="eastAsia"/>
+              <w:sz w:val="20"/>
+              <w:szCs w:val="20"/>
+            </w:rPr>
+            <w:t>2.2.2</w:t>
+          </w:r>
+          <w:r>
+            <w:rPr>
+              <w:rFonts w:ascii="신명조" w:eastAsia="신명조" w:hint="eastAsia"/>
+              <w:sz w:val="20"/>
+              <w:szCs w:val="20"/>
+            </w:rPr>
+            <w:t xml:space="preserve"> </w:t>
+          </w:r>
+          <w:proofErr w:type="spellStart"/>
+          <w:r>
+            <w:rPr>
+              <w:rFonts w:ascii="신명조" w:eastAsia="신명조"/>
+              <w:sz w:val="20"/>
+              <w:szCs w:val="20"/>
+            </w:rPr>
+            <w:t>Aseprite</w:t>
+          </w:r>
+          <w:proofErr w:type="spellEnd"/>
+          <w:r>
+            <w:rPr>
+              <w:rFonts w:ascii="신명조" w:eastAsia="신명조" w:hint="eastAsia"/>
+              <w:sz w:val="20"/>
+              <w:szCs w:val="20"/>
+            </w:rPr>
+            <w:t xml:space="preserve"> </w:t>
+          </w:r>
+          <w:r>
+            <w:rPr>
+              <w:rFonts w:ascii="신명조" w:eastAsia="신명조" w:hint="eastAsia"/>
+              <w:sz w:val="20"/>
+              <w:szCs w:val="20"/>
+            </w:rPr>
+            <w:ptab w:relativeTo="margin" w:alignment="right" w:leader="dot"/>
+          </w:r>
+          <w:r>
+            <w:rPr>
+              <w:rFonts w:ascii="신명조" w:eastAsia="신명조" w:hint="eastAsia"/>
+              <w:sz w:val="20"/>
+              <w:szCs w:val="20"/>
+            </w:rPr>
+            <w:t>3</w:t>
+          </w:r>
+        </w:p>
+        <w:p>
+          <w:pPr>
+            <w:pStyle w:val="3"/>
+            <w:ind w:firstLine="360"/>
+            <w:rPr>
+              <w:rFonts w:ascii="신명조" w:eastAsia="신명조"/>
+              <w:sz w:val="20"/>
+              <w:szCs w:val="20"/>
+            </w:rPr>
+          </w:pPr>
+          <w:r>
+            <w:rPr>
+              <w:rFonts w:ascii="신명조" w:eastAsia="신명조" w:hint="eastAsia"/>
+              <w:sz w:val="20"/>
+              <w:szCs w:val="20"/>
+            </w:rPr>
+            <w:t>2.2.3</w:t>
+          </w:r>
+          <w:r>
+            <w:rPr>
+              <w:rFonts w:ascii="신명조" w:eastAsia="신명조" w:hint="eastAsia"/>
+              <w:sz w:val="20"/>
+              <w:szCs w:val="20"/>
+            </w:rPr>
+            <w:t xml:space="preserve"> </w:t>
+          </w:r>
+          <w:proofErr w:type="spellStart"/>
+          <w:r>
+            <w:rPr>
+              <w:rFonts w:ascii="신명조" w:eastAsia="신명조"/>
+              <w:sz w:val="20"/>
+              <w:szCs w:val="20"/>
+            </w:rPr>
+            <w:t>Github</w:t>
+          </w:r>
+          <w:proofErr w:type="spellEnd"/>
+          <w:r>
+            <w:rPr>
+              <w:rFonts w:ascii="신명조" w:eastAsia="신명조"/>
+              <w:sz w:val="20"/>
+              <w:szCs w:val="20"/>
+            </w:rPr>
+            <w:t xml:space="preserve"> </w:t>
+          </w:r>
+          <w:r>
+            <w:rPr>
+              <w:rFonts w:ascii="신명조" w:eastAsia="신명조" w:hint="eastAsia"/>
+              <w:sz w:val="20"/>
+              <w:szCs w:val="20"/>
+            </w:rPr>
+            <w:ptab w:relativeTo="margin" w:alignment="right" w:leader="dot"/>
+          </w:r>
+          <w:r>
+            <w:rPr>
+              <w:rFonts w:ascii="신명조" w:eastAsia="신명조" w:hint="eastAsia"/>
+              <w:sz w:val="20"/>
+              <w:szCs w:val="20"/>
+            </w:rPr>
+            <w:t>3</w:t>
+          </w:r>
+        </w:p>
+        <w:p>
+          <w:pPr>
+            <w:pStyle w:val="20"/>
+            <w:ind w:left="800"/>
+            <w:rPr>
+              <w:rFonts w:ascii="신명조" w:eastAsia="신명조"/>
+              <w:sz w:val="20"/>
+              <w:szCs w:val="20"/>
+              <w:lang w:val="ko-KR"/>
+            </w:rPr>
+          </w:pPr>
+          <w:proofErr w:type="gramStart"/>
+          <w:r>
+            <w:rPr>
+              <w:rFonts w:ascii="신명조" w:eastAsia="신명조" w:hint="eastAsia"/>
+              <w:b/>
+              <w:sz w:val="20"/>
+              <w:szCs w:val="20"/>
+            </w:rPr>
+            <w:t>제</w:t>
+          </w:r>
+          <w:r>
+            <w:rPr>
+              <w:rFonts w:ascii="신명조" w:eastAsia="신명조" w:hint="eastAsia"/>
+              <w:b/>
+              <w:sz w:val="20"/>
+              <w:szCs w:val="20"/>
+            </w:rPr>
+            <w:t xml:space="preserve"> 3</w:t>
+          </w:r>
+          <w:proofErr w:type="gramEnd"/>
+          <w:r>
+            <w:rPr>
+              <w:rFonts w:ascii="신명조" w:eastAsia="신명조" w:hint="eastAsia"/>
+              <w:b/>
+              <w:sz w:val="20"/>
+              <w:szCs w:val="20"/>
+            </w:rPr>
+            <w:t xml:space="preserve"> 장 </w:t>
+          </w:r>
+          <w:r>
+            <w:rPr>
+              <w:rFonts w:ascii="신명조" w:eastAsia="신명조" w:hint="eastAsia"/>
+              <w:b/>
+              <w:sz w:val="20"/>
+              <w:szCs w:val="20"/>
+            </w:rPr>
+            <w:t>게임 설계 및 개발</w:t>
+          </w:r>
+          <w:r>
+            <w:rPr>
+              <w:rFonts w:ascii="신명조" w:eastAsia="신명조" w:hint="eastAsia"/>
+              <w:b/>
+              <w:sz w:val="20"/>
+              <w:szCs w:val="20"/>
+            </w:rPr>
+            <w:t xml:space="preserve"> </w:t>
+          </w:r>
+          <w:r>
+            <w:rPr>
+              <w:rFonts w:ascii="신명조" w:eastAsia="신명조" w:hint="eastAsia"/>
+              <w:sz w:val="20"/>
+              <w:szCs w:val="20"/>
+            </w:rPr>
+            <w:ptab w:relativeTo="margin" w:alignment="right" w:leader="dot"/>
+          </w:r>
+          <w:r>
+            <w:rPr>
+              <w:rFonts w:ascii="신명조" w:eastAsia="신명조" w:hint="eastAsia"/>
+              <w:sz w:val="20"/>
+              <w:szCs w:val="20"/>
+              <w:lang w:val="ko-KR"/>
+            </w:rPr>
+            <w:t>4</w:t>
+          </w:r>
+        </w:p>
+        <w:p>
+          <w:pPr>
+            <w:pStyle w:val="3"/>
+            <w:outlineLvl w:val="1"/>
+            <w:rPr>
+              <w:rFonts w:ascii="신명조" w:eastAsia="신명조"/>
+              <w:sz w:val="20"/>
+              <w:szCs w:val="20"/>
+            </w:rPr>
+          </w:pPr>
+          <w:r>
+            <w:rPr>
+              <w:rFonts w:ascii="신명조" w:eastAsia="신명조" w:hint="eastAsia"/>
+              <w:sz w:val="20"/>
+              <w:szCs w:val="20"/>
+            </w:rPr>
+            <w:t>3</w:t>
+          </w:r>
+          <w:r>
+            <w:rPr>
+              <w:rFonts w:ascii="신명조" w:eastAsia="신명조" w:hint="eastAsia"/>
+              <w:sz w:val="20"/>
+              <w:szCs w:val="20"/>
+            </w:rPr>
+            <w:t xml:space="preserve">.1 </w:t>
+          </w:r>
+          <w:r>
+            <w:rPr>
+              <w:rFonts w:ascii="신명조" w:eastAsia="신명조" w:hint="eastAsia"/>
+              <w:sz w:val="20"/>
+              <w:szCs w:val="20"/>
+            </w:rPr>
+            <w:t>게임의 개요</w:t>
+          </w:r>
+          <w:r>
+            <w:rPr>
+              <w:rFonts w:ascii="신명조" w:eastAsia="신명조" w:hint="eastAsia"/>
+              <w:sz w:val="20"/>
+              <w:szCs w:val="20"/>
+            </w:rPr>
+            <w:t xml:space="preserve"> </w:t>
+          </w:r>
+          <w:r>
+            <w:rPr>
+              <w:rFonts w:ascii="신명조" w:eastAsia="신명조" w:hint="eastAsia"/>
+              <w:sz w:val="20"/>
+              <w:szCs w:val="20"/>
+            </w:rPr>
+            <w:ptab w:relativeTo="margin" w:alignment="right" w:leader="dot"/>
+          </w:r>
+          <w:r>
+            <w:rPr>
+              <w:rFonts w:ascii="신명조" w:eastAsia="신명조"/>
+              <w:sz w:val="20"/>
+              <w:szCs w:val="20"/>
+            </w:rPr>
+            <w:t>4</w:t>
+          </w:r>
+        </w:p>
+        <w:p>
+          <w:pPr>
+            <w:pStyle w:val="3"/>
+            <w:outlineLvl w:val="1"/>
+            <w:rPr>
+              <w:rFonts w:ascii="신명조" w:eastAsia="신명조"/>
+              <w:sz w:val="20"/>
+              <w:szCs w:val="20"/>
+            </w:rPr>
+          </w:pPr>
+          <w:r>
+            <w:rPr>
+              <w:rFonts w:ascii="신명조" w:eastAsia="신명조" w:hint="eastAsia"/>
+              <w:sz w:val="20"/>
+              <w:szCs w:val="20"/>
+            </w:rPr>
+            <w:t>3.2</w:t>
+          </w:r>
+          <w:r>
+            <w:rPr>
+              <w:rFonts w:ascii="신명조" w:eastAsia="신명조" w:hint="eastAsia"/>
+              <w:sz w:val="20"/>
+              <w:szCs w:val="20"/>
+            </w:rPr>
+            <w:t xml:space="preserve"> </w:t>
+          </w:r>
+          <w:proofErr w:type="spellStart"/>
+          <w:r>
+            <w:rPr>
+              <w:rFonts w:ascii="신명조" w:eastAsia="신명조"/>
+              <w:sz w:val="20"/>
+              <w:szCs w:val="20"/>
+            </w:rPr>
+            <w:t>Anti Virus</w:t>
+          </w:r>
+          <w:proofErr w:type="spellEnd"/>
+          <w:r>
+            <w:rPr>
+              <w:rFonts w:ascii="신명조" w:eastAsia="신명조" w:hint="eastAsia"/>
+              <w:sz w:val="20"/>
+              <w:szCs w:val="20"/>
+            </w:rPr>
+            <w:t>의 특징</w:t>
+          </w:r>
+          <w:r>
+            <w:rPr>
+              <w:rFonts w:ascii="신명조" w:eastAsia="신명조" w:hint="eastAsia"/>
+              <w:sz w:val="20"/>
+              <w:szCs w:val="20"/>
+            </w:rPr>
+            <w:t xml:space="preserve"> </w:t>
+          </w:r>
+          <w:r>
+            <w:rPr>
+              <w:rFonts w:ascii="신명조" w:eastAsia="신명조" w:hint="eastAsia"/>
+              <w:sz w:val="20"/>
+              <w:szCs w:val="20"/>
+            </w:rPr>
+            <w:ptab w:relativeTo="margin" w:alignment="right" w:leader="dot"/>
+          </w:r>
+          <w:r>
+            <w:rPr>
+              <w:rFonts w:ascii="신명조" w:eastAsia="신명조"/>
+              <w:sz w:val="20"/>
+              <w:szCs w:val="20"/>
+            </w:rPr>
+            <w:t>4</w:t>
+          </w:r>
+        </w:p>
+        <w:p>
+          <w:pPr>
+            <w:pStyle w:val="3"/>
+            <w:ind w:firstLine="360"/>
+            <w:outlineLvl w:val="1"/>
+            <w:rPr>
+              <w:rFonts w:ascii="신명조" w:eastAsia="신명조"/>
+              <w:sz w:val="20"/>
+              <w:szCs w:val="20"/>
+              <w:lang w:val="ko-KR"/>
+            </w:rPr>
+          </w:pPr>
+          <w:r>
+            <w:rPr>
+              <w:rFonts w:ascii="신명조" w:eastAsia="신명조" w:hint="eastAsia"/>
+              <w:sz w:val="20"/>
+              <w:szCs w:val="20"/>
+            </w:rPr>
+            <w:t>3.2.1</w:t>
+          </w:r>
+          <w:r>
+            <w:rPr>
+              <w:rFonts w:ascii="신명조" w:eastAsia="신명조" w:hint="eastAsia"/>
+              <w:sz w:val="20"/>
+              <w:szCs w:val="20"/>
+            </w:rPr>
+            <w:t xml:space="preserve"> </w:t>
+          </w:r>
+          <w:r>
+            <w:rPr>
+              <w:rFonts w:ascii="신명조" w:eastAsia="신명조" w:hint="eastAsia"/>
+              <w:sz w:val="20"/>
+              <w:szCs w:val="20"/>
+            </w:rPr>
+            <w:t>줄거리</w:t>
+          </w:r>
+          <w:r>
+            <w:rPr>
+              <w:rFonts w:ascii="신명조" w:eastAsia="신명조" w:hint="eastAsia"/>
+              <w:sz w:val="20"/>
+              <w:szCs w:val="20"/>
+            </w:rPr>
+            <w:t xml:space="preserve"> </w:t>
+          </w:r>
+          <w:r>
+            <w:rPr>
+              <w:rFonts w:ascii="신명조" w:eastAsia="신명조" w:hint="eastAsia"/>
+              <w:sz w:val="20"/>
+              <w:szCs w:val="20"/>
+            </w:rPr>
+            <w:ptab w:relativeTo="margin" w:alignment="right" w:leader="dot"/>
+          </w:r>
+          <w:r>
+            <w:rPr>
+              <w:rFonts w:ascii="신명조" w:eastAsia="신명조"/>
+              <w:sz w:val="20"/>
+              <w:szCs w:val="20"/>
+            </w:rPr>
+            <w:t>4</w:t>
+          </w:r>
+        </w:p>
+        <w:p>
+          <w:pPr>
+            <w:pStyle w:val="3"/>
+            <w:ind w:left="800"/>
+            <w:outlineLvl w:val="1"/>
+            <w:rPr>
+              <w:rFonts w:ascii="신명조" w:eastAsia="신명조"/>
+              <w:sz w:val="20"/>
+              <w:szCs w:val="20"/>
+              <w:lang w:val="ko-KR"/>
+            </w:rPr>
+          </w:pPr>
+          <w:r>
+            <w:rPr>
+              <w:rFonts w:ascii="신명조" w:eastAsia="신명조" w:hint="eastAsia"/>
+              <w:sz w:val="20"/>
+              <w:szCs w:val="20"/>
+            </w:rPr>
+            <w:t>3.2.2</w:t>
+          </w:r>
+          <w:r>
+            <w:rPr>
+              <w:rFonts w:ascii="신명조" w:eastAsia="신명조" w:hint="eastAsia"/>
+              <w:sz w:val="20"/>
+              <w:szCs w:val="20"/>
+            </w:rPr>
+            <w:t xml:space="preserve"> </w:t>
+          </w:r>
+          <w:r>
+            <w:rPr>
+              <w:rFonts w:ascii="신명조" w:eastAsia="신명조" w:hint="eastAsia"/>
+              <w:sz w:val="20"/>
+              <w:szCs w:val="20"/>
+            </w:rPr>
+            <w:t>진행 방식</w:t>
+          </w:r>
+          <w:r>
+            <w:rPr>
+              <w:rFonts w:ascii="신명조" w:eastAsia="신명조" w:hint="eastAsia"/>
+              <w:sz w:val="20"/>
+              <w:szCs w:val="20"/>
+            </w:rPr>
+            <w:t xml:space="preserve"> </w:t>
+          </w:r>
+          <w:r>
+            <w:rPr>
+              <w:rFonts w:ascii="신명조" w:eastAsia="신명조" w:hint="eastAsia"/>
+              <w:sz w:val="20"/>
+              <w:szCs w:val="20"/>
+            </w:rPr>
+            <w:ptab w:relativeTo="margin" w:alignment="right" w:leader="dot"/>
+          </w:r>
+          <w:r>
+            <w:rPr>
+              <w:rFonts w:ascii="신명조" w:eastAsia="신명조"/>
+              <w:sz w:val="20"/>
+              <w:szCs w:val="20"/>
+            </w:rPr>
+            <w:t>4</w:t>
+          </w:r>
+        </w:p>
+        <w:p>
+          <w:pPr>
+            <w:pStyle w:val="3"/>
+            <w:outlineLvl w:val="1"/>
+            <w:rPr>
+              <w:rFonts w:ascii="신명조" w:eastAsia="신명조"/>
+              <w:sz w:val="20"/>
+              <w:szCs w:val="20"/>
+            </w:rPr>
+          </w:pPr>
+          <w:r>
+            <w:rPr>
+              <w:rFonts w:ascii="신명조" w:eastAsia="신명조" w:hint="eastAsia"/>
+              <w:sz w:val="20"/>
+              <w:szCs w:val="20"/>
+            </w:rPr>
+            <w:t>3.3</w:t>
+          </w:r>
+          <w:r>
+            <w:rPr>
+              <w:rFonts w:ascii="신명조" w:eastAsia="신명조" w:hint="eastAsia"/>
+              <w:sz w:val="20"/>
+              <w:szCs w:val="20"/>
+            </w:rPr>
+            <w:t xml:space="preserve"> </w:t>
+          </w:r>
+          <w:proofErr w:type="spellStart"/>
+          <w:r>
+            <w:rPr>
+              <w:rFonts w:ascii="신명조" w:eastAsia="신명조"/>
+              <w:sz w:val="20"/>
+              <w:szCs w:val="20"/>
+            </w:rPr>
+            <w:t>Anti Virus</w:t>
+          </w:r>
+          <w:proofErr w:type="spellEnd"/>
+          <w:r>
+            <w:rPr>
+              <w:rFonts w:ascii="신명조" w:eastAsia="신명조" w:hint="eastAsia"/>
+              <w:sz w:val="20"/>
+              <w:szCs w:val="20"/>
+            </w:rPr>
+            <w:t>의 구성</w:t>
+          </w:r>
+          <w:r>
+            <w:rPr>
+              <w:rFonts w:ascii="신명조" w:eastAsia="신명조" w:hint="eastAsia"/>
+              <w:sz w:val="20"/>
+              <w:szCs w:val="20"/>
+            </w:rPr>
+            <w:t xml:space="preserve"> </w:t>
+          </w:r>
+          <w:r>
+            <w:rPr>
+              <w:rFonts w:ascii="신명조" w:eastAsia="신명조" w:hint="eastAsia"/>
+              <w:sz w:val="20"/>
+              <w:szCs w:val="20"/>
+            </w:rPr>
+            <w:ptab w:relativeTo="margin" w:alignment="right" w:leader="dot"/>
+          </w:r>
+          <w:r>
+            <w:rPr>
+              <w:rFonts w:ascii="신명조" w:eastAsia="신명조"/>
+              <w:sz w:val="20"/>
+              <w:szCs w:val="20"/>
+            </w:rPr>
+            <w:t>5</w:t>
+          </w:r>
+        </w:p>
+        <w:p>
+          <w:pPr>
+            <w:pStyle w:val="3"/>
+            <w:ind w:left="800"/>
+            <w:outlineLvl w:val="1"/>
+            <w:rPr>
+              <w:rFonts w:ascii="신명조" w:eastAsia="신명조"/>
+              <w:sz w:val="20"/>
+              <w:szCs w:val="20"/>
+              <w:lang w:val="ko-KR"/>
+            </w:rPr>
+          </w:pPr>
+          <w:r>
+            <w:rPr>
+              <w:rFonts w:ascii="신명조" w:eastAsia="신명조" w:hint="eastAsia"/>
+              <w:sz w:val="20"/>
+              <w:szCs w:val="20"/>
+            </w:rPr>
+            <w:t>3.3.1</w:t>
+          </w:r>
+          <w:r>
+            <w:rPr>
+              <w:rFonts w:ascii="신명조" w:eastAsia="신명조" w:hint="eastAsia"/>
+              <w:sz w:val="20"/>
+              <w:szCs w:val="20"/>
+            </w:rPr>
+            <w:t xml:space="preserve"> </w:t>
+          </w:r>
+          <w:r>
+            <w:rPr>
+              <w:rFonts w:ascii="신명조" w:eastAsia="신명조" w:hint="eastAsia"/>
+              <w:sz w:val="20"/>
+              <w:szCs w:val="20"/>
+            </w:rPr>
+            <w:t>캐릭터</w:t>
+          </w:r>
+          <w:r>
+            <w:rPr>
+              <w:rFonts w:ascii="신명조" w:eastAsia="신명조" w:hint="eastAsia"/>
+              <w:sz w:val="20"/>
+              <w:szCs w:val="20"/>
+            </w:rPr>
+            <w:t xml:space="preserve"> </w:t>
+          </w:r>
+          <w:r>
+            <w:rPr>
+              <w:rFonts w:ascii="신명조" w:eastAsia="신명조" w:hint="eastAsia"/>
+              <w:sz w:val="20"/>
+              <w:szCs w:val="20"/>
+            </w:rPr>
+            <w:ptab w:relativeTo="margin" w:alignment="right" w:leader="dot"/>
+          </w:r>
+          <w:r>
+            <w:rPr>
+              <w:rFonts w:ascii="신명조" w:eastAsia="신명조"/>
+              <w:sz w:val="20"/>
+              <w:szCs w:val="20"/>
+            </w:rPr>
+            <w:t>5</w:t>
+          </w:r>
+        </w:p>
+        <w:p>
+          <w:pPr>
+            <w:pStyle w:val="3"/>
+            <w:ind w:left="800"/>
+            <w:outlineLvl w:val="1"/>
+            <w:rPr>
+              <w:rFonts w:ascii="신명조" w:eastAsia="신명조"/>
+              <w:sz w:val="20"/>
+              <w:szCs w:val="20"/>
+              <w:lang w:val="ko-KR"/>
+            </w:rPr>
+          </w:pPr>
+          <w:r>
+            <w:rPr>
+              <w:rFonts w:ascii="신명조" w:eastAsia="신명조" w:hint="eastAsia"/>
+              <w:sz w:val="20"/>
+              <w:szCs w:val="20"/>
+            </w:rPr>
+            <w:t>3.3.2 몬스터</w:t>
+          </w:r>
+          <w:r>
+            <w:rPr>
+              <w:rFonts w:ascii="신명조" w:eastAsia="신명조" w:hint="eastAsia"/>
+              <w:sz w:val="20"/>
+              <w:szCs w:val="20"/>
+            </w:rPr>
+            <w:t xml:space="preserve"> </w:t>
+          </w:r>
+          <w:r>
+            <w:rPr>
+              <w:rFonts w:ascii="신명조" w:eastAsia="신명조" w:hint="eastAsia"/>
+              <w:sz w:val="20"/>
+              <w:szCs w:val="20"/>
+            </w:rPr>
+            <w:ptab w:relativeTo="margin" w:alignment="right" w:leader="dot"/>
+          </w:r>
+          <w:r>
+            <w:rPr>
+              <w:rFonts w:ascii="신명조" w:eastAsia="신명조"/>
+              <w:sz w:val="20"/>
+              <w:szCs w:val="20"/>
+            </w:rPr>
+            <w:t>5</w:t>
+          </w:r>
+        </w:p>
+        <w:p>
+          <w:pPr>
+            <w:pStyle w:val="3"/>
+            <w:ind w:left="800"/>
+            <w:outlineLvl w:val="1"/>
+            <w:rPr>
+              <w:rFonts w:ascii="신명조" w:eastAsia="신명조"/>
+              <w:sz w:val="20"/>
+              <w:szCs w:val="20"/>
+            </w:rPr>
+          </w:pPr>
+          <w:r>
+            <w:rPr>
+              <w:rFonts w:ascii="신명조" w:eastAsia="신명조" w:hint="eastAsia"/>
+              <w:sz w:val="20"/>
+              <w:szCs w:val="20"/>
+            </w:rPr>
+            <w:t>3.3.3 보스 몬스터</w:t>
+          </w:r>
+          <w:r>
+            <w:rPr>
+              <w:rFonts w:ascii="신명조" w:eastAsia="신명조" w:hint="eastAsia"/>
+              <w:sz w:val="20"/>
+              <w:szCs w:val="20"/>
+            </w:rPr>
+            <w:t xml:space="preserve"> </w:t>
+          </w:r>
+          <w:r>
+            <w:rPr>
+              <w:rFonts w:ascii="신명조" w:eastAsia="신명조" w:hint="eastAsia"/>
+              <w:sz w:val="20"/>
+              <w:szCs w:val="20"/>
+            </w:rPr>
+            <w:ptab w:relativeTo="margin" w:alignment="right" w:leader="dot"/>
+          </w:r>
+          <w:r>
+            <w:rPr>
+              <w:rFonts w:ascii="신명조" w:eastAsia="신명조"/>
+              <w:sz w:val="20"/>
+              <w:szCs w:val="20"/>
+            </w:rPr>
+            <w:t>6</w:t>
+          </w:r>
+        </w:p>
+        <w:p>
+          <w:pPr>
+            <w:pStyle w:val="3"/>
+            <w:ind w:left="800"/>
+            <w:outlineLvl w:val="1"/>
+            <w:rPr>
+              <w:rFonts w:ascii="신명조" w:eastAsia="신명조"/>
+              <w:sz w:val="20"/>
+              <w:szCs w:val="20"/>
+            </w:rPr>
+          </w:pPr>
+          <w:r>
+            <w:rPr>
+              <w:rFonts w:ascii="신명조" w:eastAsia="신명조" w:hint="eastAsia"/>
+              <w:sz w:val="20"/>
+              <w:szCs w:val="20"/>
+            </w:rPr>
+            <w:t>3.3.4</w:t>
+          </w:r>
+          <w:r>
+            <w:rPr>
+              <w:rFonts w:ascii="신명조" w:eastAsia="신명조" w:hint="eastAsia"/>
+              <w:sz w:val="20"/>
+              <w:szCs w:val="20"/>
+            </w:rPr>
+            <w:t xml:space="preserve"> </w:t>
+          </w:r>
+          <w:r>
+            <w:rPr>
+              <w:rFonts w:ascii="신명조" w:eastAsia="신명조" w:hint="eastAsia"/>
+              <w:sz w:val="20"/>
+              <w:szCs w:val="20"/>
+            </w:rPr>
+            <w:t>장비</w:t>
+          </w:r>
+          <w:r>
+            <w:rPr>
+              <w:rFonts w:ascii="신명조" w:eastAsia="신명조" w:hint="eastAsia"/>
+              <w:sz w:val="20"/>
+              <w:szCs w:val="20"/>
+            </w:rPr>
+            <w:t xml:space="preserve"> </w:t>
+          </w:r>
+          <w:r>
+            <w:rPr>
+              <w:rFonts w:ascii="신명조" w:eastAsia="신명조" w:hint="eastAsia"/>
+              <w:sz w:val="20"/>
+              <w:szCs w:val="20"/>
+            </w:rPr>
+            <w:ptab w:relativeTo="margin" w:alignment="right" w:leader="dot"/>
+          </w:r>
+          <w:r>
+            <w:rPr>
+              <w:rFonts w:ascii="신명조" w:eastAsia="신명조"/>
+              <w:sz w:val="20"/>
+              <w:szCs w:val="20"/>
+            </w:rPr>
+            <w:t>6</w:t>
+          </w:r>
+        </w:p>
+        <w:p>
+          <w:pPr>
+            <w:pStyle w:val="3"/>
+            <w:ind w:left="800"/>
+            <w:outlineLvl w:val="1"/>
+            <w:rPr>
+              <w:rFonts w:ascii="신명조" w:eastAsia="신명조"/>
+              <w:sz w:val="20"/>
+              <w:szCs w:val="20"/>
+              <w:lang w:val="ko-KR"/>
+            </w:rPr>
+          </w:pPr>
+          <w:r>
+            <w:rPr>
+              <w:rFonts w:ascii="신명조" w:eastAsia="신명조" w:hint="eastAsia"/>
+              <w:sz w:val="20"/>
+              <w:szCs w:val="20"/>
+            </w:rPr>
+            <w:t>3.3.5</w:t>
+          </w:r>
+          <w:r>
+            <w:rPr>
+              <w:rFonts w:ascii="신명조" w:eastAsia="신명조" w:hint="eastAsia"/>
+              <w:sz w:val="20"/>
+              <w:szCs w:val="20"/>
+            </w:rPr>
+            <w:t xml:space="preserve"> </w:t>
+          </w:r>
+          <w:r>
+            <w:rPr>
+              <w:rFonts w:ascii="신명조" w:eastAsia="신명조" w:hint="eastAsia"/>
+              <w:sz w:val="20"/>
+              <w:szCs w:val="20"/>
+            </w:rPr>
+            <w:t>스테이지</w:t>
+          </w:r>
+          <w:r>
+            <w:rPr>
+              <w:rFonts w:ascii="신명조" w:eastAsia="신명조" w:hint="eastAsia"/>
+              <w:sz w:val="20"/>
+              <w:szCs w:val="20"/>
+            </w:rPr>
+            <w:t xml:space="preserve"> </w:t>
+          </w:r>
+          <w:r>
+            <w:rPr>
+              <w:rFonts w:ascii="신명조" w:eastAsia="신명조" w:hint="eastAsia"/>
+              <w:sz w:val="20"/>
+              <w:szCs w:val="20"/>
+            </w:rPr>
+            <w:ptab w:relativeTo="margin" w:alignment="right" w:leader="dot"/>
+          </w:r>
+          <w:r>
+            <w:rPr>
+              <w:rFonts w:ascii="신명조" w:eastAsia="신명조"/>
+              <w:sz w:val="20"/>
+              <w:szCs w:val="20"/>
+            </w:rPr>
+            <w:t>7</w:t>
+          </w:r>
+        </w:p>
+        <w:p>
+          <w:pPr>
+            <w:pStyle w:val="3"/>
+            <w:ind w:left="800"/>
+            <w:outlineLvl w:val="1"/>
+            <w:rPr>
+              <w:rFonts w:ascii="신명조" w:eastAsia="신명조"/>
+              <w:sz w:val="20"/>
+              <w:szCs w:val="20"/>
+            </w:rPr>
+          </w:pPr>
+          <w:r>
+            <w:rPr>
+              <w:rFonts w:ascii="신명조" w:eastAsia="신명조" w:hint="eastAsia"/>
+              <w:sz w:val="20"/>
+              <w:szCs w:val="20"/>
+            </w:rPr>
+            <w:t>3.3.6</w:t>
+          </w:r>
+          <w:r>
+            <w:rPr>
+              <w:rFonts w:ascii="신명조" w:eastAsia="신명조" w:hint="eastAsia"/>
+              <w:sz w:val="20"/>
+              <w:szCs w:val="20"/>
+            </w:rPr>
+            <w:t xml:space="preserve"> </w:t>
+          </w:r>
+          <w:r>
+            <w:rPr>
+              <w:rFonts w:ascii="신명조" w:eastAsia="신명조" w:hint="eastAsia"/>
+              <w:sz w:val="20"/>
+              <w:szCs w:val="20"/>
+            </w:rPr>
+            <w:t>인터페이스</w:t>
+          </w:r>
+          <w:r>
+            <w:rPr>
+              <w:rFonts w:ascii="신명조" w:eastAsia="신명조" w:hint="eastAsia"/>
+              <w:sz w:val="20"/>
+              <w:szCs w:val="20"/>
+            </w:rPr>
+            <w:t xml:space="preserve"> </w:t>
+          </w:r>
+          <w:r>
+            <w:rPr>
+              <w:rFonts w:ascii="신명조" w:eastAsia="신명조" w:hint="eastAsia"/>
+              <w:sz w:val="20"/>
+              <w:szCs w:val="20"/>
+            </w:rPr>
+            <w:ptab w:relativeTo="margin" w:alignment="right" w:leader="dot"/>
+          </w:r>
+          <w:r>
+            <w:rPr>
+              <w:rFonts w:ascii="신명조" w:eastAsia="신명조"/>
+              <w:sz w:val="20"/>
+              <w:szCs w:val="20"/>
+            </w:rPr>
+            <w:t>7</w:t>
+          </w:r>
+        </w:p>
+        <w:p>
+          <w:pPr>
+            <w:pStyle w:val="3"/>
+            <w:outlineLvl w:val="1"/>
+            <w:rPr>
+              <w:rFonts w:ascii="신명조" w:eastAsia="신명조"/>
+              <w:sz w:val="20"/>
+              <w:szCs w:val="20"/>
+            </w:rPr>
+          </w:pPr>
+          <w:r>
+            <w:rPr>
+              <w:rFonts w:ascii="신명조" w:eastAsia="신명조" w:hint="eastAsia"/>
+              <w:sz w:val="20"/>
+              <w:szCs w:val="20"/>
+            </w:rPr>
+            <w:t>3.4</w:t>
+          </w:r>
+          <w:r>
+            <w:rPr>
+              <w:rFonts w:ascii="신명조" w:eastAsia="신명조" w:hint="eastAsia"/>
+              <w:sz w:val="20"/>
+              <w:szCs w:val="20"/>
+            </w:rPr>
+            <w:t xml:space="preserve"> </w:t>
+          </w:r>
+          <w:r>
+            <w:rPr>
+              <w:rFonts w:ascii="신명조" w:eastAsia="신명조" w:hint="eastAsia"/>
+              <w:sz w:val="20"/>
+              <w:szCs w:val="20"/>
+            </w:rPr>
+            <w:t>세부 개발</w:t>
+          </w:r>
+          <w:r>
+            <w:rPr>
+              <w:rFonts w:ascii="신명조" w:eastAsia="신명조" w:hint="eastAsia"/>
+              <w:sz w:val="20"/>
+              <w:szCs w:val="20"/>
+            </w:rPr>
+            <w:t xml:space="preserve"> </w:t>
+          </w:r>
+          <w:r>
+            <w:rPr>
+              <w:rFonts w:ascii="신명조" w:eastAsia="신명조" w:hint="eastAsia"/>
+              <w:sz w:val="20"/>
+              <w:szCs w:val="20"/>
+            </w:rPr>
+            <w:ptab w:relativeTo="margin" w:alignment="right" w:leader="dot"/>
+          </w:r>
+          <w:r>
+            <w:rPr>
+              <w:rFonts w:ascii="신명조" w:eastAsia="신명조"/>
+              <w:sz w:val="20"/>
+              <w:szCs w:val="20"/>
+            </w:rPr>
+            <w:t>8</w:t>
+          </w:r>
+        </w:p>
+        <w:p>
+          <w:pPr>
+            <w:pStyle w:val="3"/>
+            <w:ind w:left="800"/>
+            <w:outlineLvl w:val="1"/>
+            <w:rPr>
+              <w:rFonts w:ascii="신명조" w:eastAsia="신명조"/>
+              <w:sz w:val="20"/>
+              <w:szCs w:val="20"/>
+            </w:rPr>
+          </w:pPr>
+          <w:r>
+            <w:rPr>
+              <w:rFonts w:ascii="신명조" w:eastAsia="신명조" w:hint="eastAsia"/>
+              <w:sz w:val="20"/>
+              <w:szCs w:val="20"/>
+            </w:rPr>
+            <w:t>3.4.1</w:t>
+          </w:r>
+          <w:r>
+            <w:rPr>
+              <w:rFonts w:ascii="신명조" w:eastAsia="신명조" w:hint="eastAsia"/>
+              <w:sz w:val="20"/>
+              <w:szCs w:val="20"/>
+            </w:rPr>
+            <w:t xml:space="preserve"> </w:t>
+          </w:r>
+          <w:r>
+            <w:rPr>
+              <w:rFonts w:ascii="신명조" w:eastAsia="신명조" w:hint="eastAsia"/>
+              <w:sz w:val="20"/>
+              <w:szCs w:val="20"/>
+            </w:rPr>
+            <w:t>애니메이션 생성</w:t>
+          </w:r>
+          <w:r>
+            <w:rPr>
+              <w:rFonts w:ascii="신명조" w:eastAsia="신명조" w:hint="eastAsia"/>
+              <w:sz w:val="20"/>
+              <w:szCs w:val="20"/>
+            </w:rPr>
+            <w:t xml:space="preserve"> </w:t>
+          </w:r>
+          <w:r>
+            <w:rPr>
+              <w:rFonts w:ascii="신명조" w:eastAsia="신명조" w:hint="eastAsia"/>
+              <w:sz w:val="20"/>
+              <w:szCs w:val="20"/>
+            </w:rPr>
+            <w:ptab w:relativeTo="margin" w:alignment="right" w:leader="dot"/>
+          </w:r>
+          <w:r>
+            <w:rPr>
+              <w:rFonts w:ascii="신명조" w:eastAsia="신명조"/>
+              <w:sz w:val="20"/>
+              <w:szCs w:val="20"/>
+            </w:rPr>
+            <w:t>8</w:t>
+          </w:r>
+        </w:p>
+        <w:p>
+          <w:pPr>
+            <w:pStyle w:val="3"/>
+            <w:ind w:left="800"/>
+            <w:outlineLvl w:val="1"/>
+            <w:rPr>
+              <w:rFonts w:ascii="신명조" w:eastAsia="신명조"/>
+              <w:sz w:val="20"/>
+              <w:szCs w:val="20"/>
+              <w:lang w:val="ko-KR"/>
+            </w:rPr>
+          </w:pPr>
+          <w:r>
+            <w:rPr>
+              <w:rFonts w:ascii="신명조" w:eastAsia="신명조" w:hint="eastAsia"/>
+              <w:sz w:val="20"/>
+              <w:szCs w:val="20"/>
+            </w:rPr>
+            <w:t>3.4.2</w:t>
+          </w:r>
+          <w:r>
+            <w:rPr>
+              <w:rFonts w:ascii="신명조" w:eastAsia="신명조" w:hint="eastAsia"/>
+              <w:sz w:val="20"/>
+              <w:szCs w:val="20"/>
+            </w:rPr>
+            <w:t xml:space="preserve"> </w:t>
+          </w:r>
+          <w:r>
+            <w:rPr>
+              <w:rFonts w:ascii="신명조" w:eastAsia="신명조" w:hint="eastAsia"/>
+              <w:sz w:val="20"/>
+              <w:szCs w:val="20"/>
+            </w:rPr>
+            <w:t xml:space="preserve">캐릭터 동작 </w:t>
+          </w:r>
+          <w:r>
+            <w:rPr>
+              <w:rFonts w:ascii="신명조" w:eastAsia="신명조" w:hint="eastAsia"/>
+              <w:sz w:val="20"/>
+              <w:szCs w:val="20"/>
+            </w:rPr>
+            <w:ptab w:relativeTo="margin" w:alignment="right" w:leader="dot"/>
+          </w:r>
+          <w:r>
+            <w:rPr>
+              <w:rFonts w:ascii="신명조" w:eastAsia="신명조"/>
+              <w:sz w:val="20"/>
+              <w:szCs w:val="20"/>
+            </w:rPr>
+            <w:t>9</w:t>
+          </w:r>
+        </w:p>
+        <w:p>
+          <w:pPr>
+            <w:pStyle w:val="3"/>
+            <w:ind w:left="800" w:firstLineChars="100" w:firstLine="200"/>
+            <w:outlineLvl w:val="1"/>
+            <w:rPr>
+              <w:rFonts w:ascii="신명조" w:eastAsia="신명조"/>
+              <w:sz w:val="20"/>
+              <w:szCs w:val="20"/>
+            </w:rPr>
+          </w:pPr>
+          <w:r>
+            <w:rPr>
+              <w:rFonts w:ascii="신명조" w:eastAsia="신명조" w:hint="eastAsia"/>
+              <w:sz w:val="20"/>
+              <w:szCs w:val="20"/>
+            </w:rPr>
+            <w:t>3.4.2.1</w:t>
+          </w:r>
+          <w:r>
+            <w:rPr>
+              <w:rFonts w:ascii="신명조" w:eastAsia="신명조" w:hint="eastAsia"/>
+              <w:sz w:val="20"/>
+              <w:szCs w:val="20"/>
+            </w:rPr>
+            <w:t xml:space="preserve"> </w:t>
+          </w:r>
+          <w:r>
+            <w:rPr>
+              <w:rFonts w:ascii="신명조" w:eastAsia="신명조" w:hint="eastAsia"/>
+              <w:sz w:val="20"/>
+              <w:szCs w:val="20"/>
+            </w:rPr>
+            <w:t>캐릭터 이동 및 점프</w:t>
+          </w:r>
+          <w:r>
+            <w:rPr>
+              <w:rFonts w:ascii="신명조" w:eastAsia="신명조" w:hint="eastAsia"/>
+              <w:sz w:val="20"/>
+              <w:szCs w:val="20"/>
+            </w:rPr>
+            <w:t xml:space="preserve"> </w:t>
+          </w:r>
+          <w:r>
+            <w:rPr>
+              <w:rFonts w:ascii="신명조" w:eastAsia="신명조" w:hint="eastAsia"/>
+              <w:sz w:val="20"/>
+              <w:szCs w:val="20"/>
+            </w:rPr>
+            <w:ptab w:relativeTo="margin" w:alignment="right" w:leader="dot"/>
+          </w:r>
+          <w:r>
+            <w:rPr>
+              <w:rFonts w:ascii="신명조" w:eastAsia="신명조"/>
+              <w:sz w:val="20"/>
+              <w:szCs w:val="20"/>
+            </w:rPr>
+            <w:t>9</w:t>
+          </w:r>
+        </w:p>
+        <w:p>
+          <w:pPr>
+            <w:pStyle w:val="3"/>
+            <w:ind w:left="800" w:firstLineChars="100" w:firstLine="200"/>
+            <w:outlineLvl w:val="1"/>
+            <w:rPr>
+              <w:rFonts w:ascii="신명조" w:eastAsia="신명조"/>
+              <w:sz w:val="20"/>
+              <w:szCs w:val="20"/>
+            </w:rPr>
+          </w:pPr>
+          <w:r>
+            <w:rPr>
+              <w:rFonts w:ascii="신명조" w:eastAsia="신명조" w:hint="eastAsia"/>
+              <w:sz w:val="20"/>
+              <w:szCs w:val="20"/>
+            </w:rPr>
+            <w:t>3.</w:t>
+          </w:r>
+          <w:r>
+            <w:rPr>
+              <w:rFonts w:ascii="신명조" w:eastAsia="신명조"/>
+              <w:sz w:val="20"/>
+              <w:szCs w:val="20"/>
+            </w:rPr>
+            <w:t>4.2.2</w:t>
+          </w:r>
+          <w:r>
+            <w:rPr>
+              <w:rFonts w:ascii="신명조" w:eastAsia="신명조" w:hint="eastAsia"/>
+              <w:sz w:val="20"/>
+              <w:szCs w:val="20"/>
+            </w:rPr>
+            <w:t xml:space="preserve"> </w:t>
+          </w:r>
+          <w:r>
+            <w:rPr>
+              <w:rFonts w:ascii="신명조" w:eastAsia="신명조" w:hint="eastAsia"/>
+              <w:sz w:val="20"/>
+              <w:szCs w:val="20"/>
+            </w:rPr>
+            <w:t>캐릭터 슬라이딩</w:t>
+          </w:r>
+          <w:r>
+            <w:rPr>
+              <w:rFonts w:ascii="신명조" w:eastAsia="신명조" w:hint="eastAsia"/>
+              <w:sz w:val="20"/>
+              <w:szCs w:val="20"/>
+            </w:rPr>
+            <w:t xml:space="preserve"> </w:t>
+          </w:r>
+          <w:r>
+            <w:rPr>
+              <w:rFonts w:ascii="신명조" w:eastAsia="신명조" w:hint="eastAsia"/>
+              <w:sz w:val="20"/>
+              <w:szCs w:val="20"/>
+            </w:rPr>
+            <w:ptab w:relativeTo="margin" w:alignment="right" w:leader="dot"/>
+          </w:r>
+          <w:r>
+            <w:rPr>
+              <w:rFonts w:ascii="신명조" w:eastAsia="신명조"/>
+              <w:sz w:val="20"/>
+              <w:szCs w:val="20"/>
+            </w:rPr>
+            <w:t>11</w:t>
+          </w:r>
+        </w:p>
+        <w:p>
+          <w:pPr>
+            <w:pStyle w:val="3"/>
+            <w:ind w:left="800" w:firstLineChars="100" w:firstLine="200"/>
+            <w:outlineLvl w:val="1"/>
+            <w:rPr>
+              <w:rFonts w:ascii="신명조" w:eastAsia="신명조"/>
+              <w:sz w:val="20"/>
+              <w:szCs w:val="20"/>
+            </w:rPr>
+          </w:pPr>
+          <w:r>
+            <w:rPr>
+              <w:rFonts w:ascii="신명조" w:eastAsia="신명조" w:hint="eastAsia"/>
+              <w:sz w:val="20"/>
+              <w:szCs w:val="20"/>
+            </w:rPr>
+            <w:t>3.</w:t>
+          </w:r>
+          <w:r>
+            <w:rPr>
+              <w:rFonts w:ascii="신명조" w:eastAsia="신명조"/>
+              <w:sz w:val="20"/>
+              <w:szCs w:val="20"/>
+            </w:rPr>
+            <w:t>4.2.3</w:t>
+          </w:r>
+          <w:r>
+            <w:rPr>
+              <w:rFonts w:ascii="신명조" w:eastAsia="신명조" w:hint="eastAsia"/>
+              <w:sz w:val="20"/>
+              <w:szCs w:val="20"/>
+            </w:rPr>
+            <w:t xml:space="preserve"> </w:t>
+          </w:r>
+          <w:r>
+            <w:rPr>
+              <w:rFonts w:ascii="신명조" w:eastAsia="신명조" w:hint="eastAsia"/>
+              <w:sz w:val="20"/>
+              <w:szCs w:val="20"/>
+            </w:rPr>
+            <w:t xml:space="preserve">캐릭터 </w:t>
+          </w:r>
+          <w:proofErr w:type="spellStart"/>
+          <w:r>
+            <w:rPr>
+              <w:rFonts w:ascii="신명조" w:eastAsia="신명조" w:hint="eastAsia"/>
+              <w:sz w:val="20"/>
+              <w:szCs w:val="20"/>
+            </w:rPr>
+            <w:t>벽타기</w:t>
+          </w:r>
+          <w:proofErr w:type="spellEnd"/>
+          <w:r>
+            <w:rPr>
+              <w:rFonts w:ascii="신명조" w:eastAsia="신명조" w:hint="eastAsia"/>
+              <w:sz w:val="20"/>
+              <w:szCs w:val="20"/>
+            </w:rPr>
+            <w:t xml:space="preserve"> </w:t>
+          </w:r>
+          <w:r>
+            <w:rPr>
+              <w:rFonts w:ascii="신명조" w:eastAsia="신명조" w:hint="eastAsia"/>
+              <w:sz w:val="20"/>
+              <w:szCs w:val="20"/>
+            </w:rPr>
+            <w:ptab w:relativeTo="margin" w:alignment="right" w:leader="dot"/>
+          </w:r>
+          <w:r>
+            <w:rPr>
+              <w:rFonts w:ascii="신명조" w:eastAsia="신명조"/>
+              <w:sz w:val="20"/>
+              <w:szCs w:val="20"/>
+            </w:rPr>
+            <w:t>13</w:t>
+          </w:r>
+        </w:p>
+        <w:p>
+          <w:pPr>
+            <w:pStyle w:val="3"/>
+            <w:ind w:left="800" w:firstLineChars="100" w:firstLine="200"/>
+            <w:outlineLvl w:val="1"/>
+            <w:rPr>
+              <w:rFonts w:ascii="신명조" w:eastAsia="신명조"/>
+              <w:sz w:val="20"/>
+              <w:szCs w:val="20"/>
+            </w:rPr>
+          </w:pPr>
+          <w:r>
+            <w:rPr>
+              <w:rFonts w:ascii="신명조" w:eastAsia="신명조" w:hint="eastAsia"/>
+              <w:sz w:val="20"/>
+              <w:szCs w:val="20"/>
+            </w:rPr>
+            <w:t>3.</w:t>
+          </w:r>
+          <w:r>
+            <w:rPr>
+              <w:rFonts w:ascii="신명조" w:eastAsia="신명조"/>
+              <w:sz w:val="20"/>
+              <w:szCs w:val="20"/>
+            </w:rPr>
+            <w:t>4.2.4</w:t>
+          </w:r>
+          <w:r>
+            <w:rPr>
+              <w:rFonts w:ascii="신명조" w:eastAsia="신명조" w:hint="eastAsia"/>
+              <w:sz w:val="20"/>
+              <w:szCs w:val="20"/>
+            </w:rPr>
+            <w:t xml:space="preserve"> </w:t>
+          </w:r>
+          <w:r>
+            <w:rPr>
+              <w:rFonts w:ascii="신명조" w:eastAsia="신명조" w:hint="eastAsia"/>
+              <w:sz w:val="20"/>
+              <w:szCs w:val="20"/>
+            </w:rPr>
+            <w:t xml:space="preserve">캐릭터 공격 </w:t>
+          </w:r>
+          <w:r>
+            <w:rPr>
+              <w:rFonts w:ascii="신명조" w:eastAsia="신명조" w:hint="eastAsia"/>
+              <w:sz w:val="20"/>
+              <w:szCs w:val="20"/>
+            </w:rPr>
+            <w:ptab w:relativeTo="margin" w:alignment="right" w:leader="dot"/>
+          </w:r>
+          <w:r>
+            <w:rPr>
+              <w:rFonts w:ascii="신명조" w:eastAsia="신명조"/>
+              <w:sz w:val="20"/>
+              <w:szCs w:val="20"/>
+            </w:rPr>
+            <w:t>15</w:t>
+          </w:r>
+        </w:p>
+        <w:p>
+          <w:pPr>
+            <w:pStyle w:val="3"/>
+            <w:ind w:left="800" w:firstLineChars="100" w:firstLine="200"/>
+            <w:outlineLvl w:val="1"/>
+            <w:rPr>
+              <w:rFonts w:ascii="신명조" w:eastAsia="신명조"/>
+              <w:sz w:val="20"/>
+              <w:szCs w:val="20"/>
+            </w:rPr>
+          </w:pPr>
+          <w:r>
+            <w:rPr>
+              <w:rFonts w:ascii="신명조" w:eastAsia="신명조" w:hint="eastAsia"/>
+              <w:sz w:val="20"/>
+              <w:szCs w:val="20"/>
+            </w:rPr>
+            <w:lastRenderedPageBreak/>
+            <w:t>3.</w:t>
+          </w:r>
+          <w:r>
+            <w:rPr>
+              <w:rFonts w:ascii="신명조" w:eastAsia="신명조"/>
+              <w:sz w:val="20"/>
+              <w:szCs w:val="20"/>
+            </w:rPr>
+            <w:t>4.2.5</w:t>
+          </w:r>
+          <w:r>
+            <w:rPr>
+              <w:rFonts w:ascii="신명조" w:eastAsia="신명조" w:hint="eastAsia"/>
+              <w:sz w:val="20"/>
+              <w:szCs w:val="20"/>
+            </w:rPr>
+            <w:t xml:space="preserve"> </w:t>
+          </w:r>
+          <w:r>
+            <w:rPr>
+              <w:rFonts w:ascii="신명조" w:eastAsia="신명조" w:hint="eastAsia"/>
+              <w:sz w:val="20"/>
+              <w:szCs w:val="20"/>
+            </w:rPr>
+            <w:t>캐릭터 피격</w:t>
+          </w:r>
+          <w:r>
+            <w:rPr>
+              <w:rFonts w:ascii="신명조" w:eastAsia="신명조" w:hint="eastAsia"/>
+              <w:sz w:val="20"/>
+              <w:szCs w:val="20"/>
+            </w:rPr>
+            <w:t xml:space="preserve"> </w:t>
+          </w:r>
+          <w:r>
+            <w:rPr>
+              <w:rFonts w:ascii="신명조" w:eastAsia="신명조" w:hint="eastAsia"/>
+              <w:sz w:val="20"/>
+              <w:szCs w:val="20"/>
+            </w:rPr>
+            <w:ptab w:relativeTo="margin" w:alignment="right" w:leader="dot"/>
+          </w:r>
+          <w:r>
+            <w:rPr>
+              <w:rFonts w:ascii="신명조" w:eastAsia="신명조"/>
+              <w:sz w:val="20"/>
+              <w:szCs w:val="20"/>
+            </w:rPr>
+            <w:t>21</w:t>
+          </w:r>
+        </w:p>
+        <w:p>
+          <w:pPr>
+            <w:pStyle w:val="3"/>
+            <w:ind w:firstLineChars="100" w:firstLine="200"/>
+            <w:outlineLvl w:val="1"/>
+            <w:rPr>
+              <w:rFonts w:ascii="신명조" w:eastAsia="신명조"/>
+              <w:sz w:val="20"/>
+              <w:szCs w:val="20"/>
+            </w:rPr>
+          </w:pPr>
+          <w:r>
+            <w:rPr>
+              <w:rFonts w:ascii="신명조" w:eastAsia="신명조" w:hint="eastAsia"/>
+              <w:sz w:val="20"/>
+              <w:szCs w:val="20"/>
+            </w:rPr>
+            <w:t>3.</w:t>
+          </w:r>
+          <w:r>
+            <w:rPr>
+              <w:rFonts w:ascii="신명조" w:eastAsia="신명조"/>
+              <w:sz w:val="20"/>
+              <w:szCs w:val="20"/>
+            </w:rPr>
+            <w:t>4.3</w:t>
+          </w:r>
+          <w:r>
+            <w:rPr>
+              <w:rFonts w:ascii="신명조" w:eastAsia="신명조" w:hint="eastAsia"/>
+              <w:sz w:val="20"/>
+              <w:szCs w:val="20"/>
+            </w:rPr>
+            <w:t>몬스터 동작</w:t>
+          </w:r>
+          <w:r>
+            <w:rPr>
+              <w:rFonts w:ascii="신명조" w:eastAsia="신명조" w:hint="eastAsia"/>
+              <w:sz w:val="20"/>
+              <w:szCs w:val="20"/>
+            </w:rPr>
+            <w:t xml:space="preserve"> </w:t>
+          </w:r>
+          <w:r>
+            <w:rPr>
+              <w:rFonts w:ascii="신명조" w:eastAsia="신명조" w:hint="eastAsia"/>
+              <w:sz w:val="20"/>
+              <w:szCs w:val="20"/>
+            </w:rPr>
+            <w:ptab w:relativeTo="margin" w:alignment="right" w:leader="dot"/>
+          </w:r>
+          <w:r>
+            <w:rPr>
+              <w:rFonts w:ascii="신명조" w:eastAsia="신명조"/>
+              <w:sz w:val="20"/>
+              <w:szCs w:val="20"/>
+            </w:rPr>
+            <w:t>23</w:t>
+          </w:r>
+        </w:p>
+        <w:p>
+          <w:pPr>
+            <w:pStyle w:val="3"/>
+            <w:ind w:left="800" w:firstLineChars="100" w:firstLine="200"/>
+            <w:outlineLvl w:val="1"/>
+            <w:rPr>
+              <w:rFonts w:ascii="신명조" w:eastAsia="신명조"/>
+              <w:sz w:val="20"/>
+              <w:szCs w:val="20"/>
+            </w:rPr>
+          </w:pPr>
+          <w:r>
+            <w:rPr>
+              <w:rFonts w:ascii="신명조" w:eastAsia="신명조" w:hint="eastAsia"/>
+              <w:sz w:val="20"/>
+              <w:szCs w:val="20"/>
+            </w:rPr>
+            <w:t>3.</w:t>
+          </w:r>
+          <w:r>
+            <w:rPr>
+              <w:rFonts w:ascii="신명조" w:eastAsia="신명조"/>
+              <w:sz w:val="20"/>
+              <w:szCs w:val="20"/>
+            </w:rPr>
+            <w:t>4.3.1</w:t>
+          </w:r>
+          <w:r>
+            <w:rPr>
+              <w:rFonts w:ascii="신명조" w:eastAsia="신명조" w:hint="eastAsia"/>
+              <w:sz w:val="20"/>
+              <w:szCs w:val="20"/>
+            </w:rPr>
+            <w:t xml:space="preserve"> </w:t>
+          </w:r>
+          <w:r>
+            <w:rPr>
+              <w:rFonts w:ascii="신명조" w:eastAsia="신명조" w:hint="eastAsia"/>
+              <w:sz w:val="20"/>
+              <w:szCs w:val="20"/>
+            </w:rPr>
+            <w:t>몬스터 AI</w:t>
+          </w:r>
+          <w:r>
+            <w:rPr>
+              <w:rFonts w:ascii="신명조" w:eastAsia="신명조" w:hint="eastAsia"/>
+              <w:sz w:val="20"/>
+              <w:szCs w:val="20"/>
+            </w:rPr>
+            <w:t xml:space="preserve"> </w:t>
+          </w:r>
+          <w:r>
+            <w:rPr>
+              <w:rFonts w:ascii="신명조" w:eastAsia="신명조" w:hint="eastAsia"/>
+              <w:sz w:val="20"/>
+              <w:szCs w:val="20"/>
+            </w:rPr>
+            <w:ptab w:relativeTo="margin" w:alignment="right" w:leader="dot"/>
+          </w:r>
+          <w:r>
+            <w:rPr>
+              <w:rFonts w:ascii="신명조" w:eastAsia="신명조"/>
+              <w:sz w:val="20"/>
+              <w:szCs w:val="20"/>
+            </w:rPr>
+            <w:t>23</w:t>
+          </w:r>
+        </w:p>
+        <w:p>
+          <w:pPr>
+            <w:pStyle w:val="3"/>
+            <w:ind w:left="800" w:firstLineChars="100" w:firstLine="200"/>
+            <w:outlineLvl w:val="1"/>
+            <w:rPr>
+              <w:rFonts w:ascii="신명조" w:eastAsia="신명조"/>
+              <w:sz w:val="20"/>
+              <w:szCs w:val="20"/>
+            </w:rPr>
+          </w:pPr>
+          <w:r>
+            <w:rPr>
+              <w:rFonts w:ascii="신명조" w:eastAsia="신명조" w:hint="eastAsia"/>
+              <w:sz w:val="20"/>
+              <w:szCs w:val="20"/>
+            </w:rPr>
+            <w:t>3.</w:t>
+          </w:r>
+          <w:r>
+            <w:rPr>
+              <w:rFonts w:ascii="신명조" w:eastAsia="신명조"/>
+              <w:sz w:val="20"/>
+              <w:szCs w:val="20"/>
+            </w:rPr>
+            <w:t>4.3.2</w:t>
+          </w:r>
+          <w:r>
+            <w:rPr>
+              <w:rFonts w:ascii="신명조" w:eastAsia="신명조" w:hint="eastAsia"/>
+              <w:sz w:val="20"/>
+              <w:szCs w:val="20"/>
+            </w:rPr>
+            <w:t xml:space="preserve"> </w:t>
+          </w:r>
+          <w:r>
+            <w:rPr>
+              <w:rFonts w:ascii="신명조" w:eastAsia="신명조" w:hint="eastAsia"/>
+              <w:sz w:val="20"/>
+              <w:szCs w:val="20"/>
+            </w:rPr>
+            <w:t>보스 AI</w:t>
+          </w:r>
+          <w:r>
+            <w:rPr>
+              <w:rFonts w:ascii="신명조" w:eastAsia="신명조" w:hint="eastAsia"/>
+              <w:sz w:val="20"/>
+              <w:szCs w:val="20"/>
+            </w:rPr>
+            <w:t xml:space="preserve"> </w:t>
+          </w:r>
+          <w:r>
+            <w:rPr>
+              <w:rFonts w:ascii="신명조" w:eastAsia="신명조" w:hint="eastAsia"/>
+              <w:sz w:val="20"/>
+              <w:szCs w:val="20"/>
+            </w:rPr>
+            <w:ptab w:relativeTo="margin" w:alignment="right" w:leader="dot"/>
+          </w:r>
+          <w:r>
+            <w:rPr>
+              <w:rFonts w:ascii="신명조" w:eastAsia="신명조"/>
+              <w:sz w:val="20"/>
+              <w:szCs w:val="20"/>
+            </w:rPr>
+            <w:t>27</w:t>
+          </w:r>
+        </w:p>
+        <w:p>
+          <w:pPr>
+            <w:pStyle w:val="3"/>
+            <w:ind w:firstLineChars="100" w:firstLine="200"/>
+            <w:outlineLvl w:val="1"/>
+            <w:rPr>
+              <w:rFonts w:ascii="신명조" w:eastAsia="신명조"/>
+              <w:sz w:val="20"/>
+              <w:szCs w:val="20"/>
+            </w:rPr>
+          </w:pPr>
+          <w:r>
+            <w:rPr>
+              <w:rFonts w:ascii="신명조" w:eastAsia="신명조" w:hint="eastAsia"/>
+              <w:sz w:val="20"/>
+              <w:szCs w:val="20"/>
+            </w:rPr>
+            <w:t>3.</w:t>
+          </w:r>
+          <w:r>
+            <w:rPr>
+              <w:rFonts w:ascii="신명조" w:eastAsia="신명조"/>
+              <w:sz w:val="20"/>
+              <w:szCs w:val="20"/>
+            </w:rPr>
+            <w:t xml:space="preserve">4.4 </w:t>
+          </w:r>
+          <w:r>
+            <w:rPr>
+              <w:rFonts w:ascii="신명조" w:eastAsia="신명조" w:hint="eastAsia"/>
+              <w:sz w:val="20"/>
+              <w:szCs w:val="20"/>
+            </w:rPr>
+            <w:t>인터페이스</w:t>
+          </w:r>
+          <w:r>
+            <w:rPr>
+              <w:rFonts w:ascii="신명조" w:eastAsia="신명조" w:hint="eastAsia"/>
+              <w:sz w:val="20"/>
+              <w:szCs w:val="20"/>
+            </w:rPr>
+            <w:t xml:space="preserve"> </w:t>
+          </w:r>
+          <w:r>
+            <w:rPr>
+              <w:rFonts w:ascii="신명조" w:eastAsia="신명조" w:hint="eastAsia"/>
+              <w:sz w:val="20"/>
+              <w:szCs w:val="20"/>
+            </w:rPr>
+            <w:ptab w:relativeTo="margin" w:alignment="right" w:leader="dot"/>
+          </w:r>
+          <w:r>
+            <w:rPr>
+              <w:rFonts w:ascii="신명조" w:eastAsia="신명조"/>
+              <w:sz w:val="20"/>
+              <w:szCs w:val="20"/>
+            </w:rPr>
+            <w:t>30</w:t>
+          </w:r>
+        </w:p>
+        <w:p>
+          <w:pPr>
+            <w:pStyle w:val="3"/>
+            <w:ind w:left="800" w:firstLineChars="100" w:firstLine="200"/>
+            <w:outlineLvl w:val="1"/>
+            <w:rPr>
+              <w:rFonts w:ascii="신명조" w:eastAsia="신명조"/>
+              <w:sz w:val="20"/>
+              <w:szCs w:val="20"/>
+              <w:lang w:val="ko-KR"/>
+            </w:rPr>
+          </w:pPr>
+          <w:r>
+            <w:rPr>
+              <w:rFonts w:ascii="신명조" w:eastAsia="신명조" w:hint="eastAsia"/>
+              <w:sz w:val="20"/>
+              <w:szCs w:val="20"/>
+            </w:rPr>
+            <w:t>3.</w:t>
+          </w:r>
+          <w:r>
+            <w:rPr>
+              <w:rFonts w:ascii="신명조" w:eastAsia="신명조"/>
+              <w:sz w:val="20"/>
+              <w:szCs w:val="20"/>
+            </w:rPr>
+            <w:t>4.4.1</w:t>
+          </w:r>
+          <w:r>
+            <w:rPr>
+              <w:rFonts w:ascii="신명조" w:eastAsia="신명조" w:hint="eastAsia"/>
+              <w:sz w:val="20"/>
+              <w:szCs w:val="20"/>
+            </w:rPr>
+            <w:t xml:space="preserve"> </w:t>
+          </w:r>
+          <w:r>
+            <w:rPr>
+              <w:rFonts w:ascii="신명조" w:eastAsia="신명조" w:hint="eastAsia"/>
+              <w:sz w:val="20"/>
+              <w:szCs w:val="20"/>
+            </w:rPr>
+            <w:t>인벤토리</w:t>
+          </w:r>
+          <w:r>
+            <w:rPr>
+              <w:rFonts w:ascii="신명조" w:eastAsia="신명조" w:hint="eastAsia"/>
+              <w:sz w:val="20"/>
+              <w:szCs w:val="20"/>
+            </w:rPr>
+            <w:t xml:space="preserve"> </w:t>
+          </w:r>
+          <w:r>
+            <w:rPr>
+              <w:rFonts w:ascii="신명조" w:eastAsia="신명조" w:hint="eastAsia"/>
+              <w:sz w:val="20"/>
+              <w:szCs w:val="20"/>
+            </w:rPr>
+            <w:ptab w:relativeTo="margin" w:alignment="right" w:leader="dot"/>
+          </w:r>
+          <w:r>
+            <w:rPr>
+              <w:rFonts w:ascii="신명조" w:eastAsia="신명조"/>
+              <w:sz w:val="20"/>
+              <w:szCs w:val="20"/>
+            </w:rPr>
+            <w:t>30</w:t>
+          </w:r>
+        </w:p>
+        <w:p>
+          <w:pPr>
+            <w:pStyle w:val="3"/>
+            <w:ind w:left="800" w:firstLineChars="100" w:firstLine="200"/>
+            <w:outlineLvl w:val="1"/>
+            <w:rPr>
+              <w:rFonts w:ascii="신명조" w:eastAsia="신명조"/>
+              <w:sz w:val="20"/>
+              <w:szCs w:val="20"/>
+              <w:lang w:val="ko-KR"/>
+            </w:rPr>
+          </w:pPr>
+          <w:r>
+            <w:rPr>
+              <w:rFonts w:ascii="신명조" w:eastAsia="신명조" w:hint="eastAsia"/>
+              <w:sz w:val="20"/>
+              <w:szCs w:val="20"/>
+            </w:rPr>
+            <w:t>3.</w:t>
+          </w:r>
+          <w:r>
+            <w:rPr>
+              <w:rFonts w:ascii="신명조" w:eastAsia="신명조"/>
+              <w:sz w:val="20"/>
+              <w:szCs w:val="20"/>
+            </w:rPr>
+            <w:t>4.4.2</w:t>
+          </w:r>
+          <w:r>
+            <w:rPr>
+              <w:rFonts w:ascii="신명조" w:eastAsia="신명조" w:hint="eastAsia"/>
+              <w:sz w:val="20"/>
+              <w:szCs w:val="20"/>
+            </w:rPr>
+            <w:t xml:space="preserve"> 미니 맵</w:t>
+          </w:r>
+          <w:r>
+            <w:rPr>
+              <w:rFonts w:ascii="신명조" w:eastAsia="신명조" w:hint="eastAsia"/>
+              <w:sz w:val="20"/>
+              <w:szCs w:val="20"/>
+            </w:rPr>
+            <w:t xml:space="preserve"> </w:t>
+          </w:r>
+          <w:r>
+            <w:rPr>
+              <w:rFonts w:ascii="신명조" w:eastAsia="신명조" w:hint="eastAsia"/>
+              <w:sz w:val="20"/>
+              <w:szCs w:val="20"/>
+            </w:rPr>
+            <w:ptab w:relativeTo="margin" w:alignment="right" w:leader="dot"/>
+          </w:r>
+          <w:r>
+            <w:rPr>
+              <w:rFonts w:ascii="신명조" w:eastAsia="신명조"/>
+              <w:sz w:val="20"/>
+              <w:szCs w:val="20"/>
+            </w:rPr>
+            <w:t>36</w:t>
+          </w:r>
+        </w:p>
+        <w:p>
+          <w:pPr>
+            <w:pStyle w:val="3"/>
+            <w:ind w:left="800" w:firstLineChars="100" w:firstLine="200"/>
+            <w:outlineLvl w:val="1"/>
+            <w:rPr>
+              <w:rFonts w:ascii="신명조" w:eastAsia="신명조"/>
+              <w:sz w:val="20"/>
+              <w:szCs w:val="20"/>
+            </w:rPr>
+          </w:pPr>
+          <w:r>
+            <w:rPr>
+              <w:rFonts w:ascii="신명조" w:eastAsia="신명조" w:hint="eastAsia"/>
+              <w:sz w:val="20"/>
+              <w:szCs w:val="20"/>
+            </w:rPr>
+            <w:t>3.</w:t>
+          </w:r>
+          <w:r>
+            <w:rPr>
+              <w:rFonts w:ascii="신명조" w:eastAsia="신명조"/>
+              <w:sz w:val="20"/>
+              <w:szCs w:val="20"/>
+            </w:rPr>
+            <w:t>4.4.3</w:t>
+          </w:r>
+          <w:r>
+            <w:rPr>
+              <w:rFonts w:ascii="신명조" w:eastAsia="신명조" w:hint="eastAsia"/>
+              <w:sz w:val="20"/>
+              <w:szCs w:val="20"/>
+            </w:rPr>
+            <w:t xml:space="preserve"> </w:t>
+          </w:r>
+          <w:r>
+            <w:rPr>
+              <w:rFonts w:ascii="신명조" w:eastAsia="신명조" w:hint="eastAsia"/>
+              <w:sz w:val="20"/>
+              <w:szCs w:val="20"/>
+            </w:rPr>
+            <w:t>체력 게이지</w:t>
+          </w:r>
+          <w:r>
+            <w:rPr>
+              <w:rFonts w:ascii="신명조" w:eastAsia="신명조" w:hint="eastAsia"/>
+              <w:sz w:val="20"/>
+              <w:szCs w:val="20"/>
+            </w:rPr>
+            <w:t xml:space="preserve"> </w:t>
+          </w:r>
+          <w:r>
+            <w:rPr>
+              <w:rFonts w:ascii="신명조" w:eastAsia="신명조" w:hint="eastAsia"/>
+              <w:sz w:val="20"/>
+              <w:szCs w:val="20"/>
+            </w:rPr>
+            <w:ptab w:relativeTo="margin" w:alignment="right" w:leader="dot"/>
+          </w:r>
+          <w:r>
+            <w:rPr>
+              <w:rFonts w:ascii="신명조" w:eastAsia="신명조"/>
+              <w:sz w:val="20"/>
+              <w:szCs w:val="20"/>
+            </w:rPr>
+            <w:t>39</w:t>
+          </w:r>
+        </w:p>
+        <w:p>
+          <w:pPr>
+            <w:pStyle w:val="3"/>
+            <w:ind w:firstLineChars="100" w:firstLine="200"/>
+            <w:outlineLvl w:val="1"/>
+            <w:rPr>
+              <w:rFonts w:ascii="신명조" w:eastAsia="신명조"/>
+              <w:sz w:val="20"/>
+              <w:szCs w:val="20"/>
+            </w:rPr>
+          </w:pPr>
+          <w:r>
+            <w:rPr>
+              <w:rFonts w:ascii="신명조" w:eastAsia="신명조" w:hint="eastAsia"/>
+              <w:sz w:val="20"/>
+              <w:szCs w:val="20"/>
+            </w:rPr>
+            <w:t>3.</w:t>
+          </w:r>
+          <w:r>
+            <w:rPr>
+              <w:rFonts w:ascii="신명조" w:eastAsia="신명조"/>
+              <w:sz w:val="20"/>
+              <w:szCs w:val="20"/>
+            </w:rPr>
+            <w:t xml:space="preserve">4.5 </w:t>
+          </w:r>
+          <w:r>
+            <w:rPr>
+              <w:rFonts w:ascii="신명조" w:eastAsia="신명조" w:hint="eastAsia"/>
+              <w:sz w:val="20"/>
+              <w:szCs w:val="20"/>
+            </w:rPr>
+            <w:t>사운드 효과</w:t>
+          </w:r>
+          <w:r>
+            <w:rPr>
+              <w:rFonts w:ascii="신명조" w:eastAsia="신명조" w:hint="eastAsia"/>
+              <w:sz w:val="20"/>
+              <w:szCs w:val="20"/>
+            </w:rPr>
+            <w:t xml:space="preserve"> </w:t>
+          </w:r>
+          <w:r>
+            <w:rPr>
+              <w:rFonts w:ascii="신명조" w:eastAsia="신명조" w:hint="eastAsia"/>
+              <w:sz w:val="20"/>
+              <w:szCs w:val="20"/>
+            </w:rPr>
+            <w:ptab w:relativeTo="margin" w:alignment="right" w:leader="dot"/>
+          </w:r>
+          <w:r>
+            <w:rPr>
+              <w:rFonts w:ascii="신명조" w:eastAsia="신명조"/>
+              <w:sz w:val="20"/>
+              <w:szCs w:val="20"/>
+            </w:rPr>
+            <w:t>40</w:t>
+          </w:r>
+        </w:p>
+        <w:p>
+          <w:pPr>
+            <w:pStyle w:val="3"/>
+            <w:ind w:firstLineChars="100" w:firstLine="200"/>
+            <w:outlineLvl w:val="1"/>
+            <w:rPr>
+              <w:rFonts w:ascii="신명조" w:eastAsia="신명조"/>
+              <w:sz w:val="20"/>
+              <w:szCs w:val="20"/>
+            </w:rPr>
+          </w:pPr>
+          <w:r>
+            <w:rPr>
+              <w:rFonts w:ascii="신명조" w:eastAsia="신명조" w:hint="eastAsia"/>
+              <w:sz w:val="20"/>
+              <w:szCs w:val="20"/>
+            </w:rPr>
+            <w:t>3.</w:t>
+          </w:r>
+          <w:r>
+            <w:rPr>
+              <w:rFonts w:ascii="신명조" w:eastAsia="신명조"/>
+              <w:sz w:val="20"/>
+              <w:szCs w:val="20"/>
+            </w:rPr>
+            <w:t xml:space="preserve">4.6 </w:t>
+          </w:r>
+          <w:r>
+            <w:rPr>
+              <w:rFonts w:ascii="신명조" w:eastAsia="신명조" w:hint="eastAsia"/>
+              <w:sz w:val="20"/>
+              <w:szCs w:val="20"/>
+            </w:rPr>
+            <w:t>스테이지 생성</w:t>
+          </w:r>
+          <w:r>
+            <w:rPr>
+              <w:rFonts w:ascii="신명조" w:eastAsia="신명조" w:hint="eastAsia"/>
+              <w:sz w:val="20"/>
+              <w:szCs w:val="20"/>
+            </w:rPr>
+            <w:t xml:space="preserve"> </w:t>
+          </w:r>
+          <w:r>
+            <w:rPr>
+              <w:rFonts w:ascii="신명조" w:eastAsia="신명조" w:hint="eastAsia"/>
+              <w:sz w:val="20"/>
+              <w:szCs w:val="20"/>
+            </w:rPr>
+            <w:ptab w:relativeTo="margin" w:alignment="right" w:leader="dot"/>
+          </w:r>
+          <w:r>
+            <w:rPr>
+              <w:rFonts w:ascii="신명조" w:eastAsia="신명조"/>
+              <w:sz w:val="20"/>
+              <w:szCs w:val="20"/>
+            </w:rPr>
+            <w:t>41</w:t>
+          </w:r>
+        </w:p>
+        <w:p>
+          <w:pPr>
+            <w:pStyle w:val="20"/>
+            <w:ind w:left="800"/>
+            <w:rPr>
+              <w:rFonts w:ascii="신명조" w:eastAsia="신명조"/>
+              <w:sz w:val="20"/>
+              <w:szCs w:val="20"/>
+            </w:rPr>
+          </w:pPr>
+          <w:proofErr w:type="gramStart"/>
+          <w:r>
+            <w:rPr>
+              <w:rFonts w:ascii="신명조" w:eastAsia="신명조" w:hint="eastAsia"/>
+              <w:b/>
+              <w:sz w:val="20"/>
+              <w:szCs w:val="20"/>
+            </w:rPr>
+            <w:t>제</w:t>
+          </w:r>
+          <w:r>
+            <w:rPr>
+              <w:rFonts w:ascii="신명조" w:eastAsia="신명조" w:hint="eastAsia"/>
+              <w:b/>
+              <w:sz w:val="20"/>
+              <w:szCs w:val="20"/>
+            </w:rPr>
+            <w:t xml:space="preserve"> </w:t>
+          </w:r>
+          <w:r>
+            <w:rPr>
+              <w:rFonts w:ascii="신명조" w:eastAsia="신명조"/>
+              <w:b/>
+              <w:sz w:val="20"/>
+              <w:szCs w:val="20"/>
+            </w:rPr>
+            <w:t>4</w:t>
+          </w:r>
+          <w:proofErr w:type="gramEnd"/>
+          <w:r>
+            <w:rPr>
+              <w:rFonts w:ascii="신명조" w:eastAsia="신명조" w:hint="eastAsia"/>
+              <w:b/>
+              <w:sz w:val="20"/>
+              <w:szCs w:val="20"/>
+            </w:rPr>
+            <w:t xml:space="preserve"> 장 </w:t>
+          </w:r>
+          <w:r>
+            <w:rPr>
+              <w:rFonts w:ascii="신명조" w:eastAsia="신명조" w:hint="eastAsia"/>
+              <w:b/>
+              <w:sz w:val="20"/>
+              <w:szCs w:val="20"/>
+            </w:rPr>
+            <w:t>개발 결과</w:t>
+          </w:r>
+          <w:r>
+            <w:rPr>
+              <w:rFonts w:ascii="신명조" w:eastAsia="신명조" w:hint="eastAsia"/>
+              <w:b/>
+              <w:sz w:val="20"/>
+              <w:szCs w:val="20"/>
+            </w:rPr>
+            <w:t xml:space="preserve"> </w:t>
+          </w:r>
+          <w:r>
+            <w:rPr>
+              <w:rFonts w:ascii="신명조" w:eastAsia="신명조" w:hint="eastAsia"/>
+              <w:sz w:val="20"/>
+              <w:szCs w:val="20"/>
+            </w:rPr>
+            <w:ptab w:relativeTo="margin" w:alignment="right" w:leader="dot"/>
+          </w:r>
+          <w:r>
+            <w:rPr>
+              <w:rFonts w:ascii="신명조" w:eastAsia="신명조" w:hint="eastAsia"/>
+              <w:sz w:val="20"/>
+              <w:szCs w:val="20"/>
+            </w:rPr>
+            <w:t>42</w:t>
+          </w:r>
+        </w:p>
+        <w:p>
+          <w:pPr>
+            <w:pStyle w:val="3"/>
+            <w:outlineLvl w:val="1"/>
+            <w:rPr>
+              <w:rFonts w:ascii="신명조" w:eastAsia="신명조"/>
+              <w:sz w:val="20"/>
+              <w:szCs w:val="20"/>
+            </w:rPr>
+          </w:pPr>
+          <w:r>
+            <w:rPr>
+              <w:rFonts w:ascii="신명조" w:eastAsia="신명조"/>
+              <w:sz w:val="20"/>
+              <w:szCs w:val="20"/>
+            </w:rPr>
+            <w:t>4.1</w:t>
+          </w:r>
+          <w:r>
+            <w:rPr>
+              <w:rFonts w:ascii="신명조" w:eastAsia="신명조" w:hint="eastAsia"/>
+              <w:sz w:val="20"/>
+              <w:szCs w:val="20"/>
+            </w:rPr>
+            <w:t xml:space="preserve"> </w:t>
+          </w:r>
+          <w:proofErr w:type="spellStart"/>
+          <w:r>
+            <w:rPr>
+              <w:rFonts w:ascii="신명조" w:eastAsia="신명조"/>
+              <w:sz w:val="20"/>
+              <w:szCs w:val="20"/>
+            </w:rPr>
+            <w:t>Anti Virus</w:t>
+          </w:r>
+          <w:proofErr w:type="spellEnd"/>
+          <w:r>
+            <w:rPr>
+              <w:rFonts w:ascii="신명조" w:eastAsia="신명조"/>
+              <w:sz w:val="20"/>
+              <w:szCs w:val="20"/>
+            </w:rPr>
+            <w:t xml:space="preserve"> </w:t>
+          </w:r>
+          <w:r>
+            <w:rPr>
+              <w:rFonts w:ascii="신명조" w:eastAsia="신명조" w:hint="eastAsia"/>
+              <w:sz w:val="20"/>
+              <w:szCs w:val="20"/>
+            </w:rPr>
+            <w:t>결과 분석</w:t>
+          </w:r>
+          <w:r>
+            <w:rPr>
+              <w:rFonts w:ascii="신명조" w:eastAsia="신명조" w:hint="eastAsia"/>
+              <w:sz w:val="20"/>
+              <w:szCs w:val="20"/>
+            </w:rPr>
+            <w:ptab w:relativeTo="margin" w:alignment="right" w:leader="dot"/>
+          </w:r>
+          <w:r>
+            <w:rPr>
+              <w:rFonts w:ascii="신명조" w:eastAsia="신명조"/>
+              <w:sz w:val="20"/>
+              <w:szCs w:val="20"/>
+            </w:rPr>
+            <w:t>42</w:t>
+          </w:r>
+        </w:p>
+        <w:p>
+          <w:pPr>
+            <w:pStyle w:val="3"/>
+            <w:outlineLvl w:val="1"/>
+            <w:rPr>
+              <w:rFonts w:ascii="신명조" w:eastAsia="신명조"/>
+              <w:sz w:val="20"/>
+              <w:szCs w:val="20"/>
+            </w:rPr>
+          </w:pPr>
+          <w:r>
+            <w:rPr>
+              <w:rFonts w:ascii="신명조" w:eastAsia="신명조" w:hint="eastAsia"/>
+              <w:sz w:val="20"/>
+              <w:szCs w:val="20"/>
+            </w:rPr>
+            <w:t>4.</w:t>
+          </w:r>
+          <w:r>
+            <w:rPr>
+              <w:rFonts w:ascii="신명조" w:eastAsia="신명조" w:hint="eastAsia"/>
+              <w:sz w:val="20"/>
+              <w:szCs w:val="20"/>
+            </w:rPr>
+            <w:t xml:space="preserve">2 </w:t>
+          </w:r>
+          <w:proofErr w:type="spellStart"/>
+          <w:r>
+            <w:rPr>
+              <w:rFonts w:ascii="신명조" w:eastAsia="신명조" w:hint="eastAsia"/>
+              <w:sz w:val="20"/>
+              <w:szCs w:val="20"/>
+            </w:rPr>
+            <w:t>Anti Virus</w:t>
+          </w:r>
+          <w:proofErr w:type="spellEnd"/>
+          <w:r>
+            <w:rPr>
+              <w:rFonts w:ascii="신명조" w:eastAsia="신명조" w:hint="eastAsia"/>
+              <w:sz w:val="20"/>
+              <w:szCs w:val="20"/>
+            </w:rPr>
+            <w:t xml:space="preserve"> </w:t>
+          </w:r>
+          <w:proofErr w:type="spellStart"/>
+          <w:r>
+            <w:rPr>
+              <w:rFonts w:ascii="신명조" w:eastAsia="신명조"/>
+              <w:sz w:val="20"/>
+              <w:szCs w:val="20"/>
+            </w:rPr>
+            <w:t>Github</w:t>
+          </w:r>
+          <w:proofErr w:type="spellEnd"/>
+          <w:r>
+            <w:rPr>
+              <w:rFonts w:ascii="신명조" w:eastAsia="신명조"/>
+              <w:sz w:val="20"/>
+              <w:szCs w:val="20"/>
+            </w:rPr>
+            <w:t xml:space="preserve"> </w:t>
+          </w:r>
+          <w:r>
+            <w:rPr>
+              <w:rFonts w:ascii="신명조" w:eastAsia="신명조" w:hint="eastAsia"/>
+              <w:sz w:val="20"/>
+              <w:szCs w:val="20"/>
+            </w:rPr>
+            <w:t>주소</w:t>
+          </w:r>
+          <w:r>
+            <w:rPr>
+              <w:rFonts w:ascii="신명조" w:eastAsia="신명조" w:hint="eastAsia"/>
+              <w:sz w:val="20"/>
+              <w:szCs w:val="20"/>
+            </w:rPr>
+            <w:t xml:space="preserve"> </w:t>
+          </w:r>
+          <w:r>
+            <w:rPr>
+              <w:rFonts w:ascii="신명조" w:eastAsia="신명조" w:hint="eastAsia"/>
+              <w:sz w:val="20"/>
+              <w:szCs w:val="20"/>
+            </w:rPr>
+            <w:ptab w:relativeTo="margin" w:alignment="right" w:leader="dot"/>
+          </w:r>
+          <w:r>
+            <w:rPr>
+              <w:rFonts w:ascii="신명조" w:eastAsia="신명조"/>
+              <w:sz w:val="20"/>
+              <w:szCs w:val="20"/>
+            </w:rPr>
+            <w:t>49</w:t>
+          </w:r>
+        </w:p>
+        <w:p>
+          <w:pPr>
+            <w:pStyle w:val="20"/>
+            <w:ind w:left="800"/>
+            <w:rPr>
+              <w:rFonts w:ascii="신명조" w:eastAsia="신명조"/>
+              <w:sz w:val="20"/>
+              <w:szCs w:val="20"/>
+              <w:lang w:val="ko-KR"/>
+            </w:rPr>
+          </w:pPr>
+          <w:proofErr w:type="gramStart"/>
+          <w:r>
+            <w:rPr>
+              <w:rFonts w:ascii="신명조" w:eastAsia="신명조" w:hint="eastAsia"/>
+              <w:b/>
+              <w:sz w:val="20"/>
+              <w:szCs w:val="20"/>
+            </w:rPr>
+            <w:t>제</w:t>
+          </w:r>
+          <w:r>
+            <w:rPr>
+              <w:rFonts w:ascii="신명조" w:eastAsia="신명조" w:hint="eastAsia"/>
+              <w:b/>
+              <w:sz w:val="20"/>
+              <w:szCs w:val="20"/>
+            </w:rPr>
+            <w:t xml:space="preserve"> </w:t>
+          </w:r>
+          <w:r>
+            <w:rPr>
+              <w:rFonts w:ascii="신명조" w:eastAsia="신명조"/>
+              <w:b/>
+              <w:sz w:val="20"/>
+              <w:szCs w:val="20"/>
+            </w:rPr>
+            <w:t>5</w:t>
+          </w:r>
+          <w:proofErr w:type="gramEnd"/>
+          <w:r>
+            <w:rPr>
+              <w:rFonts w:ascii="신명조" w:eastAsia="신명조" w:hint="eastAsia"/>
+              <w:b/>
+              <w:sz w:val="20"/>
+              <w:szCs w:val="20"/>
+            </w:rPr>
+            <w:t xml:space="preserve"> 장 </w:t>
+          </w:r>
+          <w:r>
+            <w:rPr>
+              <w:rFonts w:ascii="신명조" w:eastAsia="신명조" w:hint="eastAsia"/>
+              <w:b/>
+              <w:sz w:val="20"/>
+              <w:szCs w:val="20"/>
+            </w:rPr>
+            <w:t>결론 및 향후 연구</w:t>
+          </w:r>
+          <w:r>
+            <w:rPr>
+              <w:rFonts w:ascii="신명조" w:eastAsia="신명조" w:hint="eastAsia"/>
+              <w:b/>
+              <w:sz w:val="20"/>
+              <w:szCs w:val="20"/>
+            </w:rPr>
+            <w:t xml:space="preserve"> </w:t>
+          </w:r>
+          <w:r>
+            <w:rPr>
+              <w:rFonts w:ascii="신명조" w:eastAsia="신명조" w:hint="eastAsia"/>
+              <w:sz w:val="20"/>
+              <w:szCs w:val="20"/>
+            </w:rPr>
+            <w:ptab w:relativeTo="margin" w:alignment="right" w:leader="dot"/>
+          </w:r>
+          <w:r>
+            <w:rPr>
+              <w:rFonts w:ascii="신명조" w:eastAsia="신명조" w:hint="eastAsia"/>
+              <w:sz w:val="20"/>
+              <w:szCs w:val="20"/>
+            </w:rPr>
+            <w:t>50</w:t>
+          </w:r>
+        </w:p>
+        <w:p>
+          <w:pPr>
+            <w:pStyle w:val="20"/>
+            <w:ind w:left="800"/>
+            <w:rPr>
+              <w:rFonts w:ascii="신명조" w:eastAsia="신명조"/>
+              <w:sz w:val="20"/>
+              <w:szCs w:val="20"/>
+              <w:lang w:val="ko-KR"/>
+            </w:rPr>
+          </w:pPr>
+          <w:r>
+            <w:rPr>
+              <w:rFonts w:ascii="신명조" w:eastAsia="신명조" w:hint="eastAsia"/>
+              <w:b/>
+              <w:sz w:val="20"/>
+              <w:szCs w:val="20"/>
+            </w:rPr>
+            <w:t>참고 문헌</w:t>
+          </w:r>
+          <w:r>
+            <w:rPr>
+              <w:rFonts w:ascii="신명조" w:eastAsia="신명조" w:hint="eastAsia"/>
+              <w:sz w:val="20"/>
+              <w:szCs w:val="20"/>
+            </w:rPr>
+            <w:ptab w:relativeTo="margin" w:alignment="right" w:leader="dot"/>
+          </w:r>
+          <w:r>
+            <w:rPr>
+              <w:rFonts w:ascii="신명조" w:eastAsia="신명조"/>
+              <w:sz w:val="20"/>
+              <w:szCs w:val="20"/>
+            </w:rPr>
+            <w:t>51</w:t>
+          </w:r>
+        </w:p>
+        <w:p>
+          <w:pPr>
+            <w:pStyle w:val="20"/>
+            <w:ind w:left="800"/>
+            <w:rPr>
+              <w:rFonts w:ascii="신명조" w:eastAsia="신명조"/>
+              <w:sz w:val="20"/>
+              <w:szCs w:val="20"/>
+              <w:lang w:val="ko-KR"/>
+            </w:rPr>
+          </w:pPr>
+          <w:proofErr w:type="spellStart"/>
+          <w:r>
+            <w:rPr>
+              <w:rFonts w:ascii="신명조" w:eastAsia="신명조" w:hint="eastAsia"/>
+              <w:b/>
+              <w:sz w:val="20"/>
+              <w:szCs w:val="20"/>
+            </w:rPr>
+            <w:t>영문초록</w:t>
+          </w:r>
+          <w:proofErr w:type="spellEnd"/>
+          <w:r>
+            <w:rPr>
+              <w:rFonts w:ascii="신명조" w:eastAsia="신명조" w:hint="eastAsia"/>
+              <w:sz w:val="20"/>
+              <w:szCs w:val="20"/>
+            </w:rPr>
+            <w:ptab w:relativeTo="margin" w:alignment="right" w:leader="dot"/>
+          </w:r>
+          <w:r>
+            <w:rPr>
+              <w:rFonts w:ascii="신명조" w:eastAsia="신명조"/>
+              <w:sz w:val="20"/>
+              <w:szCs w:val="20"/>
+              <w:lang w:val="ko-KR"/>
+            </w:rPr>
+            <w:t>52</w:t>
+          </w:r>
+        </w:p>
+        <w:p>
+          <w:pPr>
+            <w:pStyle w:val="20"/>
+            <w:ind w:left="800"/>
+            <w:rPr>
+              <w:rFonts w:ascii="신명조" w:eastAsia="신명조"/>
+              <w:sz w:val="20"/>
+              <w:szCs w:val="20"/>
+              <w:lang w:val="ko-KR"/>
+            </w:rPr>
+          </w:pPr>
+          <w:r>
+            <w:rPr>
+              <w:rFonts w:ascii="신명조" w:eastAsia="신명조" w:hint="eastAsia"/>
+              <w:b/>
+              <w:sz w:val="20"/>
+              <w:szCs w:val="20"/>
+            </w:rPr>
+            <w:t>감사의 글</w:t>
+          </w:r>
+          <w:r>
+            <w:rPr>
+              <w:rFonts w:ascii="신명조" w:eastAsia="신명조" w:hint="eastAsia"/>
+              <w:sz w:val="20"/>
+              <w:szCs w:val="20"/>
+            </w:rPr>
+            <w:ptab w:relativeTo="margin" w:alignment="right" w:leader="dot"/>
+          </w:r>
+          <w:r>
+            <w:rPr>
+              <w:rFonts w:ascii="신명조" w:eastAsia="신명조" w:hint="eastAsia"/>
+              <w:sz w:val="20"/>
+              <w:szCs w:val="20"/>
+              <w:lang w:val="ko-KR"/>
+            </w:rPr>
+            <w:t>54</w:t>
+          </w:r>
+        </w:p>
+        <w:p>
+          <w:pPr>
+            <w:rPr>
+              <w:lang w:val="ko-KR"/>
+            </w:rPr>
+          </w:pPr>
+        </w:p>
+        <w:p>
+          <w:pPr>
+            <w:rPr>
+              <w:lang w:val="ko-KR"/>
+            </w:rPr>
+          </w:pPr>
+        </w:p>
+        <w:p>
+          <w:pPr>
+            <w:rPr>
+              <w:lang w:val="ko-KR"/>
+            </w:rPr>
+          </w:pPr>
+        </w:p>
+        <w:p>
+          <w:pPr>
+            <w:rPr>
+              <w:lang w:val="ko-KR"/>
+            </w:rPr>
+          </w:pPr>
+        </w:p>
+        <w:p>
+          <w:pPr>
+            <w:rPr>
+              <w:lang w:val="ko-KR"/>
+            </w:rPr>
+          </w:pPr>
+        </w:p>
+        <w:p>
+          <w:pPr>
+            <w:rPr>
+              <w:lang w:val="ko-KR"/>
+            </w:rPr>
+          </w:pPr>
+        </w:p>
+        <w:p>
+          <w:pPr>
+            <w:rPr>
+              <w:lang w:val="ko-KR"/>
+            </w:rPr>
+          </w:pPr>
+        </w:p>
+        <w:p>
+          <w:pPr>
+            <w:jc w:val="center"/>
+            <w:rPr>
+              <w:rFonts w:ascii="신명조" w:eastAsia="신명조"/>
+              <w:b/>
+              <w:sz w:val="26"/>
+              <w:szCs w:val="26"/>
+            </w:rPr>
+          </w:pPr>
+        </w:p>
+        <w:p>
+          <w:pPr>
+            <w:jc w:val="center"/>
+            <w:rPr>
+              <w:rFonts w:ascii="신명조" w:eastAsia="신명조"/>
+              <w:b/>
+              <w:sz w:val="26"/>
+              <w:szCs w:val="26"/>
+            </w:rPr>
+          </w:pPr>
+        </w:p>
+        <w:p>
+          <w:pPr>
+            <w:jc w:val="center"/>
+            <w:rPr>
+              <w:rFonts w:ascii="신명조" w:eastAsia="신명조"/>
+              <w:b/>
+              <w:sz w:val="26"/>
+              <w:szCs w:val="26"/>
+            </w:rPr>
+          </w:pPr>
+        </w:p>
+      </w:sdtContent>
+    </w:sdt>
+    <w:p>
+      <w:pPr>
+        <w:widowControl/>
+        <w:wordWrap/>
+        <w:autoSpaceDE/>
+        <w:autoSpaceDN/>
+        <w:rPr>
+          <w:rFonts w:hint="eastAsia"/>
+          <w:lang w:val="ko-KR"/>
+        </w:rPr>
+        <w:sectPr>
+          <w:footerReference w:type="default" r:id="rId9"/>
+          <w:pgSz w:w="10319" w:h="14572" w:code="13"/>
+          <w:pgMar w:top="1418" w:right="1418" w:bottom="851" w:left="1418" w:header="851" w:footer="992" w:gutter="0"/>
+          <w:pgNumType w:fmt="upperRoman" w:start="1"/>
+          <w:cols w:space="425"/>
+          <w:docGrid w:linePitch="360"/>
+        </w:sectPr>
+      </w:pPr>
+    </w:p>
+    <w:p>
+      <w:pPr>
+        <w:widowControl/>
+        <w:wordWrap/>
+        <w:autoSpaceDE/>
+        <w:autoSpaceDN/>
+        <w:rPr>
+          <w:rFonts w:ascii="신명조" w:eastAsia="신명조" w:hint="eastAsia"/>
+          <w:szCs w:val="20"/>
+        </w:rPr>
+      </w:pPr>
+    </w:p>
+    <w:p>
+      <w:pPr>
+        <w:jc w:val="center"/>
+        <w:rPr>
+          <w:rFonts w:ascii="신명조" w:eastAsia="신명조"/>
           <w:b/>
           <w:sz w:val="26"/>
           <w:szCs w:val="26"/>
         </w:rPr>
-        <w:t>1</w:t>
-      </w:r>
-      <w:proofErr w:type="gramEnd"/>
-      <w:r>
-        <w:rPr>
-          <w:rFonts w:ascii="신명조" w:eastAsia="신명조"/>
+      </w:pPr>
+      <w:proofErr w:type="gramStart"/>
+      <w:r>
+        <w:rPr>
+          <w:rFonts w:ascii="신명조" w:eastAsia="신명조" w:hint="eastAsia"/>
           <w:b/>
           <w:sz w:val="26"/>
           <w:szCs w:val="26"/>
         </w:rPr>
-        <w:t xml:space="preserve"> </w:t>
+        <w:t>제</w:t>
       </w:r>
       <w:r>
         <w:rPr>
@@ -4352,30 +7067,68 @@
           <w:sz w:val="26"/>
           <w:szCs w:val="26"/>
         </w:rPr>
+        <w:t xml:space="preserve"> </w:t>
+      </w:r>
+      <w:r>
+        <w:rPr>
+          <w:rFonts w:ascii="신명조" w:eastAsia="신명조" w:hint="eastAsia"/>
+          <w:b/>
+          <w:sz w:val="26"/>
+          <w:szCs w:val="26"/>
+        </w:rPr>
+        <w:t>1</w:t>
+      </w:r>
+      <w:proofErr w:type="gramEnd"/>
+      <w:r>
+        <w:rPr>
+          <w:rFonts w:ascii="신명조" w:eastAsia="신명조"/>
+          <w:b/>
+          <w:sz w:val="26"/>
+          <w:szCs w:val="26"/>
+        </w:rPr>
+        <w:t xml:space="preserve"> </w:t>
+      </w:r>
+      <w:r>
+        <w:rPr>
+          <w:rFonts w:ascii="신명조" w:eastAsia="신명조" w:hint="eastAsia"/>
+          <w:b/>
+          <w:sz w:val="26"/>
+          <w:szCs w:val="26"/>
+        </w:rPr>
         <w:t>장 서 론</w:t>
       </w:r>
     </w:p>
     <w:p>
       <w:pPr>
-        <w:rPr>
-          <w:rFonts w:ascii="신명조" w:eastAsia="신명조"/>
-          <w:szCs w:val="20"/>
-        </w:rPr>
-      </w:pPr>
-    </w:p>
-    <w:p>
-      <w:pPr>
-        <w:rPr>
-          <w:rFonts w:ascii="신명조" w:eastAsia="신명조" w:hint="eastAsia"/>
-          <w:szCs w:val="20"/>
-        </w:rPr>
-      </w:pPr>
-      <w:r>
-        <w:rPr>
-          <w:rFonts w:ascii="신명조" w:eastAsia="신명조" w:hint="eastAsia"/>
-          <w:szCs w:val="20"/>
-        </w:rPr>
-        <w:t xml:space="preserve">시나리오 통신사 회사 소비자의 등록이 갑자기 급등한 거에서 늘어나고 트래픽이 불어난 소비자의 등록을 위해 </w:t>
+        <w:jc w:val="center"/>
+        <w:rPr>
+          <w:rFonts w:ascii="신명조" w:eastAsia="신명조" w:hint="eastAsia"/>
+          <w:b/>
+          <w:szCs w:val="20"/>
+        </w:rPr>
+      </w:pPr>
+    </w:p>
+    <w:p>
+      <w:pPr>
+        <w:spacing w:line="480" w:lineRule="auto"/>
+        <w:rPr>
+          <w:rFonts w:ascii="신명조" w:eastAsia="신명조"/>
+          <w:szCs w:val="20"/>
+        </w:rPr>
+      </w:pPr>
+      <w:r>
+        <w:rPr>
+          <w:rFonts w:ascii="신명조" w:eastAsia="신명조" w:hint="eastAsia"/>
+          <w:szCs w:val="20"/>
+        </w:rPr>
+        <w:t xml:space="preserve"> </w:t>
+      </w:r>
+      <w:r>
+        <w:rPr>
+          <w:rFonts w:ascii="신명조" w:eastAsia="신명조" w:hint="eastAsia"/>
+          <w:szCs w:val="20"/>
+        </w:rPr>
+        <w:t xml:space="preserve">다양한 기능을 수용하고 지속적으로 확장되는 애플리케이션은 구조가 점차 복잡해지고, 동시에 처리하는 데이터의 </w:t>
       </w:r>
       <w:proofErr w:type="spellStart"/>
       <w:r>
@@ -4383,7 +7136,7 @@
           <w:rFonts w:ascii="신명조" w:eastAsia="신명조" w:hint="eastAsia"/>
           <w:szCs w:val="20"/>
         </w:rPr>
-        <w:t>Mircroservice</w:t>
+        <w:t>요청량</w:t>
       </w:r>
       <w:proofErr w:type="spellEnd"/>
       <w:r>
@@ -4391,11 +7144,1232 @@
           <w:rFonts w:ascii="신명조" w:eastAsia="신명조" w:hint="eastAsia"/>
           <w:szCs w:val="20"/>
         </w:rPr>
-        <w:t>로 바꾸며 늘어난 소비자의 관리를 위해 CRM 프로그램을 구축하라 라는 요구사항</w:t>
-      </w:r>
+        <w:t xml:space="preserve"> 또한 증가하고 있다. 특히 특정 기능에 트래픽</w:t>
+      </w:r>
+      <w:r>
+        <w:rPr>
+          <w:rFonts w:ascii="신명조" w:eastAsia="신명조" w:hint="eastAsia"/>
+          <w:szCs w:val="20"/>
+        </w:rPr>
+        <w:t>이 집중되는 경우,</w:t>
+      </w:r>
+      <w:r>
+        <w:rPr>
+          <w:rFonts w:ascii="신명조" w:eastAsia="신명조" w:hint="eastAsia"/>
+          <w:szCs w:val="20"/>
+        </w:rPr>
+        <w:t xml:space="preserve"> </w:t>
+      </w:r>
+      <w:proofErr w:type="spellStart"/>
+      <w:r>
+        <w:rPr>
+          <w:rFonts w:ascii="신명조" w:eastAsia="신명조" w:hint="eastAsia"/>
+          <w:szCs w:val="20"/>
+        </w:rPr>
+        <w:t>모놀리식</w:t>
+      </w:r>
+      <w:proofErr w:type="spellEnd"/>
+      <w:r>
+        <w:rPr>
+          <w:rFonts w:ascii="신명조" w:eastAsia="신명조" w:hint="eastAsia"/>
+          <w:szCs w:val="20"/>
+        </w:rPr>
+        <w:t xml:space="preserve"> </w:t>
+      </w:r>
+      <w:r>
+        <w:rPr>
+          <w:rFonts w:ascii="신명조" w:eastAsia="신명조" w:hint="eastAsia"/>
+          <w:szCs w:val="20"/>
+        </w:rPr>
+        <w:t>구조</w:t>
+      </w:r>
+      <w:r>
+        <w:rPr>
+          <w:rFonts w:ascii="신명조" w:eastAsia="신명조" w:hint="eastAsia"/>
+          <w:szCs w:val="20"/>
+        </w:rPr>
+        <w:t>는</w:t>
+      </w:r>
+      <w:r>
+        <w:rPr>
+          <w:rFonts w:ascii="신명조" w:eastAsia="신명조" w:hint="eastAsia"/>
+          <w:szCs w:val="20"/>
+        </w:rPr>
+        <w:t xml:space="preserve"> 단일 지점의 부하가 전체 시스템</w:t>
+      </w:r>
+      <w:r>
+        <w:rPr>
+          <w:rFonts w:ascii="신명조" w:eastAsia="신명조" w:hint="eastAsia"/>
+          <w:szCs w:val="20"/>
+        </w:rPr>
+        <w:t xml:space="preserve"> 장애</w:t>
+      </w:r>
+      <w:r>
+        <w:rPr>
+          <w:rFonts w:ascii="신명조" w:eastAsia="신명조" w:hint="eastAsia"/>
+          <w:szCs w:val="20"/>
+        </w:rPr>
+        <w:t>로</w:t>
+      </w:r>
+      <w:r>
+        <w:rPr>
+          <w:rFonts w:ascii="신명조" w:eastAsia="신명조" w:hint="eastAsia"/>
+          <w:szCs w:val="20"/>
+        </w:rPr>
+        <w:t xml:space="preserve"> </w:t>
+      </w:r>
+      <w:r>
+        <w:rPr>
+          <w:rFonts w:ascii="신명조" w:eastAsia="신명조" w:hint="eastAsia"/>
+          <w:szCs w:val="20"/>
+        </w:rPr>
+        <w:t xml:space="preserve">이어질 </w:t>
+      </w:r>
+      <w:r>
+        <w:rPr>
+          <w:rFonts w:ascii="신명조" w:eastAsia="신명조" w:hint="eastAsia"/>
+          <w:szCs w:val="20"/>
+        </w:rPr>
+        <w:t xml:space="preserve">가능성이 크다. </w:t>
+      </w:r>
+    </w:p>
+    <w:p>
+      <w:pPr>
+        <w:spacing w:line="480" w:lineRule="auto"/>
+        <w:ind w:firstLineChars="100" w:firstLine="200"/>
+        <w:rPr>
+          <w:rFonts w:ascii="신명조" w:eastAsia="신명조"/>
+          <w:szCs w:val="20"/>
+        </w:rPr>
+      </w:pPr>
+      <w:r>
+        <w:rPr>
+          <w:rFonts w:ascii="신명조" w:eastAsia="신명조" w:hint="eastAsia"/>
+          <w:szCs w:val="20"/>
+        </w:rPr>
+        <w:t>A사</w:t>
+      </w:r>
+      <w:r>
+        <w:rPr>
+          <w:rFonts w:ascii="신명조" w:eastAsia="신명조" w:hint="eastAsia"/>
+          <w:szCs w:val="20"/>
+        </w:rPr>
+        <w:t>는 최근</w:t>
+      </w:r>
+      <w:r>
+        <w:rPr>
+          <w:rFonts w:ascii="신명조" w:eastAsia="신명조" w:hint="eastAsia"/>
+          <w:szCs w:val="20"/>
+        </w:rPr>
+        <w:t xml:space="preserve"> </w:t>
+      </w:r>
+      <w:r>
+        <w:rPr>
+          <w:rFonts w:ascii="신명조" w:eastAsia="신명조" w:hint="eastAsia"/>
+          <w:szCs w:val="20"/>
+        </w:rPr>
+        <w:t xml:space="preserve">새로운 </w:t>
+      </w:r>
+      <w:r>
+        <w:rPr>
+          <w:rFonts w:ascii="신명조" w:eastAsia="신명조" w:hint="eastAsia"/>
+          <w:szCs w:val="20"/>
+        </w:rPr>
+        <w:t>서비스</w:t>
+      </w:r>
+      <w:r>
+        <w:rPr>
+          <w:rFonts w:ascii="신명조" w:eastAsia="신명조" w:hint="eastAsia"/>
+          <w:szCs w:val="20"/>
+        </w:rPr>
+        <w:t xml:space="preserve"> 제도를</w:t>
+      </w:r>
+      <w:r>
+        <w:rPr>
+          <w:rFonts w:ascii="신명조" w:eastAsia="신명조" w:hint="eastAsia"/>
+          <w:szCs w:val="20"/>
+        </w:rPr>
+        <w:t xml:space="preserve"> </w:t>
+      </w:r>
+      <w:r>
+        <w:rPr>
+          <w:rFonts w:ascii="신명조" w:eastAsia="신명조" w:hint="eastAsia"/>
+          <w:szCs w:val="20"/>
+        </w:rPr>
+        <w:t>도입</w:t>
+      </w:r>
+      <w:r>
+        <w:rPr>
+          <w:rFonts w:ascii="신명조" w:eastAsia="신명조" w:hint="eastAsia"/>
+          <w:szCs w:val="20"/>
+        </w:rPr>
+        <w:t>하면서</w:t>
+      </w:r>
+      <w:r>
+        <w:rPr>
+          <w:rFonts w:ascii="신명조" w:eastAsia="신명조" w:hint="eastAsia"/>
+          <w:szCs w:val="20"/>
+        </w:rPr>
+        <w:t xml:space="preserve"> 소비자 </w:t>
+      </w:r>
+      <w:r>
+        <w:rPr>
+          <w:rFonts w:ascii="신명조" w:eastAsia="신명조" w:hint="eastAsia"/>
+          <w:szCs w:val="20"/>
+        </w:rPr>
+        <w:t>등</w:t>
+      </w:r>
+      <w:r>
+        <w:rPr>
+          <w:rFonts w:ascii="신명조" w:eastAsia="신명조" w:hint="eastAsia"/>
+          <w:szCs w:val="20"/>
+        </w:rPr>
+        <w:t>록</w:t>
+      </w:r>
+      <w:r>
+        <w:rPr>
+          <w:rFonts w:ascii="신명조" w:eastAsia="신명조" w:hint="eastAsia"/>
+          <w:szCs w:val="20"/>
+        </w:rPr>
+        <w:t xml:space="preserve"> </w:t>
+      </w:r>
+      <w:r>
+        <w:rPr>
+          <w:rFonts w:ascii="신명조" w:eastAsia="신명조" w:hint="eastAsia"/>
+          <w:szCs w:val="20"/>
+        </w:rPr>
+        <w:t>인원이</w:t>
+      </w:r>
+      <w:r>
+        <w:rPr>
+          <w:rFonts w:ascii="신명조" w:eastAsia="신명조" w:hint="eastAsia"/>
+          <w:szCs w:val="20"/>
+        </w:rPr>
+        <w:t xml:space="preserve"> 급</w:t>
+      </w:r>
+      <w:r>
+        <w:rPr>
+          <w:rFonts w:ascii="신명조" w:eastAsia="신명조" w:hint="eastAsia"/>
+          <w:szCs w:val="20"/>
+        </w:rPr>
+        <w:t>격</w:t>
+      </w:r>
+      <w:r>
+        <w:rPr>
+          <w:rFonts w:ascii="신명조" w:eastAsia="신명조" w:hint="eastAsia"/>
+          <w:szCs w:val="20"/>
+        </w:rPr>
+        <w:t>하게</w:t>
+      </w:r>
+      <w:r>
+        <w:rPr>
+          <w:rFonts w:ascii="신명조" w:eastAsia="신명조" w:hint="eastAsia"/>
+          <w:szCs w:val="20"/>
+        </w:rPr>
+        <w:t xml:space="preserve"> </w:t>
+      </w:r>
+      <w:proofErr w:type="gramStart"/>
+      <w:r>
+        <w:rPr>
+          <w:rFonts w:ascii="신명조" w:eastAsia="신명조" w:hint="eastAsia"/>
+          <w:szCs w:val="20"/>
+        </w:rPr>
+        <w:t>증가</w:t>
+      </w:r>
+      <w:r>
+        <w:rPr>
+          <w:rFonts w:ascii="신명조" w:eastAsia="신명조" w:hint="eastAsia"/>
+          <w:szCs w:val="20"/>
+        </w:rPr>
+        <w:t xml:space="preserve"> </w:t>
+      </w:r>
+      <w:r>
+        <w:rPr>
+          <w:rFonts w:ascii="신명조" w:eastAsia="신명조" w:hint="eastAsia"/>
+          <w:szCs w:val="20"/>
+        </w:rPr>
+        <w:t>하였다</w:t>
+      </w:r>
+      <w:proofErr w:type="gramEnd"/>
+      <w:r>
+        <w:rPr>
+          <w:rFonts w:ascii="신명조" w:eastAsia="신명조" w:hint="eastAsia"/>
+          <w:szCs w:val="20"/>
+        </w:rPr>
+        <w:t xml:space="preserve">. </w:t>
+      </w:r>
+      <w:r>
+        <w:rPr>
+          <w:rFonts w:ascii="신명조" w:eastAsia="신명조" w:hint="eastAsia"/>
+          <w:szCs w:val="20"/>
+        </w:rPr>
+        <w:t>이</w:t>
+      </w:r>
+      <w:r>
+        <w:rPr>
+          <w:rFonts w:ascii="신명조" w:eastAsia="신명조" w:hint="eastAsia"/>
+          <w:szCs w:val="20"/>
+        </w:rPr>
+        <w:t>로 인해</w:t>
+      </w:r>
+      <w:r>
+        <w:rPr>
+          <w:rFonts w:ascii="신명조" w:eastAsia="신명조" w:hint="eastAsia"/>
+          <w:szCs w:val="20"/>
+        </w:rPr>
+        <w:t xml:space="preserve"> 소비자 데이터를</w:t>
+      </w:r>
+      <w:r>
+        <w:rPr>
+          <w:rFonts w:ascii="신명조" w:eastAsia="신명조" w:hint="eastAsia"/>
+          <w:szCs w:val="20"/>
+        </w:rPr>
+        <w:t xml:space="preserve"> 저장하고 관리하는 애플리케이션</w:t>
+      </w:r>
+      <w:r>
+        <w:rPr>
+          <w:rFonts w:ascii="신명조" w:eastAsia="신명조" w:hint="eastAsia"/>
+          <w:szCs w:val="20"/>
+        </w:rPr>
+        <w:t>의</w:t>
+      </w:r>
+      <w:r>
+        <w:rPr>
+          <w:rFonts w:ascii="신명조" w:eastAsia="신명조" w:hint="eastAsia"/>
+          <w:szCs w:val="20"/>
+        </w:rPr>
+        <w:t xml:space="preserve"> </w:t>
+      </w:r>
+      <w:r>
+        <w:rPr>
+          <w:rFonts w:ascii="신명조" w:eastAsia="신명조" w:hint="eastAsia"/>
+          <w:szCs w:val="20"/>
+        </w:rPr>
+        <w:t>요구사항이</w:t>
+      </w:r>
+      <w:r>
+        <w:rPr>
+          <w:rFonts w:ascii="신명조" w:eastAsia="신명조" w:hint="eastAsia"/>
+          <w:szCs w:val="20"/>
+        </w:rPr>
+        <w:t xml:space="preserve"> </w:t>
+      </w:r>
+      <w:r>
+        <w:rPr>
+          <w:rFonts w:ascii="신명조" w:eastAsia="신명조" w:hint="eastAsia"/>
+          <w:szCs w:val="20"/>
+        </w:rPr>
+        <w:t>확대</w:t>
+      </w:r>
+      <w:r>
+        <w:rPr>
+          <w:rFonts w:ascii="신명조" w:eastAsia="신명조" w:hint="eastAsia"/>
+          <w:szCs w:val="20"/>
+        </w:rPr>
+        <w:t>되었</w:t>
+      </w:r>
+      <w:r>
+        <w:rPr>
+          <w:rFonts w:ascii="신명조" w:eastAsia="신명조" w:hint="eastAsia"/>
+          <w:szCs w:val="20"/>
+        </w:rPr>
+        <w:t>으며</w:t>
+      </w:r>
+      <w:r>
+        <w:rPr>
+          <w:rFonts w:ascii="신명조" w:eastAsia="신명조" w:hint="eastAsia"/>
+          <w:szCs w:val="20"/>
+        </w:rPr>
+        <w:t>, 시스템 부하는 물론 서비스 간의 연동 구조도 복잡해</w:t>
+      </w:r>
+      <w:r>
+        <w:rPr>
+          <w:rFonts w:ascii="신명조" w:eastAsia="신명조" w:hint="eastAsia"/>
+          <w:szCs w:val="20"/>
+        </w:rPr>
+        <w:t>지기 시작했다</w:t>
+      </w:r>
+      <w:r>
+        <w:rPr>
+          <w:rFonts w:ascii="신명조" w:eastAsia="신명조" w:hint="eastAsia"/>
+          <w:szCs w:val="20"/>
+        </w:rPr>
+        <w:t>.</w:t>
+      </w:r>
+      <w:r>
+        <w:rPr>
+          <w:rFonts w:ascii="신명조" w:eastAsia="신명조" w:hint="eastAsia"/>
+          <w:szCs w:val="20"/>
+        </w:rPr>
+        <w:t xml:space="preserve"> 결과적으로 </w:t>
+      </w:r>
+      <w:r>
+        <w:rPr>
+          <w:rFonts w:ascii="신명조" w:eastAsia="신명조" w:hint="eastAsia"/>
+          <w:szCs w:val="20"/>
+        </w:rPr>
+        <w:t>다양한 기술적 문제와 운영상의 비효율이</w:t>
+      </w:r>
+      <w:r>
+        <w:rPr>
+          <w:rFonts w:ascii="신명조" w:eastAsia="신명조" w:hint="eastAsia"/>
+          <w:szCs w:val="20"/>
+        </w:rPr>
+        <w:t xml:space="preserve"> 동시에</w:t>
+      </w:r>
+      <w:r>
+        <w:rPr>
+          <w:rFonts w:ascii="신명조" w:eastAsia="신명조" w:hint="eastAsia"/>
+          <w:szCs w:val="20"/>
+        </w:rPr>
+        <w:t xml:space="preserve"> 발생하고 </w:t>
+      </w:r>
+      <w:r>
+        <w:rPr>
+          <w:rFonts w:ascii="신명조" w:eastAsia="신명조" w:hint="eastAsia"/>
+          <w:szCs w:val="20"/>
+        </w:rPr>
+        <w:t>있는 상황이다.</w:t>
+      </w:r>
+      <w:r>
+        <w:rPr>
+          <w:rFonts w:ascii="신명조" w:eastAsia="신명조" w:hint="eastAsia"/>
+          <w:szCs w:val="20"/>
+        </w:rPr>
+        <w:t xml:space="preserve"> </w:t>
+      </w:r>
+      <w:r>
+        <w:rPr>
+          <w:rFonts w:ascii="신명조" w:eastAsia="신명조" w:hint="eastAsia"/>
+          <w:szCs w:val="20"/>
+        </w:rPr>
+        <w:t xml:space="preserve">이에 따라 본 논문에서는 요구사항인 가용성과 확장성, 탄력성, 운영 효율성을 확보하기 클라우드 </w:t>
+      </w:r>
+      <w:r>
+        <w:rPr>
+          <w:rFonts w:ascii="신명조" w:eastAsia="신명조" w:hint="eastAsia"/>
+          <w:szCs w:val="20"/>
+        </w:rPr>
+        <w:t>네이티브 개념</w:t>
+      </w:r>
+      <w:r>
+        <w:rPr>
+          <w:rFonts w:ascii="신명조" w:eastAsia="신명조" w:hint="eastAsia"/>
+          <w:szCs w:val="20"/>
+        </w:rPr>
+        <w:t xml:space="preserve">을 도입한다. </w:t>
+      </w:r>
+    </w:p>
+    <w:p>
+      <w:pPr>
+        <w:spacing w:line="480" w:lineRule="auto"/>
+        <w:ind w:firstLineChars="100" w:firstLine="200"/>
+        <w:rPr>
+          <w:rFonts w:ascii="신명조" w:eastAsia="신명조"/>
+          <w:szCs w:val="20"/>
+        </w:rPr>
+      </w:pPr>
+      <w:r>
+        <w:rPr>
+          <w:rFonts w:ascii="신명조" w:eastAsia="신명조" w:hint="eastAsia"/>
+          <w:szCs w:val="20"/>
+        </w:rPr>
+        <w:t xml:space="preserve">기존의 </w:t>
+      </w:r>
+      <w:proofErr w:type="spellStart"/>
+      <w:r>
+        <w:rPr>
+          <w:rFonts w:ascii="신명조" w:eastAsia="신명조" w:hint="eastAsia"/>
+          <w:szCs w:val="20"/>
+        </w:rPr>
+        <w:t>모놀리식</w:t>
+      </w:r>
+      <w:proofErr w:type="spellEnd"/>
+      <w:r>
+        <w:rPr>
+          <w:rFonts w:ascii="신명조" w:eastAsia="신명조" w:hint="eastAsia"/>
+          <w:szCs w:val="20"/>
+        </w:rPr>
+        <w:t xml:space="preserve"> 아키텍처는 모든 기능이 하나의 배포 단위로 통합되어 있어, 특정 모듈의</w:t>
+      </w:r>
+      <w:r>
+        <w:rPr>
+          <w:rFonts w:ascii="신명조" w:eastAsia="신명조" w:hint="eastAsia"/>
+          <w:szCs w:val="20"/>
+        </w:rPr>
+        <w:t xml:space="preserve"> 수정이나</w:t>
+      </w:r>
+      <w:r>
+        <w:rPr>
+          <w:rFonts w:ascii="신명조" w:eastAsia="신명조" w:hint="eastAsia"/>
+          <w:szCs w:val="20"/>
+        </w:rPr>
+        <w:t xml:space="preserve"> 변경</w:t>
+      </w:r>
+      <w:r>
+        <w:rPr>
+          <w:rFonts w:ascii="신명조" w:eastAsia="신명조" w:hint="eastAsia"/>
+          <w:szCs w:val="20"/>
+        </w:rPr>
+        <w:t xml:space="preserve"> 시</w:t>
+      </w:r>
+      <w:r>
+        <w:rPr>
+          <w:rFonts w:ascii="신명조" w:eastAsia="신명조" w:hint="eastAsia"/>
+          <w:szCs w:val="20"/>
+        </w:rPr>
+        <w:t xml:space="preserve"> 반영</w:t>
+      </w:r>
+      <w:r>
+        <w:rPr>
+          <w:rFonts w:ascii="신명조" w:eastAsia="신명조" w:hint="eastAsia"/>
+          <w:szCs w:val="20"/>
+        </w:rPr>
+        <w:t xml:space="preserve">이 </w:t>
+      </w:r>
+      <w:r>
+        <w:rPr>
+          <w:rFonts w:ascii="신명조" w:eastAsia="신명조" w:hint="eastAsia"/>
+          <w:szCs w:val="20"/>
+        </w:rPr>
+        <w:t xml:space="preserve">어렵다. </w:t>
+      </w:r>
+      <w:r>
+        <w:rPr>
+          <w:rFonts w:ascii="신명조" w:eastAsia="신명조" w:hint="eastAsia"/>
+          <w:szCs w:val="20"/>
+        </w:rPr>
+        <w:t xml:space="preserve">이로 인해 </w:t>
+      </w:r>
+      <w:r>
+        <w:rPr>
+          <w:rFonts w:ascii="신명조" w:eastAsia="신명조" w:hint="eastAsia"/>
+          <w:szCs w:val="20"/>
+        </w:rPr>
+        <w:t>속도</w:t>
+      </w:r>
+      <w:r>
+        <w:rPr>
+          <w:rFonts w:ascii="신명조" w:eastAsia="신명조" w:hint="eastAsia"/>
+          <w:szCs w:val="20"/>
+        </w:rPr>
+        <w:t>는 저하되고,</w:t>
+      </w:r>
+      <w:r>
+        <w:rPr>
+          <w:rFonts w:ascii="신명조" w:eastAsia="신명조" w:hint="eastAsia"/>
+          <w:szCs w:val="20"/>
+        </w:rPr>
+        <w:t xml:space="preserve"> 하나의</w:t>
+      </w:r>
+      <w:r>
+        <w:rPr>
+          <w:rFonts w:ascii="신명조" w:eastAsia="신명조" w:hint="eastAsia"/>
+          <w:szCs w:val="20"/>
+        </w:rPr>
+        <w:t xml:space="preserve"> 장애가 전체 시스템에 영향을 </w:t>
+      </w:r>
+      <w:r>
+        <w:rPr>
+          <w:rFonts w:ascii="신명조" w:eastAsia="신명조" w:hint="eastAsia"/>
+          <w:szCs w:val="20"/>
+        </w:rPr>
+        <w:t xml:space="preserve">미치는 </w:t>
+      </w:r>
+      <w:r>
+        <w:rPr>
+          <w:rFonts w:ascii="신명조" w:eastAsia="신명조" w:hint="eastAsia"/>
+          <w:szCs w:val="20"/>
+        </w:rPr>
+        <w:t xml:space="preserve">구조적 </w:t>
+      </w:r>
+      <w:r>
+        <w:rPr>
+          <w:rFonts w:ascii="신명조" w:eastAsia="신명조" w:hint="eastAsia"/>
+          <w:szCs w:val="20"/>
+        </w:rPr>
+        <w:t>단점</w:t>
+      </w:r>
+      <w:r>
+        <w:rPr>
+          <w:rFonts w:ascii="신명조" w:eastAsia="신명조" w:hint="eastAsia"/>
+          <w:szCs w:val="20"/>
+        </w:rPr>
+        <w:t>을 가진다</w:t>
+      </w:r>
+      <w:r>
+        <w:rPr>
+          <w:rFonts w:ascii="신명조" w:eastAsia="신명조" w:hint="eastAsia"/>
+          <w:szCs w:val="20"/>
+        </w:rPr>
+        <w:t xml:space="preserve">. </w:t>
+      </w:r>
+      <w:r>
+        <w:rPr>
+          <w:rFonts w:ascii="신명조" w:eastAsia="신명조" w:hint="eastAsia"/>
+          <w:szCs w:val="20"/>
+        </w:rPr>
+        <w:t>이</w:t>
+      </w:r>
+      <w:r>
+        <w:rPr>
+          <w:rFonts w:ascii="신명조" w:eastAsia="신명조" w:hint="eastAsia"/>
+          <w:szCs w:val="20"/>
+        </w:rPr>
+        <w:t xml:space="preserve"> 한계를</w:t>
+      </w:r>
+      <w:r>
+        <w:rPr>
+          <w:rFonts w:ascii="신명조" w:eastAsia="신명조" w:hint="eastAsia"/>
+          <w:szCs w:val="20"/>
+        </w:rPr>
+        <w:t xml:space="preserve"> 해결하고</w:t>
+      </w:r>
+      <w:r>
+        <w:rPr>
+          <w:rFonts w:ascii="신명조" w:eastAsia="신명조" w:hint="eastAsia"/>
+          <w:szCs w:val="20"/>
+        </w:rPr>
+        <w:t xml:space="preserve">자 </w:t>
+      </w:r>
+      <w:proofErr w:type="spellStart"/>
+      <w:r>
+        <w:rPr>
+          <w:rFonts w:ascii="신명조" w:eastAsia="신명조" w:hint="eastAsia"/>
+          <w:szCs w:val="20"/>
+        </w:rPr>
+        <w:t>마이크로서비스</w:t>
+      </w:r>
+      <w:proofErr w:type="spellEnd"/>
+      <w:r>
+        <w:rPr>
+          <w:rFonts w:ascii="신명조" w:eastAsia="신명조" w:hint="eastAsia"/>
+          <w:szCs w:val="20"/>
+        </w:rPr>
+        <w:t xml:space="preserve"> 아키텍처로 전환을 추진하며, 이를 통해 기능 단위의 독립적인 배포</w:t>
+      </w:r>
+      <w:r>
+        <w:rPr>
+          <w:rFonts w:ascii="신명조" w:eastAsia="신명조" w:hint="eastAsia"/>
+          <w:szCs w:val="20"/>
+        </w:rPr>
+        <w:t>와</w:t>
+      </w:r>
+      <w:r>
+        <w:rPr>
+          <w:rFonts w:ascii="신명조" w:eastAsia="신명조" w:hint="eastAsia"/>
+          <w:szCs w:val="20"/>
+        </w:rPr>
+        <w:t xml:space="preserve"> 확장, 장애 격리, 그리고 운영 효율성 향상</w:t>
+      </w:r>
+      <w:r>
+        <w:rPr>
+          <w:rFonts w:ascii="신명조" w:eastAsia="신명조" w:hint="eastAsia"/>
+          <w:szCs w:val="20"/>
+        </w:rPr>
+        <w:t>을 도모하고자 한다</w:t>
+      </w:r>
+      <w:r>
+        <w:rPr>
+          <w:rFonts w:ascii="신명조" w:eastAsia="신명조" w:hint="eastAsia"/>
+          <w:szCs w:val="20"/>
+        </w:rPr>
+        <w:t>.</w:t>
+      </w:r>
+    </w:p>
+    <w:p>
+      <w:pPr>
+        <w:spacing w:line="480" w:lineRule="auto"/>
+        <w:ind w:firstLineChars="100" w:firstLine="200"/>
+        <w:rPr>
+          <w:rFonts w:ascii="신명조" w:eastAsia="신명조"/>
+          <w:szCs w:val="20"/>
+        </w:rPr>
+      </w:pPr>
+      <w:r>
+        <w:rPr>
+          <w:rFonts w:ascii="신명조" w:eastAsia="신명조" w:hint="eastAsia"/>
+          <w:szCs w:val="20"/>
+        </w:rPr>
+        <w:t xml:space="preserve">이러한 전환을 뒷받침하기 위해, </w:t>
+      </w:r>
+      <w:r>
+        <w:rPr>
+          <w:rFonts w:ascii="신명조" w:eastAsia="신명조" w:hint="eastAsia"/>
+          <w:szCs w:val="20"/>
+        </w:rPr>
+        <w:t>Spring Cloud</w:t>
+      </w:r>
+      <w:r>
+        <w:rPr>
+          <w:rFonts w:ascii="신명조" w:eastAsia="신명조" w:hint="eastAsia"/>
+          <w:szCs w:val="20"/>
+        </w:rPr>
+        <w:t xml:space="preserve"> 기반의 프레임워크</w:t>
+      </w:r>
+      <w:r>
+        <w:rPr>
+          <w:rFonts w:ascii="신명조" w:eastAsia="신명조" w:hint="eastAsia"/>
+          <w:szCs w:val="20"/>
+        </w:rPr>
+        <w:t>와 컨테이너 기술을 활용하여 구성한다.</w:t>
+      </w:r>
+      <w:r>
+        <w:rPr>
+          <w:rFonts w:ascii="신명조" w:eastAsia="신명조" w:hint="eastAsia"/>
+          <w:szCs w:val="20"/>
+        </w:rPr>
+        <w:t xml:space="preserve"> </w:t>
+      </w:r>
+      <w:r>
+        <w:rPr>
+          <w:rFonts w:ascii="신명조" w:eastAsia="신명조" w:hint="eastAsia"/>
+          <w:szCs w:val="20"/>
+        </w:rPr>
+        <w:t>확장성 측면에서</w:t>
+      </w:r>
+      <w:r>
+        <w:rPr>
+          <w:rFonts w:ascii="신명조" w:eastAsia="신명조" w:hint="eastAsia"/>
+          <w:szCs w:val="20"/>
+        </w:rPr>
+        <w:t>는 스프링 클라우드의 게이트 웨이 기능을 통해 트래픽을 유동적으로 분산시키며</w:t>
+      </w:r>
+      <w:r>
+        <w:rPr>
+          <w:rFonts w:ascii="신명조" w:eastAsia="신명조" w:hint="eastAsia"/>
+          <w:szCs w:val="20"/>
+        </w:rPr>
+        <w:t xml:space="preserve"> </w:t>
+      </w:r>
+      <w:r>
+        <w:rPr>
+          <w:rFonts w:ascii="신명조" w:eastAsia="신명조" w:hint="eastAsia"/>
+          <w:szCs w:val="20"/>
+        </w:rPr>
+        <w:t>서비스</w:t>
+      </w:r>
+      <w:r>
+        <w:rPr>
+          <w:rFonts w:ascii="신명조" w:eastAsia="신명조" w:hint="eastAsia"/>
+          <w:szCs w:val="20"/>
+        </w:rPr>
+        <w:t xml:space="preserve"> 인스턴스</w:t>
+      </w:r>
+      <w:r>
+        <w:rPr>
+          <w:rFonts w:ascii="신명조" w:eastAsia="신명조" w:hint="eastAsia"/>
+          <w:szCs w:val="20"/>
+        </w:rPr>
+        <w:t>를 추가적으로</w:t>
+      </w:r>
+      <w:r>
+        <w:rPr>
+          <w:rFonts w:ascii="신명조" w:eastAsia="신명조" w:hint="eastAsia"/>
+          <w:szCs w:val="20"/>
+        </w:rPr>
+        <w:t xml:space="preserve"> 등록해 유연한</w:t>
+      </w:r>
+      <w:r>
+        <w:rPr>
+          <w:rFonts w:ascii="신명조" w:eastAsia="신명조" w:hint="eastAsia"/>
+          <w:szCs w:val="20"/>
+        </w:rPr>
+        <w:t xml:space="preserve"> 조정</w:t>
+      </w:r>
+      <w:r>
+        <w:rPr>
+          <w:rFonts w:ascii="신명조" w:eastAsia="신명조" w:hint="eastAsia"/>
+          <w:szCs w:val="20"/>
+        </w:rPr>
+        <w:t>이</w:t>
+      </w:r>
+      <w:r>
+        <w:rPr>
+          <w:rFonts w:ascii="신명조" w:eastAsia="신명조" w:hint="eastAsia"/>
+          <w:szCs w:val="20"/>
+        </w:rPr>
+        <w:t xml:space="preserve"> 가능하다.</w:t>
+      </w:r>
+      <w:r>
+        <w:rPr>
+          <w:rFonts w:ascii="신명조" w:eastAsia="신명조" w:hint="eastAsia"/>
+          <w:szCs w:val="20"/>
+        </w:rPr>
+        <w:t xml:space="preserve"> </w:t>
+      </w:r>
+      <w:r>
+        <w:rPr>
+          <w:rFonts w:ascii="신명조" w:eastAsia="신명조" w:hint="eastAsia"/>
+          <w:szCs w:val="20"/>
+        </w:rPr>
+        <w:t xml:space="preserve">가용성 측면에서는 </w:t>
+      </w:r>
+      <w:proofErr w:type="spellStart"/>
+      <w:r>
+        <w:rPr>
+          <w:rFonts w:ascii="신명조" w:eastAsia="신명조" w:hint="eastAsia"/>
+          <w:szCs w:val="20"/>
+        </w:rPr>
+        <w:t>kubernetes</w:t>
+      </w:r>
+      <w:proofErr w:type="spellEnd"/>
+      <w:r>
+        <w:rPr>
+          <w:rFonts w:ascii="신명조" w:eastAsia="신명조" w:hint="eastAsia"/>
+          <w:szCs w:val="20"/>
+        </w:rPr>
+        <w:t xml:space="preserve">의 </w:t>
+      </w:r>
+      <w:r>
+        <w:rPr>
+          <w:rFonts w:ascii="신명조" w:eastAsia="신명조" w:hint="eastAsia"/>
+          <w:szCs w:val="20"/>
+        </w:rPr>
+        <w:t>자동 확장과 부</w:t>
+      </w:r>
+      <w:r>
+        <w:rPr>
+          <w:rFonts w:ascii="신명조" w:eastAsia="신명조" w:hint="eastAsia"/>
+          <w:szCs w:val="20"/>
+        </w:rPr>
+        <w:lastRenderedPageBreak/>
+        <w:t>하분산을 통해 서비스</w:t>
+      </w:r>
+      <w:r>
+        <w:rPr>
+          <w:rFonts w:ascii="신명조" w:eastAsia="신명조" w:hint="eastAsia"/>
+          <w:szCs w:val="20"/>
+        </w:rPr>
+        <w:t xml:space="preserve"> 중단 없이 지속적인 운영이 가능하도록 </w:t>
+      </w:r>
+      <w:r>
+        <w:rPr>
+          <w:rFonts w:ascii="신명조" w:eastAsia="신명조" w:hint="eastAsia"/>
+          <w:szCs w:val="20"/>
+        </w:rPr>
+        <w:t>한다</w:t>
+      </w:r>
+      <w:r>
+        <w:rPr>
+          <w:rFonts w:ascii="신명조" w:eastAsia="신명조" w:hint="eastAsia"/>
+          <w:szCs w:val="20"/>
+        </w:rPr>
+        <w:t>,</w:t>
+      </w:r>
+      <w:r>
+        <w:rPr>
+          <w:rFonts w:ascii="신명조" w:eastAsia="신명조" w:hint="eastAsia"/>
+          <w:szCs w:val="20"/>
+        </w:rPr>
+        <w:t xml:space="preserve"> 이와 같은 아키텍처의 설계 기반으로, 본 논문은 </w:t>
+      </w:r>
+      <w:r>
+        <w:rPr>
+          <w:rFonts w:ascii="신명조" w:eastAsia="신명조" w:hint="eastAsia"/>
+          <w:szCs w:val="20"/>
+        </w:rPr>
+        <w:t xml:space="preserve">클라우드 네이티브 기반 </w:t>
+      </w:r>
+      <w:proofErr w:type="spellStart"/>
+      <w:r>
+        <w:rPr>
+          <w:rFonts w:ascii="신명조" w:eastAsia="신명조" w:hint="eastAsia"/>
+          <w:szCs w:val="20"/>
+        </w:rPr>
+        <w:t>마이크로서비스</w:t>
+      </w:r>
+      <w:proofErr w:type="spellEnd"/>
+      <w:r>
+        <w:rPr>
+          <w:rFonts w:ascii="신명조" w:eastAsia="신명조" w:hint="eastAsia"/>
+          <w:szCs w:val="20"/>
+        </w:rPr>
+        <w:t xml:space="preserve"> 아키텍처가 기존 </w:t>
+      </w:r>
+      <w:proofErr w:type="spellStart"/>
+      <w:r>
+        <w:rPr>
+          <w:rFonts w:ascii="신명조" w:eastAsia="신명조" w:hint="eastAsia"/>
+          <w:szCs w:val="20"/>
+        </w:rPr>
+        <w:t>모놀리식</w:t>
+      </w:r>
+      <w:proofErr w:type="spellEnd"/>
+      <w:r>
+        <w:rPr>
+          <w:rFonts w:ascii="신명조" w:eastAsia="신명조" w:hint="eastAsia"/>
+          <w:szCs w:val="20"/>
+        </w:rPr>
+        <w:t xml:space="preserve"> 구조</w:t>
+      </w:r>
+      <w:r>
+        <w:rPr>
+          <w:rFonts w:ascii="신명조" w:eastAsia="신명조" w:hint="eastAsia"/>
+          <w:szCs w:val="20"/>
+        </w:rPr>
+        <w:t>의 한계를 극복하고, 그 설계의 방향을 제시한다. 아울러</w:t>
+      </w:r>
+      <w:r>
+        <w:rPr>
+          <w:rFonts w:ascii="신명조" w:eastAsia="신명조" w:hint="eastAsia"/>
+          <w:szCs w:val="20"/>
+        </w:rPr>
+        <w:t>, 실질적인 시스템 요구사항을 충족하는지를 평가하고자 한다.</w:t>
+      </w:r>
+    </w:p>
+    <w:p>
+      <w:pPr>
+        <w:spacing w:line="480" w:lineRule="auto"/>
+        <w:ind w:firstLineChars="100" w:firstLine="200"/>
+        <w:rPr>
+          <w:rFonts w:ascii="신명조" w:eastAsia="신명조"/>
+          <w:szCs w:val="20"/>
+        </w:rPr>
+      </w:pPr>
+      <w:r>
+        <w:rPr>
+          <w:rFonts w:ascii="신명조" w:eastAsia="신명조" w:hint="eastAsia"/>
+          <w:szCs w:val="20"/>
+        </w:rPr>
+        <w:t>본 논문</w:t>
+      </w:r>
+      <w:r>
+        <w:rPr>
+          <w:rFonts w:ascii="신명조" w:eastAsia="신명조" w:hint="eastAsia"/>
+          <w:szCs w:val="20"/>
+        </w:rPr>
+        <w:t>의 구성은 다음과 같다</w:t>
+      </w:r>
+      <w:r>
+        <w:rPr>
+          <w:rFonts w:ascii="신명조" w:eastAsia="신명조" w:hint="eastAsia"/>
+          <w:szCs w:val="20"/>
+        </w:rPr>
+        <w:t>.</w:t>
+      </w:r>
+      <w:r>
+        <w:rPr>
+          <w:rFonts w:ascii="신명조" w:eastAsia="신명조" w:hint="eastAsia"/>
+          <w:szCs w:val="20"/>
+        </w:rPr>
+        <w:t xml:space="preserve"> 2</w:t>
+      </w:r>
+      <w:r>
+        <w:rPr>
+          <w:rFonts w:ascii="신명조" w:eastAsia="신명조" w:hint="eastAsia"/>
+          <w:szCs w:val="20"/>
+        </w:rPr>
+        <w:t xml:space="preserve"> </w:t>
+      </w:r>
+      <w:r>
+        <w:rPr>
+          <w:rFonts w:ascii="신명조" w:eastAsia="신명조" w:hint="eastAsia"/>
+          <w:szCs w:val="20"/>
+        </w:rPr>
+        <w:t>장에서는 클라우드 네이티브</w:t>
+      </w:r>
+      <w:r>
+        <w:rPr>
+          <w:rFonts w:ascii="신명조" w:eastAsia="신명조" w:hint="eastAsia"/>
+          <w:szCs w:val="20"/>
+        </w:rPr>
+        <w:t>의 개</w:t>
+      </w:r>
+      <w:r>
+        <w:rPr>
+          <w:rFonts w:ascii="신명조" w:eastAsia="신명조" w:hint="eastAsia"/>
+          <w:szCs w:val="20"/>
+        </w:rPr>
+        <w:t>념과</w:t>
+      </w:r>
+      <w:r>
+        <w:rPr>
+          <w:rFonts w:ascii="신명조" w:eastAsia="신명조" w:hint="eastAsia"/>
+          <w:szCs w:val="20"/>
+        </w:rPr>
+        <w:t xml:space="preserve"> 주요 사례를 </w:t>
+      </w:r>
+      <w:r>
+        <w:rPr>
+          <w:rFonts w:ascii="신명조" w:eastAsia="신명조" w:hint="eastAsia"/>
+          <w:szCs w:val="20"/>
+        </w:rPr>
+        <w:t>소개한고,</w:t>
+      </w:r>
+      <w:r>
+        <w:rPr>
+          <w:rFonts w:ascii="신명조" w:eastAsia="신명조" w:hint="eastAsia"/>
+          <w:szCs w:val="20"/>
+        </w:rPr>
+        <w:t xml:space="preserve"> </w:t>
+      </w:r>
+      <w:proofErr w:type="spellStart"/>
+      <w:r>
+        <w:rPr>
+          <w:rFonts w:ascii="신명조" w:eastAsia="신명조" w:hint="eastAsia"/>
+          <w:szCs w:val="20"/>
+        </w:rPr>
+        <w:t>모놀리식</w:t>
+      </w:r>
+      <w:proofErr w:type="spellEnd"/>
+      <w:r>
+        <w:rPr>
+          <w:rFonts w:ascii="신명조" w:eastAsia="신명조" w:hint="eastAsia"/>
+          <w:szCs w:val="20"/>
+        </w:rPr>
+        <w:t xml:space="preserve"> 아키텍처와 </w:t>
+      </w:r>
+      <w:proofErr w:type="spellStart"/>
+      <w:r>
+        <w:rPr>
+          <w:rFonts w:ascii="신명조" w:eastAsia="신명조" w:hint="eastAsia"/>
+          <w:szCs w:val="20"/>
+        </w:rPr>
+        <w:t>마이크로서비스</w:t>
+      </w:r>
+      <w:proofErr w:type="spellEnd"/>
+      <w:r>
+        <w:rPr>
+          <w:rFonts w:ascii="신명조" w:eastAsia="신명조" w:hint="eastAsia"/>
+          <w:szCs w:val="20"/>
+        </w:rPr>
+        <w:t xml:space="preserve"> </w:t>
+      </w:r>
+      <w:proofErr w:type="spellStart"/>
+      <w:r>
+        <w:rPr>
+          <w:rFonts w:ascii="신명조" w:eastAsia="신명조" w:hint="eastAsia"/>
+          <w:szCs w:val="20"/>
+        </w:rPr>
+        <w:t>아키텍처간의</w:t>
+      </w:r>
+      <w:proofErr w:type="spellEnd"/>
+      <w:r>
+        <w:rPr>
+          <w:rFonts w:ascii="신명조" w:eastAsia="신명조" w:hint="eastAsia"/>
+          <w:szCs w:val="20"/>
+        </w:rPr>
+        <w:t xml:space="preserve"> 구조적 차이를 </w:t>
+      </w:r>
+      <w:r>
+        <w:rPr>
+          <w:rFonts w:ascii="신명조" w:eastAsia="신명조" w:hint="eastAsia"/>
+          <w:szCs w:val="20"/>
+        </w:rPr>
+        <w:t>비교 및</w:t>
+      </w:r>
+      <w:r>
+        <w:rPr>
+          <w:rFonts w:ascii="신명조" w:eastAsia="신명조" w:hint="eastAsia"/>
+          <w:szCs w:val="20"/>
+        </w:rPr>
+        <w:t xml:space="preserve"> 관련 기술</w:t>
+      </w:r>
+      <w:r>
+        <w:rPr>
+          <w:rFonts w:ascii="신명조" w:eastAsia="신명조" w:hint="eastAsia"/>
+          <w:szCs w:val="20"/>
+        </w:rPr>
+        <w:t>을</w:t>
+      </w:r>
+      <w:r>
+        <w:rPr>
+          <w:rFonts w:ascii="신명조" w:eastAsia="신명조" w:hint="eastAsia"/>
+          <w:szCs w:val="20"/>
+        </w:rPr>
+        <w:t xml:space="preserve"> 설명한다.</w:t>
+      </w:r>
+      <w:r>
+        <w:rPr>
+          <w:rFonts w:ascii="신명조" w:eastAsia="신명조" w:hint="eastAsia"/>
+          <w:szCs w:val="20"/>
+        </w:rPr>
+        <w:t xml:space="preserve"> </w:t>
+      </w:r>
+      <w:r>
+        <w:rPr>
+          <w:rFonts w:ascii="신명조" w:eastAsia="신명조" w:hint="eastAsia"/>
+          <w:szCs w:val="20"/>
+        </w:rPr>
+        <w:t xml:space="preserve">3 장에서는 </w:t>
+      </w:r>
+      <w:proofErr w:type="spellStart"/>
+      <w:r>
+        <w:rPr>
+          <w:rFonts w:ascii="신명조" w:eastAsia="신명조" w:hint="eastAsia"/>
+          <w:szCs w:val="20"/>
+        </w:rPr>
+        <w:t>마이크로서비스</w:t>
+      </w:r>
+      <w:proofErr w:type="spellEnd"/>
+      <w:r>
+        <w:rPr>
+          <w:rFonts w:ascii="신명조" w:eastAsia="신명조" w:hint="eastAsia"/>
+          <w:szCs w:val="20"/>
+        </w:rPr>
+        <w:t xml:space="preserve"> 아키텍처의 설계 과정</w:t>
+      </w:r>
+      <w:r>
+        <w:rPr>
+          <w:rFonts w:ascii="신명조" w:eastAsia="신명조" w:hint="eastAsia"/>
+          <w:szCs w:val="20"/>
+        </w:rPr>
+        <w:t>과 함께, 컨테이너 배포 전략 및</w:t>
+      </w:r>
+      <w:r>
+        <w:rPr>
+          <w:rFonts w:ascii="신명조" w:eastAsia="신명조" w:hint="eastAsia"/>
+          <w:szCs w:val="20"/>
+        </w:rPr>
+        <w:t xml:space="preserve"> 오케스트레이션의 방안을 </w:t>
+      </w:r>
+      <w:r>
+        <w:rPr>
+          <w:rFonts w:ascii="신명조" w:eastAsia="신명조" w:hint="eastAsia"/>
+          <w:szCs w:val="20"/>
+        </w:rPr>
+        <w:t>포함한 전체 시스템 구현 내용을</w:t>
+      </w:r>
+      <w:r>
+        <w:rPr>
+          <w:rFonts w:ascii="신명조" w:eastAsia="신명조" w:hint="eastAsia"/>
+          <w:szCs w:val="20"/>
+        </w:rPr>
+        <w:t xml:space="preserve"> 기술한다.</w:t>
+      </w:r>
+      <w:r>
+        <w:rPr>
+          <w:rFonts w:ascii="신명조" w:eastAsia="신명조" w:hint="eastAsia"/>
+          <w:szCs w:val="20"/>
+        </w:rPr>
+        <w:t xml:space="preserve"> </w:t>
+      </w:r>
+      <w:r>
+        <w:rPr>
+          <w:rFonts w:ascii="신명조" w:eastAsia="신명조" w:hint="eastAsia"/>
+          <w:szCs w:val="20"/>
+        </w:rPr>
+        <w:t>4</w:t>
+      </w:r>
+      <w:r>
+        <w:rPr>
+          <w:rFonts w:ascii="신명조" w:eastAsia="신명조" w:hint="eastAsia"/>
+          <w:szCs w:val="20"/>
+        </w:rPr>
+        <w:t xml:space="preserve"> </w:t>
+      </w:r>
+      <w:r>
+        <w:rPr>
+          <w:rFonts w:ascii="신명조" w:eastAsia="신명조" w:hint="eastAsia"/>
+          <w:szCs w:val="20"/>
+        </w:rPr>
+        <w:t>장에서는 제안된 시스템이 요구사항을 얼마나 충족하는지</w:t>
+      </w:r>
+      <w:r>
+        <w:rPr>
+          <w:rFonts w:ascii="신명조" w:eastAsia="신명조" w:hint="eastAsia"/>
+          <w:szCs w:val="20"/>
+        </w:rPr>
+        <w:t>를</w:t>
+      </w:r>
+      <w:r>
+        <w:rPr>
+          <w:rFonts w:ascii="신명조" w:eastAsia="신명조" w:hint="eastAsia"/>
+          <w:szCs w:val="20"/>
+        </w:rPr>
+        <w:t xml:space="preserve"> 테스트를 통해 평가한다.</w:t>
+      </w:r>
+    </w:p>
+    <w:p>
+      <w:pPr>
+        <w:widowControl/>
+        <w:wordWrap/>
+        <w:autoSpaceDE/>
+        <w:autoSpaceDN/>
+        <w:spacing w:line="480" w:lineRule="auto"/>
+        <w:rPr>
+          <w:rFonts w:ascii="신명조" w:eastAsia="신명조"/>
+          <w:szCs w:val="20"/>
+        </w:rPr>
+      </w:pPr>
+      <w:r>
+        <w:rPr>
+          <w:rFonts w:ascii="신명조" w:eastAsia="신명조"/>
+          <w:szCs w:val="20"/>
+        </w:rPr>
+        <w:br w:type="page"/>
+      </w:r>
+    </w:p>
+    <w:p>
+      <w:pPr>
+        <w:ind w:firstLineChars="100" w:firstLine="260"/>
+        <w:jc w:val="center"/>
+        <w:rPr>
+          <w:rFonts w:ascii="신명조" w:eastAsia="신명조"/>
+          <w:b/>
+          <w:sz w:val="26"/>
+          <w:szCs w:val="26"/>
+        </w:rPr>
+      </w:pPr>
+      <w:proofErr w:type="gramStart"/>
+      <w:r>
+        <w:rPr>
+          <w:rFonts w:ascii="신명조" w:eastAsia="신명조" w:hint="eastAsia"/>
+          <w:b/>
+          <w:sz w:val="26"/>
+          <w:szCs w:val="26"/>
+        </w:rPr>
+        <w:lastRenderedPageBreak/>
+        <w:t>제</w:t>
+      </w:r>
+      <w:r>
+        <w:rPr>
+          <w:rFonts w:ascii="신명조" w:eastAsia="신명조" w:hint="eastAsia"/>
+          <w:b/>
+          <w:sz w:val="26"/>
+          <w:szCs w:val="26"/>
+        </w:rPr>
+        <w:t xml:space="preserve"> 2</w:t>
+      </w:r>
+      <w:proofErr w:type="gramEnd"/>
+      <w:r>
+        <w:rPr>
+          <w:rFonts w:ascii="신명조" w:eastAsia="신명조"/>
+          <w:b/>
+          <w:sz w:val="26"/>
+          <w:szCs w:val="26"/>
+        </w:rPr>
+        <w:t xml:space="preserve"> </w:t>
+      </w:r>
+      <w:r>
+        <w:rPr>
+          <w:rFonts w:ascii="신명조" w:eastAsia="신명조" w:hint="eastAsia"/>
+          <w:b/>
+          <w:sz w:val="26"/>
+          <w:szCs w:val="26"/>
+        </w:rPr>
+        <w:t xml:space="preserve">장 </w:t>
+      </w:r>
+      <w:r>
+        <w:rPr>
+          <w:rFonts w:ascii="신명조" w:eastAsia="신명조" w:hint="eastAsia"/>
+          <w:b/>
+          <w:sz w:val="26"/>
+          <w:szCs w:val="26"/>
+        </w:rPr>
+        <w:t>관련 기술 분석</w:t>
+      </w:r>
+    </w:p>
+    <w:p>
+      <w:pPr>
+        <w:rPr>
+          <w:rFonts w:ascii="신명조" w:eastAsia="신명조" w:hint="eastAsia"/>
+          <w:szCs w:val="20"/>
+        </w:rPr>
+      </w:pPr>
     </w:p>
     <w:sectPr>
-      <w:footerReference w:type="default" r:id="rId9"/>
       <w:pgSz w:w="10319" w:h="14572" w:code="13"/>
       <w:pgMar w:top="1418" w:right="1418" w:bottom="851" w:left="1418" w:header="851" w:footer="992" w:gutter="0"/>
       <w:pgNumType w:fmt="numberInDash" w:start="1"/>

--- a/GraduationGuidance/논문 파일_20204077_유동균.docx
+++ b/GraduationGuidance/논문 파일_20204077_유동균.docx
@@ -1182,368 +1182,392 @@
     </w:p>
     <w:p>
       <w:pPr>
-        <w:ind w:left="400" w:hangingChars="200" w:hanging="400"/>
-      </w:pPr>
-      <w:r>
-        <w:rPr>
-          <w:rFonts w:hint="eastAsia"/>
+        <w:spacing w:line="480" w:lineRule="auto"/>
+        <w:ind w:firstLineChars="100" w:firstLine="200"/>
+        <w:rPr>
+          <w:rFonts w:ascii="신명조" w:eastAsia="신명조" w:hint="eastAsia"/>
+        </w:rPr>
+      </w:pPr>
+      <w:r>
+        <w:rPr>
+          <w:rFonts w:ascii="신명조" w:eastAsia="신명조" w:hint="eastAsia"/>
         </w:rPr>
         <w:t xml:space="preserve">현대 소프트웨어는 사용자 요구의 다양화와 복잡성 증가로 인해 지속적인 기능추가와 구조 확장이 불가피하다. 그러나 이러한 확장은 시스템을 무겁고 복잡하게 </w:t>
       </w:r>
       <w:proofErr w:type="gramStart"/>
       <w:r>
         <w:rPr>
-          <w:rFonts w:hint="eastAsia"/>
+          <w:rFonts w:ascii="신명조" w:eastAsia="신명조" w:hint="eastAsia"/>
         </w:rPr>
         <w:t>만들며</w:t>
       </w:r>
       <w:proofErr w:type="gramEnd"/>
       <w:r>
         <w:rPr>
-          <w:rFonts w:hint="eastAsia"/>
+          <w:rFonts w:ascii="신명조" w:eastAsia="신명조" w:hint="eastAsia"/>
         </w:rPr>
         <w:t xml:space="preserve"> 그로 인해</w:t>
       </w:r>
       <w:r>
         <w:rPr>
-          <w:rFonts w:hint="eastAsia"/>
+          <w:rFonts w:ascii="신명조" w:eastAsia="신명조" w:hint="eastAsia"/>
         </w:rPr>
         <w:t xml:space="preserve"> 가용성</w:t>
       </w:r>
       <w:r>
         <w:rPr>
-          <w:rFonts w:hint="eastAsia"/>
+          <w:rFonts w:ascii="신명조" w:eastAsia="신명조" w:hint="eastAsia"/>
         </w:rPr>
         <w:t>,</w:t>
       </w:r>
       <w:r>
         <w:rPr>
-          <w:rFonts w:hint="eastAsia"/>
-        </w:rPr>
-        <w:t xml:space="preserve"> 탄력성과 같은 핵심 </w:t>
-      </w:r>
-      <w:r>
-        <w:rPr>
-          <w:rFonts w:hint="eastAsia"/>
+          <w:rFonts w:ascii="신명조" w:eastAsia="신명조" w:hint="eastAsia"/>
+        </w:rPr>
+        <w:t xml:space="preserve"> </w:t>
+      </w:r>
+      <w:r>
+        <w:rPr>
+          <w:rFonts w:ascii="신명조" w:eastAsia="신명조" w:hint="eastAsia"/>
+        </w:rPr>
+        <w:t>확장</w:t>
+      </w:r>
+      <w:r>
+        <w:rPr>
+          <w:rFonts w:ascii="신명조" w:eastAsia="신명조" w:hint="eastAsia"/>
+        </w:rPr>
+        <w:t xml:space="preserve">성과 같은 핵심 </w:t>
+      </w:r>
+      <w:r>
+        <w:rPr>
+          <w:rFonts w:ascii="신명조" w:eastAsia="신명조" w:hint="eastAsia"/>
         </w:rPr>
         <w:t xml:space="preserve">기능을 저해할 </w:t>
       </w:r>
       <w:r>
         <w:rPr>
-          <w:rFonts w:hint="eastAsia"/>
+          <w:rFonts w:ascii="신명조" w:eastAsia="신명조" w:hint="eastAsia"/>
         </w:rPr>
         <w:t>수</w:t>
       </w:r>
       <w:r>
         <w:rPr>
-          <w:rFonts w:hint="eastAsia"/>
+          <w:rFonts w:ascii="신명조" w:eastAsia="신명조" w:hint="eastAsia"/>
         </w:rPr>
         <w:t xml:space="preserve"> 있다. 특히 단일 배포 단위로 구성된 </w:t>
       </w:r>
       <w:proofErr w:type="spellStart"/>
       <w:r>
         <w:rPr>
-          <w:rFonts w:hint="eastAsia"/>
+          <w:rFonts w:ascii="신명조" w:eastAsia="신명조" w:hint="eastAsia"/>
         </w:rPr>
         <w:t>모놀리식</w:t>
       </w:r>
       <w:proofErr w:type="spellEnd"/>
       <w:r>
         <w:rPr>
-          <w:rFonts w:hint="eastAsia"/>
+          <w:rFonts w:ascii="신명조" w:eastAsia="신명조" w:hint="eastAsia"/>
         </w:rPr>
         <w:t xml:space="preserve"> 아키텍처는 하나의 장애나 성능 저하가 전체 시스템에 영향을 미치는 구조적 한계를 지닌다. 이러한 문제를 해결하기 위해 변화에 유연하게 대응할 수 있고 안정적이며 확장 가능한 시스템 아키텍처로의 전환이 요구된다.</w:t>
       </w:r>
     </w:p>
     <w:p>
       <w:pPr>
-        <w:ind w:left="400" w:hangingChars="200" w:hanging="400"/>
-      </w:pPr>
-      <w:r>
-        <w:rPr>
-          <w:rFonts w:hint="eastAsia"/>
+        <w:spacing w:line="480" w:lineRule="auto"/>
+        <w:ind w:firstLineChars="100" w:firstLine="200"/>
+        <w:rPr>
+          <w:rFonts w:ascii="신명조" w:eastAsia="신명조"/>
+        </w:rPr>
+      </w:pPr>
+      <w:r>
+        <w:rPr>
+          <w:rFonts w:ascii="신명조" w:eastAsia="신명조" w:hint="eastAsia"/>
         </w:rPr>
         <w:t xml:space="preserve">위 문제점의 대안으로 클라우드 네이티브 개념을 주목하고 있다. 이는 </w:t>
       </w:r>
       <w:proofErr w:type="spellStart"/>
       <w:r>
         <w:rPr>
-          <w:rFonts w:hint="eastAsia"/>
+          <w:rFonts w:ascii="신명조" w:eastAsia="신명조" w:hint="eastAsia"/>
         </w:rPr>
         <w:t>마이크로서비스</w:t>
       </w:r>
       <w:proofErr w:type="spellEnd"/>
       <w:r>
         <w:rPr>
-          <w:rFonts w:hint="eastAsia"/>
-        </w:rPr>
-        <w:t>, 컨테이너, 자동화된 오케스트레이션 등의 개념을 통해 유연성과 민첩성을 극대화할 수 있도록 설계된 방식이다. 본 논문은</w:t>
-      </w:r>
-      <w:r>
-        <w:rPr>
-          <w:rFonts w:hint="eastAsia"/>
+          <w:rFonts w:ascii="신명조" w:eastAsia="신명조" w:hint="eastAsia"/>
+        </w:rPr>
+        <w:t xml:space="preserve">, 컨테이너, 자동화된 오케스트레이션 등의 개념을 통해 유연성과 민첩성을 극대화할 수 있도록 설계된 방식이다. </w:t>
+      </w:r>
+    </w:p>
+    <w:p>
+      <w:pPr>
+        <w:spacing w:line="480" w:lineRule="auto"/>
+        <w:ind w:firstLineChars="100" w:firstLine="200"/>
+        <w:rPr>
+          <w:rFonts w:ascii="신명조" w:eastAsia="신명조"/>
+        </w:rPr>
+      </w:pPr>
+      <w:r>
+        <w:rPr>
+          <w:rFonts w:ascii="신명조" w:eastAsia="신명조" w:hint="eastAsia"/>
+        </w:rPr>
+        <w:t xml:space="preserve">본 논문은 </w:t>
+      </w:r>
+      <w:proofErr w:type="spellStart"/>
+      <w:r>
+        <w:rPr>
+          <w:rFonts w:ascii="신명조" w:eastAsia="신명조" w:hint="eastAsia"/>
+        </w:rPr>
+        <w:t>kubernetes</w:t>
+      </w:r>
+      <w:proofErr w:type="spellEnd"/>
+      <w:r>
+        <w:rPr>
+          <w:rFonts w:ascii="신명조" w:eastAsia="신명조" w:hint="eastAsia"/>
+        </w:rPr>
+        <w:t xml:space="preserve"> 기반의 </w:t>
+      </w:r>
+      <w:r>
+        <w:rPr>
+          <w:rFonts w:ascii="신명조" w:eastAsia="신명조" w:hint="eastAsia"/>
+        </w:rPr>
+        <w:t>Spring Cloud</w:t>
+      </w:r>
+      <w:r>
+        <w:rPr>
+          <w:rFonts w:ascii="신명조" w:eastAsia="신명조" w:hint="eastAsia"/>
+        </w:rPr>
+        <w:t xml:space="preserve">를 </w:t>
+      </w:r>
+      <w:r>
+        <w:rPr>
+          <w:rFonts w:ascii="신명조" w:eastAsia="신명조" w:hint="eastAsia"/>
+        </w:rPr>
+        <w:t>활용하여</w:t>
+      </w:r>
+      <w:r>
+        <w:rPr>
+          <w:rFonts w:ascii="신명조" w:eastAsia="신명조" w:hint="eastAsia"/>
         </w:rPr>
         <w:t xml:space="preserve"> </w:t>
       </w:r>
       <w:proofErr w:type="spellStart"/>
       <w:r>
         <w:rPr>
-          <w:rFonts w:hint="eastAsia"/>
-        </w:rPr>
-        <w:t>쿠버네티스</w:t>
+          <w:rFonts w:ascii="신명조" w:eastAsia="신명조" w:hint="eastAsia"/>
+        </w:rPr>
+        <w:t>마이크로서비스</w:t>
       </w:r>
       <w:proofErr w:type="spellEnd"/>
       <w:r>
         <w:rPr>
-          <w:rFonts w:hint="eastAsia"/>
-        </w:rPr>
-        <w:t xml:space="preserve"> 기반의 스프링 클라우드를 </w:t>
-      </w:r>
-      <w:r>
-        <w:rPr>
-          <w:rFonts w:hint="eastAsia"/>
-        </w:rPr>
-        <w:t>활용하여</w:t>
-      </w:r>
-      <w:r>
-        <w:rPr>
-          <w:rFonts w:hint="eastAsia"/>
+          <w:rFonts w:ascii="신명조" w:eastAsia="신명조" w:hint="eastAsia"/>
+        </w:rPr>
+        <w:t xml:space="preserve"> 아키텍처를 설계하</w:t>
+      </w:r>
+      <w:r>
+        <w:rPr>
+          <w:rFonts w:ascii="신명조" w:eastAsia="신명조" w:hint="eastAsia"/>
+        </w:rPr>
+        <w:t>고, 이를 단일 서버환경에서 구현한다.</w:t>
+      </w:r>
+      <w:r>
+        <w:rPr>
+          <w:rFonts w:ascii="신명조" w:eastAsia="신명조" w:hint="eastAsia"/>
+        </w:rPr>
+        <w:t xml:space="preserve"> 제안된 시스템은</w:t>
+      </w:r>
+      <w:r>
+        <w:rPr>
+          <w:rFonts w:ascii="신명조" w:eastAsia="신명조" w:hint="eastAsia"/>
         </w:rPr>
         <w:t xml:space="preserve"> </w:t>
       </w:r>
       <w:proofErr w:type="spellStart"/>
       <w:r>
         <w:rPr>
-          <w:rFonts w:hint="eastAsia"/>
+          <w:rFonts w:ascii="신명조" w:eastAsia="신명조" w:hint="eastAsia"/>
         </w:rPr>
         <w:t>마이크로서비스</w:t>
       </w:r>
       <w:proofErr w:type="spellEnd"/>
       <w:r>
         <w:rPr>
-          <w:rFonts w:hint="eastAsia"/>
-        </w:rPr>
-        <w:t xml:space="preserve"> 아키텍처를 설계하고 구현한다.</w:t>
-      </w:r>
-      <w:r>
-        <w:rPr>
-          <w:rFonts w:hint="eastAsia"/>
-        </w:rPr>
-        <w:t xml:space="preserve"> 또한, 기존 </w:t>
+          <w:rFonts w:ascii="신명조" w:eastAsia="신명조" w:hint="eastAsia"/>
+        </w:rPr>
+        <w:t xml:space="preserve">, 컨테이너, 서비스 </w:t>
       </w:r>
       <w:proofErr w:type="spellStart"/>
       <w:r>
         <w:rPr>
-          <w:rFonts w:hint="eastAsia"/>
-        </w:rPr>
-        <w:t>모놀리식</w:t>
+          <w:rFonts w:ascii="신명조" w:eastAsia="신명조" w:hint="eastAsia"/>
+        </w:rPr>
+        <w:t>디스커버리와</w:t>
       </w:r>
       <w:proofErr w:type="spellEnd"/>
       <w:r>
         <w:rPr>
-          <w:rFonts w:hint="eastAsia"/>
-        </w:rPr>
-        <w:t xml:space="preserve"> 아키텍처와 비교를 분석하며 트래픽 대응 능력, 배포 유연성, 장애 </w:t>
+          <w:rFonts w:ascii="신명조" w:eastAsia="신명조" w:hint="eastAsia"/>
+        </w:rPr>
+        <w:t xml:space="preserve"> 게이트웨이 등의 구성 요소를 통합하</w:t>
+      </w:r>
+      <w:r>
+        <w:rPr>
+          <w:rFonts w:ascii="신명조" w:eastAsia="신명조" w:hint="eastAsia"/>
+        </w:rPr>
+        <w:t xml:space="preserve">며 </w:t>
+      </w:r>
+      <w:proofErr w:type="gramStart"/>
+      <w:r>
+        <w:rPr>
+          <w:rFonts w:ascii="신명조" w:eastAsia="신명조" w:hint="eastAsia"/>
+        </w:rPr>
+        <w:t>분산  시스템의</w:t>
+      </w:r>
+      <w:proofErr w:type="gramEnd"/>
+      <w:r>
+        <w:rPr>
+          <w:rFonts w:ascii="신명조" w:eastAsia="신명조" w:hint="eastAsia"/>
+        </w:rPr>
+        <w:t xml:space="preserve"> 구조</w:t>
+      </w:r>
+      <w:r>
+        <w:rPr>
+          <w:rFonts w:ascii="신명조" w:eastAsia="신명조" w:hint="eastAsia"/>
+        </w:rPr>
+        <w:t>를 구현하고,</w:t>
+      </w:r>
+      <w:r>
+        <w:rPr>
+          <w:rFonts w:ascii="신명조" w:eastAsia="신명조" w:hint="eastAsia"/>
+        </w:rPr>
+        <w:t xml:space="preserve"> 오케스트레이션 </w:t>
+      </w:r>
+      <w:r>
+        <w:rPr>
+          <w:rFonts w:ascii="신명조" w:eastAsia="신명조" w:hint="eastAsia"/>
+        </w:rPr>
+        <w:t>기능을 통해</w:t>
+      </w:r>
+      <w:r>
+        <w:rPr>
+          <w:rFonts w:ascii="신명조" w:eastAsia="신명조" w:hint="eastAsia"/>
+        </w:rPr>
+        <w:t xml:space="preserve"> 동시에</w:t>
+      </w:r>
+      <w:r>
+        <w:rPr>
+          <w:rFonts w:ascii="신명조" w:eastAsia="신명조" w:hint="eastAsia"/>
+        </w:rPr>
+        <w:t xml:space="preserve"> </w:t>
+      </w:r>
+      <w:r>
+        <w:rPr>
+          <w:rFonts w:ascii="신명조" w:eastAsia="신명조" w:hint="eastAsia"/>
+        </w:rPr>
+        <w:t xml:space="preserve">오토 스케일링 및 로드 </w:t>
       </w:r>
       <w:proofErr w:type="spellStart"/>
       <w:r>
         <w:rPr>
-          <w:rFonts w:hint="eastAsia"/>
-        </w:rPr>
-        <w:t>격리성</w:t>
+          <w:rFonts w:ascii="신명조" w:eastAsia="신명조" w:hint="eastAsia"/>
+        </w:rPr>
+        <w:t>밸런싱</w:t>
       </w:r>
       <w:proofErr w:type="spellEnd"/>
       <w:r>
         <w:rPr>
-          <w:rFonts w:hint="eastAsia"/>
-        </w:rPr>
-        <w:t xml:space="preserve"> 등을 중심으로 성능차이를 실험적으로 비교한다. 제안된 시스템은</w:t>
-      </w:r>
-      <w:r>
-        <w:rPr>
-          <w:rFonts w:hint="eastAsia"/>
+          <w:rFonts w:ascii="신명조" w:eastAsia="신명조" w:hint="eastAsia"/>
+        </w:rPr>
+        <w:t xml:space="preserve"> 성능을</w:t>
+      </w:r>
+      <w:r>
+        <w:rPr>
+          <w:rFonts w:ascii="신명조" w:eastAsia="신명조" w:hint="eastAsia"/>
+        </w:rPr>
+        <w:t xml:space="preserve"> 향상시킬 수 있도록 설계되었다.</w:t>
+      </w:r>
+    </w:p>
+    <w:p>
+      <w:pPr>
+        <w:spacing w:line="480" w:lineRule="auto"/>
+        <w:ind w:firstLineChars="100" w:firstLine="200"/>
+        <w:rPr>
+          <w:rFonts w:ascii="신명조" w:eastAsia="신명조" w:hint="eastAsia"/>
+        </w:rPr>
+      </w:pPr>
+    </w:p>
+    <w:p>
+      <w:pPr>
+        <w:spacing w:line="480" w:lineRule="auto"/>
+        <w:rPr>
+          <w:rFonts w:ascii="신명조" w:eastAsia="신명조" w:hint="eastAsia"/>
+          <w:szCs w:val="20"/>
+        </w:rPr>
+      </w:pPr>
+      <w:proofErr w:type="spellStart"/>
+      <w:r>
+        <w:rPr>
+          <w:rFonts w:ascii="신명조" w:eastAsia="신명조" w:hint="eastAsia"/>
+          <w:szCs w:val="20"/>
+        </w:rPr>
+        <w:t>주요어</w:t>
+      </w:r>
+      <w:proofErr w:type="spellEnd"/>
+      <w:r>
+        <w:rPr>
+          <w:rFonts w:ascii="신명조" w:eastAsia="신명조" w:hint="eastAsia"/>
+          <w:szCs w:val="20"/>
+        </w:rPr>
+        <w:t>:</w:t>
+      </w:r>
+      <w:r>
+        <w:rPr>
+          <w:rFonts w:ascii="신명조" w:eastAsia="신명조"/>
+          <w:szCs w:val="20"/>
         </w:rPr>
         <w:t xml:space="preserve"> </w:t>
       </w:r>
       <w:proofErr w:type="spellStart"/>
       <w:r>
         <w:rPr>
-          <w:rFonts w:hint="eastAsia"/>
+          <w:rFonts w:ascii="신명조" w:eastAsia="신명조" w:hint="eastAsia"/>
+          <w:szCs w:val="20"/>
         </w:rPr>
         <w:t>마이크로서비스</w:t>
       </w:r>
       <w:proofErr w:type="spellEnd"/>
       <w:r>
         <w:rPr>
-          <w:rFonts w:hint="eastAsia"/>
-        </w:rPr>
-        <w:t xml:space="preserve">, 컨테이너, 서비스 </w:t>
+          <w:rFonts w:ascii="신명조" w:eastAsia="신명조"/>
+          <w:szCs w:val="20"/>
+        </w:rPr>
+        <w:t xml:space="preserve">, </w:t>
       </w:r>
       <w:proofErr w:type="spellStart"/>
       <w:r>
         <w:rPr>
-          <w:rFonts w:hint="eastAsia"/>
-        </w:rPr>
-        <w:t>디스커버리와</w:t>
+          <w:rFonts w:ascii="신명조" w:eastAsia="신명조" w:hint="eastAsia"/>
+          <w:szCs w:val="20"/>
+        </w:rPr>
+        <w:t>오토스케일링</w:t>
       </w:r>
       <w:proofErr w:type="spellEnd"/>
       <w:r>
         <w:rPr>
-          <w:rFonts w:hint="eastAsia"/>
-        </w:rPr>
-        <w:t xml:space="preserve"> 게이트웨이 등의 구성 요소를 통합하여, 단일 서버환경에서도 </w:t>
-      </w:r>
-      <w:proofErr w:type="gramStart"/>
-      <w:r>
-        <w:rPr>
-          <w:rFonts w:hint="eastAsia"/>
-        </w:rPr>
-        <w:t>분산  시스템의</w:t>
-      </w:r>
-      <w:proofErr w:type="gramEnd"/>
-      <w:r>
-        <w:rPr>
-          <w:rFonts w:hint="eastAsia"/>
-        </w:rPr>
-        <w:t xml:space="preserve"> 구조</w:t>
-      </w:r>
-      <w:r>
-        <w:rPr>
-          <w:rFonts w:hint="eastAsia"/>
-        </w:rPr>
-        <w:t>를 구현하고, 동시에</w:t>
-      </w:r>
-      <w:r>
-        <w:rPr>
-          <w:rFonts w:hint="eastAsia"/>
-        </w:rPr>
-        <w:t xml:space="preserve"> 확장성과 관리 효율성을</w:t>
-      </w:r>
-      <w:r>
-        <w:rPr>
-          <w:rFonts w:hint="eastAsia"/>
-        </w:rPr>
-        <w:t xml:space="preserve"> 향상시킬 수 있도록 설계되었다.</w:t>
-      </w:r>
-    </w:p>
-    <w:p>
-      <w:pPr>
-        <w:ind w:left="400" w:hangingChars="200" w:hanging="400"/>
-      </w:pPr>
-      <w:r>
-        <w:rPr>
-          <w:rFonts w:hint="eastAsia"/>
-        </w:rPr>
-        <w:t xml:space="preserve">또한 </w:t>
-      </w:r>
-      <w:proofErr w:type="spellStart"/>
-      <w:r>
-        <w:rPr>
-          <w:rFonts w:hint="eastAsia"/>
-        </w:rPr>
-        <w:t>쿠버네티스의</w:t>
-      </w:r>
-      <w:proofErr w:type="spellEnd"/>
-      <w:r>
-        <w:rPr>
-          <w:rFonts w:hint="eastAsia"/>
-        </w:rPr>
-        <w:t xml:space="preserve"> HPA를 활용한 기본적인 </w:t>
-      </w:r>
-      <w:proofErr w:type="spellStart"/>
-      <w:r>
-        <w:rPr>
-          <w:rFonts w:hint="eastAsia"/>
-        </w:rPr>
-        <w:t>오토스케일링</w:t>
-      </w:r>
-      <w:proofErr w:type="spellEnd"/>
-      <w:r>
-        <w:rPr>
-          <w:rFonts w:hint="eastAsia"/>
-        </w:rPr>
-        <w:t xml:space="preserve"> 이외에도 메시지 큐 기반 이벤트 트래픽에 대응하기 위해 KEDA를 도입함으로써 자동 확장을 구현하였다.</w:t>
-      </w:r>
-    </w:p>
-    <w:p>
-      <w:pPr>
-        <w:ind w:left="400" w:hangingChars="200" w:hanging="400"/>
-      </w:pPr>
-      <w:r>
-        <w:rPr>
-          <w:rFonts w:hint="eastAsia"/>
-        </w:rPr>
-        <w:t xml:space="preserve">본 연구는 이러한 아키텍처적 전환과 자동화된 운영 방식을 통해, 서비스 가용성, 장애 회복력, 확장성 측면에서 실질적인 개선을 도모하며, 클라우드 환경에 적합한 </w:t>
-      </w:r>
-      <w:proofErr w:type="spellStart"/>
-      <w:r>
-        <w:rPr>
-          <w:rFonts w:hint="eastAsia"/>
-        </w:rPr>
-        <w:t>마이크로서비스</w:t>
-      </w:r>
-      <w:proofErr w:type="spellEnd"/>
-      <w:r>
-        <w:rPr>
-          <w:rFonts w:hint="eastAsia"/>
-        </w:rPr>
-        <w:t xml:space="preserve"> 인프라 구현의 사례를 제시한다.  </w:t>
-      </w:r>
-      <w:r>
-        <w:t xml:space="preserve"> </w:t>
-      </w:r>
-    </w:p>
-    <w:p>
-      <w:pPr>
-        <w:ind w:left="400" w:hangingChars="200" w:hanging="400"/>
-      </w:pPr>
-    </w:p>
-    <w:p>
-      <w:pPr>
-        <w:rPr>
-          <w:rFonts w:ascii="신명조" w:eastAsia="신명조"/>
-          <w:szCs w:val="20"/>
-        </w:rPr>
-      </w:pPr>
-      <w:r>
-        <w:rPr>
-          <w:rFonts w:ascii="신명조" w:eastAsia="신명조" w:hint="eastAsia"/>
-          <w:szCs w:val="20"/>
-        </w:rPr>
-        <w:t>키워드:</w:t>
-      </w:r>
-      <w:r>
-        <w:rPr>
-          <w:rFonts w:ascii="신명조" w:eastAsia="신명조"/>
-          <w:szCs w:val="20"/>
-        </w:rPr>
-        <w:t xml:space="preserve"> </w:t>
-      </w:r>
-      <w:proofErr w:type="spellStart"/>
-      <w:r>
-        <w:rPr>
-          <w:rFonts w:ascii="신명조" w:eastAsia="신명조" w:hint="eastAsia"/>
-          <w:szCs w:val="20"/>
-        </w:rPr>
-        <w:t>마이크로서비스</w:t>
-      </w:r>
-      <w:proofErr w:type="spellEnd"/>
-      <w:r>
-        <w:rPr>
-          <w:rFonts w:ascii="신명조" w:eastAsia="신명조"/>
+          <w:rFonts w:ascii="신명조" w:eastAsia="신명조" w:hint="eastAsia"/>
           <w:szCs w:val="20"/>
         </w:rPr>
         <w:t xml:space="preserve">, </w:t>
       </w:r>
-      <w:proofErr w:type="spellStart"/>
-      <w:r>
-        <w:rPr>
-          <w:rFonts w:ascii="신명조" w:eastAsia="신명조" w:hint="eastAsia"/>
-          <w:szCs w:val="20"/>
-        </w:rPr>
-        <w:t>오토스케일링</w:t>
-      </w:r>
-      <w:proofErr w:type="spellEnd"/>
+      <w:r>
+        <w:rPr>
+          <w:rFonts w:ascii="신명조" w:eastAsia="신명조" w:hint="eastAsia"/>
+          <w:szCs w:val="20"/>
+        </w:rPr>
+        <w:t>Kubernetes</w:t>
+      </w:r>
       <w:r>
         <w:rPr>
           <w:rFonts w:ascii="신명조" w:eastAsia="신명조" w:hint="eastAsia"/>
@@ -1551,31 +1575,13 @@
         </w:rPr>
         <w:t xml:space="preserve">, </w:t>
       </w:r>
-      <w:proofErr w:type="spellStart"/>
-      <w:r>
-        <w:rPr>
-          <w:rFonts w:ascii="신명조" w:eastAsia="신명조" w:hint="eastAsia"/>
-          <w:szCs w:val="20"/>
-        </w:rPr>
-        <w:t>쿠버네티스</w:t>
-      </w:r>
-      <w:proofErr w:type="spellEnd"/>
-      <w:r>
-        <w:rPr>
-          <w:rFonts w:ascii="신명조" w:eastAsia="신명조" w:hint="eastAsia"/>
-          <w:szCs w:val="20"/>
-        </w:rPr>
-        <w:t xml:space="preserve">, </w:t>
-      </w:r>
-      <w:proofErr w:type="spellStart"/>
-      <w:r>
-        <w:rPr>
-          <w:rFonts w:ascii="신명조" w:eastAsia="신명조" w:hint="eastAsia"/>
-          <w:szCs w:val="20"/>
-        </w:rPr>
-        <w:t>스프링클라우드</w:t>
-      </w:r>
-      <w:proofErr w:type="spellEnd"/>
+      <w:r>
+        <w:rPr>
+          <w:rFonts w:ascii="신명조" w:eastAsia="신명조" w:hint="eastAsia"/>
+          <w:szCs w:val="20"/>
+        </w:rPr>
+        <w:t>Spring Cloud</w:t>
+      </w:r>
       <w:r>
         <w:rPr>
           <w:rFonts w:ascii="신명조" w:eastAsia="신명조" w:hint="eastAsia"/>
@@ -1772,15 +1778,7 @@
           <w:sz w:val="20"/>
           <w:szCs w:val="20"/>
         </w:rPr>
-        <w:t xml:space="preserve"> 클라우드 </w:t>
-      </w:r>
-      <w:r>
-        <w:rPr>
-          <w:rFonts w:ascii="신명조" w:eastAsia="신명조" w:hint="eastAsia"/>
-          <w:sz w:val="20"/>
-          <w:szCs w:val="20"/>
-        </w:rPr>
-        <w:t>네이티브</w:t>
+        <w:t xml:space="preserve"> 클라우드</w:t>
       </w:r>
       <w:r>
         <w:rPr>
@@ -1813,66 +1811,154 @@
         <w:ind w:firstLine="800"/>
         <w:rPr>
           <w:rFonts w:ascii="신명조" w:eastAsia="신명조"/>
-          <w:sz w:val="20"/>
-          <w:szCs w:val="20"/>
-        </w:rPr>
-      </w:pPr>
-      <w:proofErr w:type="gramStart"/>
-      <w:r>
-        <w:rPr>
-          <w:rFonts w:ascii="신명조" w:eastAsia="신명조" w:hint="eastAsia"/>
-          <w:bCs/>
-          <w:sz w:val="20"/>
-          <w:szCs w:val="20"/>
-        </w:rPr>
-        <w:t xml:space="preserve">2.1.1 </w:t>
-      </w:r>
-      <w:bookmarkStart w:id="1" w:name="_Hlk195781003"/>
-      <w:r>
-        <w:rPr>
-          <w:rFonts w:ascii="신명조" w:eastAsia="신명조" w:hint="eastAsia"/>
-          <w:bCs/>
-          <w:sz w:val="20"/>
-          <w:szCs w:val="20"/>
-        </w:rPr>
-        <w:t>/</w:t>
-      </w:r>
-      <w:proofErr w:type="gramEnd"/>
-      <w:r>
-        <w:rPr>
-          <w:rFonts w:ascii="신명조" w:eastAsia="신명조" w:hint="eastAsia"/>
-          <w:bCs/>
-          <w:sz w:val="20"/>
-          <w:szCs w:val="20"/>
-        </w:rPr>
-        <w:t>/////</w:t>
-      </w:r>
-      <w:bookmarkEnd w:id="1"/>
-      <w:r>
-        <w:rPr>
-          <w:rFonts w:ascii="신명조" w:eastAsia="신명조" w:hint="eastAsia"/>
-          <w:sz w:val="20"/>
-          <w:szCs w:val="20"/>
-        </w:rPr>
-        <w:t xml:space="preserve"> </w:t>
-      </w:r>
-      <w:r>
-        <w:rPr>
-          <w:rFonts w:ascii="신명조" w:eastAsia="신명조" w:hint="eastAsia"/>
-          <w:sz w:val="20"/>
-          <w:szCs w:val="20"/>
-        </w:rPr>
-        <w:ptab w:relativeTo="margin" w:alignment="right" w:leader="dot"/>
-      </w:r>
-      <w:r>
-        <w:rPr>
-          <w:rFonts w:ascii="신명조" w:eastAsia="신명조" w:hint="eastAsia"/>
           <w:b/>
           <w:bCs/>
           <w:sz w:val="20"/>
           <w:szCs w:val="20"/>
           <w:lang w:val="ko-KR"/>
         </w:rPr>
+      </w:pPr>
+      <w:r>
+        <w:rPr>
+          <w:rFonts w:ascii="신명조" w:eastAsia="신명조" w:hint="eastAsia"/>
+          <w:bCs/>
+          <w:sz w:val="20"/>
+          <w:szCs w:val="20"/>
+        </w:rPr>
+        <w:t xml:space="preserve">2.1.1 </w:t>
+      </w:r>
+      <w:r>
+        <w:rPr>
+          <w:rFonts w:ascii="신명조" w:eastAsia="신명조" w:hint="eastAsia"/>
+          <w:bCs/>
+          <w:sz w:val="20"/>
+          <w:szCs w:val="20"/>
+        </w:rPr>
+        <w:t xml:space="preserve">클라우드 </w:t>
+      </w:r>
+      <w:r>
+        <w:rPr>
+          <w:rFonts w:ascii="신명조" w:eastAsia="신명조" w:hint="eastAsia"/>
+          <w:bCs/>
+          <w:sz w:val="20"/>
+          <w:szCs w:val="20"/>
+        </w:rPr>
+        <w:t>컴퓨팅</w:t>
+      </w:r>
+      <w:r>
+        <w:rPr>
+          <w:rFonts w:ascii="신명조" w:eastAsia="신명조" w:hint="eastAsia"/>
+          <w:sz w:val="20"/>
+          <w:szCs w:val="20"/>
+        </w:rPr>
+        <w:t xml:space="preserve"> </w:t>
+      </w:r>
+      <w:r>
+        <w:rPr>
+          <w:rFonts w:ascii="신명조" w:eastAsia="신명조" w:hint="eastAsia"/>
+          <w:sz w:val="20"/>
+          <w:szCs w:val="20"/>
+        </w:rPr>
+        <w:ptab w:relativeTo="margin" w:alignment="right" w:leader="dot"/>
+      </w:r>
+      <w:r>
+        <w:rPr>
+          <w:rFonts w:ascii="신명조" w:eastAsia="신명조" w:hint="eastAsia"/>
+          <w:sz w:val="20"/>
+          <w:szCs w:val="20"/>
+          <w:lang w:val="ko-KR"/>
+        </w:rPr>
+        <w:t>2</w:t>
+      </w:r>
+    </w:p>
+    <w:p>
+      <w:pPr>
+        <w:pStyle w:val="11"/>
+        <w:ind w:firstLine="800"/>
+        <w:rPr>
+          <w:rFonts w:ascii="신명조" w:eastAsia="신명조"/>
+          <w:sz w:val="20"/>
+          <w:szCs w:val="20"/>
+          <w:lang w:val="ko-KR"/>
+        </w:rPr>
+      </w:pPr>
+      <w:r>
+        <w:rPr>
+          <w:rFonts w:ascii="신명조" w:eastAsia="신명조" w:hint="eastAsia"/>
+          <w:bCs/>
+          <w:sz w:val="20"/>
+          <w:szCs w:val="20"/>
+        </w:rPr>
+        <w:t>2.1.</w:t>
+      </w:r>
+      <w:r>
+        <w:rPr>
+          <w:rFonts w:ascii="신명조" w:eastAsia="신명조" w:hint="eastAsia"/>
+          <w:bCs/>
+          <w:sz w:val="20"/>
+          <w:szCs w:val="20"/>
+        </w:rPr>
+        <w:t>2</w:t>
+      </w:r>
+      <w:r>
+        <w:rPr>
+          <w:rFonts w:ascii="신명조" w:eastAsia="신명조" w:hint="eastAsia"/>
+          <w:bCs/>
+          <w:sz w:val="20"/>
+          <w:szCs w:val="20"/>
+        </w:rPr>
+        <w:t xml:space="preserve"> </w:t>
+      </w:r>
+      <w:r>
+        <w:rPr>
+          <w:rFonts w:ascii="신명조" w:eastAsia="신명조" w:hint="eastAsia"/>
+          <w:bCs/>
+          <w:sz w:val="20"/>
+          <w:szCs w:val="20"/>
+        </w:rPr>
+        <w:t xml:space="preserve">클라우드 </w:t>
+      </w:r>
+      <w:r>
+        <w:rPr>
+          <w:rFonts w:ascii="신명조" w:eastAsia="신명조" w:hint="eastAsia"/>
+          <w:bCs/>
+          <w:sz w:val="20"/>
+          <w:szCs w:val="20"/>
+        </w:rPr>
+        <w:t>네이티브</w:t>
+      </w:r>
+      <w:r>
+        <w:rPr>
+          <w:rFonts w:ascii="신명조" w:eastAsia="신명조" w:hint="eastAsia"/>
+          <w:bCs/>
+          <w:sz w:val="20"/>
+          <w:szCs w:val="20"/>
+        </w:rPr>
+        <w:t xml:space="preserve"> </w:t>
+      </w:r>
+      <w:r>
+        <w:rPr>
+          <w:rFonts w:ascii="신명조" w:eastAsia="신명조" w:hint="eastAsia"/>
+          <w:sz w:val="20"/>
+          <w:szCs w:val="20"/>
+        </w:rPr>
+        <w:t xml:space="preserve"> </w:t>
+      </w:r>
+      <w:r>
+        <w:rPr>
+          <w:rFonts w:ascii="신명조" w:eastAsia="신명조" w:hint="eastAsia"/>
+          <w:sz w:val="20"/>
+          <w:szCs w:val="20"/>
+        </w:rPr>
+        <w:ptab w:relativeTo="margin" w:alignment="right" w:leader="dot"/>
+      </w:r>
+      <w:r>
+        <w:rPr>
+          <w:rFonts w:ascii="신명조" w:eastAsia="신명조" w:hint="eastAsia"/>
+          <w:sz w:val="20"/>
+          <w:szCs w:val="20"/>
+          <w:lang w:val="ko-KR"/>
+        </w:rPr>
         <w:t>2</w:t>
       </w:r>
     </w:p>
@@ -1956,6 +2042,7 @@
         </w:rPr>
         <w:t xml:space="preserve">2.2.1 </w:t>
       </w:r>
+      <w:proofErr w:type="spellStart"/>
       <w:r>
         <w:rPr>
           <w:rFonts w:ascii="신명조" w:eastAsia="신명조" w:hint="eastAsia"/>
@@ -1963,7 +2050,46 @@
           <w:sz w:val="20"/>
           <w:szCs w:val="20"/>
         </w:rPr>
-        <w:t>//////</w:t>
+        <w:t>모놀리식</w:t>
+      </w:r>
+      <w:proofErr w:type="spellEnd"/>
+      <w:r>
+        <w:rPr>
+          <w:rFonts w:ascii="신명조" w:eastAsia="신명조" w:hint="eastAsia"/>
+          <w:bCs/>
+          <w:sz w:val="20"/>
+          <w:szCs w:val="20"/>
+        </w:rPr>
+        <w:t xml:space="preserve"> 아키텍처</w:t>
+      </w:r>
+      <w:r>
+        <w:rPr>
+          <w:rFonts w:ascii="신명조" w:eastAsia="신명조" w:hint="eastAsia"/>
+          <w:bCs/>
+          <w:sz w:val="20"/>
+          <w:szCs w:val="20"/>
+        </w:rPr>
+        <w:t xml:space="preserve">와 </w:t>
+      </w:r>
+      <w:proofErr w:type="spellStart"/>
+      <w:r>
+        <w:rPr>
+          <w:rFonts w:ascii="신명조" w:eastAsia="신명조" w:hint="eastAsia"/>
+          <w:bCs/>
+          <w:sz w:val="20"/>
+          <w:szCs w:val="20"/>
+        </w:rPr>
+        <w:t>마이크로서비스</w:t>
+      </w:r>
+      <w:proofErr w:type="spellEnd"/>
+      <w:r>
+        <w:rPr>
+          <w:rFonts w:ascii="신명조" w:eastAsia="신명조" w:hint="eastAsia"/>
+          <w:bCs/>
+          <w:sz w:val="20"/>
+          <w:szCs w:val="20"/>
+        </w:rPr>
+        <w:t xml:space="preserve"> 아키텍처 비교</w:t>
       </w:r>
       <w:r>
         <w:rPr>
@@ -1980,6 +2106,58 @@
           <w:szCs w:val="20"/>
         </w:rPr>
         <w:t>3</w:t>
+      </w:r>
+    </w:p>
+    <w:p>
+      <w:pPr>
+        <w:pStyle w:val="3"/>
+        <w:rPr>
+          <w:rFonts w:ascii="신명조" w:eastAsia="신명조"/>
+          <w:sz w:val="20"/>
+          <w:szCs w:val="20"/>
+          <w:lang w:val="ko-KR"/>
+        </w:rPr>
+      </w:pPr>
+      <w:r>
+        <w:rPr>
+          <w:rFonts w:ascii="신명조" w:eastAsia="신명조" w:hint="eastAsia"/>
+          <w:sz w:val="20"/>
+          <w:szCs w:val="20"/>
+        </w:rPr>
+        <w:t>2.</w:t>
+      </w:r>
+      <w:r>
+        <w:rPr>
+          <w:rFonts w:ascii="신명조" w:eastAsia="신명조" w:hint="eastAsia"/>
+          <w:sz w:val="20"/>
+          <w:szCs w:val="20"/>
+        </w:rPr>
+        <w:t>3 관련 기술</w:t>
+      </w:r>
+      <w:r>
+        <w:rPr>
+          <w:rFonts w:ascii="신명조" w:eastAsia="신명조" w:hint="eastAsia"/>
+          <w:sz w:val="20"/>
+          <w:szCs w:val="20"/>
+        </w:rPr>
+        <w:t xml:space="preserve"> </w:t>
+      </w:r>
+      <w:r>
+        <w:rPr>
+          <w:rFonts w:ascii="신명조" w:eastAsia="신명조" w:hint="eastAsia"/>
+          <w:sz w:val="20"/>
+          <w:szCs w:val="20"/>
+        </w:rPr>
+        <w:ptab w:relativeTo="margin" w:alignment="right" w:leader="dot"/>
+      </w:r>
+      <w:r>
+        <w:rPr>
+          <w:rFonts w:ascii="신명조" w:eastAsia="신명조" w:hint="eastAsia"/>
+          <w:sz w:val="20"/>
+          <w:szCs w:val="20"/>
+          <w:lang w:val="ko-KR"/>
+        </w:rPr>
+        <w:t>2</w:t>
       </w:r>
     </w:p>
     <w:p>
@@ -1998,24 +2176,31 @@
           <w:sz w:val="20"/>
           <w:szCs w:val="20"/>
         </w:rPr>
-        <w:t>2.2.2</w:t>
-      </w:r>
-      <w:r>
-        <w:rPr>
-          <w:rFonts w:ascii="신명조" w:eastAsia="신명조" w:hint="eastAsia"/>
-          <w:sz w:val="20"/>
-          <w:szCs w:val="20"/>
-        </w:rPr>
-        <w:t xml:space="preserve"> </w:t>
-      </w:r>
-      <w:r>
-        <w:rPr>
-          <w:rFonts w:ascii="신명조" w:eastAsia="신명조" w:hint="eastAsia"/>
-          <w:bCs/>
-          <w:sz w:val="20"/>
-          <w:szCs w:val="20"/>
-        </w:rPr>
-        <w:t>//////</w:t>
+        <w:t>2.</w:t>
+      </w:r>
+      <w:r>
+        <w:rPr>
+          <w:rFonts w:ascii="신명조" w:eastAsia="신명조" w:hint="eastAsia"/>
+          <w:sz w:val="20"/>
+          <w:szCs w:val="20"/>
+        </w:rPr>
+        <w:t>3</w:t>
+      </w:r>
+      <w:r>
+        <w:rPr>
+          <w:rFonts w:ascii="신명조" w:eastAsia="신명조" w:hint="eastAsia"/>
+          <w:sz w:val="20"/>
+          <w:szCs w:val="20"/>
+        </w:rPr>
+        <w:t xml:space="preserve">.1 </w:t>
+      </w:r>
+      <w:r>
+        <w:rPr>
+          <w:rFonts w:ascii="신명조" w:eastAsia="신명조" w:hint="eastAsia"/>
+          <w:sz w:val="20"/>
+          <w:szCs w:val="20"/>
+        </w:rPr>
+        <w:t>컨테이너 &amp; Docker</w:t>
       </w:r>
       <w:r>
         <w:rPr>
@@ -2039,20 +2224,19 @@
         <w:pStyle w:val="3"/>
         <w:ind w:firstLine="360"/>
         <w:rPr>
-          <w:rFonts w:ascii="신명조" w:eastAsia="신명조"/>
-          <w:sz w:val="20"/>
-          <w:szCs w:val="20"/>
-        </w:rPr>
-      </w:pPr>
-      <w:r>
-        <w:rPr>
-          <w:rFonts w:ascii="신명조" w:eastAsia="신명조" w:hint="eastAsia"/>
-          <w:sz w:val="20"/>
-          <w:szCs w:val="20"/>
-        </w:rPr>
-        <w:t>2.2.</w:t>
-      </w:r>
-      <w:proofErr w:type="gramStart"/>
+          <w:rFonts w:ascii="신명조" w:eastAsia="신명조" w:hint="eastAsia"/>
+          <w:sz w:val="20"/>
+          <w:szCs w:val="20"/>
+        </w:rPr>
+      </w:pPr>
+      <w:r>
+        <w:rPr>
+          <w:rFonts w:ascii="신명조" w:eastAsia="신명조" w:hint="eastAsia"/>
+          <w:sz w:val="20"/>
+          <w:szCs w:val="20"/>
+        </w:rPr>
+        <w:t>2.</w:t>
+      </w:r>
       <w:r>
         <w:rPr>
           <w:rFonts w:ascii="신명조" w:eastAsia="신명조" w:hint="eastAsia"/>
@@ -2067,34 +2251,31 @@
           <w:sz w:val="20"/>
           <w:szCs w:val="20"/>
         </w:rPr>
+        <w:t>.</w:t>
+      </w:r>
+      <w:r>
+        <w:rPr>
+          <w:rFonts w:ascii="신명조" w:eastAsia="신명조" w:hint="eastAsia"/>
+          <w:sz w:val="20"/>
+          <w:szCs w:val="20"/>
+        </w:rPr>
+        <w:t>2</w:t>
+      </w:r>
+      <w:r>
+        <w:rPr>
+          <w:rFonts w:ascii="신명조" w:eastAsia="신명조" w:hint="eastAsia"/>
+          <w:sz w:val="20"/>
+          <w:szCs w:val="20"/>
+        </w:rPr>
         <w:t xml:space="preserve"> </w:t>
       </w:r>
       <w:r>
         <w:rPr>
           <w:rFonts w:ascii="신명조" w:eastAsia="신명조" w:hint="eastAsia"/>
-          <w:bCs/>
-          <w:sz w:val="20"/>
-          <w:szCs w:val="20"/>
-        </w:rPr>
-        <w:t>//</w:t>
-      </w:r>
-      <w:proofErr w:type="gramEnd"/>
-      <w:r>
-        <w:rPr>
-          <w:rFonts w:ascii="신명조" w:eastAsia="신명조" w:hint="eastAsia"/>
-          <w:bCs/>
-          <w:sz w:val="20"/>
-          <w:szCs w:val="20"/>
-        </w:rPr>
-        <w:t>////</w:t>
-      </w:r>
-      <w:r>
-        <w:rPr>
-          <w:rFonts w:ascii="신명조" w:eastAsia="신명조"/>
-          <w:sz w:val="20"/>
-          <w:szCs w:val="20"/>
-        </w:rPr>
-        <w:t xml:space="preserve"> </w:t>
+          <w:sz w:val="20"/>
+          <w:szCs w:val="20"/>
+        </w:rPr>
+        <w:t>Kubernetes</w:t>
       </w:r>
       <w:r>
         <w:rPr>
@@ -2112,65 +2293,6 @@
         </w:rPr>
         <w:t>3</w:t>
       </w:r>
-    </w:p>
-    <w:p>
-      <w:pPr>
-        <w:pStyle w:val="3"/>
-        <w:rPr>
-          <w:rFonts w:ascii="신명조" w:eastAsia="신명조"/>
-          <w:sz w:val="20"/>
-          <w:szCs w:val="20"/>
-          <w:lang w:val="ko-KR"/>
-        </w:rPr>
-      </w:pPr>
-      <w:r>
-        <w:rPr>
-          <w:rFonts w:ascii="신명조" w:eastAsia="신명조" w:hint="eastAsia"/>
-          <w:sz w:val="20"/>
-          <w:szCs w:val="20"/>
-        </w:rPr>
-        <w:t>2.</w:t>
-      </w:r>
-      <w:r>
-        <w:rPr>
-          <w:rFonts w:ascii="신명조" w:eastAsia="신명조" w:hint="eastAsia"/>
-          <w:sz w:val="20"/>
-          <w:szCs w:val="20"/>
-        </w:rPr>
-        <w:t>3 관련 기술</w:t>
-      </w:r>
-      <w:r>
-        <w:rPr>
-          <w:rFonts w:ascii="신명조" w:eastAsia="신명조" w:hint="eastAsia"/>
-          <w:sz w:val="20"/>
-          <w:szCs w:val="20"/>
-        </w:rPr>
-        <w:t xml:space="preserve"> </w:t>
-      </w:r>
-      <w:r>
-        <w:rPr>
-          <w:rFonts w:ascii="신명조" w:eastAsia="신명조" w:hint="eastAsia"/>
-          <w:sz w:val="20"/>
-          <w:szCs w:val="20"/>
-        </w:rPr>
-        <w:ptab w:relativeTo="margin" w:alignment="right" w:leader="dot"/>
-      </w:r>
-      <w:r>
-        <w:rPr>
-          <w:rFonts w:ascii="신명조" w:eastAsia="신명조" w:hint="eastAsia"/>
-          <w:sz w:val="20"/>
-          <w:szCs w:val="20"/>
-          <w:lang w:val="ko-KR"/>
-        </w:rPr>
-        <w:t>2</w:t>
-      </w:r>
-    </w:p>
-    <w:p>
-      <w:pPr>
-        <w:rPr>
-          <w:lang w:val="ko-KR"/>
-        </w:rPr>
-      </w:pPr>
     </w:p>
     <w:p>
       <w:pPr>
@@ -4282,7 +4404,6 @@
         <w:autoSpaceDE/>
         <w:autoSpaceDN/>
         <w:rPr>
-          <w:rFonts w:hint="eastAsia"/>
           <w:lang w:val="ko-KR"/>
         </w:rPr>
       </w:pPr>
@@ -4811,18 +4932,44 @@
             <w:pStyle w:val="3"/>
             <w:outlineLvl w:val="1"/>
             <w:rPr>
+              <w:rFonts w:ascii="신명조" w:eastAsia="신명조" w:hint="eastAsia"/>
+              <w:sz w:val="20"/>
+              <w:szCs w:val="20"/>
+            </w:rPr>
+          </w:pPr>
+          <w:r>
+            <w:rPr>
+              <w:rFonts w:ascii="신명조" w:eastAsia="신명조" w:hint="eastAsia"/>
+              <w:sz w:val="20"/>
+              <w:szCs w:val="20"/>
+            </w:rPr>
+            <w:t>3.2</w:t>
+          </w:r>
+          <w:r>
+            <w:rPr>
+              <w:rFonts w:ascii="신명조" w:eastAsia="신명조" w:hint="eastAsia"/>
+              <w:sz w:val="20"/>
+              <w:szCs w:val="20"/>
+            </w:rPr>
+            <w:t xml:space="preserve"> </w:t>
+          </w:r>
+          <w:proofErr w:type="spellStart"/>
+          <w:r>
+            <w:rPr>
               <w:rFonts w:ascii="신명조" w:eastAsia="신명조"/>
               <w:sz w:val="20"/>
               <w:szCs w:val="20"/>
             </w:rPr>
-          </w:pPr>
-          <w:r>
-            <w:rPr>
-              <w:rFonts w:ascii="신명조" w:eastAsia="신명조" w:hint="eastAsia"/>
-              <w:sz w:val="20"/>
-              <w:szCs w:val="20"/>
-            </w:rPr>
-            <w:t>3.2</w:t>
+            <w:t>Anti Virus</w:t>
+          </w:r>
+          <w:proofErr w:type="spellEnd"/>
+          <w:r>
+            <w:rPr>
+              <w:rFonts w:ascii="신명조" w:eastAsia="신명조" w:hint="eastAsia"/>
+              <w:sz w:val="20"/>
+              <w:szCs w:val="20"/>
+            </w:rPr>
+            <w:t>의 특징</w:t>
           </w:r>
           <w:r>
             <w:rPr>
@@ -4832,47 +4979,29 @@
             </w:rPr>
             <w:t xml:space="preserve"> </w:t>
           </w:r>
-          <w:proofErr w:type="spellStart"/>
+          <w:r>
+            <w:rPr>
+              <w:rFonts w:ascii="신명조" w:eastAsia="신명조" w:hint="eastAsia"/>
+              <w:sz w:val="20"/>
+              <w:szCs w:val="20"/>
+            </w:rPr>
+            <w:ptab w:relativeTo="margin" w:alignment="right" w:leader="dot"/>
+          </w:r>
           <w:r>
             <w:rPr>
               <w:rFonts w:ascii="신명조" w:eastAsia="신명조"/>
               <w:sz w:val="20"/>
               <w:szCs w:val="20"/>
             </w:rPr>
-            <w:t>Anti Virus</w:t>
-          </w:r>
-          <w:proofErr w:type="spellEnd"/>
-          <w:r>
-            <w:rPr>
-              <w:rFonts w:ascii="신명조" w:eastAsia="신명조" w:hint="eastAsia"/>
-              <w:sz w:val="20"/>
-              <w:szCs w:val="20"/>
-            </w:rPr>
-            <w:t>의 특징</w:t>
-          </w:r>
-          <w:r>
-            <w:rPr>
-              <w:rFonts w:ascii="신명조" w:eastAsia="신명조" w:hint="eastAsia"/>
-              <w:sz w:val="20"/>
-              <w:szCs w:val="20"/>
-            </w:rPr>
-            <w:t xml:space="preserve"> </w:t>
-          </w:r>
-          <w:r>
-            <w:rPr>
-              <w:rFonts w:ascii="신명조" w:eastAsia="신명조" w:hint="eastAsia"/>
-              <w:sz w:val="20"/>
-              <w:szCs w:val="20"/>
-            </w:rPr>
-            <w:ptab w:relativeTo="margin" w:alignment="right" w:leader="dot"/>
-          </w:r>
-          <w:r>
-            <w:rPr>
-              <w:rFonts w:ascii="신명조" w:eastAsia="신명조"/>
-              <w:sz w:val="20"/>
-              <w:szCs w:val="20"/>
-            </w:rPr>
             <w:t>4</w:t>
+          </w:r>
+          <w:r>
+            <w:rPr>
+              <w:rFonts w:ascii="신명조" w:eastAsia="신명조" w:hint="eastAsia"/>
+              <w:sz w:val="20"/>
+              <w:szCs w:val="20"/>
+            </w:rPr>
+            <w:t>+</w:t>
           </w:r>
         </w:p>
         <w:p>
@@ -7015,7 +7144,6 @@
         <w:autoSpaceDE/>
         <w:autoSpaceDN/>
         <w:rPr>
-          <w:rFonts w:hint="eastAsia"/>
           <w:lang w:val="ko-KR"/>
         </w:rPr>
         <w:sectPr>
@@ -7035,7 +7163,7 @@
         <w:autoSpaceDE/>
         <w:autoSpaceDN/>
         <w:rPr>
-          <w:rFonts w:ascii="신명조" w:eastAsia="신명조" w:hint="eastAsia"/>
+          <w:rFonts w:ascii="신명조" w:eastAsia="신명조"/>
           <w:szCs w:val="20"/>
         </w:rPr>
       </w:pPr>
@@ -7102,7 +7230,7 @@
       <w:pPr>
         <w:jc w:val="center"/>
         <w:rPr>
-          <w:rFonts w:ascii="신명조" w:eastAsia="신명조" w:hint="eastAsia"/>
+          <w:rFonts w:ascii="신명조" w:eastAsia="신명조"/>
           <w:b/>
           <w:szCs w:val="20"/>
         </w:rPr>
@@ -8363,8 +8491,1742 @@
     </w:p>
     <w:p>
       <w:pPr>
-        <w:rPr>
-          <w:rFonts w:ascii="신명조" w:eastAsia="신명조" w:hint="eastAsia"/>
+        <w:spacing w:line="480" w:lineRule="auto"/>
+        <w:jc w:val="left"/>
+        <w:rPr>
+          <w:rFonts w:ascii="신명조" w:eastAsia="신명조" w:hint="eastAsia"/>
+          <w:b/>
+          <w:szCs w:val="20"/>
+        </w:rPr>
+      </w:pPr>
+      <w:r>
+        <w:rPr>
+          <w:rFonts w:ascii="신명조" w:eastAsia="신명조" w:hint="eastAsia"/>
+          <w:b/>
+          <w:szCs w:val="20"/>
+        </w:rPr>
+        <w:t xml:space="preserve"> </w:t>
+      </w:r>
+    </w:p>
+    <w:p>
+      <w:pPr>
+        <w:spacing w:line="480" w:lineRule="auto"/>
+        <w:jc w:val="left"/>
+        <w:rPr>
+          <w:rFonts w:ascii="신명조" w:eastAsia="신명조"/>
+          <w:b/>
+          <w:szCs w:val="20"/>
+        </w:rPr>
+      </w:pPr>
+      <w:r>
+        <w:rPr>
+          <w:rFonts w:ascii="신명조" w:eastAsia="신명조"/>
+          <w:b/>
+          <w:szCs w:val="20"/>
+        </w:rPr>
+        <w:t xml:space="preserve">2.1.1 </w:t>
+      </w:r>
+      <w:r>
+        <w:rPr>
+          <w:rFonts w:ascii="신명조" w:eastAsia="신명조" w:hint="eastAsia"/>
+          <w:b/>
+          <w:szCs w:val="20"/>
+        </w:rPr>
+        <w:t xml:space="preserve">클라우드 </w:t>
+      </w:r>
+      <w:r>
+        <w:rPr>
+          <w:rFonts w:ascii="신명조" w:eastAsia="신명조" w:hint="eastAsia"/>
+          <w:b/>
+          <w:szCs w:val="20"/>
+        </w:rPr>
+        <w:t>컴퓨팅</w:t>
+      </w:r>
+      <w:r>
+        <w:rPr>
+          <w:rFonts w:ascii="신명조" w:eastAsia="신명조" w:hint="eastAsia"/>
+          <w:b/>
+          <w:szCs w:val="20"/>
+        </w:rPr>
+        <w:t>(Cloud Computing)</w:t>
+      </w:r>
+    </w:p>
+    <w:p>
+      <w:pPr>
+        <w:spacing w:line="480" w:lineRule="auto"/>
+        <w:jc w:val="left"/>
+        <w:rPr>
+          <w:rFonts w:ascii="신명조" w:eastAsia="신명조" w:hint="eastAsia"/>
+          <w:b/>
+          <w:szCs w:val="20"/>
+        </w:rPr>
+      </w:pPr>
+    </w:p>
+    <w:p>
+      <w:pPr>
+        <w:spacing w:line="480" w:lineRule="auto"/>
+        <w:ind w:firstLineChars="100" w:firstLine="200"/>
+        <w:jc w:val="left"/>
+        <w:rPr>
+          <w:rFonts w:ascii="신명조" w:eastAsia="신명조"/>
+          <w:szCs w:val="20"/>
+        </w:rPr>
+      </w:pPr>
+      <w:r>
+        <w:rPr>
+          <w:rFonts w:ascii="신명조" w:eastAsia="신명조" w:hint="eastAsia"/>
+          <w:szCs w:val="20"/>
+        </w:rPr>
+        <w:t>클라우드 컴퓨팅(Cloud Computing)은 원격에서 설정 가능한</w:t>
+      </w:r>
+      <w:r>
+        <w:rPr>
+          <w:rFonts w:ascii="신명조" w:eastAsia="신명조" w:hint="eastAsia"/>
+          <w:szCs w:val="20"/>
+        </w:rPr>
+        <w:t xml:space="preserve"> 서버, 스토리지, 네트워크</w:t>
+      </w:r>
+      <w:r>
+        <w:rPr>
+          <w:rFonts w:ascii="신명조" w:eastAsia="신명조" w:hint="eastAsia"/>
+          <w:szCs w:val="20"/>
+        </w:rPr>
+        <w:t xml:space="preserve"> 등의</w:t>
+      </w:r>
+      <w:r>
+        <w:rPr>
+          <w:rFonts w:ascii="신명조" w:eastAsia="신명조" w:hint="eastAsia"/>
+          <w:szCs w:val="20"/>
+        </w:rPr>
+        <w:t xml:space="preserve"> </w:t>
+      </w:r>
+      <w:r>
+        <w:rPr>
+          <w:rFonts w:ascii="신명조" w:eastAsia="신명조" w:hint="eastAsia"/>
+          <w:szCs w:val="20"/>
+        </w:rPr>
+        <w:t>컴퓨팅 자원</w:t>
+      </w:r>
+      <w:r>
+        <w:rPr>
+          <w:rFonts w:ascii="신명조" w:eastAsia="신명조" w:hint="eastAsia"/>
+          <w:szCs w:val="20"/>
+        </w:rPr>
+        <w:t>을 필요에 따라 비용을 지불하고 사용하는 서비스 모델</w:t>
+      </w:r>
+      <w:r>
+        <w:rPr>
+          <w:rFonts w:ascii="신명조" w:eastAsia="신명조" w:hint="eastAsia"/>
+          <w:szCs w:val="20"/>
+        </w:rPr>
+        <w:t>이다.</w:t>
+      </w:r>
+      <w:r>
+        <w:rPr>
+          <w:rFonts w:ascii="신명조" w:eastAsia="신명조" w:hint="eastAsia"/>
+          <w:szCs w:val="20"/>
+        </w:rPr>
+        <w:t xml:space="preserve"> 또한,</w:t>
+      </w:r>
+      <w:r>
+        <w:rPr>
+          <w:rFonts w:ascii="신명조" w:eastAsia="신명조" w:hint="eastAsia"/>
+          <w:szCs w:val="20"/>
+        </w:rPr>
+        <w:t xml:space="preserve"> </w:t>
+      </w:r>
+      <w:r>
+        <w:rPr>
+          <w:rFonts w:ascii="신명조" w:eastAsia="신명조" w:hint="eastAsia"/>
+          <w:szCs w:val="20"/>
+        </w:rPr>
+        <w:t>클라우드 컴퓨팅은</w:t>
+      </w:r>
+      <w:r>
+        <w:rPr>
+          <w:rFonts w:ascii="신명조" w:eastAsia="신명조" w:hint="eastAsia"/>
+          <w:szCs w:val="20"/>
+        </w:rPr>
+        <w:t xml:space="preserve"> 제공 </w:t>
+      </w:r>
+      <w:r>
+        <w:rPr>
+          <w:rFonts w:ascii="신명조" w:eastAsia="신명조" w:hint="eastAsia"/>
+          <w:szCs w:val="20"/>
+        </w:rPr>
+        <w:t>모델에 따라</w:t>
+      </w:r>
+      <w:r>
+        <w:rPr>
+          <w:rFonts w:ascii="신명조" w:eastAsia="신명조" w:hint="eastAsia"/>
+          <w:szCs w:val="20"/>
+        </w:rPr>
+        <w:t xml:space="preserve"> 인프라를 제공하는 IaaS(Infrastructure as a Service), 플랫폼을 제공하는 Pass(Platform as a Service), 소프트웨어를 제공하는 SaaS(Software as a Service)</w:t>
+      </w:r>
+      <w:r>
+        <w:rPr>
+          <w:rFonts w:ascii="신명조" w:eastAsia="신명조" w:hint="eastAsia"/>
+          <w:szCs w:val="20"/>
+        </w:rPr>
+        <w:t xml:space="preserve">로 구분된다. 또한 배포 방식에 따라 퍼블릭 클라우드, </w:t>
+      </w:r>
+      <w:proofErr w:type="spellStart"/>
+      <w:r>
+        <w:rPr>
+          <w:rFonts w:ascii="신명조" w:eastAsia="신명조" w:hint="eastAsia"/>
+          <w:szCs w:val="20"/>
+        </w:rPr>
+        <w:t>프라이빗</w:t>
+      </w:r>
+      <w:proofErr w:type="spellEnd"/>
+      <w:r>
+        <w:rPr>
+          <w:rFonts w:ascii="신명조" w:eastAsia="신명조" w:hint="eastAsia"/>
+          <w:szCs w:val="20"/>
+        </w:rPr>
+        <w:t xml:space="preserve"> 클라우드, 하이브리드 클라우드로 나뉜다.</w:t>
+      </w:r>
+      <w:r>
+        <w:rPr>
+          <w:rFonts w:ascii="신명조" w:eastAsia="신명조" w:hint="eastAsia"/>
+          <w:szCs w:val="20"/>
+        </w:rPr>
+        <w:t xml:space="preserve"> </w:t>
+      </w:r>
+    </w:p>
+    <w:p>
+      <w:pPr>
+        <w:widowControl/>
+        <w:wordWrap/>
+        <w:autoSpaceDE/>
+        <w:autoSpaceDN/>
+        <w:rPr>
+          <w:rFonts w:ascii="신명조" w:eastAsia="신명조"/>
+          <w:szCs w:val="20"/>
+        </w:rPr>
+      </w:pPr>
+      <w:r>
+        <w:rPr>
+          <w:rFonts w:ascii="신명조" w:eastAsia="신명조"/>
+          <w:szCs w:val="20"/>
+        </w:rPr>
+        <w:br w:type="page"/>
+      </w:r>
+    </w:p>
+    <w:p>
+      <w:pPr>
+        <w:spacing w:line="480" w:lineRule="auto"/>
+        <w:jc w:val="left"/>
+        <w:rPr>
+          <w:rFonts w:ascii="신명조" w:eastAsia="신명조"/>
+          <w:b/>
+          <w:szCs w:val="20"/>
+        </w:rPr>
+      </w:pPr>
+      <w:r>
+        <w:rPr>
+          <w:rFonts w:ascii="신명조" w:eastAsia="신명조"/>
+          <w:b/>
+          <w:szCs w:val="20"/>
+        </w:rPr>
+        <w:lastRenderedPageBreak/>
+        <w:t>2.1.</w:t>
+      </w:r>
+      <w:r>
+        <w:rPr>
+          <w:rFonts w:ascii="신명조" w:eastAsia="신명조" w:hint="eastAsia"/>
+          <w:b/>
+          <w:szCs w:val="20"/>
+        </w:rPr>
+        <w:t>2</w:t>
+      </w:r>
+      <w:r>
+        <w:rPr>
+          <w:rFonts w:ascii="신명조" w:eastAsia="신명조"/>
+          <w:b/>
+          <w:szCs w:val="20"/>
+        </w:rPr>
+        <w:t xml:space="preserve"> </w:t>
+      </w:r>
+      <w:r>
+        <w:rPr>
+          <w:rFonts w:ascii="신명조" w:eastAsia="신명조" w:hint="eastAsia"/>
+          <w:b/>
+          <w:szCs w:val="20"/>
+        </w:rPr>
+        <w:t xml:space="preserve">클라우드 </w:t>
+      </w:r>
+      <w:r>
+        <w:rPr>
+          <w:rFonts w:ascii="신명조" w:eastAsia="신명조" w:hint="eastAsia"/>
+          <w:b/>
+          <w:szCs w:val="20"/>
+        </w:rPr>
+        <w:t>네이티브</w:t>
+      </w:r>
+      <w:r>
+        <w:rPr>
+          <w:rFonts w:ascii="신명조" w:eastAsia="신명조" w:hint="eastAsia"/>
+          <w:b/>
+          <w:szCs w:val="20"/>
+        </w:rPr>
+        <w:t>(Cloud</w:t>
+      </w:r>
+      <w:r>
+        <w:rPr>
+          <w:rFonts w:ascii="신명조" w:eastAsia="신명조" w:hint="eastAsia"/>
+          <w:b/>
+          <w:szCs w:val="20"/>
+        </w:rPr>
+        <w:t xml:space="preserve"> Native</w:t>
+      </w:r>
+      <w:r>
+        <w:rPr>
+          <w:rFonts w:ascii="신명조" w:eastAsia="신명조" w:hint="eastAsia"/>
+          <w:b/>
+          <w:szCs w:val="20"/>
+        </w:rPr>
+        <w:t>)</w:t>
+      </w:r>
+    </w:p>
+    <w:p>
+      <w:pPr>
+        <w:spacing w:line="480" w:lineRule="auto"/>
+        <w:jc w:val="left"/>
+        <w:rPr>
+          <w:rFonts w:ascii="신명조" w:eastAsia="신명조" w:hint="eastAsia"/>
+          <w:b/>
+          <w:szCs w:val="20"/>
+        </w:rPr>
+      </w:pPr>
+    </w:p>
+    <w:p>
+      <w:pPr>
+        <w:spacing w:line="480" w:lineRule="auto"/>
+        <w:ind w:firstLineChars="50" w:firstLine="100"/>
+        <w:jc w:val="left"/>
+        <w:rPr>
+          <w:rFonts w:ascii="신명조" w:eastAsia="신명조"/>
+          <w:szCs w:val="20"/>
+        </w:rPr>
+      </w:pPr>
+      <w:r>
+        <w:rPr>
+          <w:rFonts w:ascii="신명조" w:eastAsia="신명조" w:hint="eastAsia"/>
+          <w:szCs w:val="20"/>
+        </w:rPr>
+        <w:t xml:space="preserve">클라우드 네이티브 컴퓨팅 재단(CNCF)가 정의하는 클라우드 네이티브(Cloud Native)란 컨테이너, </w:t>
+      </w:r>
+      <w:proofErr w:type="spellStart"/>
+      <w:r>
+        <w:rPr>
+          <w:rFonts w:ascii="신명조" w:eastAsia="신명조" w:hint="eastAsia"/>
+          <w:szCs w:val="20"/>
+        </w:rPr>
+        <w:t>마이크로서비스</w:t>
+      </w:r>
+      <w:proofErr w:type="spellEnd"/>
+      <w:r>
+        <w:rPr>
+          <w:rFonts w:ascii="신명조" w:eastAsia="신명조" w:hint="eastAsia"/>
+          <w:szCs w:val="20"/>
+        </w:rPr>
+        <w:t xml:space="preserve">, 서비스 메시, 불변 인프라, 선언적 API와 같은 기술을 활용해 퍼블릭, </w:t>
+      </w:r>
+      <w:proofErr w:type="spellStart"/>
+      <w:r>
+        <w:rPr>
+          <w:rFonts w:ascii="신명조" w:eastAsia="신명조" w:hint="eastAsia"/>
+          <w:szCs w:val="20"/>
+        </w:rPr>
+        <w:t>프라이빗</w:t>
+      </w:r>
+      <w:proofErr w:type="spellEnd"/>
+      <w:r>
+        <w:rPr>
+          <w:rFonts w:ascii="신명조" w:eastAsia="신명조" w:hint="eastAsia"/>
+          <w:szCs w:val="20"/>
+        </w:rPr>
+        <w:t>, 하이브리드 클라우드 환경에서 확장 가능하고 복원력 있는 애플리케이션 구축 접근 방식을 의미한다.</w:t>
+      </w:r>
+    </w:p>
+    <w:p>
+      <w:pPr>
+        <w:spacing w:line="480" w:lineRule="auto"/>
+        <w:ind w:firstLineChars="100" w:firstLine="200"/>
+        <w:jc w:val="left"/>
+        <w:rPr>
+          <w:rFonts w:ascii="신명조" w:eastAsia="신명조"/>
+          <w:szCs w:val="20"/>
+        </w:rPr>
+      </w:pPr>
+      <w:r>
+        <w:rPr>
+          <w:rFonts w:ascii="신명조" w:eastAsia="신명조" w:hint="eastAsia"/>
+          <w:szCs w:val="20"/>
+        </w:rPr>
+        <w:t>이러한 기술은 느슨하게 결합된 구조의 자동화된 운영</w:t>
+      </w:r>
+      <w:r>
+        <w:rPr>
+          <w:rFonts w:ascii="신명조" w:eastAsia="신명조"/>
+          <w:szCs w:val="20"/>
+        </w:rPr>
+        <w:t>을</w:t>
+      </w:r>
+      <w:r>
+        <w:rPr>
+          <w:rFonts w:ascii="신명조" w:eastAsia="신명조" w:hint="eastAsia"/>
+          <w:szCs w:val="20"/>
+        </w:rPr>
+        <w:t xml:space="preserve"> 통해 시스템 관리의 효율성을 높이며, 엔지니어는 이를 통해 최소한의 노력으로 안정적인 운영과 배포를 실현한다.</w:t>
+      </w:r>
+      <w:r>
+        <w:rPr>
+          <w:rFonts w:ascii="신명조" w:eastAsia="신명조" w:hint="eastAsia"/>
+          <w:szCs w:val="20"/>
+        </w:rPr>
+        <w:t xml:space="preserve"> </w:t>
+      </w:r>
+    </w:p>
+    <w:p>
+      <w:pPr>
+        <w:spacing w:line="480" w:lineRule="auto"/>
+        <w:ind w:firstLineChars="100" w:firstLine="200"/>
+        <w:jc w:val="left"/>
+        <w:rPr>
+          <w:rFonts w:ascii="신명조" w:eastAsia="신명조"/>
+          <w:szCs w:val="20"/>
+        </w:rPr>
+      </w:pPr>
+      <w:r>
+        <w:rPr>
+          <w:rFonts w:ascii="신명조" w:eastAsia="신명조" w:hint="eastAsia"/>
+          <w:szCs w:val="20"/>
+        </w:rPr>
+        <w:t>이에서 알 수 있듯이, 클라우드 네이티브는 앞서 언급한 기술 요소 기반으로 클라우드 컴퓨팅 환경에서 효율적이고 유연한 애플리케이션 운영을 실현하는 방식이라 할 수 있다.</w:t>
+      </w:r>
+      <w:r>
+        <w:rPr>
+          <w:rFonts w:ascii="신명조" w:eastAsia="신명조" w:hint="eastAsia"/>
+          <w:szCs w:val="20"/>
+        </w:rPr>
+        <w:t xml:space="preserve"> 또한</w:t>
+      </w:r>
+      <w:r>
+        <w:rPr>
+          <w:rFonts w:ascii="신명조" w:eastAsia="신명조" w:hint="eastAsia"/>
+          <w:szCs w:val="20"/>
+        </w:rPr>
+        <w:t xml:space="preserve"> 클라우드 네이티브</w:t>
+      </w:r>
+      <w:r>
+        <w:rPr>
+          <w:rFonts w:ascii="신명조" w:eastAsia="신명조" w:hint="eastAsia"/>
+          <w:szCs w:val="20"/>
+        </w:rPr>
+        <w:t>의 핵심 기술에</w:t>
+      </w:r>
+      <w:r>
+        <w:rPr>
+          <w:rFonts w:ascii="신명조" w:eastAsia="신명조" w:hint="eastAsia"/>
+          <w:szCs w:val="20"/>
+        </w:rPr>
+        <w:t>는 4가지</w:t>
+      </w:r>
+      <w:r>
+        <w:rPr>
+          <w:rFonts w:ascii="신명조" w:eastAsia="신명조" w:hint="eastAsia"/>
+          <w:szCs w:val="20"/>
+        </w:rPr>
+        <w:t>의 기술이 존재한다</w:t>
+      </w:r>
+      <w:r>
+        <w:rPr>
+          <w:rFonts w:ascii="신명조" w:eastAsia="신명조" w:hint="eastAsia"/>
+          <w:szCs w:val="20"/>
+        </w:rPr>
+        <w:t xml:space="preserve">. </w:t>
+      </w:r>
+      <w:r>
+        <w:rPr>
+          <w:rFonts w:ascii="신명조" w:eastAsia="신명조" w:hint="eastAsia"/>
+          <w:szCs w:val="20"/>
+        </w:rPr>
+        <w:t>첫번째</w:t>
+      </w:r>
+      <w:r>
+        <w:rPr>
+          <w:rFonts w:ascii="신명조" w:eastAsia="신명조" w:hint="eastAsia"/>
+          <w:szCs w:val="20"/>
+        </w:rPr>
+        <w:t xml:space="preserve"> 컨테이너</w:t>
+      </w:r>
+      <w:r>
+        <w:rPr>
+          <w:rFonts w:ascii="신명조" w:eastAsia="신명조" w:hint="eastAsia"/>
+          <w:szCs w:val="20"/>
+        </w:rPr>
+        <w:t xml:space="preserve">는 애플리케이션의 실행에 필요한 라이브러리와 종속성과 같은 모든 파일을 함께 패키징 하여 격리시켜 </w:t>
+      </w:r>
+      <w:proofErr w:type="gramStart"/>
+      <w:r>
+        <w:rPr>
+          <w:rFonts w:ascii="신명조" w:eastAsia="신명조" w:hint="eastAsia"/>
+          <w:szCs w:val="20"/>
+        </w:rPr>
+        <w:t>실행 할</w:t>
+      </w:r>
+      <w:proofErr w:type="gramEnd"/>
+      <w:r>
+        <w:rPr>
+          <w:rFonts w:ascii="신명조" w:eastAsia="신명조" w:hint="eastAsia"/>
+          <w:szCs w:val="20"/>
+        </w:rPr>
+        <w:t xml:space="preserve"> 수 있는 기술이다. 두번째 </w:t>
+      </w:r>
+      <w:proofErr w:type="spellStart"/>
+      <w:r>
+        <w:rPr>
+          <w:rFonts w:ascii="신명조" w:eastAsia="신명조" w:hint="eastAsia"/>
+          <w:szCs w:val="20"/>
+        </w:rPr>
+        <w:t>마이크로서비스는</w:t>
+      </w:r>
+      <w:proofErr w:type="spellEnd"/>
+      <w:r>
+        <w:rPr>
+          <w:rFonts w:ascii="신명조" w:eastAsia="신명조" w:hint="eastAsia"/>
+          <w:szCs w:val="20"/>
+        </w:rPr>
+        <w:t xml:space="preserve"> 애플리케이션이 느슨하게 결합되고 독립적으로 배포 가능한 </w:t>
+      </w:r>
+      <w:r>
+        <w:rPr>
+          <w:rFonts w:ascii="신명조" w:eastAsia="신명조"/>
+          <w:szCs w:val="20"/>
+        </w:rPr>
+        <w:t>여러 개의</w:t>
+      </w:r>
+      <w:r>
+        <w:rPr>
+          <w:rFonts w:ascii="신명조" w:eastAsia="신명조" w:hint="eastAsia"/>
+          <w:szCs w:val="20"/>
+        </w:rPr>
+        <w:t xml:space="preserve"> 작은 구성 요소 또는 서비스로 구성된 </w:t>
+      </w:r>
+      <w:proofErr w:type="spellStart"/>
+      <w:r>
+        <w:rPr>
+          <w:rFonts w:ascii="신명조" w:eastAsia="신명조" w:hint="eastAsia"/>
+          <w:szCs w:val="20"/>
+        </w:rPr>
+        <w:t>아키턱처</w:t>
+      </w:r>
+      <w:proofErr w:type="spellEnd"/>
+      <w:r>
+        <w:rPr>
+          <w:rFonts w:ascii="신명조" w:eastAsia="신명조" w:hint="eastAsia"/>
+          <w:szCs w:val="20"/>
+        </w:rPr>
+        <w:t xml:space="preserve"> 방식이다. 세번째 Dev</w:t>
+      </w:r>
+      <w:r>
+        <w:rPr>
+          <w:rFonts w:ascii="신명조" w:eastAsia="신명조" w:hint="eastAsia"/>
+          <w:szCs w:val="20"/>
+        </w:rPr>
+        <w:t>O</w:t>
+      </w:r>
+      <w:r>
+        <w:rPr>
+          <w:rFonts w:ascii="신명조" w:eastAsia="신명조" w:hint="eastAsia"/>
+          <w:szCs w:val="20"/>
+        </w:rPr>
+        <w:t>ps는 개발(Development)와 운영(Operations)의 합성어로, 소프트웨어 개발과 IT운영 팀 간의 협업을 통해 애플리케이션과 서비스를 통합적으로 제공하기 위한 방법론이다. 네번</w:t>
+      </w:r>
+      <w:r>
+        <w:rPr>
+          <w:rFonts w:ascii="신명조" w:eastAsia="신명조" w:hint="eastAsia"/>
+          <w:szCs w:val="20"/>
+        </w:rPr>
+        <w:t>째 CI/CD(Continuous Integration/Continuous Deployment)</w:t>
+      </w:r>
+      <w:r>
+        <w:rPr>
+          <w:rFonts w:ascii="신명조" w:eastAsia="신명조"/>
+          <w:szCs w:val="20"/>
+        </w:rPr>
+        <w:t>는</w:t>
+      </w:r>
+      <w:r>
+        <w:rPr>
+          <w:rFonts w:ascii="신명조" w:eastAsia="신명조" w:hint="eastAsia"/>
+          <w:szCs w:val="20"/>
+        </w:rPr>
+        <w:t xml:space="preserve"> 지속적인 통합과 배포를 자동화하는 파이프라인을 구성하는 DevOps 기반의 개발 프로세스이다.</w:t>
+      </w:r>
+      <w:r>
+        <w:rPr>
+          <w:rFonts w:ascii="신명조" w:eastAsia="신명조" w:hint="eastAsia"/>
+          <w:szCs w:val="20"/>
+        </w:rPr>
+        <w:t xml:space="preserve"> </w:t>
+      </w:r>
+    </w:p>
+    <w:p>
+      <w:pPr>
+        <w:spacing w:line="480" w:lineRule="auto"/>
+        <w:jc w:val="left"/>
+        <w:rPr>
+          <w:rFonts w:ascii="신명조" w:eastAsia="신명조"/>
+          <w:szCs w:val="20"/>
+        </w:rPr>
+      </w:pPr>
+      <w:r>
+        <w:rPr>
+          <w:rFonts w:ascii="신명조" w:eastAsia="신명조" w:hint="eastAsia"/>
+          <w:szCs w:val="20"/>
+        </w:rPr>
+        <w:lastRenderedPageBreak/>
+        <w:t xml:space="preserve"> 이러한 기술 요소들로 구성된 클라우드 네이티브는 유연성, 확장성, 복원력, 자동화 등의 핵심 특성을 지닌다.</w:t>
+      </w:r>
+    </w:p>
+    <w:p>
+      <w:pPr>
+        <w:widowControl/>
+        <w:wordWrap/>
+        <w:autoSpaceDE/>
+        <w:autoSpaceDN/>
+        <w:rPr>
+          <w:rFonts w:ascii="신명조" w:eastAsia="신명조"/>
+          <w:szCs w:val="20"/>
+        </w:rPr>
+      </w:pPr>
+    </w:p>
+    <w:p>
+      <w:pPr>
+        <w:widowControl/>
+        <w:wordWrap/>
+        <w:autoSpaceDE/>
+        <w:autoSpaceDN/>
+        <w:rPr>
+          <w:rFonts w:ascii="신명조" w:eastAsia="신명조"/>
+          <w:szCs w:val="20"/>
+        </w:rPr>
+      </w:pPr>
+    </w:p>
+    <w:p>
+      <w:pPr>
+        <w:widowControl/>
+        <w:wordWrap/>
+        <w:autoSpaceDE/>
+        <w:autoSpaceDN/>
+        <w:rPr>
+          <w:rFonts w:ascii="신명조" w:eastAsia="신명조" w:hint="eastAsia"/>
+          <w:szCs w:val="20"/>
+        </w:rPr>
+      </w:pPr>
+    </w:p>
+    <w:p>
+      <w:pPr>
+        <w:jc w:val="left"/>
+        <w:rPr>
+          <w:rFonts w:ascii="신명조" w:eastAsia="신명조"/>
+          <w:b/>
+          <w:szCs w:val="20"/>
+        </w:rPr>
+      </w:pPr>
+      <w:r>
+        <w:rPr>
+          <w:rFonts w:ascii="신명조" w:eastAsia="신명조"/>
+          <w:b/>
+          <w:szCs w:val="20"/>
+        </w:rPr>
+        <w:t xml:space="preserve">2.2 </w:t>
+      </w:r>
+      <w:proofErr w:type="spellStart"/>
+      <w:r>
+        <w:rPr>
+          <w:rFonts w:ascii="신명조" w:eastAsia="신명조" w:hint="eastAsia"/>
+          <w:b/>
+          <w:szCs w:val="20"/>
+        </w:rPr>
+        <w:t>마이크로서비스</w:t>
+      </w:r>
+      <w:proofErr w:type="spellEnd"/>
+      <w:r>
+        <w:rPr>
+          <w:rFonts w:ascii="신명조" w:eastAsia="신명조" w:hint="eastAsia"/>
+          <w:b/>
+          <w:szCs w:val="20"/>
+        </w:rPr>
+        <w:t xml:space="preserve"> 아키텍처</w:t>
+      </w:r>
+    </w:p>
+    <w:p>
+      <w:pPr>
+        <w:spacing w:line="480" w:lineRule="auto"/>
+        <w:jc w:val="left"/>
+        <w:rPr>
+          <w:rFonts w:ascii="신명조" w:eastAsia="신명조"/>
+          <w:szCs w:val="20"/>
+        </w:rPr>
+      </w:pPr>
+    </w:p>
+    <w:p>
+      <w:pPr>
+        <w:spacing w:line="480" w:lineRule="auto"/>
+        <w:jc w:val="left"/>
+        <w:rPr>
+          <w:rFonts w:ascii="신명조" w:eastAsia="신명조"/>
+          <w:b/>
+          <w:szCs w:val="20"/>
+        </w:rPr>
+      </w:pPr>
+      <w:r>
+        <w:rPr>
+          <w:rFonts w:ascii="신명조" w:eastAsia="신명조"/>
+          <w:b/>
+          <w:szCs w:val="20"/>
+        </w:rPr>
+        <w:t>2.</w:t>
+      </w:r>
+      <w:r>
+        <w:rPr>
+          <w:rFonts w:ascii="신명조" w:eastAsia="신명조" w:hint="eastAsia"/>
+          <w:b/>
+          <w:szCs w:val="20"/>
+        </w:rPr>
+        <w:t>2</w:t>
+      </w:r>
+      <w:r>
+        <w:rPr>
+          <w:rFonts w:ascii="신명조" w:eastAsia="신명조"/>
+          <w:b/>
+          <w:szCs w:val="20"/>
+        </w:rPr>
+        <w:t>.1</w:t>
+      </w:r>
+      <w:r>
+        <w:rPr>
+          <w:rFonts w:ascii="신명조" w:eastAsia="신명조" w:hint="eastAsia"/>
+          <w:b/>
+          <w:szCs w:val="20"/>
+        </w:rPr>
+        <w:t xml:space="preserve"> </w:t>
+      </w:r>
+      <w:proofErr w:type="spellStart"/>
+      <w:r>
+        <w:rPr>
+          <w:rFonts w:ascii="신명조" w:eastAsia="신명조" w:hint="eastAsia"/>
+          <w:b/>
+          <w:szCs w:val="20"/>
+        </w:rPr>
+        <w:t>모놀리식</w:t>
+      </w:r>
+      <w:proofErr w:type="spellEnd"/>
+      <w:r>
+        <w:rPr>
+          <w:rFonts w:ascii="신명조" w:eastAsia="신명조" w:hint="eastAsia"/>
+          <w:b/>
+          <w:szCs w:val="20"/>
+        </w:rPr>
+        <w:t xml:space="preserve"> 아키텍처와 </w:t>
+      </w:r>
+      <w:proofErr w:type="spellStart"/>
+      <w:r>
+        <w:rPr>
+          <w:rFonts w:ascii="신명조" w:eastAsia="신명조" w:hint="eastAsia"/>
+          <w:b/>
+          <w:szCs w:val="20"/>
+        </w:rPr>
+        <w:t>마이크로서비스</w:t>
+      </w:r>
+      <w:proofErr w:type="spellEnd"/>
+      <w:r>
+        <w:rPr>
+          <w:rFonts w:ascii="신명조" w:eastAsia="신명조" w:hint="eastAsia"/>
+          <w:b/>
+          <w:szCs w:val="20"/>
+        </w:rPr>
+        <w:t xml:space="preserve"> 아키텍처 비교</w:t>
+      </w:r>
+    </w:p>
+    <w:p>
+      <w:pPr>
+        <w:spacing w:line="480" w:lineRule="auto"/>
+        <w:jc w:val="left"/>
+        <w:rPr>
+          <w:rFonts w:ascii="신명조" w:eastAsia="신명조"/>
+          <w:szCs w:val="20"/>
+        </w:rPr>
+      </w:pPr>
+    </w:p>
+    <w:p>
+      <w:pPr>
+        <w:spacing w:line="480" w:lineRule="auto"/>
+        <w:jc w:val="left"/>
+        <w:rPr>
+          <w:rFonts w:ascii="신명조" w:eastAsia="신명조"/>
+          <w:szCs w:val="20"/>
+        </w:rPr>
+      </w:pPr>
+      <w:r>
+        <w:rPr>
+          <w:rFonts w:ascii="신명조" w:eastAsia="신명조" w:hint="eastAsia"/>
+          <w:szCs w:val="20"/>
+        </w:rPr>
+        <w:t xml:space="preserve"> </w:t>
+      </w:r>
+      <w:proofErr w:type="spellStart"/>
+      <w:r>
+        <w:rPr>
+          <w:rFonts w:ascii="신명조" w:eastAsia="신명조" w:hint="eastAsia"/>
+          <w:szCs w:val="20"/>
+        </w:rPr>
+        <w:t>모놀리식</w:t>
+      </w:r>
+      <w:proofErr w:type="spellEnd"/>
+      <w:r>
+        <w:rPr>
+          <w:rFonts w:ascii="신명조" w:eastAsia="신명조" w:hint="eastAsia"/>
+          <w:szCs w:val="20"/>
+        </w:rPr>
+        <w:t xml:space="preserve"> 아키텍처는 다양한 기능의 서비스가 하나의 통합된 코드 베이스의 형태로 동작하는 구조를 의미한다. </w:t>
+      </w:r>
+      <w:r>
+        <w:rPr>
+          <w:rFonts w:ascii="신명조" w:eastAsia="신명조" w:hint="eastAsia"/>
+          <w:szCs w:val="20"/>
+        </w:rPr>
+        <w:t xml:space="preserve">내부 구성 요소 간의 높은 결합도와 의존성을 가지며, 하나의 단위로 동작하기 때문에 End-to-End 테스트가 용이하다는 장점을 가진다. </w:t>
+      </w:r>
+    </w:p>
+    <w:p>
+      <w:pPr>
+        <w:spacing w:line="480" w:lineRule="auto"/>
+        <w:ind w:firstLineChars="100" w:firstLine="200"/>
+        <w:jc w:val="left"/>
+        <w:rPr>
+          <w:rFonts w:ascii="신명조" w:eastAsia="신명조"/>
+          <w:szCs w:val="20"/>
+        </w:rPr>
+      </w:pPr>
+      <w:r>
+        <w:rPr>
+          <w:rFonts w:ascii="신명조" w:eastAsia="신명조" w:hint="eastAsia"/>
+          <w:szCs w:val="20"/>
+        </w:rPr>
+        <w:t xml:space="preserve">하지만 A사의 소비자 등록 관리 애플리케이션과 같이 시스템의 </w:t>
+      </w:r>
+      <w:r>
+        <w:rPr>
+          <w:rFonts w:ascii="신명조" w:eastAsia="신명조" w:hint="eastAsia"/>
+          <w:szCs w:val="20"/>
+        </w:rPr>
+        <w:t>규모가</w:t>
+      </w:r>
+      <w:r>
+        <w:rPr>
+          <w:rFonts w:ascii="신명조" w:eastAsia="신명조" w:hint="eastAsia"/>
+          <w:szCs w:val="20"/>
+        </w:rPr>
+        <w:t xml:space="preserve"> 커질 경우</w:t>
+      </w:r>
+      <w:r>
+        <w:rPr>
+          <w:rFonts w:ascii="신명조" w:eastAsia="신명조" w:hint="eastAsia"/>
+          <w:szCs w:val="20"/>
+        </w:rPr>
+        <w:t>,</w:t>
+      </w:r>
+      <w:r>
+        <w:rPr>
+          <w:rFonts w:ascii="신명조" w:eastAsia="신명조" w:hint="eastAsia"/>
+          <w:szCs w:val="20"/>
+        </w:rPr>
+        <w:t xml:space="preserve"> 빌드와 배포</w:t>
+      </w:r>
+      <w:r>
+        <w:rPr>
+          <w:rFonts w:ascii="신명조" w:eastAsia="신명조" w:hint="eastAsia"/>
+          <w:szCs w:val="20"/>
+        </w:rPr>
+        <w:t>에 소요되는 시간이</w:t>
+      </w:r>
+      <w:r>
+        <w:rPr>
+          <w:rFonts w:ascii="신명조" w:eastAsia="신명조" w:hint="eastAsia"/>
+          <w:szCs w:val="20"/>
+        </w:rPr>
+        <w:t xml:space="preserve"> 길어지고</w:t>
+      </w:r>
+      <w:r>
+        <w:rPr>
+          <w:rFonts w:ascii="신명조" w:eastAsia="신명조" w:hint="eastAsia"/>
+          <w:szCs w:val="20"/>
+        </w:rPr>
+        <w:t>,</w:t>
+      </w:r>
+      <w:r>
+        <w:rPr>
+          <w:rFonts w:ascii="신명조" w:eastAsia="신명조" w:hint="eastAsia"/>
+          <w:szCs w:val="20"/>
+        </w:rPr>
+        <w:t xml:space="preserve"> 하나의 모듈 변경</w:t>
+      </w:r>
+      <w:r>
+        <w:rPr>
+          <w:rFonts w:ascii="신명조" w:eastAsia="신명조" w:hint="eastAsia"/>
+          <w:szCs w:val="20"/>
+        </w:rPr>
+        <w:t>이</w:t>
+      </w:r>
+      <w:r>
+        <w:rPr>
+          <w:rFonts w:ascii="신명조" w:eastAsia="신명조" w:hint="eastAsia"/>
+          <w:szCs w:val="20"/>
+        </w:rPr>
+        <w:t xml:space="preserve"> 전체 시스템의 </w:t>
+      </w:r>
+      <w:proofErr w:type="spellStart"/>
+      <w:r>
+        <w:rPr>
+          <w:rFonts w:ascii="신명조" w:eastAsia="신명조" w:hint="eastAsia"/>
+          <w:szCs w:val="20"/>
+        </w:rPr>
+        <w:t>재빌드와</w:t>
+      </w:r>
+      <w:proofErr w:type="spellEnd"/>
+      <w:r>
+        <w:rPr>
+          <w:rFonts w:ascii="신명조" w:eastAsia="신명조" w:hint="eastAsia"/>
+          <w:szCs w:val="20"/>
+        </w:rPr>
+        <w:t xml:space="preserve"> 재배포를 </w:t>
+      </w:r>
+      <w:r>
+        <w:rPr>
+          <w:rFonts w:ascii="신명조" w:eastAsia="신명조" w:hint="eastAsia"/>
+          <w:szCs w:val="20"/>
+        </w:rPr>
+        <w:t>초래한다</w:t>
+      </w:r>
+      <w:r>
+        <w:rPr>
+          <w:rFonts w:ascii="신명조" w:eastAsia="신명조" w:hint="eastAsia"/>
+          <w:szCs w:val="20"/>
+        </w:rPr>
+        <w:t xml:space="preserve">. 따라서 </w:t>
+      </w:r>
+      <w:r>
+        <w:rPr>
+          <w:rFonts w:ascii="신명조" w:eastAsia="신명조" w:hint="eastAsia"/>
+          <w:szCs w:val="20"/>
+        </w:rPr>
+        <w:t>변경에 대한 민첩성이 떨어지고, 일부 기능의 수정이나 오류가 전체 시스템에 영향을 줄 수 있는 구조적 한계를 지닌다.</w:t>
+      </w:r>
+    </w:p>
+    <w:p>
+      <w:pPr>
+        <w:spacing w:line="480" w:lineRule="auto"/>
+        <w:ind w:firstLineChars="100" w:firstLine="200"/>
+        <w:jc w:val="left"/>
+        <w:rPr>
+          <w:rFonts w:ascii="신명조" w:eastAsia="신명조"/>
+          <w:szCs w:val="20"/>
+        </w:rPr>
+      </w:pPr>
+      <w:proofErr w:type="spellStart"/>
+      <w:r>
+        <w:rPr>
+          <w:rFonts w:ascii="신명조" w:eastAsia="신명조" w:hint="eastAsia"/>
+          <w:szCs w:val="20"/>
+        </w:rPr>
+        <w:t>마이크로서비스</w:t>
+      </w:r>
+      <w:proofErr w:type="spellEnd"/>
+      <w:r>
+        <w:rPr>
+          <w:rFonts w:ascii="신명조" w:eastAsia="신명조" w:hint="eastAsia"/>
+          <w:szCs w:val="20"/>
+        </w:rPr>
+        <w:t xml:space="preserve">(Microservice Architecture)는 애플리케이션을 기능 단위로 분리된 서비스들로 구성하며, 각 서비스가 독립적인 </w:t>
+      </w:r>
+      <w:r>
+        <w:rPr>
+          <w:rFonts w:ascii="신명조" w:eastAsia="신명조" w:hint="eastAsia"/>
+          <w:szCs w:val="20"/>
+        </w:rPr>
+        <w:t>배포와 확장이 가능한 아키텍처 방법이다.</w:t>
+      </w:r>
+      <w:r>
+        <w:rPr>
+          <w:rFonts w:ascii="신명조" w:eastAsia="신명조" w:hint="eastAsia"/>
+          <w:szCs w:val="20"/>
+        </w:rPr>
+        <w:t xml:space="preserve"> </w:t>
+      </w:r>
+      <w:proofErr w:type="spellStart"/>
+      <w:r>
+        <w:rPr>
+          <w:rFonts w:ascii="신명조" w:eastAsia="신명조" w:hint="eastAsia"/>
+          <w:szCs w:val="20"/>
+        </w:rPr>
+        <w:t>모놀리식</w:t>
+      </w:r>
+      <w:proofErr w:type="spellEnd"/>
+      <w:r>
+        <w:rPr>
+          <w:rFonts w:ascii="신명조" w:eastAsia="신명조" w:hint="eastAsia"/>
+          <w:szCs w:val="20"/>
+        </w:rPr>
+        <w:t xml:space="preserve"> 아키텍처에 비해, </w:t>
+      </w:r>
+      <w:proofErr w:type="spellStart"/>
+      <w:r>
+        <w:rPr>
+          <w:rFonts w:ascii="신명조" w:eastAsia="신명조" w:hint="eastAsia"/>
+          <w:szCs w:val="20"/>
+        </w:rPr>
+        <w:t>마이크로서비스</w:t>
+      </w:r>
+      <w:proofErr w:type="spellEnd"/>
+      <w:r>
+        <w:rPr>
+          <w:rFonts w:ascii="신명조" w:eastAsia="신명조" w:hint="eastAsia"/>
+          <w:szCs w:val="20"/>
+        </w:rPr>
+        <w:t xml:space="preserve"> 아키텍처는 서비스 간</w:t>
+      </w:r>
+      <w:r>
+        <w:rPr>
+          <w:rFonts w:ascii="신명조" w:eastAsia="신명조" w:hint="eastAsia"/>
+          <w:szCs w:val="20"/>
+        </w:rPr>
+        <w:lastRenderedPageBreak/>
+        <w:t>의 결합도가 낮아 변경 및 확장에 용이하고, 기능</w:t>
+      </w:r>
+      <w:r>
+        <w:rPr>
+          <w:rFonts w:ascii="신명조" w:eastAsia="신명조" w:hint="eastAsia"/>
+          <w:szCs w:val="20"/>
+        </w:rPr>
+        <w:t xml:space="preserve"> 단위로</w:t>
+      </w:r>
+      <w:r>
+        <w:rPr>
+          <w:rFonts w:ascii="신명조" w:eastAsia="신명조" w:hint="eastAsia"/>
+          <w:szCs w:val="20"/>
+        </w:rPr>
+        <w:t xml:space="preserve"> 서비스가 세분화 되어있기 때문에 하나의 서비스 장애가 </w:t>
+      </w:r>
+      <w:r>
+        <w:rPr>
+          <w:rFonts w:ascii="신명조" w:eastAsia="신명조" w:hint="eastAsia"/>
+          <w:szCs w:val="20"/>
+        </w:rPr>
+        <w:t xml:space="preserve">시스템에 미치는 영향을 </w:t>
+      </w:r>
+      <w:proofErr w:type="gramStart"/>
+      <w:r>
+        <w:rPr>
+          <w:rFonts w:ascii="신명조" w:eastAsia="신명조" w:hint="eastAsia"/>
+          <w:szCs w:val="20"/>
+        </w:rPr>
+        <w:t>최소화 할</w:t>
+      </w:r>
+      <w:proofErr w:type="gramEnd"/>
+      <w:r>
+        <w:rPr>
+          <w:rFonts w:ascii="신명조" w:eastAsia="신명조" w:hint="eastAsia"/>
+          <w:szCs w:val="20"/>
+        </w:rPr>
+        <w:t xml:space="preserve"> 수 있는 장점을 가진다. </w:t>
+      </w:r>
+    </w:p>
+    <w:p>
+      <w:pPr>
+        <w:spacing w:line="480" w:lineRule="auto"/>
+        <w:ind w:firstLineChars="100" w:firstLine="200"/>
+        <w:jc w:val="left"/>
+        <w:rPr>
+          <w:rFonts w:ascii="신명조" w:eastAsia="신명조"/>
+          <w:szCs w:val="20"/>
+        </w:rPr>
+      </w:pPr>
+      <w:r>
+        <w:rPr>
+          <w:rFonts w:ascii="신명조" w:eastAsia="신명조" w:hint="eastAsia"/>
+          <w:szCs w:val="20"/>
+        </w:rPr>
+        <w:t>A사의 애플리케이션</w:t>
+      </w:r>
+      <w:r>
+        <w:rPr>
+          <w:rFonts w:ascii="신명조" w:eastAsia="신명조" w:hint="eastAsia"/>
+          <w:szCs w:val="20"/>
+        </w:rPr>
+        <w:t>이</w:t>
+      </w:r>
+      <w:r>
+        <w:rPr>
+          <w:rFonts w:ascii="신명조" w:eastAsia="신명조" w:hint="eastAsia"/>
+          <w:szCs w:val="20"/>
+        </w:rPr>
+        <w:t xml:space="preserve"> </w:t>
+      </w:r>
+      <w:r>
+        <w:rPr>
+          <w:rFonts w:ascii="신명조" w:eastAsia="신명조" w:hint="eastAsia"/>
+          <w:szCs w:val="20"/>
+        </w:rPr>
+        <w:t>지향</w:t>
+      </w:r>
+      <w:r>
+        <w:rPr>
+          <w:rFonts w:ascii="신명조" w:eastAsia="신명조" w:hint="eastAsia"/>
+          <w:szCs w:val="20"/>
+        </w:rPr>
+        <w:t xml:space="preserve">하는 </w:t>
+      </w:r>
+      <w:r>
+        <w:rPr>
+          <w:rFonts w:ascii="신명조" w:eastAsia="신명조" w:hint="eastAsia"/>
+          <w:szCs w:val="20"/>
+        </w:rPr>
+        <w:t xml:space="preserve">지속적인 기능 확장과 트래픽 변화에 따른 안정적인 서비스 배포 및 운영을 달성하기 위해, </w:t>
+      </w:r>
+      <w:proofErr w:type="spellStart"/>
+      <w:r>
+        <w:rPr>
+          <w:rFonts w:ascii="신명조" w:eastAsia="신명조" w:hint="eastAsia"/>
+          <w:szCs w:val="20"/>
+        </w:rPr>
+        <w:t>마이크로서비스</w:t>
+      </w:r>
+      <w:proofErr w:type="spellEnd"/>
+      <w:r>
+        <w:rPr>
+          <w:rFonts w:ascii="신명조" w:eastAsia="신명조" w:hint="eastAsia"/>
+          <w:szCs w:val="20"/>
+        </w:rPr>
+        <w:t xml:space="preserve"> 아키텍처로의 전환은 적절한 대안이라 할 수 있다.</w:t>
+      </w:r>
+    </w:p>
+    <w:p>
+      <w:pPr>
+        <w:spacing w:line="480" w:lineRule="auto"/>
+        <w:ind w:firstLineChars="100" w:firstLine="200"/>
+        <w:jc w:val="left"/>
+        <w:rPr>
+          <w:rFonts w:ascii="신명조" w:eastAsia="신명조"/>
+          <w:szCs w:val="20"/>
+        </w:rPr>
+      </w:pPr>
+    </w:p>
+    <w:p>
+      <w:pPr>
+        <w:spacing w:line="480" w:lineRule="auto"/>
+        <w:jc w:val="left"/>
+        <w:rPr>
+          <w:rFonts w:ascii="신명조" w:eastAsia="신명조"/>
+          <w:szCs w:val="20"/>
+        </w:rPr>
+      </w:pPr>
+      <w:r>
+        <w:rPr>
+          <w:rFonts w:ascii="신명조" w:eastAsia="신명조"/>
+          <w:b/>
+          <w:szCs w:val="20"/>
+        </w:rPr>
+        <w:t>2.</w:t>
+      </w:r>
+      <w:r>
+        <w:rPr>
+          <w:rFonts w:ascii="신명조" w:eastAsia="신명조" w:hint="eastAsia"/>
+          <w:b/>
+          <w:szCs w:val="20"/>
+        </w:rPr>
+        <w:t>3</w:t>
+      </w:r>
+      <w:r>
+        <w:rPr>
+          <w:rFonts w:ascii="신명조" w:eastAsia="신명조"/>
+          <w:b/>
+          <w:szCs w:val="20"/>
+        </w:rPr>
+        <w:t xml:space="preserve"> </w:t>
+      </w:r>
+      <w:r>
+        <w:rPr>
+          <w:rFonts w:ascii="신명조" w:eastAsia="신명조" w:hint="eastAsia"/>
+          <w:b/>
+          <w:szCs w:val="20"/>
+        </w:rPr>
+        <w:t>관련 기술</w:t>
+      </w:r>
+    </w:p>
+    <w:p>
+      <w:pPr>
+        <w:widowControl/>
+        <w:wordWrap/>
+        <w:autoSpaceDE/>
+        <w:autoSpaceDN/>
+        <w:rPr>
+          <w:rFonts w:ascii="신명조" w:eastAsia="신명조"/>
+          <w:szCs w:val="20"/>
+        </w:rPr>
+      </w:pPr>
+    </w:p>
+    <w:p>
+      <w:pPr>
+        <w:spacing w:line="480" w:lineRule="auto"/>
+        <w:jc w:val="left"/>
+        <w:rPr>
+          <w:rFonts w:ascii="신명조" w:eastAsia="신명조"/>
+          <w:b/>
+          <w:szCs w:val="20"/>
+        </w:rPr>
+      </w:pPr>
+      <w:r>
+        <w:rPr>
+          <w:rFonts w:ascii="신명조" w:eastAsia="신명조"/>
+          <w:b/>
+          <w:szCs w:val="20"/>
+        </w:rPr>
+        <w:t>2.</w:t>
+      </w:r>
+      <w:r>
+        <w:rPr>
+          <w:rFonts w:ascii="신명조" w:eastAsia="신명조" w:hint="eastAsia"/>
+          <w:b/>
+          <w:szCs w:val="20"/>
+        </w:rPr>
+        <w:t>3</w:t>
+      </w:r>
+      <w:r>
+        <w:rPr>
+          <w:rFonts w:ascii="신명조" w:eastAsia="신명조"/>
+          <w:b/>
+          <w:szCs w:val="20"/>
+        </w:rPr>
+        <w:t>.1</w:t>
+      </w:r>
+      <w:r>
+        <w:rPr>
+          <w:rFonts w:ascii="신명조" w:eastAsia="신명조" w:hint="eastAsia"/>
+          <w:b/>
+          <w:szCs w:val="20"/>
+        </w:rPr>
+        <w:t xml:space="preserve"> 컨테이너 &amp; Docker</w:t>
+      </w:r>
+      <w:r>
+        <w:rPr>
+          <w:rFonts w:ascii="신명조" w:eastAsia="신명조" w:hint="eastAsia"/>
+          <w:b/>
+          <w:szCs w:val="20"/>
+        </w:rPr>
+        <w:t xml:space="preserve"> </w:t>
+      </w:r>
+    </w:p>
+    <w:p>
+      <w:pPr>
+        <w:spacing w:line="480" w:lineRule="auto"/>
+        <w:jc w:val="left"/>
+        <w:rPr>
+          <w:rFonts w:ascii="신명조" w:eastAsia="신명조"/>
+          <w:bCs/>
+          <w:szCs w:val="20"/>
+        </w:rPr>
+      </w:pPr>
+      <w:r>
+        <w:rPr>
+          <w:rFonts w:ascii="신명조" w:eastAsia="신명조" w:hint="eastAsia"/>
+          <w:bCs/>
+          <w:szCs w:val="20"/>
+        </w:rPr>
+        <w:t xml:space="preserve"> 가상머신</w:t>
+      </w:r>
+      <w:r>
+        <w:rPr>
+          <w:rFonts w:ascii="신명조" w:eastAsia="신명조" w:hint="eastAsia"/>
+          <w:bCs/>
+          <w:szCs w:val="20"/>
+        </w:rPr>
+        <w:t xml:space="preserve">(Virtual Machine)은 물리 서버 위에 </w:t>
+      </w:r>
+      <w:proofErr w:type="spellStart"/>
+      <w:r>
+        <w:rPr>
+          <w:rFonts w:ascii="신명조" w:eastAsia="신명조" w:hint="eastAsia"/>
+          <w:bCs/>
+          <w:szCs w:val="20"/>
+        </w:rPr>
+        <w:t>하이퍼바이저</w:t>
+      </w:r>
+      <w:proofErr w:type="spellEnd"/>
+      <w:r>
+        <w:rPr>
+          <w:rFonts w:ascii="신명조" w:eastAsia="신명조" w:hint="eastAsia"/>
+          <w:bCs/>
+          <w:szCs w:val="20"/>
+        </w:rPr>
+        <w:t xml:space="preserve">(Hypervisor)를 통해 </w:t>
+      </w:r>
+      <w:r>
+        <w:rPr>
+          <w:rFonts w:ascii="신명조" w:eastAsia="신명조" w:hint="eastAsia"/>
+          <w:bCs/>
+          <w:szCs w:val="20"/>
+        </w:rPr>
+        <w:t xml:space="preserve">시스템 환경을 </w:t>
+      </w:r>
+      <w:proofErr w:type="spellStart"/>
+      <w:r>
+        <w:rPr>
+          <w:rFonts w:ascii="신명조" w:eastAsia="신명조" w:hint="eastAsia"/>
+          <w:bCs/>
+          <w:szCs w:val="20"/>
+        </w:rPr>
+        <w:t>가상</w:t>
+      </w:r>
+      <w:r>
+        <w:rPr>
+          <w:rFonts w:ascii="신명조" w:eastAsia="신명조" w:hint="eastAsia"/>
+          <w:bCs/>
+          <w:szCs w:val="20"/>
+        </w:rPr>
+        <w:t>화하여</w:t>
+      </w:r>
+      <w:proofErr w:type="spellEnd"/>
+      <w:r>
+        <w:rPr>
+          <w:rFonts w:ascii="신명조" w:eastAsia="신명조" w:hint="eastAsia"/>
+          <w:bCs/>
+          <w:szCs w:val="20"/>
+        </w:rPr>
+        <w:t xml:space="preserve"> </w:t>
+      </w:r>
+      <w:r>
+        <w:rPr>
+          <w:rFonts w:ascii="신명조" w:eastAsia="신명조" w:hint="eastAsia"/>
+          <w:bCs/>
+          <w:szCs w:val="20"/>
+        </w:rPr>
+        <w:t>실행하는 방식이다</w:t>
+      </w:r>
+      <w:r>
+        <w:rPr>
+          <w:rFonts w:ascii="신명조" w:eastAsia="신명조" w:hint="eastAsia"/>
+          <w:bCs/>
+          <w:szCs w:val="20"/>
+        </w:rPr>
+        <w:t>. 가상 서버는 물리 서버처럼 작동하며</w:t>
+      </w:r>
+      <w:r>
+        <w:rPr>
+          <w:rFonts w:ascii="신명조" w:eastAsia="신명조" w:hint="eastAsia"/>
+          <w:bCs/>
+          <w:szCs w:val="20"/>
+        </w:rPr>
+        <w:t xml:space="preserve"> 다른 운영체제를 동시에 구동할 수</w:t>
+      </w:r>
+      <w:r>
+        <w:rPr>
+          <w:rFonts w:ascii="신명조" w:eastAsia="신명조" w:hint="eastAsia"/>
+          <w:bCs/>
+          <w:szCs w:val="20"/>
+        </w:rPr>
+        <w:t xml:space="preserve"> 있지만</w:t>
+      </w:r>
+      <w:r>
+        <w:rPr>
+          <w:rFonts w:ascii="신명조" w:eastAsia="신명조" w:hint="eastAsia"/>
+          <w:bCs/>
+          <w:szCs w:val="20"/>
+        </w:rPr>
+        <w:t xml:space="preserve">, 오버헤드가 크고 실행 속도가 </w:t>
+      </w:r>
+      <w:r>
+        <w:rPr>
+          <w:rFonts w:ascii="신명조" w:eastAsia="신명조" w:hint="eastAsia"/>
+          <w:bCs/>
+          <w:szCs w:val="20"/>
+        </w:rPr>
+        <w:t>느리다는 단점을</w:t>
+      </w:r>
+      <w:r>
+        <w:rPr>
+          <w:rFonts w:ascii="신명조" w:eastAsia="신명조" w:hint="eastAsia"/>
+          <w:bCs/>
+          <w:szCs w:val="20"/>
+        </w:rPr>
+        <w:t xml:space="preserve"> 지닌다. </w:t>
+      </w:r>
+    </w:p>
+    <w:p>
+      <w:pPr>
+        <w:spacing w:line="480" w:lineRule="auto"/>
+        <w:jc w:val="left"/>
+        <w:rPr>
+          <w:rFonts w:ascii="신명조" w:eastAsia="신명조"/>
+          <w:bCs/>
+          <w:szCs w:val="20"/>
+        </w:rPr>
+      </w:pPr>
+      <w:r>
+        <w:rPr>
+          <w:rFonts w:ascii="신명조" w:eastAsia="신명조" w:hint="eastAsia"/>
+          <w:bCs/>
+          <w:szCs w:val="20"/>
+        </w:rPr>
+        <w:t xml:space="preserve"> 컨테이너(Container)는 호스트 운영체제 위에서 애플리케이션과 그 실행 환경을 하나의 패키지로 묶어 </w:t>
+      </w:r>
+      <w:proofErr w:type="spellStart"/>
+      <w:r>
+        <w:rPr>
+          <w:rFonts w:ascii="신명조" w:eastAsia="신명조" w:hint="eastAsia"/>
+          <w:bCs/>
+          <w:szCs w:val="20"/>
+        </w:rPr>
+        <w:t>이미지화하여</w:t>
+      </w:r>
+      <w:proofErr w:type="spellEnd"/>
+      <w:r>
+        <w:rPr>
+          <w:rFonts w:ascii="신명조" w:eastAsia="신명조" w:hint="eastAsia"/>
+          <w:bCs/>
+          <w:szCs w:val="20"/>
+        </w:rPr>
+        <w:t xml:space="preserve"> 실행하는 기술이다. 가상머신과 달리 운영체제 커널을 공유하면서도, 애플리케이션 간 실행환경을 분리하기 때문에 더 빠르고 가볍게 동작하는 장점을 가진다.</w:t>
+      </w:r>
+    </w:p>
+    <w:p>
+      <w:pPr>
+        <w:spacing w:line="480" w:lineRule="auto"/>
+        <w:jc w:val="left"/>
+        <w:rPr>
+          <w:rFonts w:ascii="신명조" w:eastAsia="신명조" w:hint="eastAsia"/>
+          <w:bCs/>
+          <w:szCs w:val="20"/>
+        </w:rPr>
+      </w:pPr>
+      <w:r>
+        <w:rPr>
+          <w:rFonts w:ascii="신명조" w:eastAsia="신명조" w:hint="eastAsia"/>
+          <w:bCs/>
+          <w:szCs w:val="20"/>
+        </w:rPr>
+        <w:t xml:space="preserve"> Docker는 그 중에서도 컨테이너 기술을 사용하는 애플리케이션의 실행을 위해 설계된 소프트웨어 컨테이너 플랫폼으로, 컨테이너의 실행과 관리를 담당하는 </w:t>
+      </w:r>
+      <w:proofErr w:type="spellStart"/>
+      <w:r>
+        <w:rPr>
+          <w:rFonts w:ascii="신명조" w:eastAsia="신명조" w:hint="eastAsia"/>
+          <w:bCs/>
+          <w:szCs w:val="20"/>
+        </w:rPr>
+        <w:lastRenderedPageBreak/>
+        <w:t>Dokcer</w:t>
+      </w:r>
+      <w:proofErr w:type="spellEnd"/>
+      <w:r>
+        <w:rPr>
+          <w:rFonts w:ascii="신명조" w:eastAsia="신명조" w:hint="eastAsia"/>
+          <w:bCs/>
+          <w:szCs w:val="20"/>
+        </w:rPr>
+        <w:t xml:space="preserve"> </w:t>
+      </w:r>
+      <w:proofErr w:type="spellStart"/>
+      <w:r>
+        <w:rPr>
+          <w:rFonts w:ascii="신명조" w:eastAsia="신명조" w:hint="eastAsia"/>
+          <w:bCs/>
+          <w:szCs w:val="20"/>
+        </w:rPr>
+        <w:t>데몬과</w:t>
+      </w:r>
+      <w:proofErr w:type="spellEnd"/>
+      <w:r>
+        <w:rPr>
+          <w:rFonts w:ascii="신명조" w:eastAsia="신명조" w:hint="eastAsia"/>
+          <w:bCs/>
+          <w:szCs w:val="20"/>
+        </w:rPr>
+        <w:t xml:space="preserve"> 이를 구동하는 Docker 엔진으로 구성된다.</w:t>
+      </w:r>
+    </w:p>
+    <w:p>
+      <w:pPr>
+        <w:spacing w:line="480" w:lineRule="auto"/>
+        <w:jc w:val="left"/>
+        <w:rPr>
+          <w:rFonts w:ascii="신명조" w:eastAsia="신명조" w:hint="eastAsia"/>
+          <w:b/>
+          <w:szCs w:val="20"/>
+        </w:rPr>
+      </w:pPr>
+      <w:r>
+        <w:rPr>
+          <w:rFonts w:ascii="신명조" w:eastAsia="신명조"/>
+          <w:b/>
+          <w:szCs w:val="20"/>
+        </w:rPr>
+        <w:t>2.</w:t>
+      </w:r>
+      <w:r>
+        <w:rPr>
+          <w:rFonts w:ascii="신명조" w:eastAsia="신명조" w:hint="eastAsia"/>
+          <w:b/>
+          <w:szCs w:val="20"/>
+        </w:rPr>
+        <w:t>3</w:t>
+      </w:r>
+      <w:r>
+        <w:rPr>
+          <w:rFonts w:ascii="신명조" w:eastAsia="신명조"/>
+          <w:b/>
+          <w:szCs w:val="20"/>
+        </w:rPr>
+        <w:t>.</w:t>
+      </w:r>
+      <w:r>
+        <w:rPr>
+          <w:rFonts w:ascii="신명조" w:eastAsia="신명조" w:hint="eastAsia"/>
+          <w:b/>
+          <w:szCs w:val="20"/>
+        </w:rPr>
+        <w:t>2</w:t>
+      </w:r>
+      <w:r>
+        <w:rPr>
+          <w:rFonts w:ascii="신명조" w:eastAsia="신명조" w:hint="eastAsia"/>
+          <w:b/>
+          <w:szCs w:val="20"/>
+        </w:rPr>
+        <w:t xml:space="preserve"> </w:t>
+      </w:r>
+      <w:proofErr w:type="spellStart"/>
+      <w:r>
+        <w:rPr>
+          <w:rFonts w:ascii="신명조" w:eastAsia="신명조" w:hint="eastAsia"/>
+          <w:b/>
+          <w:szCs w:val="20"/>
+        </w:rPr>
+        <w:t>kubernetes</w:t>
+      </w:r>
+      <w:proofErr w:type="spellEnd"/>
+    </w:p>
+    <w:p>
+      <w:pPr>
+        <w:widowControl/>
+        <w:wordWrap/>
+        <w:autoSpaceDE/>
+        <w:autoSpaceDN/>
+        <w:rPr>
+          <w:rFonts w:ascii="신명조" w:eastAsia="신명조" w:hint="eastAsia"/>
+          <w:szCs w:val="20"/>
+        </w:rPr>
+      </w:pPr>
+      <w:r>
+        <w:rPr>
+          <w:rFonts w:ascii="신명조" w:eastAsia="신명조"/>
+          <w:szCs w:val="20"/>
+        </w:rPr>
+        <w:t>K</w:t>
+      </w:r>
+      <w:r>
+        <w:rPr>
+          <w:rFonts w:ascii="신명조" w:eastAsia="신명조" w:hint="eastAsia"/>
+          <w:szCs w:val="20"/>
+        </w:rPr>
+        <w:t xml:space="preserve">ubernetes는 컨테이너의 상태를 </w:t>
+      </w:r>
+      <w:proofErr w:type="spellStart"/>
+      <w:r>
+        <w:rPr>
+          <w:rFonts w:ascii="신명조" w:eastAsia="신명조" w:hint="eastAsia"/>
+          <w:szCs w:val="20"/>
+        </w:rPr>
+        <w:t>프로비저닝하고</w:t>
+      </w:r>
+      <w:proofErr w:type="spellEnd"/>
+      <w:r>
+        <w:rPr>
+          <w:rFonts w:ascii="신명조" w:eastAsia="신명조" w:hint="eastAsia"/>
+          <w:szCs w:val="20"/>
+        </w:rPr>
+        <w:t xml:space="preserve"> 자동으로 배포, 확장 및 조율하는 오케스트레이션 플랫폼이다. </w:t>
+      </w:r>
+      <w:r>
+        <w:rPr>
+          <w:rFonts w:ascii="신명조" w:eastAsia="신명조" w:hint="eastAsia"/>
+          <w:szCs w:val="20"/>
+        </w:rPr>
+        <w:t xml:space="preserve">Kubernetes는 컨테이너를 논리적인 단위인 </w:t>
+      </w:r>
+      <w:proofErr w:type="spellStart"/>
+      <w:r>
+        <w:rPr>
+          <w:rFonts w:ascii="신명조" w:eastAsia="신명조" w:hint="eastAsia"/>
+          <w:szCs w:val="20"/>
+        </w:rPr>
+        <w:t>파드</w:t>
+      </w:r>
+      <w:proofErr w:type="spellEnd"/>
+      <w:r>
+        <w:rPr>
+          <w:rFonts w:ascii="신명조" w:eastAsia="신명조" w:hint="eastAsia"/>
+          <w:szCs w:val="20"/>
+        </w:rPr>
+        <w:t xml:space="preserve">(pod)로 그룹화 하여 클러스터 내에서 </w:t>
+      </w:r>
+      <w:proofErr w:type="spellStart"/>
+      <w:r>
+        <w:rPr>
+          <w:rFonts w:ascii="신명조" w:eastAsia="신명조" w:hint="eastAsia"/>
+          <w:szCs w:val="20"/>
+        </w:rPr>
+        <w:t>스케줄링한다</w:t>
+      </w:r>
+      <w:proofErr w:type="spellEnd"/>
+      <w:r>
+        <w:rPr>
+          <w:rFonts w:ascii="신명조" w:eastAsia="신명조" w:hint="eastAsia"/>
+          <w:szCs w:val="20"/>
+        </w:rPr>
+        <w:t xml:space="preserve">. </w:t>
+      </w:r>
+      <w:r>
+        <w:rPr>
+          <w:rFonts w:ascii="신명조" w:eastAsia="신명조" w:hint="eastAsia"/>
+          <w:szCs w:val="20"/>
+        </w:rPr>
+        <w:t>Deployment</w:t>
+      </w:r>
+      <w:proofErr w:type="gramStart"/>
+      <w:r>
+        <w:rPr>
+          <w:rFonts w:ascii="신명조" w:eastAsia="신명조" w:hint="eastAsia"/>
+          <w:szCs w:val="20"/>
+        </w:rPr>
+        <w:t>는  Pod</w:t>
+      </w:r>
+      <w:proofErr w:type="gramEnd"/>
+      <w:r>
+        <w:rPr>
+          <w:rFonts w:ascii="신명조" w:eastAsia="신명조" w:hint="eastAsia"/>
+          <w:szCs w:val="20"/>
+        </w:rPr>
+        <w:t xml:space="preserve">를 선언하고 정의하는 기능이며 </w:t>
+      </w:r>
+      <w:proofErr w:type="spellStart"/>
+      <w:r>
+        <w:rPr>
+          <w:rFonts w:ascii="신명조" w:eastAsia="신명조" w:hint="eastAsia"/>
+          <w:szCs w:val="20"/>
+        </w:rPr>
+        <w:t>ReplicaSet</w:t>
+      </w:r>
+      <w:proofErr w:type="spellEnd"/>
+      <w:r>
+        <w:rPr>
+          <w:rFonts w:ascii="신명조" w:eastAsia="신명조" w:hint="eastAsia"/>
+          <w:szCs w:val="20"/>
+        </w:rPr>
+        <w:t xml:space="preserve">은 Pod의 설정 및 유지를 확보한다. </w:t>
+      </w:r>
+      <w:proofErr w:type="spellStart"/>
+      <w:r>
+        <w:rPr>
+          <w:rFonts w:ascii="신명조" w:eastAsia="신명조" w:hint="eastAsia"/>
+          <w:szCs w:val="20"/>
+        </w:rPr>
+        <w:t>따랏</w:t>
+      </w:r>
+      <w:proofErr w:type="spellEnd"/>
+      <w:r>
+        <w:rPr>
+          <w:rFonts w:ascii="신명조" w:eastAsia="신명조" w:hint="eastAsia"/>
+          <w:szCs w:val="20"/>
+        </w:rPr>
+        <w:t xml:space="preserve">   </w:t>
+      </w:r>
+    </w:p>
+    <w:p>
+      <w:pPr>
+        <w:widowControl/>
+        <w:wordWrap/>
+        <w:autoSpaceDE/>
+        <w:autoSpaceDN/>
+        <w:spacing w:line="480" w:lineRule="auto"/>
+        <w:rPr>
+          <w:rFonts w:ascii="신명조" w:eastAsia="신명조" w:hint="eastAsia"/>
+          <w:szCs w:val="20"/>
+        </w:rPr>
+      </w:pPr>
+      <w:r>
+        <w:rPr>
+          <w:rFonts w:ascii="신명조" w:eastAsia="신명조" w:hint="eastAsia"/>
+          <w:szCs w:val="20"/>
+        </w:rPr>
+        <w:t xml:space="preserve">출처 Cloud Native Computing Foundation </w:t>
+      </w:r>
+      <w:r>
+        <w:rPr>
+          <w:rFonts w:ascii="신명조" w:eastAsia="신명조"/>
+          <w:szCs w:val="20"/>
+        </w:rPr>
+        <w:t>“</w:t>
+      </w:r>
+      <w:r>
+        <w:rPr>
+          <w:rFonts w:ascii="신명조" w:eastAsia="신명조" w:hint="eastAsia"/>
+          <w:szCs w:val="20"/>
+        </w:rPr>
+        <w:t>CNCF Cloud Native Definition v1.1</w:t>
+      </w:r>
+      <w:proofErr w:type="gramStart"/>
+      <w:r>
+        <w:rPr>
+          <w:rFonts w:ascii="신명조" w:eastAsia="신명조"/>
+          <w:szCs w:val="20"/>
+        </w:rPr>
+        <w:t>”</w:t>
+      </w:r>
+      <w:r>
+        <w:rPr>
+          <w:rFonts w:ascii="신명조" w:eastAsia="신명조" w:hint="eastAsia"/>
+          <w:szCs w:val="20"/>
+        </w:rPr>
+        <w:t xml:space="preserve"> ,</w:t>
+      </w:r>
+      <w:proofErr w:type="gramEnd"/>
+      <w:r>
+        <w:rPr>
+          <w:rFonts w:ascii="신명조" w:eastAsia="신명조" w:hint="eastAsia"/>
+          <w:szCs w:val="20"/>
+        </w:rPr>
+        <w:t xml:space="preserve"> http://mng.bz/de</w:t>
+      </w:r>
+      <w:r>
+        <w:rPr>
+          <w:rFonts w:ascii="신명조" w:eastAsia="신명조" w:hint="eastAsia"/>
+          <w:szCs w:val="20"/>
+        </w:rPr>
+        <w:t>1w.</w:t>
+      </w:r>
+    </w:p>
+    <w:p>
+      <w:pPr>
+        <w:ind w:firstLineChars="100" w:firstLine="200"/>
+        <w:jc w:val="left"/>
+        <w:rPr>
+          <w:rFonts w:ascii="신명조" w:eastAsia="신명조" w:hint="eastAsia"/>
+          <w:b/>
           <w:szCs w:val="20"/>
         </w:rPr>
       </w:pPr>
@@ -9575,6 +11437,155 @@
     </w:lvl>
   </w:abstractNum>
   <w:abstractNum w:abstractNumId="10" w15:restartNumberingAfterBreak="0">
+    <w:nsid w:val="4C227767"/>
+    <w:multiLevelType w:val="multilevel"/>
+    <w:tmpl w:val="FD704EF8"/>
+    <w:lvl w:ilvl="0">
+      <w:start w:val="1"/>
+      <w:numFmt w:val="bullet"/>
+      <w:lvlText w:val=""/>
+      <w:lvlJc w:val="left"/>
+      <w:pPr>
+        <w:tabs>
+          <w:tab w:val="num" w:pos="720"/>
+        </w:tabs>
+        <w:ind w:left="720" w:hanging="360"/>
+      </w:pPr>
+      <w:rPr>
+        <w:rFonts w:ascii="Symbol" w:hAnsi="Symbol" w:hint="default"/>
+        <w:sz w:val="20"/>
+      </w:rPr>
+    </w:lvl>
+    <w:lvl w:ilvl="1" w:tentative="1">
+      <w:start w:val="1"/>
+      <w:numFmt w:val="bullet"/>
+      <w:lvlText w:val="o"/>
+      <w:lvlJc w:val="left"/>
+      <w:pPr>
+        <w:tabs>
+          <w:tab w:val="num" w:pos="1440"/>
+        </w:tabs>
+        <w:ind w:left="1440" w:hanging="360"/>
+      </w:pPr>
+      <w:rPr>
+        <w:rFonts w:ascii="Courier New" w:hAnsi="Courier New" w:hint="default"/>
+        <w:sz w:val="20"/>
+      </w:rPr>
+    </w:lvl>
+    <w:lvl w:ilvl="2" w:tentative="1">
+      <w:start w:val="1"/>
+      <w:numFmt w:val="bullet"/>
+      <w:lvlText w:val=""/>
+      <w:lvlJc w:val="left"/>
+      <w:pPr>
+        <w:tabs>
+          <w:tab w:val="num" w:pos="2160"/>
+        </w:tabs>
+        <w:ind w:left="2160" w:hanging="360"/>
+      </w:pPr>
+      <w:rPr>
+        <w:rFonts w:ascii="Wingdings" w:hAnsi="Wingdings" w:hint="default"/>
+        <w:sz w:val="20"/>
+      </w:rPr>
+    </w:lvl>
+    <w:lvl w:ilvl="3" w:tentative="1">
+      <w:start w:val="1"/>
+      <w:numFmt w:val="bullet"/>
+      <w:lvlText w:val=""/>
+      <w:lvlJc w:val="left"/>
+      <w:pPr>
+        <w:tabs>
+          <w:tab w:val="num" w:pos="2880"/>
+        </w:tabs>
+        <w:ind w:left="2880" w:hanging="360"/>
+      </w:pPr>
+      <w:rPr>
+        <w:rFonts w:ascii="Wingdings" w:hAnsi="Wingdings" w:hint="default"/>
+        <w:sz w:val="20"/>
+      </w:rPr>
+    </w:lvl>
+    <w:lvl w:ilvl="4" w:tentative="1">
+      <w:start w:val="1"/>
+      <w:numFmt w:val="bullet"/>
+      <w:lvlText w:val=""/>
+      <w:lvlJc w:val="left"/>
+      <w:pPr>
+        <w:tabs>
+          <w:tab w:val="num" w:pos="3600"/>
+        </w:tabs>
+        <w:ind w:left="3600" w:hanging="360"/>
+      </w:pPr>
+      <w:rPr>
+        <w:rFonts w:ascii="Wingdings" w:hAnsi="Wingdings" w:hint="default"/>
+        <w:sz w:val="20"/>
+      </w:rPr>
+    </w:lvl>
+    <w:lvl w:ilvl="5" w:tentative="1">
+      <w:start w:val="1"/>
+      <w:numFmt w:val="bullet"/>
+      <w:lvlText w:val=""/>
+      <w:lvlJc w:val="left"/>
+      <w:pPr>
+        <w:tabs>
+          <w:tab w:val="num" w:pos="4320"/>
+        </w:tabs>
+        <w:ind w:left="4320" w:hanging="360"/>
+      </w:pPr>
+      <w:rPr>
+        <w:rFonts w:ascii="Wingdings" w:hAnsi="Wingdings" w:hint="default"/>
+        <w:sz w:val="20"/>
+      </w:rPr>
+    </w:lvl>
+    <w:lvl w:ilvl="6" w:tentative="1">
+      <w:start w:val="1"/>
+      <w:numFmt w:val="bullet"/>
+      <w:lvlText w:val=""/>
+      <w:lvlJc w:val="left"/>
+      <w:pPr>
+        <w:tabs>
+          <w:tab w:val="num" w:pos="5040"/>
+        </w:tabs>
+        <w:ind w:left="5040" w:hanging="360"/>
+      </w:pPr>
+      <w:rPr>
+        <w:rFonts w:ascii="Wingdings" w:hAnsi="Wingdings" w:hint="default"/>
+        <w:sz w:val="20"/>
+      </w:rPr>
+    </w:lvl>
+    <w:lvl w:ilvl="7" w:tentative="1">
+      <w:start w:val="1"/>
+      <w:numFmt w:val="bullet"/>
+      <w:lvlText w:val=""/>
+      <w:lvlJc w:val="left"/>
+      <w:pPr>
+        <w:tabs>
+          <w:tab w:val="num" w:pos="5760"/>
+        </w:tabs>
+        <w:ind w:left="5760" w:hanging="360"/>
+      </w:pPr>
+      <w:rPr>
+        <w:rFonts w:ascii="Wingdings" w:hAnsi="Wingdings" w:hint="default"/>
+        <w:sz w:val="20"/>
+      </w:rPr>
+    </w:lvl>
+    <w:lvl w:ilvl="8" w:tentative="1">
+      <w:start w:val="1"/>
+      <w:numFmt w:val="bullet"/>
+      <w:lvlText w:val=""/>
+      <w:lvlJc w:val="left"/>
+      <w:pPr>
+        <w:tabs>
+          <w:tab w:val="num" w:pos="6480"/>
+        </w:tabs>
+        <w:ind w:left="6480" w:hanging="360"/>
+      </w:pPr>
+      <w:rPr>
+        <w:rFonts w:ascii="Wingdings" w:hAnsi="Wingdings" w:hint="default"/>
+        <w:sz w:val="20"/>
+      </w:rPr>
+    </w:lvl>
+  </w:abstractNum>
+  <w:abstractNum w:abstractNumId="11" w15:restartNumberingAfterBreak="0">
     <w:nsid w:val="54311C03"/>
     <w:multiLevelType w:val="hybridMultilevel"/>
     <w:tmpl w:val="547CA902"/>
@@ -9687,7 +11698,7 @@
       </w:rPr>
     </w:lvl>
   </w:abstractNum>
-  <w:abstractNum w:abstractNumId="11" w15:restartNumberingAfterBreak="0">
+  <w:abstractNum w:abstractNumId="12" w15:restartNumberingAfterBreak="0">
     <w:nsid w:val="5D1A6D49"/>
     <w:multiLevelType w:val="hybridMultilevel"/>
     <w:tmpl w:val="72D4A16C"/>
@@ -9800,7 +11811,156 @@
       </w:rPr>
     </w:lvl>
   </w:abstractNum>
-  <w:abstractNum w:abstractNumId="12" w15:restartNumberingAfterBreak="0">
+  <w:abstractNum w:abstractNumId="13" w15:restartNumberingAfterBreak="0">
+    <w:nsid w:val="77DE440F"/>
+    <w:multiLevelType w:val="multilevel"/>
+    <w:tmpl w:val="54B65830"/>
+    <w:lvl w:ilvl="0">
+      <w:start w:val="1"/>
+      <w:numFmt w:val="bullet"/>
+      <w:lvlText w:val=""/>
+      <w:lvlJc w:val="left"/>
+      <w:pPr>
+        <w:tabs>
+          <w:tab w:val="num" w:pos="720"/>
+        </w:tabs>
+        <w:ind w:left="720" w:hanging="360"/>
+      </w:pPr>
+      <w:rPr>
+        <w:rFonts w:ascii="Symbol" w:hAnsi="Symbol" w:hint="default"/>
+        <w:sz w:val="20"/>
+      </w:rPr>
+    </w:lvl>
+    <w:lvl w:ilvl="1" w:tentative="1">
+      <w:start w:val="1"/>
+      <w:numFmt w:val="bullet"/>
+      <w:lvlText w:val="o"/>
+      <w:lvlJc w:val="left"/>
+      <w:pPr>
+        <w:tabs>
+          <w:tab w:val="num" w:pos="1440"/>
+        </w:tabs>
+        <w:ind w:left="1440" w:hanging="360"/>
+      </w:pPr>
+      <w:rPr>
+        <w:rFonts w:ascii="Courier New" w:hAnsi="Courier New" w:hint="default"/>
+        <w:sz w:val="20"/>
+      </w:rPr>
+    </w:lvl>
+    <w:lvl w:ilvl="2" w:tentative="1">
+      <w:start w:val="1"/>
+      <w:numFmt w:val="bullet"/>
+      <w:lvlText w:val=""/>
+      <w:lvlJc w:val="left"/>
+      <w:pPr>
+        <w:tabs>
+          <w:tab w:val="num" w:pos="2160"/>
+        </w:tabs>
+        <w:ind w:left="2160" w:hanging="360"/>
+      </w:pPr>
+      <w:rPr>
+        <w:rFonts w:ascii="Wingdings" w:hAnsi="Wingdings" w:hint="default"/>
+        <w:sz w:val="20"/>
+      </w:rPr>
+    </w:lvl>
+    <w:lvl w:ilvl="3" w:tentative="1">
+      <w:start w:val="1"/>
+      <w:numFmt w:val="bullet"/>
+      <w:lvlText w:val=""/>
+      <w:lvlJc w:val="left"/>
+      <w:pPr>
+        <w:tabs>
+          <w:tab w:val="num" w:pos="2880"/>
+        </w:tabs>
+        <w:ind w:left="2880" w:hanging="360"/>
+      </w:pPr>
+      <w:rPr>
+        <w:rFonts w:ascii="Wingdings" w:hAnsi="Wingdings" w:hint="default"/>
+        <w:sz w:val="20"/>
+      </w:rPr>
+    </w:lvl>
+    <w:lvl w:ilvl="4" w:tentative="1">
+      <w:start w:val="1"/>
+      <w:numFmt w:val="bullet"/>
+      <w:lvlText w:val=""/>
+      <w:lvlJc w:val="left"/>
+      <w:pPr>
+        <w:tabs>
+          <w:tab w:val="num" w:pos="3600"/>
+        </w:tabs>
+        <w:ind w:left="3600" w:hanging="360"/>
+      </w:pPr>
+      <w:rPr>
+        <w:rFonts w:ascii="Wingdings" w:hAnsi="Wingdings" w:hint="default"/>
+        <w:sz w:val="20"/>
+      </w:rPr>
+    </w:lvl>
+    <w:lvl w:ilvl="5" w:tentative="1">
+      <w:start w:val="1"/>
+      <w:numFmt w:val="bullet"/>
+      <w:lvlText w:val=""/>
+      <w:lvlJc w:val="left"/>
+      <w:pPr>
+        <w:tabs>
+          <w:tab w:val="num" w:pos="4320"/>
+        </w:tabs>
+        <w:ind w:left="4320" w:hanging="360"/>
+      </w:pPr>
+      <w:rPr>
+        <w:rFonts w:ascii="Wingdings" w:hAnsi="Wingdings" w:hint="default"/>
+        <w:sz w:val="20"/>
+      </w:rPr>
+    </w:lvl>
+    <w:lvl w:ilvl="6" w:tentative="1">
+      <w:start w:val="1"/>
+      <w:numFmt w:val="bullet"/>
+      <w:lvlText w:val=""/>
+      <w:lvlJc w:val="left"/>
+      <w:pPr>
+        <w:tabs>
+          <w:tab w:val="num" w:pos="5040"/>
+        </w:tabs>
+        <w:ind w:left="5040" w:hanging="360"/>
+      </w:pPr>
+      <w:rPr>
+        <w:rFonts w:ascii="Wingdings" w:hAnsi="Wingdings" w:hint="default"/>
+        <w:sz w:val="20"/>
+      </w:rPr>
+    </w:lvl>
+    <w:lvl w:ilvl="7" w:tentative="1">
+      <w:start w:val="1"/>
+      <w:numFmt w:val="bullet"/>
+      <w:lvlText w:val=""/>
+      <w:lvlJc w:val="left"/>
+      <w:pPr>
+        <w:tabs>
+          <w:tab w:val="num" w:pos="5760"/>
+        </w:tabs>
+        <w:ind w:left="5760" w:hanging="360"/>
+      </w:pPr>
+      <w:rPr>
+        <w:rFonts w:ascii="Wingdings" w:hAnsi="Wingdings" w:hint="default"/>
+        <w:sz w:val="20"/>
+      </w:rPr>
+    </w:lvl>
+    <w:lvl w:ilvl="8" w:tentative="1">
+      <w:start w:val="1"/>
+      <w:numFmt w:val="bullet"/>
+      <w:lvlText w:val=""/>
+      <w:lvlJc w:val="left"/>
+      <w:pPr>
+        <w:tabs>
+          <w:tab w:val="num" w:pos="6480"/>
+        </w:tabs>
+        <w:ind w:left="6480" w:hanging="360"/>
+      </w:pPr>
+      <w:rPr>
+        <w:rFonts w:ascii="Wingdings" w:hAnsi="Wingdings" w:hint="default"/>
+        <w:sz w:val="20"/>
+      </w:rPr>
+    </w:lvl>
+  </w:abstractNum>
+  <w:abstractNum w:abstractNumId="14" w15:restartNumberingAfterBreak="0">
     <w:nsid w:val="785C3502"/>
     <w:multiLevelType w:val="hybridMultilevel"/>
     <w:tmpl w:val="AFEA5AFE"/>
@@ -9926,10 +12086,10 @@
     <w:abstractNumId w:val="3"/>
   </w:num>
   <w:num w:numId="5" w16cid:durableId="1558934208">
-    <w:abstractNumId w:val="11"/>
+    <w:abstractNumId w:val="12"/>
   </w:num>
   <w:num w:numId="6" w16cid:durableId="654602107">
-    <w:abstractNumId w:val="12"/>
+    <w:abstractNumId w:val="14"/>
   </w:num>
   <w:num w:numId="7" w16cid:durableId="753164948">
     <w:abstractNumId w:val="6"/>
@@ -9950,7 +12110,13 @@
     <w:abstractNumId w:val="7"/>
   </w:num>
   <w:num w:numId="13" w16cid:durableId="140319133">
+    <w:abstractNumId w:val="11"/>
+  </w:num>
+  <w:num w:numId="14" w16cid:durableId="172452662">
     <w:abstractNumId w:val="10"/>
+  </w:num>
+  <w:num w:numId="15" w16cid:durableId="1484392798">
+    <w:abstractNumId w:val="13"/>
   </w:num>
 </w:numbering>
 </file>
@@ -10354,7 +12520,7 @@
   <w:style w:type="paragraph" w:default="1" w:styleId="a">
     <w:name w:val="Normal"/>
     <w:qFormat/>
-    <w:rsid w:val="000F4F86"/>
+    <w:rsid w:val="00CD6B5A"/>
     <w:pPr>
       <w:widowControl w:val="0"/>
       <w:wordWrap w:val="0"/>
@@ -10383,7 +12549,6 @@
   <w:style w:type="character" w:default="1" w:styleId="a0">
     <w:name w:val="Default Paragraph Font"/>
     <w:uiPriority w:val="1"/>
-    <w:semiHidden/>
     <w:unhideWhenUsed/>
   </w:style>
   <w:style w:type="table" w:default="1" w:styleId="a1">
@@ -10791,6 +12956,28 @@
       <w:shd w:val="clear" w:color="000000" w:fill="auto"/>
     </w:rPr>
   </w:style>
+  <w:style w:type="paragraph" w:styleId="ae">
+    <w:name w:val="Normal (Web)"/>
+    <w:basedOn w:val="a"/>
+    <w:uiPriority w:val="99"/>
+    <w:semiHidden/>
+    <w:unhideWhenUsed/>
+    <w:rsid w:val="002A3815"/>
+    <w:pPr>
+      <w:widowControl/>
+      <w:wordWrap/>
+      <w:autoSpaceDE/>
+      <w:autoSpaceDN/>
+      <w:spacing w:before="100" w:beforeAutospacing="1" w:after="100" w:afterAutospacing="1" w:line="240" w:lineRule="auto"/>
+      <w:jc w:val="left"/>
+    </w:pPr>
+    <w:rPr>
+      <w:rFonts w:ascii="굴림" w:eastAsia="굴림" w:hAnsi="굴림" w:cs="굴림"/>
+      <w:kern w:val="0"/>
+      <w:sz w:val="24"/>
+      <w:szCs w:val="24"/>
+    </w:rPr>
+  </w:style>
 </w:styles>
 </file>
 
